--- a/src/Layers/W1/BaseApp/Sales/Reports/CustomerOrderSummaryBody.docx
+++ b/src/Layers/W1/BaseApp/Sales/Reports/CustomerOrderSummaryBody.docx
@@ -1,47 +1,31 @@
 
 <file path=word/document.xml><?xml version="1.0" encoding="utf-8"?>
-<w:document xmlns:wpc="http://schemas.microsoft.com/office/word/2010/wordprocessingCanvas" xmlns:cx="http://schemas.microsoft.com/office/drawing/2014/chartex" xmlns:cx1="http://schemas.microsoft.com/office/drawing/2015/9/8/chartex" xmlns:cx2="http://schemas.microsoft.com/office/drawing/2015/10/21/chartex" xmlns:cx3="http://schemas.microsoft.com/office/drawing/2016/5/9/chartex" xmlns:cx4="http://schemas.microsoft.com/office/drawing/2016/5/10/chartex" xmlns:cx5="http://schemas.microsoft.com/office/drawing/2016/5/11/chartex" xmlns:cx6="http://schemas.microsoft.com/office/drawing/2016/5/12/chartex" xmlns:cx7="http://schemas.microsoft.com/office/drawing/2016/5/13/chartex" xmlns:cx8="http://schemas.microsoft.com/office/drawing/2016/5/14/chartex" xmlns:mc="http://schemas.openxmlformats.org/markup-compatibility/2006" xmlns:aink="http://schemas.microsoft.com/office/drawing/2016/ink" xmlns:am3d="http://schemas.microsoft.com/office/drawing/2017/model3d" xmlns:o="urn:schemas-microsoft-com:office:office" xmlns:oel="http://schemas.microsoft.com/office/2019/extlst" xmlns:r="http://schemas.openxmlformats.org/officeDocument/2006/relationships" xmlns:m="http://schemas.openxmlformats.org/officeDocument/2006/math" xmlns:v="urn:schemas-microsoft-com:vml" xmlns:wp14="http://schemas.microsoft.com/office/word/2010/wordprocessingDrawing" xmlns:wp="http://schemas.openxmlformats.org/drawingml/2006/wordprocessingDrawing" xmlns:w10="urn:schemas-microsoft-com:office:word" xmlns:w="http://schemas.openxmlformats.org/wordprocessingml/2006/main" xmlns:w14="http://schemas.microsoft.com/office/word/2010/wordml" xmlns:w15="http://schemas.microsoft.com/office/word/2012/wordml" xmlns:w16cex="http://schemas.microsoft.com/office/word/2018/wordml/cex" xmlns:w16cid="http://schemas.microsoft.com/office/word/2016/wordml/cid" xmlns:w16="http://schemas.microsoft.com/office/word/2018/wordml" xmlns:w16du="http://schemas.microsoft.com/office/word/2023/wordml/word16du" xmlns:w16sdtdh="http://schemas.microsoft.com/office/word/2020/wordml/sdtdatahash" xmlns:w16sdtfl="http://schemas.microsoft.com/office/word/2024/wordml/sdtformatlock" xmlns:w16se="http://schemas.microsoft.com/office/word/2015/wordml/symex" xmlns:wpg="http://schemas.microsoft.com/office/word/2010/wordprocessingGroup" xmlns:wpi="http://schemas.microsoft.com/office/word/2010/wordprocessingInk" xmlns:wne="http://schemas.microsoft.com/office/word/2006/wordml" xmlns:wps="http://schemas.microsoft.com/office/word/2010/wordprocessingShape" mc:Ignorable="w14 w15 w16se w16cid w16 w16cex w16sdtdh w16sdtfl w16du wp14">
+<w:document xmlns:wpc="http://schemas.microsoft.com/office/word/2010/wordprocessingCanvas" xmlns:cx="http://schemas.microsoft.com/office/drawing/2014/chartex" xmlns:cx1="http://schemas.microsoft.com/office/drawing/2015/9/8/chartex" xmlns:cx2="http://schemas.microsoft.com/office/drawing/2015/10/21/chartex" xmlns:cx3="http://schemas.microsoft.com/office/drawing/2016/5/9/chartex" xmlns:cx4="http://schemas.microsoft.com/office/drawing/2016/5/10/chartex" xmlns:cx5="http://schemas.microsoft.com/office/drawing/2016/5/11/chartex" xmlns:cx6="http://schemas.microsoft.com/office/drawing/2016/5/12/chartex" xmlns:cx7="http://schemas.microsoft.com/office/drawing/2016/5/13/chartex" xmlns:cx8="http://schemas.microsoft.com/office/drawing/2016/5/14/chartex" xmlns:mc="http://schemas.openxmlformats.org/markup-compatibility/2006" xmlns:aink="http://schemas.microsoft.com/office/drawing/2016/ink" xmlns:am3d="http://schemas.microsoft.com/office/drawing/2017/model3d" xmlns:o="urn:schemas-microsoft-com:office:office" xmlns:oel="http://schemas.microsoft.com/office/2019/extlst" xmlns:r="http://schemas.openxmlformats.org/officeDocument/2006/relationships" xmlns:m="http://schemas.openxmlformats.org/officeDocument/2006/math" xmlns:v="urn:schemas-microsoft-com:vml" xmlns:wp14="http://schemas.microsoft.com/office/word/2010/wordprocessingDrawing" xmlns:wp="http://schemas.openxmlformats.org/drawingml/2006/wordprocessingDrawing" xmlns:w10="urn:schemas-microsoft-com:office:word" xmlns:w="http://schemas.openxmlformats.org/wordprocessingml/2006/main" xmlns:w14="http://schemas.microsoft.com/office/word/2010/wordml" xmlns:w15="http://schemas.microsoft.com/office/word/2012/wordml" xmlns:w16cei="http://schemas.microsoft.com/office/word/2026/wordml/cei" xmlns:w16cex="http://schemas.microsoft.com/office/word/2018/wordml/cex" xmlns:w16cid="http://schemas.microsoft.com/office/word/2016/wordml/cid" xmlns:w16="http://schemas.microsoft.com/office/word/2018/wordml" xmlns:w16du="http://schemas.microsoft.com/office/word/2023/wordml/word16du" xmlns:w16sdtdh="http://schemas.microsoft.com/office/word/2020/wordml/sdtdatahash" xmlns:w16sdtfl="http://schemas.microsoft.com/office/word/2024/wordml/sdtformatlock" xmlns:w16se="http://schemas.microsoft.com/office/word/2015/wordml/symex" xmlns:wpg="http://schemas.microsoft.com/office/word/2010/wordprocessingGroup" xmlns:wpi="http://schemas.microsoft.com/office/word/2010/wordprocessingInk" xmlns:wne="http://schemas.microsoft.com/office/word/2006/wordml" xmlns:wps="http://schemas.microsoft.com/office/word/2010/wordprocessingShape" mc:Ignorable="w14 w15 w16se w16cid w16 w16cex w16sdtdh w16sdtfl w16du wp14">
   <w:body>
     <w:tbl>
       <w:tblPr>
-        <w:tblStyle w:val="TableGrid"/>
-        <w:tblW w:w="15422" w:type="dxa"/>
-        <w:tblBorders>
-          <w:top w:val="none" w:color="auto" w:sz="0" w:space="0"/>
-          <w:left w:val="none" w:color="auto" w:sz="0" w:space="0"/>
-          <w:bottom w:val="none" w:color="auto" w:sz="0" w:space="0"/>
-          <w:right w:val="none" w:color="auto" w:sz="0" w:space="0"/>
-          <w:insideH w:val="none" w:color="auto" w:sz="0" w:space="0"/>
-          <w:insideV w:val="none" w:color="auto" w:sz="0" w:space="0"/>
-        </w:tblBorders>
-        <w:tblLayout w:type="fixed"/>
-        <w:tblCellMar>
-          <w:left w:w="0" w:type="dxa"/>
-          <w:right w:w="0" w:type="dxa"/>
-        </w:tblCellMar>
-        <w:tblLook w:val="04A0" w:firstRow="1" w:lastRow="0" w:firstColumn="1" w:lastColumn="0" w:noHBand="0" w:noVBand="1"/>
+        <w:tblStyle w:val="BCBlockTable"/>
+        <w:tblW w:w="5000" w:type="pct"/>
+        <w:tblLook w:val="0620" w:firstRow="1" w:lastRow="0" w:firstColumn="0" w:lastColumn="0" w:noHBand="1" w:noVBand="1"/>
         <w:tblCaption w:val="Document Information Block"/>
+        <w:tblDescription w:val="Layout table. Used for positioning, not for tabular data."/>
       </w:tblPr>
       <w:tblGrid>
-        <w:gridCol w:w="2570"/>
-        <w:gridCol w:w="2570"/>
-        <w:gridCol w:w="2571"/>
-        <w:gridCol w:w="2570"/>
-        <w:gridCol w:w="2570"/>
-        <w:gridCol w:w="2571"/>
+        <w:gridCol w:w="2614"/>
+        <w:gridCol w:w="2614"/>
+        <w:gridCol w:w="2616"/>
+        <w:gridCol w:w="2613"/>
+        <w:gridCol w:w="2613"/>
+        <w:gridCol w:w="2616"/>
       </w:tblGrid>
       <w:tr>
         <w:trPr>
           <w:cnfStyle w:val="100000000000" w:firstRow="1" w:lastRow="0" w:firstColumn="0" w:lastColumn="0" w:oddVBand="0" w:evenVBand="0" w:oddHBand="0" w:evenHBand="0" w:firstRowFirstColumn="0" w:firstRowLastColumn="0" w:lastRowFirstColumn="0" w:lastRowLastColumn="0"/>
+          <w:cantSplit/>
           <w:trHeight w:val="254"/>
         </w:trPr>
         <w:sdt>
           <w:sdtPr>
-            <w:rPr>
-              <w:rFonts w:ascii="Segoe UI Semibold" w:hAnsi="Segoe UI Semibold" w:cs="Segoe UI Semibold"/>
-              <w:sz w:val="22"/>
-              <w:szCs w:val="22"/>
-            </w:rPr>
             <w:alias w:val="OutstandingOrdersLbl"/>
             <w:tag w:val="#BC:InsertDataItem,Labels/OutstandingOrdersLbl"/>
             <w:id w:val="888227909"/>
@@ -55,39 +39,22 @@
           <w:sdtContent>
             <w:tc>
               <w:tcPr>
-                <w:tcW w:w="2570" w:type="dxa"/>
+                <w:tcW w:w="833" w:type="pct"/>
               </w:tcPr>
               <w:p>
                 <w:pPr>
-                  <w:pStyle w:val="Heading2"/>
-                  <w:spacing w:before="0" w:after="0" w:line="276" w:lineRule="auto"/>
-                  <w:rPr>
-                    <w:rFonts w:ascii="Segoe UI Semibold" w:hAnsi="Segoe UI Semibold" w:cs="Segoe UI Semibold"/>
-                    <w:sz w:val="22"/>
-                    <w:szCs w:val="22"/>
-                  </w:rPr>
+                  <w:pStyle w:val="BCLabel0"/>
+                  <w:spacing w:line="276" w:lineRule="auto"/>
                 </w:pPr>
-                <w:proofErr w:type="spellStart"/>
                 <w:r>
-                  <w:rPr>
-                    <w:rFonts w:ascii="Segoe UI Semibold" w:hAnsi="Segoe UI Semibold" w:cs="Segoe UI Semibold"/>
-                    <w:sz w:val="22"/>
-                    <w:szCs w:val="22"/>
-                  </w:rPr>
                   <w:t>OutstandingOrdersLbl</w:t>
                 </w:r>
-                <w:proofErr w:type="spellEnd"/>
               </w:p>
             </w:tc>
           </w:sdtContent>
         </w:sdt>
         <w:sdt>
           <w:sdtPr>
-            <w:rPr>
-              <w:rFonts w:ascii="Segoe UI Semibold" w:hAnsi="Segoe UI Semibold" w:cs="Segoe UI Semibold"/>
-              <w:sz w:val="22"/>
-              <w:szCs w:val="22"/>
-            </w:rPr>
             <w:alias w:val="AllAmountsAreInLCYTxt"/>
             <w:tag w:val="#BC:InsertDataItem,DataItems/Customer/AllAmountsAreInLCYTxt"/>
             <w:id w:val="-1274169207"/>
@@ -101,39 +68,22 @@
           <w:sdtContent>
             <w:tc>
               <w:tcPr>
-                <w:tcW w:w="2570" w:type="dxa"/>
+                <w:tcW w:w="833" w:type="pct"/>
               </w:tcPr>
               <w:p>
                 <w:pPr>
-                  <w:pStyle w:val="Heading2"/>
-                  <w:spacing w:before="0" w:after="0" w:line="276" w:lineRule="auto"/>
-                  <w:rPr>
-                    <w:rFonts w:ascii="Segoe UI Semibold" w:hAnsi="Segoe UI Semibold" w:cs="Segoe UI Semibold"/>
-                    <w:sz w:val="22"/>
-                    <w:szCs w:val="22"/>
-                  </w:rPr>
+                  <w:pStyle w:val="BCLabel0"/>
+                  <w:spacing w:line="276" w:lineRule="auto"/>
                 </w:pPr>
-                <w:proofErr w:type="spellStart"/>
                 <w:r>
-                  <w:rPr>
-                    <w:rFonts w:ascii="Segoe UI Semibold" w:hAnsi="Segoe UI Semibold" w:cs="Segoe UI Semibold"/>
-                    <w:sz w:val="22"/>
-                    <w:szCs w:val="22"/>
-                  </w:rPr>
                   <w:t>AllAmountsAreInLCYTxt</w:t>
                 </w:r>
-                <w:proofErr w:type="spellEnd"/>
               </w:p>
             </w:tc>
           </w:sdtContent>
         </w:sdt>
         <w:sdt>
           <w:sdtPr>
-            <w:rPr>
-              <w:rFonts w:ascii="Segoe UI Semibold" w:hAnsi="Segoe UI Semibold" w:cs="Segoe UI Semibold"/>
-              <w:sz w:val="22"/>
-              <w:szCs w:val="22"/>
-            </w:rPr>
             <w:alias w:val="CustFilter"/>
             <w:tag w:val="#BC:InsertDataItem,DataItems/Customer/CustFilter"/>
             <w:id w:val="-1173940905"/>
@@ -147,170 +97,140 @@
           <w:sdtContent>
             <w:tc>
               <w:tcPr>
-                <w:tcW w:w="2571" w:type="dxa"/>
+                <w:tcW w:w="834" w:type="pct"/>
               </w:tcPr>
               <w:p>
                 <w:pPr>
-                  <w:pStyle w:val="Heading2"/>
-                  <w:spacing w:before="0" w:after="0" w:line="276" w:lineRule="auto"/>
-                  <w:rPr>
-                    <w:rFonts w:ascii="Segoe UI Semibold" w:hAnsi="Segoe UI Semibold" w:cs="Segoe UI Semibold"/>
-                    <w:sz w:val="22"/>
-                    <w:szCs w:val="22"/>
-                  </w:rPr>
+                  <w:pStyle w:val="BCLabel0"/>
+                  <w:spacing w:line="276" w:lineRule="auto"/>
                 </w:pPr>
-                <w:proofErr w:type="spellStart"/>
                 <w:r>
-                  <w:rPr>
-                    <w:rFonts w:ascii="Segoe UI Semibold" w:hAnsi="Segoe UI Semibold" w:cs="Segoe UI Semibold"/>
-                    <w:sz w:val="22"/>
-                    <w:szCs w:val="22"/>
-                  </w:rPr>
                   <w:t>CustFilter</w:t>
                 </w:r>
-                <w:proofErr w:type="spellEnd"/>
               </w:p>
             </w:tc>
           </w:sdtContent>
         </w:sdt>
         <w:tc>
           <w:tcPr>
-            <w:tcW w:w="2570" w:type="dxa"/>
+            <w:tcW w:w="833" w:type="pct"/>
           </w:tcPr>
           <w:p>
             <w:pPr>
-              <w:pStyle w:val="Heading2"/>
-              <w:spacing w:before="0" w:after="0" w:line="276" w:lineRule="auto"/>
-              <w:rPr>
-                <w:rFonts w:ascii="Segoe UI Semibold" w:hAnsi="Segoe UI Semibold" w:cs="Segoe UI Semibold"/>
-                <w:sz w:val="22"/>
-                <w:szCs w:val="22"/>
-              </w:rPr>
+              <w:pStyle w:val="BCLabel0"/>
+              <w:spacing w:line="276" w:lineRule="auto"/>
             </w:pPr>
           </w:p>
         </w:tc>
         <w:tc>
           <w:tcPr>
-            <w:tcW w:w="2570" w:type="dxa"/>
+            <w:tcW w:w="833" w:type="pct"/>
           </w:tcPr>
           <w:p>
             <w:pPr>
-              <w:pStyle w:val="Heading2"/>
-              <w:spacing w:before="0" w:after="0" w:line="276" w:lineRule="auto"/>
-              <w:rPr>
-                <w:rFonts w:ascii="Segoe UI Semibold" w:hAnsi="Segoe UI Semibold" w:cs="Segoe UI Semibold"/>
-                <w:sz w:val="22"/>
-                <w:szCs w:val="22"/>
-              </w:rPr>
+              <w:pStyle w:val="BCLabel0"/>
+              <w:spacing w:line="276" w:lineRule="auto"/>
             </w:pPr>
           </w:p>
         </w:tc>
         <w:tc>
           <w:tcPr>
-            <w:tcW w:w="2571" w:type="dxa"/>
+            <w:tcW w:w="834" w:type="pct"/>
           </w:tcPr>
           <w:p>
             <w:pPr>
-              <w:pStyle w:val="Heading2"/>
-              <w:spacing w:before="0" w:after="0" w:line="276" w:lineRule="auto"/>
+              <w:pStyle w:val="BCLabel0"/>
+              <w:spacing w:line="276" w:lineRule="auto"/>
+            </w:pPr>
+            <w:r>
+              <w:fldChar w:fldCharType="begin"/>
+            </w:r>
+            <w:r>
+              <w:instrText xml:space="preserve"> DATE \@ "</w:instrText>
+            </w:r>
+            <w:r>
+              <w:instrText>dddd</w:instrText>
+            </w:r>
+            <w:r>
+              <w:instrText xml:space="preserve">, d MMMM yyyy" </w:instrText>
+            </w:r>
+            <w:r>
+              <w:fldChar w:fldCharType="separate"/>
+            </w:r>
+            <w:r>
               <w:rPr>
-                <w:rFonts w:ascii="Segoe UI Semibold" w:hAnsi="Segoe UI Semibold" w:cs="Segoe UI Semibold"/>
-                <w:sz w:val="22"/>
-                <w:szCs w:val="22"/>
+                <w:noProof/>
               </w:rPr>
-            </w:pPr>
+              <w:t>Thursday, 30 July 2026</w:t>
+            </w:r>
+            <w:r>
+              <w:fldChar w:fldCharType="end"/>
+            </w:r>
           </w:p>
         </w:tc>
       </w:tr>
       <w:tr>
         <w:trPr>
+          <w:cantSplit/>
           <w:trHeight w:val="242"/>
         </w:trPr>
         <w:tc>
           <w:tcPr>
-            <w:tcW w:w="2570" w:type="dxa"/>
+            <w:tcW w:w="833" w:type="pct"/>
           </w:tcPr>
           <w:p>
             <w:pPr>
-              <w:rPr>
-                <w:sz w:val="22"/>
-                <w:szCs w:val="22"/>
-              </w:rPr>
+              <w:pStyle w:val="NoSpacing"/>
             </w:pPr>
           </w:p>
         </w:tc>
         <w:tc>
           <w:tcPr>
-            <w:tcW w:w="2570" w:type="dxa"/>
+            <w:tcW w:w="833" w:type="pct"/>
           </w:tcPr>
           <w:p>
             <w:pPr>
-              <w:rPr>
-                <w:rFonts w:cs="Segoe UI" w:asciiTheme="minorHAnsi" w:hAnsiTheme="minorHAnsi"/>
-                <w:color w:val="242424"/>
-                <w:sz w:val="22"/>
-                <w:szCs w:val="22"/>
-              </w:rPr>
+              <w:pStyle w:val="NoSpacing"/>
             </w:pPr>
           </w:p>
         </w:tc>
         <w:tc>
           <w:tcPr>
-            <w:tcW w:w="2571" w:type="dxa"/>
+            <w:tcW w:w="834" w:type="pct"/>
           </w:tcPr>
           <w:p>
             <w:pPr>
-              <w:rPr>
-                <w:rFonts w:cs="Segoe UI" w:asciiTheme="minorHAnsi" w:hAnsiTheme="minorHAnsi"/>
-                <w:color w:val="242424"/>
-                <w:sz w:val="22"/>
-                <w:szCs w:val="22"/>
-              </w:rPr>
+              <w:pStyle w:val="NoSpacing"/>
             </w:pPr>
           </w:p>
         </w:tc>
         <w:tc>
           <w:tcPr>
-            <w:tcW w:w="2570" w:type="dxa"/>
+            <w:tcW w:w="833" w:type="pct"/>
           </w:tcPr>
           <w:p>
             <w:pPr>
-              <w:rPr>
-                <w:rFonts w:cs="Segoe UI" w:asciiTheme="minorHAnsi" w:hAnsiTheme="minorHAnsi"/>
-                <w:color w:val="242424"/>
-                <w:sz w:val="22"/>
-                <w:szCs w:val="22"/>
-              </w:rPr>
+              <w:pStyle w:val="NoSpacing"/>
             </w:pPr>
           </w:p>
         </w:tc>
         <w:tc>
           <w:tcPr>
-            <w:tcW w:w="2570" w:type="dxa"/>
+            <w:tcW w:w="833" w:type="pct"/>
           </w:tcPr>
           <w:p>
             <w:pPr>
-              <w:rPr>
-                <w:rFonts w:cs="Segoe UI"/>
-                <w:color w:val="242424"/>
-                <w:sz w:val="22"/>
-                <w:szCs w:val="22"/>
-              </w:rPr>
+              <w:pStyle w:val="NoSpacing"/>
             </w:pPr>
           </w:p>
         </w:tc>
         <w:tc>
           <w:tcPr>
-            <w:tcW w:w="2571" w:type="dxa"/>
+            <w:tcW w:w="834" w:type="pct"/>
           </w:tcPr>
           <w:p>
             <w:pPr>
-              <w:rPr>
-                <w:rFonts w:cs="Segoe UI"/>
-                <w:color w:val="242424"/>
-                <w:sz w:val="22"/>
-                <w:szCs w:val="22"/>
-              </w:rPr>
+              <w:pStyle w:val="NoSpacing"/>
             </w:pPr>
           </w:p>
         </w:tc>
@@ -319,43 +239,36 @@
     <w:p>
       <w:pPr>
         <w:spacing w:after="0"/>
-        <w:rPr>
-          <w:sz w:val="22"/>
-          <w:szCs w:val="22"/>
-        </w:rPr>
       </w:pPr>
     </w:p>
     <w:tbl>
       <w:tblPr>
-        <w:tblStyle w:val="CLSequoiatablestyle021"/>
-        <w:tblW w:w="15422" w:type="dxa"/>
-        <w:tblLayout w:type="fixed"/>
-        <w:tblLook w:val="04A0" w:firstRow="1" w:lastRow="0" w:firstColumn="1" w:lastColumn="0" w:noHBand="0" w:noVBand="1"/>
+        <w:tblStyle w:val="BCDataTable"/>
+        <w:tblW w:w="5000" w:type="pct"/>
+        <w:tblLook w:val="0420" w:firstRow="1" w:lastRow="0" w:firstColumn="0" w:lastColumn="0" w:noHBand="0" w:noVBand="1"/>
         <w:tblCaption w:val="Data Table Block"/>
+        <w:tblDescription w:val="Document lines. Column headers in the first row."/>
       </w:tblPr>
       <w:tblGrid>
-        <w:gridCol w:w="1713"/>
-        <w:gridCol w:w="1714"/>
-        <w:gridCol w:w="1713"/>
-        <w:gridCol w:w="1714"/>
-        <w:gridCol w:w="1713"/>
-        <w:gridCol w:w="1714"/>
-        <w:gridCol w:w="1713"/>
-        <w:gridCol w:w="1714"/>
-        <w:gridCol w:w="1714"/>
+        <w:gridCol w:w="1728"/>
+        <w:gridCol w:w="1643"/>
+        <w:gridCol w:w="1579"/>
+        <w:gridCol w:w="1792"/>
+        <w:gridCol w:w="1792"/>
+        <w:gridCol w:w="1792"/>
+        <w:gridCol w:w="1792"/>
+        <w:gridCol w:w="1792"/>
+        <w:gridCol w:w="1776"/>
       </w:tblGrid>
       <w:tr>
         <w:trPr>
           <w:cnfStyle w:val="100000000000" w:firstRow="1" w:lastRow="0" w:firstColumn="0" w:lastColumn="0" w:oddVBand="0" w:evenVBand="0" w:oddHBand="0" w:evenHBand="0" w:firstRowFirstColumn="0" w:firstRowLastColumn="0" w:lastRowFirstColumn="0" w:lastRowLastColumn="0"/>
+          <w:cantSplit/>
           <w:trHeight w:val="490"/>
+          <w:tblHeader/>
         </w:trPr>
         <w:sdt>
           <w:sdtPr>
-            <w:rPr>
-              <w:rFonts w:ascii="Segoe UI Semibold" w:hAnsi="Segoe UI Semibold" w:cs="Segoe UI Semibold" w:eastAsiaTheme="minorHAnsi"/>
-              <w:sz w:val="22"/>
-              <w:szCs w:val="22"/>
-            </w:rPr>
             <w:alias w:val="CustomerNoLbl"/>
             <w:tag w:val="#BC:InsertDataItem,Labels/CustomerNoLbl"/>
             <w:id w:val="1406180128"/>
@@ -369,42 +282,24 @@
           <w:sdtContent>
             <w:tc>
               <w:tcPr>
-                <w:cnfStyle w:val="001000000000" w:firstRow="0" w:lastRow="0" w:firstColumn="1" w:lastColumn="0" w:oddVBand="0" w:evenVBand="0" w:oddHBand="0" w:evenHBand="0" w:firstRowFirstColumn="0" w:firstRowLastColumn="0" w:lastRowFirstColumn="0" w:lastRowLastColumn="0"/>
-                <w:tcW w:w="1713" w:type="dxa"/>
+                <w:tcW w:w="555" w:type="pct"/>
                 <w:tcBorders>
                   <w:bottom w:val="single" w:color="auto" w:sz="4" w:space="0"/>
                 </w:tcBorders>
               </w:tcPr>
               <w:p>
                 <w:pPr>
-                  <w:pStyle w:val="Heading2"/>
-                  <w:rPr>
-                    <w:rFonts w:ascii="Segoe UI Semibold" w:hAnsi="Segoe UI Semibold" w:cs="Segoe UI Semibold" w:eastAsiaTheme="minorHAnsi"/>
-                    <w:sz w:val="22"/>
-                    <w:szCs w:val="22"/>
-                  </w:rPr>
+                  <w:pStyle w:val="BCLabel0"/>
                 </w:pPr>
-                <w:proofErr w:type="spellStart"/>
                 <w:r>
-                  <w:rPr>
-                    <w:rFonts w:ascii="Segoe UI Semibold" w:hAnsi="Segoe UI Semibold" w:cs="Segoe UI Semibold" w:eastAsiaTheme="minorHAnsi"/>
-                    <w:sz w:val="22"/>
-                    <w:szCs w:val="22"/>
-                  </w:rPr>
                   <w:t>CustomerNoLbl</w:t>
                 </w:r>
-                <w:proofErr w:type="spellEnd"/>
               </w:p>
             </w:tc>
           </w:sdtContent>
         </w:sdt>
         <w:sdt>
           <w:sdtPr>
-            <w:rPr>
-              <w:rFonts w:ascii="Segoe UI Semibold" w:hAnsi="Segoe UI Semibold" w:cs="Segoe UI Semibold"/>
-              <w:sz w:val="22"/>
-              <w:szCs w:val="22"/>
-            </w:rPr>
             <w:alias w:val="CustomerNameLbl"/>
             <w:tag w:val="#BC:InsertDataItem,Labels/CustomerNameLbl"/>
             <w:id w:val="1334260404"/>
@@ -418,42 +313,24 @@
           <w:sdtContent>
             <w:tc>
               <w:tcPr>
-                <w:tcW w:w="1714" w:type="dxa"/>
+                <w:tcW w:w="556" w:type="pct"/>
                 <w:tcBorders>
                   <w:bottom w:val="single" w:color="auto" w:sz="4" w:space="0"/>
                 </w:tcBorders>
               </w:tcPr>
               <w:p>
                 <w:pPr>
-                  <w:pStyle w:val="Heading2"/>
-                  <w:cnfStyle w:val="100000000000" w:firstRow="1" w:lastRow="0" w:firstColumn="0" w:lastColumn="0" w:oddVBand="0" w:evenVBand="0" w:oddHBand="0" w:evenHBand="0" w:firstRowFirstColumn="0" w:firstRowLastColumn="0" w:lastRowFirstColumn="0" w:lastRowLastColumn="0"/>
-                  <w:rPr>
-                    <w:rFonts w:ascii="Segoe UI Semibold" w:hAnsi="Segoe UI Semibold" w:cs="Segoe UI Semibold"/>
-                    <w:sz w:val="22"/>
-                    <w:szCs w:val="22"/>
-                  </w:rPr>
+                  <w:pStyle w:val="BCLabel0"/>
                 </w:pPr>
-                <w:proofErr w:type="spellStart"/>
                 <w:r>
-                  <w:rPr>
-                    <w:rFonts w:ascii="Segoe UI Semibold" w:hAnsi="Segoe UI Semibold" w:cs="Segoe UI Semibold"/>
-                    <w:sz w:val="22"/>
-                    <w:szCs w:val="22"/>
-                  </w:rPr>
                   <w:t>CustomerNameLbl</w:t>
                 </w:r>
-                <w:proofErr w:type="spellEnd"/>
               </w:p>
             </w:tc>
           </w:sdtContent>
         </w:sdt>
         <w:sdt>
           <w:sdtPr>
-            <w:rPr>
-              <w:rFonts w:ascii="Segoe UI Semibold" w:hAnsi="Segoe UI Semibold" w:cs="Segoe UI Semibold"/>
-              <w:sz w:val="22"/>
-              <w:szCs w:val="22"/>
-            </w:rPr>
             <w:alias w:val="CurrencyCode_SalesLineCaption"/>
             <w:tag w:val="#BC:InsertDataItem,Labels/CurrencyCode_SalesLineCaption"/>
             <w:id w:val="-1944988925"/>
@@ -467,52 +344,24 @@
           <w:sdtContent>
             <w:tc>
               <w:tcPr>
-                <w:tcW w:w="1713" w:type="dxa"/>
+                <w:tcW w:w="555" w:type="pct"/>
                 <w:tcBorders>
                   <w:bottom w:val="single" w:color="auto" w:sz="4" w:space="0"/>
                 </w:tcBorders>
               </w:tcPr>
               <w:p>
                 <w:pPr>
-                  <w:pStyle w:val="Heading2"/>
-                  <w:cnfStyle w:val="100000000000" w:firstRow="1" w:lastRow="0" w:firstColumn="0" w:lastColumn="0" w:oddVBand="0" w:evenVBand="0" w:oddHBand="0" w:evenHBand="0" w:firstRowFirstColumn="0" w:firstRowLastColumn="0" w:lastRowFirstColumn="0" w:lastRowLastColumn="0"/>
-                  <w:rPr>
-                    <w:rFonts w:ascii="Segoe UI Semibold" w:hAnsi="Segoe UI Semibold" w:cs="Segoe UI Semibold"/>
-                    <w:sz w:val="22"/>
-                    <w:szCs w:val="22"/>
-                  </w:rPr>
+                  <w:pStyle w:val="BCLabel0"/>
                 </w:pPr>
-                <w:proofErr w:type="spellStart"/>
-                <w:proofErr w:type="gramStart"/>
                 <w:r>
-                  <w:rPr>
-                    <w:rFonts w:ascii="Segoe UI Semibold" w:hAnsi="Segoe UI Semibold" w:cs="Segoe UI Semibold"/>
-                    <w:sz w:val="22"/>
-                    <w:szCs w:val="22"/>
-                  </w:rPr>
-                  <w:t>CurrencyCode</w:t>
+                  <w:t>CurrencyCode_SalesLineCaption</w:t>
                 </w:r>
-                <w:proofErr w:type="gramEnd"/>
-                <w:r>
-                  <w:rPr>
-                    <w:rFonts w:ascii="Segoe UI Semibold" w:hAnsi="Segoe UI Semibold" w:cs="Segoe UI Semibold"/>
-                    <w:sz w:val="22"/>
-                    <w:szCs w:val="22"/>
-                  </w:rPr>
-                  <w:t>_SalesLineCaption</w:t>
-                </w:r>
-                <w:proofErr w:type="spellEnd"/>
               </w:p>
             </w:tc>
           </w:sdtContent>
         </w:sdt>
         <w:sdt>
           <w:sdtPr>
-            <w:rPr>
-              <w:rFonts w:ascii="Segoe UI Semibold" w:hAnsi="Segoe UI Semibold" w:cs="Segoe UI Semibold"/>
-              <w:sz w:val="22"/>
-              <w:szCs w:val="22"/>
-            </w:rPr>
             <w:alias w:val="Before1Lbl"/>
             <w:tag w:val="#BC:InsertDataItem,Labels/Before1Lbl"/>
             <w:id w:val="-1228152801"/>
@@ -526,297 +375,282 @@
           <w:sdtContent>
             <w:tc>
               <w:tcPr>
-                <w:tcW w:w="1714" w:type="dxa"/>
+                <w:tcW w:w="556" w:type="pct"/>
                 <w:tcBorders>
                   <w:bottom w:val="single" w:color="auto" w:sz="4" w:space="0"/>
                 </w:tcBorders>
               </w:tcPr>
               <w:p>
                 <w:pPr>
-                  <w:pStyle w:val="Heading2"/>
+                  <w:pStyle w:val="BCLabelNumber0"/>
                   <w:jc w:val="right"/>
-                  <w:cnfStyle w:val="100000000000" w:firstRow="1" w:lastRow="0" w:firstColumn="0" w:lastColumn="0" w:oddVBand="0" w:evenVBand="0" w:oddHBand="0" w:evenHBand="0" w:firstRowFirstColumn="0" w:firstRowLastColumn="0" w:lastRowFirstColumn="0" w:lastRowLastColumn="0"/>
-                  <w:rPr>
-                    <w:rFonts w:ascii="Segoe UI Semibold" w:hAnsi="Segoe UI Semibold" w:cs="Segoe UI Semibold"/>
-                    <w:sz w:val="22"/>
-                    <w:szCs w:val="22"/>
-                  </w:rPr>
                 </w:pPr>
                 <w:r>
-                  <w:rPr>
-                    <w:rFonts w:ascii="Segoe UI Semibold" w:hAnsi="Segoe UI Semibold" w:cs="Segoe UI Semibold"/>
-                    <w:sz w:val="22"/>
-                    <w:szCs w:val="22"/>
-                  </w:rPr>
                   <w:t>Before1Lbl</w:t>
                 </w:r>
               </w:p>
             </w:tc>
           </w:sdtContent>
         </w:sdt>
-        <w:sdt>
-          <w:sdtPr>
-            <w:rPr>
-              <w:rFonts w:ascii="Segoe UI Semibold" w:hAnsi="Segoe UI Semibold" w:cs="Segoe UI Semibold"/>
-              <w:sz w:val="22"/>
-              <w:szCs w:val="22"/>
-            </w:rPr>
-            <w:alias w:val="PeriodStartDate1"/>
-            <w:tag w:val="#BC:InsertDataItem,DataItems/Customer/PeriodStartDate1"/>
-            <w:id w:val="2026817770"/>
-            <w:placeholder>
-              <w:docPart w:val="DefaultPlaceholder_-1854013440"/>
-            </w:placeholder>
-            <w:dataBinding w:prefixMappings="xmlns:ns0='urn:microsoft-dynamics-nav/reports/Customer_Order_Summary/107/'" w:xpath="/ns0:NavWordReportXmlPart[1]/ns0:Customer[1]/ns0:PeriodStartDate1[1]" w:storeItemID="{00000000-0000-0000-0000-000000000000}"/>
-            <w15:color w:val="808080"/>
-            <w:text/>
-          </w:sdtPr>
-          <w:sdtContent>
-            <w:tc>
-              <w:tcPr>
-                <w:tcW w:w="1713" w:type="dxa"/>
-                <w:tcBorders>
-                  <w:bottom w:val="single" w:color="auto" w:sz="4" w:space="0"/>
-                </w:tcBorders>
-              </w:tcPr>
+        <w:tc>
+          <w:tcPr>
+            <w:tcW w:w="555" w:type="pct"/>
+            <w:tcBorders>
+              <w:bottom w:val="single" w:color="auto" w:sz="4" w:space="0"/>
+            </w:tcBorders>
+          </w:tcPr>
+          <w:sdt>
+            <w:sdtPr>
+              <w:alias w:val="PeriodStartDate1"/>
+              <w:tag w:val="#BC:InsertDataItem,DataItems/Customer/PeriodStartDate1"/>
+              <w:id w:val="2026817770"/>
+              <w:placeholder>
+                <w:docPart w:val="DefaultPlaceholder_-1854013440"/>
+              </w:placeholder>
+              <w:dataBinding w:prefixMappings="xmlns:ns0='urn:microsoft-dynamics-nav/reports/Customer_Order_Summary/107/'" w:xpath="/ns0:NavWordReportXmlPart[1]/ns0:Customer[1]/ns0:PeriodStartDate1[1]" w:storeItemID="{00000000-0000-0000-0000-000000000000}"/>
+              <w15:color w:val="808080"/>
+              <w:text/>
+            </w:sdtPr>
+            <w:sdtContent>
               <w:p>
                 <w:pPr>
-                  <w:pStyle w:val="Heading2"/>
+                  <w:pStyle w:val="BCLabelNumber0"/>
                   <w:jc w:val="right"/>
-                  <w:cnfStyle w:val="100000000000" w:firstRow="1" w:lastRow="0" w:firstColumn="0" w:lastColumn="0" w:oddVBand="0" w:evenVBand="0" w:oddHBand="0" w:evenHBand="0" w:firstRowFirstColumn="0" w:firstRowLastColumn="0" w:lastRowFirstColumn="0" w:lastRowLastColumn="0"/>
-                  <w:rPr>
-                    <w:rFonts w:ascii="Segoe UI Semibold" w:hAnsi="Segoe UI Semibold" w:cs="Segoe UI Semibold"/>
-                    <w:sz w:val="22"/>
-                    <w:szCs w:val="22"/>
-                  </w:rPr>
                 </w:pPr>
                 <w:r>
-                  <w:rPr>
-                    <w:rFonts w:ascii="Segoe UI Semibold" w:hAnsi="Segoe UI Semibold" w:cs="Segoe UI Semibold"/>
-                    <w:sz w:val="22"/>
-                    <w:szCs w:val="22"/>
-                  </w:rPr>
                   <w:t>PeriodStartDate1</w:t>
                 </w:r>
               </w:p>
-            </w:tc>
-          </w:sdtContent>
-        </w:sdt>
-        <w:sdt>
-          <w:sdtPr>
-            <w:rPr>
-              <w:rFonts w:ascii="Segoe UI Semibold" w:hAnsi="Segoe UI Semibold" w:cs="Segoe UI Semibold"/>
-              <w:sz w:val="22"/>
-              <w:szCs w:val="22"/>
-            </w:rPr>
-            <w:alias w:val="PeriodStartDate2"/>
-            <w:tag w:val="#BC:InsertDataItem,DataItems/Customer/PeriodStartDate2"/>
-            <w:id w:val="146951674"/>
-            <w:placeholder>
-              <w:docPart w:val="DefaultPlaceholder_-1854013440"/>
-            </w:placeholder>
-            <w:dataBinding w:prefixMappings="xmlns:ns0='urn:microsoft-dynamics-nav/reports/Customer_Order_Summary/107/'" w:xpath="/ns0:NavWordReportXmlPart[1]/ns0:Customer[1]/ns0:PeriodStartDate2[1]" w:storeItemID="{00000000-0000-0000-0000-000000000000}"/>
-            <w15:color w:val="808080"/>
-            <w:text/>
-          </w:sdtPr>
-          <w:sdtContent>
-            <w:tc>
-              <w:tcPr>
-                <w:tcW w:w="1714" w:type="dxa"/>
-                <w:tcBorders>
-                  <w:bottom w:val="single" w:color="auto" w:sz="4" w:space="0"/>
-                </w:tcBorders>
-              </w:tcPr>
+            </w:sdtContent>
+          </w:sdt>
+          <w:p>
+            <w:pPr>
+              <w:pStyle w:val="BCLabelNumber0"/>
+              <w:jc w:val="right"/>
+            </w:pPr>
+            <w:sdt>
+              <w:sdtPr>
+                <w:alias w:val="#Nav: /Customer/PeriodStartDate21"/>
+                <w:tag w:val="#Nav: Customer_Order_Summary/107"/>
+                <w:id w:val="849211576"/>
+                <w:placeholder>
+                  <w:docPart w:val="5F2903C5364142F592C70983355C4059"/>
+                </w:placeholder>
+                <w:dataBinding w:prefixMappings="xmlns:ns0='urn:microsoft-dynamics-nav/reports/Customer_Order_Summary/107/'" w:xpath="/ns0:NavWordReportXmlPart[1]/ns0:Customer[1]/ns0:PeriodStartDate21[1]" w:storeItemID="{935A1A8B-FBD8-496F-9CFA-0DAB10C40436}"/>
+                <w:text/>
+              </w:sdtPr>
+              <w:sdtContent>
+                <w:r>
+                  <w:t>PeriodStartDate21</w:t>
+                </w:r>
+              </w:sdtContent>
+            </w:sdt>
+          </w:p>
+        </w:tc>
+        <w:tc>
+          <w:tcPr>
+            <w:tcW w:w="556" w:type="pct"/>
+            <w:tcBorders>
+              <w:bottom w:val="single" w:color="auto" w:sz="4" w:space="0"/>
+            </w:tcBorders>
+          </w:tcPr>
+          <w:sdt>
+            <w:sdtPr>
+              <w:alias w:val="PeriodStartDate2"/>
+              <w:tag w:val="#BC:InsertDataItem,DataItems/Customer/PeriodStartDate2"/>
+              <w:id w:val="146951674"/>
+              <w:placeholder>
+                <w:docPart w:val="DefaultPlaceholder_-1854013440"/>
+              </w:placeholder>
+              <w:dataBinding w:prefixMappings="xmlns:ns0='urn:microsoft-dynamics-nav/reports/Customer_Order_Summary/107/'" w:xpath="/ns0:NavWordReportXmlPart[1]/ns0:Customer[1]/ns0:PeriodStartDate2[1]" w:storeItemID="{00000000-0000-0000-0000-000000000000}"/>
+              <w15:color w:val="808080"/>
+              <w:text/>
+            </w:sdtPr>
+            <w:sdtContent>
               <w:p>
                 <w:pPr>
-                  <w:pStyle w:val="Heading2"/>
+                  <w:pStyle w:val="BCLabelNumber0"/>
                   <w:jc w:val="right"/>
-                  <w:cnfStyle w:val="100000000000" w:firstRow="1" w:lastRow="0" w:firstColumn="0" w:lastColumn="0" w:oddVBand="0" w:evenVBand="0" w:oddHBand="0" w:evenHBand="0" w:firstRowFirstColumn="0" w:firstRowLastColumn="0" w:lastRowFirstColumn="0" w:lastRowLastColumn="0"/>
-                  <w:rPr>
-                    <w:rFonts w:ascii="Segoe UI Semibold" w:hAnsi="Segoe UI Semibold" w:cs="Segoe UI Semibold"/>
-                    <w:sz w:val="22"/>
-                    <w:szCs w:val="22"/>
-                  </w:rPr>
                 </w:pPr>
                 <w:r>
-                  <w:rPr>
-                    <w:rFonts w:ascii="Segoe UI Semibold" w:hAnsi="Segoe UI Semibold" w:cs="Segoe UI Semibold"/>
-                    <w:sz w:val="22"/>
-                    <w:szCs w:val="22"/>
-                  </w:rPr>
                   <w:t>PeriodStartDate2</w:t>
                 </w:r>
               </w:p>
-            </w:tc>
-          </w:sdtContent>
-        </w:sdt>
-        <w:sdt>
-          <w:sdtPr>
-            <w:rPr>
-              <w:rFonts w:ascii="Segoe UI Semibold" w:hAnsi="Segoe UI Semibold" w:cs="Segoe UI Semibold"/>
-              <w:sz w:val="22"/>
-              <w:szCs w:val="22"/>
-            </w:rPr>
-            <w:alias w:val="PeriodStartDate3"/>
-            <w:tag w:val="#BC:InsertDataItem,DataItems/Customer/PeriodStartDate3"/>
-            <w:id w:val="-1647040021"/>
-            <w:placeholder>
-              <w:docPart w:val="DefaultPlaceholder_-1854013440"/>
-            </w:placeholder>
-            <w:dataBinding w:prefixMappings="xmlns:ns0='urn:microsoft-dynamics-nav/reports/Customer_Order_Summary/107/'" w:xpath="/ns0:NavWordReportXmlPart[1]/ns0:Customer[1]/ns0:PeriodStartDate3[1]" w:storeItemID="{00000000-0000-0000-0000-000000000000}"/>
-            <w15:color w:val="808080"/>
-            <w:text/>
-          </w:sdtPr>
-          <w:sdtContent>
-            <w:tc>
-              <w:tcPr>
-                <w:tcW w:w="1713" w:type="dxa"/>
-                <w:tcBorders>
-                  <w:bottom w:val="single" w:color="auto" w:sz="4" w:space="0"/>
-                </w:tcBorders>
-              </w:tcPr>
+            </w:sdtContent>
+          </w:sdt>
+          <w:p>
+            <w:pPr>
+              <w:pStyle w:val="BCLabelNumber0"/>
+              <w:jc w:val="right"/>
+            </w:pPr>
+            <w:sdt>
+              <w:sdtPr>
+                <w:alias w:val="#Nav: /Customer/PeriodStartDate31"/>
+                <w:tag w:val="#Nav: Customer_Order_Summary/107"/>
+                <w:id w:val="-154614184"/>
+                <w:placeholder>
+                  <w:docPart w:val="5CF7C4BFCF934A4AA31A1EB8FF20C82F"/>
+                </w:placeholder>
+                <w:dataBinding w:prefixMappings="xmlns:ns0='urn:microsoft-dynamics-nav/reports/Customer_Order_Summary/107/'" w:xpath="/ns0:NavWordReportXmlPart[1]/ns0:Customer[1]/ns0:PeriodStartDate31[1]" w:storeItemID="{935A1A8B-FBD8-496F-9CFA-0DAB10C40436}"/>
+                <w:text/>
+              </w:sdtPr>
+              <w:sdtContent>
+                <w:r>
+                  <w:t>PeriodStartDate31</w:t>
+                </w:r>
+              </w:sdtContent>
+            </w:sdt>
+          </w:p>
+        </w:tc>
+        <w:tc>
+          <w:tcPr>
+            <w:tcW w:w="555" w:type="pct"/>
+            <w:tcBorders>
+              <w:bottom w:val="single" w:color="auto" w:sz="4" w:space="0"/>
+            </w:tcBorders>
+          </w:tcPr>
+          <w:sdt>
+            <w:sdtPr>
+              <w:alias w:val="PeriodStartDate3"/>
+              <w:tag w:val="#BC:InsertDataItem,DataItems/Customer/PeriodStartDate3"/>
+              <w:id w:val="-1647040021"/>
+              <w:placeholder>
+                <w:docPart w:val="DefaultPlaceholder_-1854013440"/>
+              </w:placeholder>
+              <w:dataBinding w:prefixMappings="xmlns:ns0='urn:microsoft-dynamics-nav/reports/Customer_Order_Summary/107/'" w:xpath="/ns0:NavWordReportXmlPart[1]/ns0:Customer[1]/ns0:PeriodStartDate3[1]" w:storeItemID="{00000000-0000-0000-0000-000000000000}"/>
+              <w15:color w:val="808080"/>
+              <w:text/>
+            </w:sdtPr>
+            <w:sdtContent>
               <w:p>
                 <w:pPr>
-                  <w:pStyle w:val="Heading2"/>
+                  <w:pStyle w:val="BCLabelNumber0"/>
                   <w:jc w:val="right"/>
-                  <w:cnfStyle w:val="100000000000" w:firstRow="1" w:lastRow="0" w:firstColumn="0" w:lastColumn="0" w:oddVBand="0" w:evenVBand="0" w:oddHBand="0" w:evenHBand="0" w:firstRowFirstColumn="0" w:firstRowLastColumn="0" w:lastRowFirstColumn="0" w:lastRowLastColumn="0"/>
-                  <w:rPr>
-                    <w:rFonts w:ascii="Segoe UI Semibold" w:hAnsi="Segoe UI Semibold" w:cs="Segoe UI Semibold"/>
-                    <w:sz w:val="22"/>
-                    <w:szCs w:val="22"/>
-                  </w:rPr>
                 </w:pPr>
                 <w:r>
-                  <w:rPr>
-                    <w:rFonts w:ascii="Segoe UI Semibold" w:hAnsi="Segoe UI Semibold" w:cs="Segoe UI Semibold"/>
-                    <w:sz w:val="22"/>
-                    <w:szCs w:val="22"/>
-                  </w:rPr>
                   <w:t>PeriodStartDate3</w:t>
                 </w:r>
               </w:p>
-            </w:tc>
-          </w:sdtContent>
-        </w:sdt>
-        <w:sdt>
-          <w:sdtPr>
-            <w:rPr>
-              <w:rFonts w:ascii="Segoe UI Semibold" w:hAnsi="Segoe UI Semibold" w:cs="Segoe UI Semibold"/>
-              <w:sz w:val="22"/>
-              <w:szCs w:val="22"/>
-            </w:rPr>
-            <w:alias w:val="After1Lbl"/>
-            <w:tag w:val="#BC:InsertDataItem,Labels/After1Lbl"/>
-            <w:id w:val="-572970979"/>
-            <w:placeholder>
-              <w:docPart w:val="DefaultPlaceholder_-1854013440"/>
-            </w:placeholder>
-            <w:dataBinding w:prefixMappings="xmlns:ns0='urn:microsoft-dynamics-nav/reports/Customer_Order_Summary/107/'" w:xpath="/ns0:NavWordReportXmlPart[1]/ns0:Labels[1]/ns0:After1Lbl[1]" w:storeItemID="{00000000-0000-0000-0000-000000000000}"/>
-            <w15:color w:val="808080"/>
-            <w:text/>
-          </w:sdtPr>
-          <w:sdtContent>
-            <w:tc>
-              <w:tcPr>
-                <w:tcW w:w="1714" w:type="dxa"/>
-                <w:tcBorders>
-                  <w:bottom w:val="single" w:color="auto" w:sz="4" w:space="0"/>
-                </w:tcBorders>
-              </w:tcPr>
+            </w:sdtContent>
+          </w:sdt>
+          <w:p>
+            <w:pPr>
+              <w:pStyle w:val="BCLabelNumber0"/>
+              <w:jc w:val="right"/>
+            </w:pPr>
+            <w:sdt>
+              <w:sdtPr>
+                <w:alias w:val="#Nav: /Customer/PeriodStartDate41"/>
+                <w:tag w:val="#Nav: Customer_Order_Summary/107"/>
+                <w:id w:val="-428341192"/>
+                <w:placeholder>
+                  <w:docPart w:val="3C8D664EF9864DDCAD46BF7DABA46242"/>
+                </w:placeholder>
+                <w:dataBinding w:prefixMappings="xmlns:ns0='urn:microsoft-dynamics-nav/reports/Customer_Order_Summary/107/'" w:xpath="/ns0:NavWordReportXmlPart[1]/ns0:Customer[1]/ns0:PeriodStartDate41[1]" w:storeItemID="{935A1A8B-FBD8-496F-9CFA-0DAB10C40436}"/>
+                <w:text/>
+              </w:sdtPr>
+              <w:sdtContent>
+                <w:r>
+                  <w:t>PeriodStartDate41</w:t>
+                </w:r>
+              </w:sdtContent>
+            </w:sdt>
+          </w:p>
+        </w:tc>
+        <w:tc>
+          <w:tcPr>
+            <w:tcW w:w="556" w:type="pct"/>
+            <w:tcBorders>
+              <w:bottom w:val="single" w:color="auto" w:sz="4" w:space="0"/>
+            </w:tcBorders>
+          </w:tcPr>
+          <w:p>
+            <w:pPr>
+              <w:pStyle w:val="BCLabelNumber0"/>
+              <w:jc w:val="right"/>
+            </w:pPr>
+          </w:p>
+          <w:sdt>
+            <w:sdtPr>
+              <w:alias w:val="After1Lbl"/>
+              <w:tag w:val="#BC:InsertDataItem,Labels/After1Lbl"/>
+              <w:id w:val="-572970979"/>
+              <w:placeholder>
+                <w:docPart w:val="DefaultPlaceholder_-1854013440"/>
+              </w:placeholder>
+              <w:dataBinding w:prefixMappings="xmlns:ns0='urn:microsoft-dynamics-nav/reports/Customer_Order_Summary/107/'" w:xpath="/ns0:NavWordReportXmlPart[1]/ns0:Labels[1]/ns0:After1Lbl[1]" w:storeItemID="{00000000-0000-0000-0000-000000000000}"/>
+              <w15:color w:val="808080"/>
+              <w:text/>
+            </w:sdtPr>
+            <w:sdtContent>
               <w:p>
                 <w:pPr>
-                  <w:pStyle w:val="Heading2"/>
+                  <w:pStyle w:val="BCLabelNumber0"/>
                   <w:jc w:val="right"/>
-                  <w:cnfStyle w:val="100000000000" w:firstRow="1" w:lastRow="0" w:firstColumn="0" w:lastColumn="0" w:oddVBand="0" w:evenVBand="0" w:oddHBand="0" w:evenHBand="0" w:firstRowFirstColumn="0" w:firstRowLastColumn="0" w:lastRowFirstColumn="0" w:lastRowLastColumn="0"/>
-                  <w:rPr>
-                    <w:rFonts w:ascii="Segoe UI Semibold" w:hAnsi="Segoe UI Semibold" w:cs="Segoe UI Semibold"/>
-                    <w:sz w:val="22"/>
-                    <w:szCs w:val="22"/>
-                  </w:rPr>
                 </w:pPr>
                 <w:r>
-                  <w:rPr>
-                    <w:rFonts w:ascii="Segoe UI Semibold" w:hAnsi="Segoe UI Semibold" w:cs="Segoe UI Semibold"/>
-                    <w:sz w:val="22"/>
-                    <w:szCs w:val="22"/>
-                  </w:rPr>
                   <w:t>After1Lbl</w:t>
                 </w:r>
               </w:p>
-            </w:tc>
-          </w:sdtContent>
-        </w:sdt>
-        <w:sdt>
-          <w:sdtPr>
-            <w:rPr>
-              <w:rFonts w:ascii="Segoe UI Semibold" w:hAnsi="Segoe UI Semibold" w:cs="Segoe UI Semibold"/>
-              <w:sz w:val="22"/>
-              <w:szCs w:val="22"/>
-            </w:rPr>
-            <w:alias w:val="TotalCaptionLbl"/>
-            <w:tag w:val="#BC:InsertDataItem,Labels/TotalCaptionLbl"/>
-            <w:id w:val="762497398"/>
-            <w:placeholder>
-              <w:docPart w:val="DefaultPlaceholder_-1854013440"/>
-            </w:placeholder>
-            <w:dataBinding w:prefixMappings="xmlns:ns0='urn:microsoft-dynamics-nav/reports/Customer_Order_Summary/107/'" w:xpath="/ns0:NavWordReportXmlPart[1]/ns0:Labels[1]/ns0:TotalCaptionLbl[1]" w:storeItemID="{00000000-0000-0000-0000-000000000000}"/>
-            <w15:color w:val="808080"/>
-            <w:text/>
-          </w:sdtPr>
-          <w:sdtContent>
-            <w:tc>
-              <w:tcPr>
-                <w:tcW w:w="1714" w:type="dxa"/>
-                <w:tcBorders>
-                  <w:bottom w:val="single" w:color="auto" w:sz="4" w:space="0"/>
-                </w:tcBorders>
-              </w:tcPr>
+            </w:sdtContent>
+          </w:sdt>
+        </w:tc>
+        <w:tc>
+          <w:tcPr>
+            <w:tcW w:w="556" w:type="pct"/>
+            <w:tcBorders>
+              <w:bottom w:val="single" w:color="auto" w:sz="4" w:space="0"/>
+            </w:tcBorders>
+          </w:tcPr>
+          <w:p>
+            <w:pPr>
+              <w:pStyle w:val="BCLabelNumber0"/>
+              <w:jc w:val="right"/>
+            </w:pPr>
+          </w:p>
+          <w:sdt>
+            <w:sdtPr>
+              <w:alias w:val="TotalCaptionLbl"/>
+              <w:tag w:val="#BC:InsertDataItem,Labels/TotalCaptionLbl"/>
+              <w:id w:val="762497398"/>
+              <w:placeholder>
+                <w:docPart w:val="DefaultPlaceholder_-1854013440"/>
+              </w:placeholder>
+              <w:dataBinding w:prefixMappings="xmlns:ns0='urn:microsoft-dynamics-nav/reports/Customer_Order_Summary/107/'" w:xpath="/ns0:NavWordReportXmlPart[1]/ns0:Labels[1]/ns0:TotalCaptionLbl[1]" w:storeItemID="{00000000-0000-0000-0000-000000000000}"/>
+              <w15:color w:val="808080"/>
+              <w:text/>
+            </w:sdtPr>
+            <w:sdtContent>
               <w:p>
                 <w:pPr>
-                  <w:pStyle w:val="Heading2"/>
+                  <w:pStyle w:val="BCLabelNumber0"/>
                   <w:jc w:val="right"/>
-                  <w:cnfStyle w:val="100000000000" w:firstRow="1" w:lastRow="0" w:firstColumn="0" w:lastColumn="0" w:oddVBand="0" w:evenVBand="0" w:oddHBand="0" w:evenHBand="0" w:firstRowFirstColumn="0" w:firstRowLastColumn="0" w:lastRowFirstColumn="0" w:lastRowLastColumn="0"/>
-                  <w:rPr>
-                    <w:rFonts w:ascii="Segoe UI Semibold" w:hAnsi="Segoe UI Semibold" w:cs="Segoe UI Semibold"/>
-                    <w:sz w:val="22"/>
-                    <w:szCs w:val="22"/>
-                  </w:rPr>
                 </w:pPr>
-                <w:proofErr w:type="spellStart"/>
                 <w:r>
-                  <w:rPr>
-                    <w:rFonts w:ascii="Segoe UI Semibold" w:hAnsi="Segoe UI Semibold" w:cs="Segoe UI Semibold"/>
-                    <w:sz w:val="22"/>
-                    <w:szCs w:val="22"/>
-                  </w:rPr>
                   <w:t>TotalCaptionLbl</w:t>
                 </w:r>
-                <w:proofErr w:type="spellEnd"/>
               </w:p>
-            </w:tc>
-          </w:sdtContent>
-        </w:sdt>
+            </w:sdtContent>
+          </w:sdt>
+        </w:tc>
       </w:tr>
       <w:tr>
         <w:trPr>
           <w:cnfStyle w:val="000000100000" w:firstRow="0" w:lastRow="0" w:firstColumn="0" w:lastColumn="0" w:oddVBand="0" w:evenVBand="0" w:oddHBand="1" w:evenHBand="0" w:firstRowFirstColumn="0" w:firstRowLastColumn="0" w:lastRowFirstColumn="0" w:lastRowLastColumn="0"/>
-          <w:trHeight w:val="245" w:hRule="exact"/>
+          <w:cantSplit/>
+          <w:trHeight w:val="245"/>
         </w:trPr>
         <w:tc>
           <w:tcPr>
-            <w:cnfStyle w:val="001000000000" w:firstRow="0" w:lastRow="0" w:firstColumn="1" w:lastColumn="0" w:oddVBand="0" w:evenVBand="0" w:oddHBand="0" w:evenHBand="0" w:firstRowFirstColumn="0" w:firstRowLastColumn="0" w:lastRowFirstColumn="0" w:lastRowLastColumn="0"/>
-            <w:tcW w:w="1713" w:type="dxa"/>
+            <w:tcW w:w="555" w:type="pct"/>
             <w:tcBorders>
               <w:top w:val="single" w:color="auto" w:sz="4" w:space="0"/>
             </w:tcBorders>
           </w:tcPr>
           <w:p>
             <w:pPr>
+              <w:pStyle w:val="NoSpacing"/>
               <w:rPr>
-                <w:rFonts w:ascii="Segoe UI Semibold" w:hAnsi="Segoe UI Semibold" w:cs="Segoe UI Semibold"/>
-                <w:b/>
-                <w:sz w:val="22"/>
-                <w:szCs w:val="22"/>
                 <w:lang w:val="en-US" w:eastAsia="en-US"/>
               </w:rPr>
             </w:pPr>
@@ -824,20 +658,15 @@
         </w:tc>
         <w:tc>
           <w:tcPr>
-            <w:tcW w:w="1714" w:type="dxa"/>
+            <w:tcW w:w="556" w:type="pct"/>
             <w:tcBorders>
               <w:top w:val="single" w:color="auto" w:sz="4" w:space="0"/>
             </w:tcBorders>
           </w:tcPr>
           <w:p>
             <w:pPr>
-              <w:cnfStyle w:val="000000100000" w:firstRow="0" w:lastRow="0" w:firstColumn="0" w:lastColumn="0" w:oddVBand="0" w:evenVBand="0" w:oddHBand="1" w:evenHBand="0" w:firstRowFirstColumn="0" w:firstRowLastColumn="0" w:lastRowFirstColumn="0" w:lastRowLastColumn="0"/>
+              <w:pStyle w:val="NoSpacing"/>
               <w:rPr>
-                <w:rFonts w:ascii="Segoe UI Semibold" w:hAnsi="Segoe UI Semibold" w:cs="Segoe UI Semibold"/>
-                <w:b/>
-                <w:bCs/>
-                <w:sz w:val="22"/>
-                <w:szCs w:val="22"/>
                 <w:lang w:val="en-US" w:eastAsia="en-US"/>
               </w:rPr>
             </w:pPr>
@@ -845,20 +674,15 @@
         </w:tc>
         <w:tc>
           <w:tcPr>
-            <w:tcW w:w="1713" w:type="dxa"/>
+            <w:tcW w:w="555" w:type="pct"/>
             <w:tcBorders>
               <w:top w:val="single" w:color="auto" w:sz="4" w:space="0"/>
             </w:tcBorders>
           </w:tcPr>
           <w:p>
             <w:pPr>
-              <w:cnfStyle w:val="000000100000" w:firstRow="0" w:lastRow="0" w:firstColumn="0" w:lastColumn="0" w:oddVBand="0" w:evenVBand="0" w:oddHBand="1" w:evenHBand="0" w:firstRowFirstColumn="0" w:firstRowLastColumn="0" w:lastRowFirstColumn="0" w:lastRowLastColumn="0"/>
+              <w:pStyle w:val="NoSpacing"/>
               <w:rPr>
-                <w:rFonts w:ascii="Segoe UI Semibold" w:hAnsi="Segoe UI Semibold" w:cs="Segoe UI Semibold"/>
-                <w:b/>
-                <w:bCs/>
-                <w:sz w:val="22"/>
-                <w:szCs w:val="22"/>
                 <w:lang w:val="en-US" w:eastAsia="en-US"/>
               </w:rPr>
             </w:pPr>
@@ -866,20 +690,15 @@
         </w:tc>
         <w:tc>
           <w:tcPr>
-            <w:tcW w:w="1714" w:type="dxa"/>
+            <w:tcW w:w="556" w:type="pct"/>
             <w:tcBorders>
               <w:top w:val="single" w:color="auto" w:sz="4" w:space="0"/>
             </w:tcBorders>
           </w:tcPr>
           <w:p>
             <w:pPr>
-              <w:cnfStyle w:val="000000100000" w:firstRow="0" w:lastRow="0" w:firstColumn="0" w:lastColumn="0" w:oddVBand="0" w:evenVBand="0" w:oddHBand="1" w:evenHBand="0" w:firstRowFirstColumn="0" w:firstRowLastColumn="0" w:lastRowFirstColumn="0" w:lastRowLastColumn="0"/>
+              <w:pStyle w:val="NoSpacing"/>
               <w:rPr>
-                <w:rFonts w:ascii="Segoe UI Semibold" w:hAnsi="Segoe UI Semibold" w:cs="Segoe UI Semibold"/>
-                <w:b/>
-                <w:bCs/>
-                <w:sz w:val="22"/>
-                <w:szCs w:val="22"/>
                 <w:lang w:val="en-US" w:eastAsia="en-US"/>
               </w:rPr>
             </w:pPr>
@@ -887,20 +706,15 @@
         </w:tc>
         <w:tc>
           <w:tcPr>
-            <w:tcW w:w="1713" w:type="dxa"/>
+            <w:tcW w:w="555" w:type="pct"/>
             <w:tcBorders>
               <w:top w:val="single" w:color="auto" w:sz="4" w:space="0"/>
             </w:tcBorders>
           </w:tcPr>
           <w:p>
             <w:pPr>
-              <w:cnfStyle w:val="000000100000" w:firstRow="0" w:lastRow="0" w:firstColumn="0" w:lastColumn="0" w:oddVBand="0" w:evenVBand="0" w:oddHBand="1" w:evenHBand="0" w:firstRowFirstColumn="0" w:firstRowLastColumn="0" w:lastRowFirstColumn="0" w:lastRowLastColumn="0"/>
+              <w:pStyle w:val="NoSpacing"/>
               <w:rPr>
-                <w:rFonts w:ascii="Segoe UI Semibold" w:hAnsi="Segoe UI Semibold" w:cs="Segoe UI Semibold"/>
-                <w:b/>
-                <w:bCs/>
-                <w:sz w:val="22"/>
-                <w:szCs w:val="22"/>
                 <w:lang w:val="en-US" w:eastAsia="en-US"/>
               </w:rPr>
             </w:pPr>
@@ -908,20 +722,15 @@
         </w:tc>
         <w:tc>
           <w:tcPr>
-            <w:tcW w:w="1714" w:type="dxa"/>
+            <w:tcW w:w="556" w:type="pct"/>
             <w:tcBorders>
               <w:top w:val="single" w:color="auto" w:sz="4" w:space="0"/>
             </w:tcBorders>
           </w:tcPr>
           <w:p>
             <w:pPr>
-              <w:cnfStyle w:val="000000100000" w:firstRow="0" w:lastRow="0" w:firstColumn="0" w:lastColumn="0" w:oddVBand="0" w:evenVBand="0" w:oddHBand="1" w:evenHBand="0" w:firstRowFirstColumn="0" w:firstRowLastColumn="0" w:lastRowFirstColumn="0" w:lastRowLastColumn="0"/>
+              <w:pStyle w:val="NoSpacing"/>
               <w:rPr>
-                <w:rFonts w:ascii="Segoe UI Semibold" w:hAnsi="Segoe UI Semibold" w:cs="Segoe UI Semibold"/>
-                <w:b/>
-                <w:bCs/>
-                <w:sz w:val="22"/>
-                <w:szCs w:val="22"/>
                 <w:lang w:val="en-US" w:eastAsia="en-US"/>
               </w:rPr>
             </w:pPr>
@@ -929,20 +738,15 @@
         </w:tc>
         <w:tc>
           <w:tcPr>
-            <w:tcW w:w="1713" w:type="dxa"/>
+            <w:tcW w:w="555" w:type="pct"/>
             <w:tcBorders>
               <w:top w:val="single" w:color="auto" w:sz="4" w:space="0"/>
             </w:tcBorders>
           </w:tcPr>
           <w:p>
             <w:pPr>
-              <w:cnfStyle w:val="000000100000" w:firstRow="0" w:lastRow="0" w:firstColumn="0" w:lastColumn="0" w:oddVBand="0" w:evenVBand="0" w:oddHBand="1" w:evenHBand="0" w:firstRowFirstColumn="0" w:firstRowLastColumn="0" w:lastRowFirstColumn="0" w:lastRowLastColumn="0"/>
+              <w:pStyle w:val="NoSpacing"/>
               <w:rPr>
-                <w:rFonts w:ascii="Segoe UI Semibold" w:hAnsi="Segoe UI Semibold" w:cs="Segoe UI Semibold"/>
-                <w:b/>
-                <w:bCs/>
-                <w:sz w:val="22"/>
-                <w:szCs w:val="22"/>
                 <w:lang w:val="en-US" w:eastAsia="en-US"/>
               </w:rPr>
             </w:pPr>
@@ -950,20 +754,15 @@
         </w:tc>
         <w:tc>
           <w:tcPr>
-            <w:tcW w:w="1714" w:type="dxa"/>
+            <w:tcW w:w="556" w:type="pct"/>
             <w:tcBorders>
               <w:top w:val="single" w:color="auto" w:sz="4" w:space="0"/>
             </w:tcBorders>
           </w:tcPr>
           <w:p>
             <w:pPr>
-              <w:cnfStyle w:val="000000100000" w:firstRow="0" w:lastRow="0" w:firstColumn="0" w:lastColumn="0" w:oddVBand="0" w:evenVBand="0" w:oddHBand="1" w:evenHBand="0" w:firstRowFirstColumn="0" w:firstRowLastColumn="0" w:lastRowFirstColumn="0" w:lastRowLastColumn="0"/>
+              <w:pStyle w:val="NoSpacing"/>
               <w:rPr>
-                <w:rFonts w:ascii="Segoe UI Semibold" w:hAnsi="Segoe UI Semibold" w:cs="Segoe UI Semibold"/>
-                <w:b/>
-                <w:bCs/>
-                <w:sz w:val="22"/>
-                <w:szCs w:val="22"/>
                 <w:lang w:val="en-US" w:eastAsia="en-US"/>
               </w:rPr>
             </w:pPr>
@@ -971,20 +770,15 @@
         </w:tc>
         <w:tc>
           <w:tcPr>
-            <w:tcW w:w="1714" w:type="dxa"/>
+            <w:tcW w:w="556" w:type="pct"/>
             <w:tcBorders>
               <w:top w:val="single" w:color="auto" w:sz="4" w:space="0"/>
             </w:tcBorders>
           </w:tcPr>
           <w:p>
             <w:pPr>
-              <w:cnfStyle w:val="000000100000" w:firstRow="0" w:lastRow="0" w:firstColumn="0" w:lastColumn="0" w:oddVBand="0" w:evenVBand="0" w:oddHBand="1" w:evenHBand="0" w:firstRowFirstColumn="0" w:firstRowLastColumn="0" w:lastRowFirstColumn="0" w:lastRowLastColumn="0"/>
+              <w:pStyle w:val="NoSpacing"/>
               <w:rPr>
-                <w:rFonts w:ascii="Segoe UI Semibold" w:hAnsi="Segoe UI Semibold" w:cs="Segoe UI Semibold"/>
-                <w:b/>
-                <w:bCs/>
-                <w:sz w:val="22"/>
-                <w:szCs w:val="22"/>
                 <w:lang w:val="en-US" w:eastAsia="en-US"/>
               </w:rPr>
             </w:pPr>
@@ -994,13 +788,8 @@
       <w:sdt>
         <w:sdtPr>
           <w:rPr>
-            <w:rFonts w:cs="Arial" w:asciiTheme="minorHAnsi" w:hAnsiTheme="minorHAnsi" w:eastAsiaTheme="minorEastAsia"/>
-            <w:bCs w:val="0"/>
-            <w:kern w:val="2"/>
-            <w:sz w:val="22"/>
-            <w:szCs w:val="22"/>
             <w:lang w:val="en-US" w:eastAsia="en-US"/>
-            <w14:ligatures w14:val="standardContextual"/>
+            <w14:numSpacing w14:val="tabular"/>
           </w:rPr>
           <w:alias w:val="Repeater: SalesLineBuffer_Integer"/>
           <w:tag w:val="#BC:InsertRepeater,DataItems/SalesLineBuffer_Integer"/>
@@ -1014,21 +803,15 @@
         </w:sdtPr>
         <w:sdtEndPr>
           <w:rPr>
-            <w:rFonts w:ascii="Segoe UI" w:hAnsi="Segoe UI" w:cstheme="minorBidi"/>
-            <w:lang w:val="en-DK" w:eastAsia="en-DK"/>
+            <w:lang/>
           </w:rPr>
         </w:sdtEndPr>
         <w:sdtContent>
           <w:sdt>
             <w:sdtPr>
               <w:rPr>
-                <w:rFonts w:cs="Arial" w:asciiTheme="minorHAnsi" w:hAnsiTheme="minorHAnsi" w:eastAsiaTheme="minorEastAsia"/>
-                <w:bCs w:val="0"/>
-                <w:kern w:val="2"/>
-                <w:sz w:val="22"/>
-                <w:szCs w:val="22"/>
                 <w:lang w:val="en-US" w:eastAsia="en-US"/>
-                <w14:ligatures w14:val="standardContextual"/>
+                <w14:numSpacing w14:val="tabular"/>
               </w:rPr>
               <w:id w:val="2102145000"/>
               <w15:color w:val="808080"/>
@@ -1036,28 +819,21 @@
             </w:sdtPr>
             <w:sdtEndPr>
               <w:rPr>
-                <w:rFonts w:cstheme="minorBidi"/>
-                <w:sz w:val="24"/>
-                <w:szCs w:val="24"/>
-                <w:lang w:val="en-DK" w:eastAsia="en-DK"/>
+                <w:lang/>
               </w:rPr>
             </w:sdtEndPr>
             <w:sdtContent>
               <w:tr>
                 <w:trPr>
                   <w:cnfStyle w:val="000000010000" w:firstRow="0" w:lastRow="0" w:firstColumn="0" w:lastColumn="0" w:oddVBand="0" w:evenVBand="0" w:oddHBand="0" w:evenHBand="1" w:firstRowFirstColumn="0" w:firstRowLastColumn="0" w:lastRowFirstColumn="0" w:lastRowLastColumn="0"/>
+                  <w:cantSplit/>
                   <w:trHeight w:val="490"/>
                 </w:trPr>
                 <w:sdt>
                   <w:sdtPr>
                     <w:rPr>
-                      <w:rFonts w:cs="Arial" w:asciiTheme="minorHAnsi" w:hAnsiTheme="minorHAnsi" w:eastAsiaTheme="minorEastAsia"/>
-                      <w:bCs w:val="0"/>
-                      <w:kern w:val="2"/>
-                      <w:sz w:val="22"/>
-                      <w:szCs w:val="22"/>
                       <w:lang w:val="en-US" w:eastAsia="en-US"/>
-                      <w14:ligatures w14:val="standardContextual"/>
+                      <w14:numSpacing w14:val="tabular"/>
                     </w:rPr>
                     <w:alias w:val="SalesLineBuffer_BilltoCustomerNo"/>
                     <w:tag w:val="#BC:InsertDataItem,DataItems/SalesLineBuffer_Integer/SalesLineBuffer_BilltoCustomerNo"/>
@@ -1071,33 +847,24 @@
                   </w:sdtPr>
                   <w:sdtEndPr>
                     <w:rPr>
-                      <w:rFonts w:ascii="Segoe UI" w:hAnsi="Segoe UI" w:eastAsia="Aptos"/>
-                      <w:kern w:val="0"/>
-                      <w14:ligatures w14:val="none"/>
+                      <w14:numSpacing w14:val="default"/>
                     </w:rPr>
                   </w:sdtEndPr>
                   <w:sdtContent>
                     <w:tc>
                       <w:tcPr>
-                        <w:cnfStyle w:val="001000000000" w:firstRow="0" w:lastRow="0" w:firstColumn="1" w:lastColumn="0" w:oddVBand="0" w:evenVBand="0" w:oddHBand="0" w:evenHBand="0" w:firstRowFirstColumn="0" w:firstRowLastColumn="0" w:lastRowFirstColumn="0" w:lastRowLastColumn="0"/>
-                        <w:tcW w:w="1713" w:type="dxa"/>
-                        <w:vAlign w:val="center"/>
+                        <w:tcW w:w="555" w:type="pct"/>
                       </w:tcPr>
                       <w:p>
                         <w:pPr>
+                          <w:pStyle w:val="NoSpacing"/>
                           <w:rPr>
-                            <w:rFonts w:cs="Arial" w:asciiTheme="minorHAnsi" w:hAnsiTheme="minorHAnsi"/>
-                            <w:sz w:val="22"/>
-                            <w:szCs w:val="22"/>
                             <w:lang w:val="en-US" w:eastAsia="en-US"/>
                           </w:rPr>
                         </w:pPr>
                         <w:proofErr w:type="spellStart"/>
                         <w:r>
                           <w:rPr>
-                            <w:rFonts w:cs="Arial" w:asciiTheme="minorHAnsi" w:hAnsiTheme="minorHAnsi"/>
-                            <w:sz w:val="22"/>
-                            <w:szCs w:val="22"/>
                             <w:lang w:val="en-US" w:eastAsia="en-US"/>
                           </w:rPr>
                           <w:t>SalesLineBuffer_BilltoCustomerNo</w:t>
@@ -1110,9 +877,6 @@
                 <w:sdt>
                   <w:sdtPr>
                     <w:rPr>
-                      <w:rFonts w:cs="Arial"/>
-                      <w:sz w:val="22"/>
-                      <w:szCs w:val="22"/>
                       <w:lang w:eastAsia="en-US"/>
                     </w:rPr>
                     <w:alias w:val="SalesLineBuffer_CustomerName"/>
@@ -1128,30 +892,21 @@
                   <w:sdtContent>
                     <w:tc>
                       <w:tcPr>
-                        <w:tcW w:w="1714" w:type="dxa"/>
-                        <w:vAlign w:val="center"/>
+                        <w:tcW w:w="556" w:type="pct"/>
                       </w:tcPr>
                       <w:p>
                         <w:pPr>
-                          <w:cnfStyle w:val="000000010000" w:firstRow="0" w:lastRow="0" w:firstColumn="0" w:lastColumn="0" w:oddVBand="0" w:evenVBand="0" w:oddHBand="0" w:evenHBand="1" w:firstRowFirstColumn="0" w:firstRowLastColumn="0" w:lastRowFirstColumn="0" w:lastRowLastColumn="0"/>
+                          <w:pStyle w:val="NoSpacing"/>
                           <w:rPr>
-                            <w:rFonts w:cs="Arial" w:asciiTheme="minorHAnsi" w:hAnsiTheme="minorHAnsi"/>
-                            <w:sz w:val="22"/>
-                            <w:szCs w:val="22"/>
                             <w:lang w:eastAsia="en-US"/>
                           </w:rPr>
                         </w:pPr>
-                        <w:proofErr w:type="spellStart"/>
                         <w:r>
                           <w:rPr>
-                            <w:rFonts w:cs="Arial" w:asciiTheme="minorHAnsi" w:hAnsiTheme="minorHAnsi"/>
-                            <w:sz w:val="22"/>
-                            <w:szCs w:val="22"/>
                             <w:lang w:eastAsia="en-US"/>
                           </w:rPr>
                           <w:t>SalesLineBuffer_CustomerName</w:t>
                         </w:r>
-                        <w:proofErr w:type="spellEnd"/>
                       </w:p>
                     </w:tc>
                   </w:sdtContent>
@@ -1159,9 +914,6 @@
                 <w:sdt>
                   <w:sdtPr>
                     <w:rPr>
-                      <w:rFonts w:cs="Arial"/>
-                      <w:sz w:val="22"/>
-                      <w:szCs w:val="22"/>
                       <w:lang w:val="en-US" w:eastAsia="en-US"/>
                     </w:rPr>
                     <w:alias w:val="SalesLineBuffer_CurrencyCode"/>
@@ -1177,25 +929,18 @@
                   <w:sdtContent>
                     <w:tc>
                       <w:tcPr>
-                        <w:tcW w:w="1713" w:type="dxa"/>
-                        <w:vAlign w:val="center"/>
+                        <w:tcW w:w="555" w:type="pct"/>
                       </w:tcPr>
                       <w:p>
                         <w:pPr>
-                          <w:cnfStyle w:val="000000010000" w:firstRow="0" w:lastRow="0" w:firstColumn="0" w:lastColumn="0" w:oddVBand="0" w:evenVBand="0" w:oddHBand="0" w:evenHBand="1" w:firstRowFirstColumn="0" w:firstRowLastColumn="0" w:lastRowFirstColumn="0" w:lastRowLastColumn="0"/>
+                          <w:pStyle w:val="NoSpacing"/>
                           <w:rPr>
-                            <w:rFonts w:cs="Arial" w:asciiTheme="minorHAnsi" w:hAnsiTheme="minorHAnsi"/>
-                            <w:sz w:val="22"/>
-                            <w:szCs w:val="22"/>
                             <w:lang w:val="en-US" w:eastAsia="en-US"/>
                           </w:rPr>
                         </w:pPr>
                         <w:proofErr w:type="spellStart"/>
                         <w:r>
                           <w:rPr>
-                            <w:rFonts w:cs="Arial" w:asciiTheme="minorHAnsi" w:hAnsiTheme="minorHAnsi"/>
-                            <w:sz w:val="22"/>
-                            <w:szCs w:val="22"/>
                             <w:lang w:val="en-US" w:eastAsia="en-US"/>
                           </w:rPr>
                           <w:t>SalesLineBuffer_CurrencyCode</w:t>
@@ -1207,10 +952,6 @@
                 </w:sdt>
                 <w:sdt>
                   <w:sdtPr>
-                    <w:rPr>
-                      <w:sz w:val="22"/>
-                      <w:szCs w:val="22"/>
-                    </w:rPr>
                     <w:alias w:val="SalesLineBuffer_SalesAmtOnOrder1"/>
                     <w:tag w:val="#BC:InsertDataItem,DataItems/SalesLineBuffer_Integer/SalesLineBuffer_SalesAmtOnOrder1"/>
                     <w:id w:val="1244072183"/>
@@ -1224,25 +965,14 @@
                   <w:sdtContent>
                     <w:tc>
                       <w:tcPr>
-                        <w:tcW w:w="1714" w:type="dxa"/>
-                        <w:vAlign w:val="center"/>
+                        <w:tcW w:w="556" w:type="pct"/>
                       </w:tcPr>
                       <w:p>
                         <w:pPr>
+                          <w:pStyle w:val="BCNumber"/>
                           <w:jc w:val="right"/>
-                          <w:cnfStyle w:val="000000010000" w:firstRow="0" w:lastRow="0" w:firstColumn="0" w:lastColumn="0" w:oddVBand="0" w:evenVBand="0" w:oddHBand="0" w:evenHBand="1" w:firstRowFirstColumn="0" w:firstRowLastColumn="0" w:lastRowFirstColumn="0" w:lastRowLastColumn="0"/>
-                          <w:rPr>
-                            <w:rFonts w:asciiTheme="minorHAnsi" w:hAnsiTheme="minorHAnsi"/>
-                            <w:sz w:val="22"/>
-                            <w:szCs w:val="22"/>
-                          </w:rPr>
                         </w:pPr>
                         <w:r>
-                          <w:rPr>
-                            <w:rFonts w:asciiTheme="minorHAnsi" w:hAnsiTheme="minorHAnsi"/>
-                            <w:sz w:val="22"/>
-                            <w:szCs w:val="22"/>
-                          </w:rPr>
                           <w:t>SalesLineBuffer_SalesAmtOnOrder1</w:t>
                         </w:r>
                       </w:p>
@@ -1251,10 +981,6 @@
                 </w:sdt>
                 <w:sdt>
                   <w:sdtPr>
-                    <w:rPr>
-                      <w:sz w:val="22"/>
-                      <w:szCs w:val="22"/>
-                    </w:rPr>
                     <w:alias w:val="SalesLineBuffer_SalesAmtOnOrder2"/>
                     <w:tag w:val="#BC:InsertDataItem,DataItems/SalesLineBuffer_Integer/SalesLineBuffer_SalesAmtOnOrder2"/>
                     <w:id w:val="-1714265182"/>
@@ -1268,23 +994,14 @@
                   <w:sdtContent>
                     <w:tc>
                       <w:tcPr>
-                        <w:tcW w:w="1713" w:type="dxa"/>
-                        <w:vAlign w:val="center"/>
+                        <w:tcW w:w="555" w:type="pct"/>
                       </w:tcPr>
                       <w:p>
                         <w:pPr>
+                          <w:pStyle w:val="BCNumber"/>
                           <w:jc w:val="right"/>
-                          <w:cnfStyle w:val="000000010000" w:firstRow="0" w:lastRow="0" w:firstColumn="0" w:lastColumn="0" w:oddVBand="0" w:evenVBand="0" w:oddHBand="0" w:evenHBand="1" w:firstRowFirstColumn="0" w:firstRowLastColumn="0" w:lastRowFirstColumn="0" w:lastRowLastColumn="0"/>
-                          <w:rPr>
-                            <w:sz w:val="22"/>
-                            <w:szCs w:val="22"/>
-                          </w:rPr>
                         </w:pPr>
                         <w:r>
-                          <w:rPr>
-                            <w:sz w:val="22"/>
-                            <w:szCs w:val="22"/>
-                          </w:rPr>
                           <w:t>SalesLineBuffer_SalesAmtOnOrder2</w:t>
                         </w:r>
                       </w:p>
@@ -1293,10 +1010,6 @@
                 </w:sdt>
                 <w:sdt>
                   <w:sdtPr>
-                    <w:rPr>
-                      <w:sz w:val="22"/>
-                      <w:szCs w:val="22"/>
-                    </w:rPr>
                     <w:alias w:val="SalesLineBuffer_SalesAmtOnOrder3"/>
                     <w:tag w:val="#BC:InsertDataItem,DataItems/SalesLineBuffer_Integer/SalesLineBuffer_SalesAmtOnOrder3"/>
                     <w:id w:val="1896621078"/>
@@ -1310,23 +1023,14 @@
                   <w:sdtContent>
                     <w:tc>
                       <w:tcPr>
-                        <w:tcW w:w="1714" w:type="dxa"/>
-                        <w:vAlign w:val="center"/>
+                        <w:tcW w:w="556" w:type="pct"/>
                       </w:tcPr>
                       <w:p>
                         <w:pPr>
+                          <w:pStyle w:val="BCNumber"/>
                           <w:jc w:val="right"/>
-                          <w:cnfStyle w:val="000000010000" w:firstRow="0" w:lastRow="0" w:firstColumn="0" w:lastColumn="0" w:oddVBand="0" w:evenVBand="0" w:oddHBand="0" w:evenHBand="1" w:firstRowFirstColumn="0" w:firstRowLastColumn="0" w:lastRowFirstColumn="0" w:lastRowLastColumn="0"/>
-                          <w:rPr>
-                            <w:sz w:val="22"/>
-                            <w:szCs w:val="22"/>
-                          </w:rPr>
                         </w:pPr>
                         <w:r>
-                          <w:rPr>
-                            <w:sz w:val="22"/>
-                            <w:szCs w:val="22"/>
-                          </w:rPr>
                           <w:t>SalesLineBuffer_SalesAmtOnOrder3</w:t>
                         </w:r>
                       </w:p>
@@ -1335,10 +1039,6 @@
                 </w:sdt>
                 <w:sdt>
                   <w:sdtPr>
-                    <w:rPr>
-                      <w:sz w:val="22"/>
-                      <w:szCs w:val="22"/>
-                    </w:rPr>
                     <w:alias w:val="SalesLineBuffer_SalesAmtOnOrder4"/>
                     <w:tag w:val="#BC:InsertDataItem,DataItems/SalesLineBuffer_Integer/SalesLineBuffer_SalesAmtOnOrder4"/>
                     <w:id w:val="390697345"/>
@@ -1352,23 +1052,14 @@
                   <w:sdtContent>
                     <w:tc>
                       <w:tcPr>
-                        <w:tcW w:w="1713" w:type="dxa"/>
-                        <w:vAlign w:val="center"/>
+                        <w:tcW w:w="555" w:type="pct"/>
                       </w:tcPr>
                       <w:p>
                         <w:pPr>
+                          <w:pStyle w:val="BCNumber"/>
                           <w:jc w:val="right"/>
-                          <w:cnfStyle w:val="000000010000" w:firstRow="0" w:lastRow="0" w:firstColumn="0" w:lastColumn="0" w:oddVBand="0" w:evenVBand="0" w:oddHBand="0" w:evenHBand="1" w:firstRowFirstColumn="0" w:firstRowLastColumn="0" w:lastRowFirstColumn="0" w:lastRowLastColumn="0"/>
-                          <w:rPr>
-                            <w:sz w:val="22"/>
-                            <w:szCs w:val="22"/>
-                          </w:rPr>
                         </w:pPr>
                         <w:r>
-                          <w:rPr>
-                            <w:sz w:val="22"/>
-                            <w:szCs w:val="22"/>
-                          </w:rPr>
                           <w:t>SalesLineBuffer_SalesAmtOnOrder4</w:t>
                         </w:r>
                       </w:p>
@@ -1377,10 +1068,6 @@
                 </w:sdt>
                 <w:sdt>
                   <w:sdtPr>
-                    <w:rPr>
-                      <w:sz w:val="22"/>
-                      <w:szCs w:val="22"/>
-                    </w:rPr>
                     <w:alias w:val="SalesLineBuffer_SalesAmtOnOrder5"/>
                     <w:tag w:val="#BC:InsertDataItem,DataItems/SalesLineBuffer_Integer/SalesLineBuffer_SalesAmtOnOrder5"/>
                     <w:id w:val="-359358845"/>
@@ -1394,23 +1081,14 @@
                   <w:sdtContent>
                     <w:tc>
                       <w:tcPr>
-                        <w:tcW w:w="1714" w:type="dxa"/>
-                        <w:vAlign w:val="center"/>
+                        <w:tcW w:w="556" w:type="pct"/>
                       </w:tcPr>
                       <w:p>
                         <w:pPr>
+                          <w:pStyle w:val="BCNumber"/>
                           <w:jc w:val="right"/>
-                          <w:cnfStyle w:val="000000010000" w:firstRow="0" w:lastRow="0" w:firstColumn="0" w:lastColumn="0" w:oddVBand="0" w:evenVBand="0" w:oddHBand="0" w:evenHBand="1" w:firstRowFirstColumn="0" w:firstRowLastColumn="0" w:lastRowFirstColumn="0" w:lastRowLastColumn="0"/>
-                          <w:rPr>
-                            <w:sz w:val="22"/>
-                            <w:szCs w:val="22"/>
-                          </w:rPr>
                         </w:pPr>
                         <w:r>
-                          <w:rPr>
-                            <w:sz w:val="22"/>
-                            <w:szCs w:val="22"/>
-                          </w:rPr>
                           <w:t>SalesLineBuffer_SalesAmtOnOrder5</w:t>
                         </w:r>
                       </w:p>
@@ -1419,10 +1097,6 @@
                 </w:sdt>
                 <w:sdt>
                   <w:sdtPr>
-                    <w:rPr>
-                      <w:sz w:val="22"/>
-                      <w:szCs w:val="22"/>
-                    </w:rPr>
                     <w:alias w:val="SalesLineBuffer_SalesOrderAmount"/>
                     <w:tag w:val="#BC:InsertDataItem,DataItems/SalesLineBuffer_Integer/SalesLineBuffer_SalesOrderAmount"/>
                     <w:id w:val="-204107439"/>
@@ -1436,27 +1110,16 @@
                   <w:sdtContent>
                     <w:tc>
                       <w:tcPr>
-                        <w:tcW w:w="1714" w:type="dxa"/>
-                        <w:vAlign w:val="center"/>
+                        <w:tcW w:w="556" w:type="pct"/>
                       </w:tcPr>
                       <w:p>
                         <w:pPr>
+                          <w:pStyle w:val="BCNumber"/>
                           <w:jc w:val="right"/>
-                          <w:cnfStyle w:val="000000010000" w:firstRow="0" w:lastRow="0" w:firstColumn="0" w:lastColumn="0" w:oddVBand="0" w:evenVBand="0" w:oddHBand="0" w:evenHBand="1" w:firstRowFirstColumn="0" w:firstRowLastColumn="0" w:lastRowFirstColumn="0" w:lastRowLastColumn="0"/>
-                          <w:rPr>
-                            <w:sz w:val="22"/>
-                            <w:szCs w:val="22"/>
-                          </w:rPr>
                         </w:pPr>
-                        <w:proofErr w:type="spellStart"/>
                         <w:r>
-                          <w:rPr>
-                            <w:sz w:val="22"/>
-                            <w:szCs w:val="22"/>
-                          </w:rPr>
                           <w:t>SalesLineBuffer_SalesOrderAmount</w:t>
                         </w:r>
-                        <w:proofErr w:type="spellEnd"/>
                       </w:p>
                     </w:tc>
                   </w:sdtContent>
@@ -1470,186 +1133,124 @@
     <w:p>
       <w:pPr>
         <w:spacing w:after="0" w:line="240" w:lineRule="auto"/>
-        <w:rPr>
-          <w:sz w:val="12"/>
-          <w:szCs w:val="12"/>
-        </w:rPr>
       </w:pPr>
     </w:p>
     <w:tbl>
       <w:tblPr>
-        <w:tblStyle w:val="CLSequoiatablestyle021"/>
-        <w:tblW w:w="15422" w:type="dxa"/>
+        <w:tblStyle w:val="BCTotalsTable"/>
+        <w:tblW w:w="5000" w:type="pct"/>
         <w:tblBorders>
           <w:top w:val="single" w:color="auto" w:sz="4" w:space="0"/>
           <w:bottom w:val="single" w:color="auto" w:sz="8" w:space="0"/>
         </w:tblBorders>
-        <w:tblLayout w:type="fixed"/>
-        <w:tblLook w:val="04A0" w:firstRow="1" w:lastRow="0" w:firstColumn="1" w:lastColumn="0" w:noHBand="0" w:noVBand="1"/>
+        <w:tblLook w:val="0640" w:firstRow="0" w:lastRow="1" w:firstColumn="0" w:lastColumn="0" w:noHBand="1" w:noVBand="1"/>
+        <w:tblCaption w:val="Table 3"/>
+        <w:tblDescription w:val="Document totals."/>
       </w:tblPr>
       <w:tblGrid>
-        <w:gridCol w:w="1713"/>
-        <w:gridCol w:w="1714"/>
-        <w:gridCol w:w="1713"/>
-        <w:gridCol w:w="1714"/>
-        <w:gridCol w:w="1713"/>
-        <w:gridCol w:w="1714"/>
-        <w:gridCol w:w="1713"/>
-        <w:gridCol w:w="1714"/>
-        <w:gridCol w:w="1714"/>
+        <w:gridCol w:w="1339"/>
+        <w:gridCol w:w="235"/>
+        <w:gridCol w:w="234"/>
+        <w:gridCol w:w="2332"/>
+        <w:gridCol w:w="2332"/>
+        <w:gridCol w:w="2332"/>
+        <w:gridCol w:w="2332"/>
+        <w:gridCol w:w="2332"/>
+        <w:gridCol w:w="2218"/>
       </w:tblGrid>
       <w:tr>
         <w:trPr>
-          <w:cnfStyle w:val="100000000000" w:firstRow="1" w:lastRow="0" w:firstColumn="0" w:lastColumn="0" w:oddVBand="0" w:evenVBand="0" w:oddHBand="0" w:evenHBand="0" w:firstRowFirstColumn="0" w:firstRowLastColumn="0" w:lastRowFirstColumn="0" w:lastRowLastColumn="0"/>
+          <w:cnfStyle w:val="010000000000" w:firstRow="0" w:lastRow="1" w:firstColumn="0" w:lastColumn="0" w:oddVBand="0" w:evenVBand="0" w:oddHBand="0" w:evenHBand="0" w:firstRowFirstColumn="0" w:firstRowLastColumn="0" w:lastRowFirstColumn="0" w:lastRowLastColumn="0"/>
+          <w:cantSplit/>
           <w:trHeight w:val="490"/>
         </w:trPr>
         <w:sdt>
           <w:sdtPr>
-            <w:rPr>
-              <w:rFonts w:ascii="Segoe UI Semibold" w:hAnsi="Segoe UI Semibold" w:cs="Segoe UI Semibold" w:eastAsiaTheme="minorHAnsi"/>
-              <w:b/>
-              <w:sz w:val="22"/>
-              <w:szCs w:val="22"/>
-            </w:rPr>
             <w:alias w:val="Totals_TotalText"/>
             <w:tag w:val="#BC:InsertDataItem,DataItems/Totals/Totals_TotalText"/>
             <w:id w:val="-1377154425"/>
             <w:placeholder>
               <w:docPart w:val="DefaultPlaceholder_-1854013440"/>
             </w:placeholder>
+            <w:dataBinding w:prefixMappings="xmlns:ns0='urn:microsoft-dynamics-nav/reports/Customer_Order_Summary/107/'" w:xpath="/ns0:NavWordReportXmlPart[1]/ns0:Totals[1]/ns0:Totals_TotalText[1]" w:storeItemID="{00000000-0000-0000-0000-000000000000}"/>
             <w15:color w:val="808080"/>
             <w:text/>
-            <w:dataBinding w:prefixMappings="xmlns:ns0='urn:microsoft-dynamics-nav/reports/Customer_Order_Summary/107/'" w:xpath="/ns0:NavWordReportXmlPart[1]/ns0:Totals[1]/ns0:Totals_TotalText[1]"/>
           </w:sdtPr>
           <w:sdtContent>
             <w:tc>
               <w:tcPr>
-                <w:cnfStyle w:val="001000000000" w:firstRow="0" w:lastRow="0" w:firstColumn="1" w:lastColumn="0" w:oddVBand="0" w:evenVBand="0" w:oddHBand="0" w:evenHBand="0" w:firstRowFirstColumn="0" w:firstRowLastColumn="0" w:lastRowFirstColumn="0" w:lastRowLastColumn="0"/>
-                <w:tcW w:w="1713" w:type="dxa"/>
+                <w:tcW w:w="555" w:type="pct"/>
                 <w:tcBorders>
                   <w:bottom w:val="none" w:color="auto" w:sz="0" w:space="0"/>
                 </w:tcBorders>
               </w:tcPr>
               <w:p>
                 <w:pPr>
-                  <w:pStyle w:val="Heading2"/>
+                  <w:pStyle w:val="BCLabel0"/>
                   <w:spacing w:before="120" w:after="120"/>
-                  <w:rPr>
-                    <w:rFonts w:ascii="Segoe UI Semibold" w:hAnsi="Segoe UI Semibold" w:cs="Segoe UI Semibold" w:eastAsiaTheme="minorHAnsi"/>
-                    <w:b/>
-                    <w:bCs w:val="0"/>
-                    <w:sz w:val="22"/>
-                    <w:szCs w:val="22"/>
-                  </w:rPr>
                 </w:pPr>
-                <w:proofErr w:type="spellStart"/>
                 <w:r>
-                  <w:rPr>
-                    <w:rFonts w:ascii="Segoe UI Semibold" w:hAnsi="Segoe UI Semibold" w:cs="Segoe UI Semibold" w:eastAsiaTheme="minorHAnsi"/>
-                    <w:b/>
-                    <w:bCs w:val="0"/>
-                    <w:sz w:val="22"/>
-                    <w:szCs w:val="22"/>
-                  </w:rPr>
                   <w:t>Totals_TotalText</w:t>
                 </w:r>
-                <w:proofErr w:type="spellEnd"/>
               </w:p>
             </w:tc>
           </w:sdtContent>
         </w:sdt>
         <w:tc>
           <w:tcPr>
-            <w:tcW w:w="1714" w:type="dxa"/>
+            <w:tcW w:w="556" w:type="pct"/>
             <w:tcBorders>
               <w:bottom w:val="none" w:color="auto" w:sz="0" w:space="0"/>
             </w:tcBorders>
           </w:tcPr>
           <w:p>
             <w:pPr>
-              <w:pStyle w:val="Heading2"/>
+              <w:pStyle w:val="BCLabel0"/>
               <w:spacing w:before="120" w:after="120"/>
-              <w:cnfStyle w:val="100000000000" w:firstRow="1" w:lastRow="0" w:firstColumn="0" w:lastColumn="0" w:oddVBand="0" w:evenVBand="0" w:oddHBand="0" w:evenHBand="0" w:firstRowFirstColumn="0" w:firstRowLastColumn="0" w:lastRowFirstColumn="0" w:lastRowLastColumn="0"/>
-              <w:rPr>
-                <w:rFonts w:ascii="Segoe UI Semibold" w:hAnsi="Segoe UI Semibold" w:cs="Segoe UI Semibold"/>
-                <w:b/>
-                <w:bCs w:val="0"/>
-                <w:sz w:val="22"/>
-                <w:szCs w:val="22"/>
-              </w:rPr>
             </w:pPr>
           </w:p>
         </w:tc>
         <w:tc>
           <w:tcPr>
-            <w:tcW w:w="1713" w:type="dxa"/>
+            <w:tcW w:w="555" w:type="pct"/>
             <w:tcBorders>
               <w:bottom w:val="none" w:color="auto" w:sz="0" w:space="0"/>
             </w:tcBorders>
           </w:tcPr>
           <w:p>
             <w:pPr>
-              <w:pStyle w:val="Heading2"/>
+              <w:pStyle w:val="BCLabel0"/>
               <w:spacing w:before="120" w:after="120"/>
-              <w:cnfStyle w:val="100000000000" w:firstRow="1" w:lastRow="0" w:firstColumn="0" w:lastColumn="0" w:oddVBand="0" w:evenVBand="0" w:oddHBand="0" w:evenHBand="0" w:firstRowFirstColumn="0" w:firstRowLastColumn="0" w:lastRowFirstColumn="0" w:lastRowLastColumn="0"/>
-              <w:rPr>
-                <w:rFonts w:ascii="Segoe UI Semibold" w:hAnsi="Segoe UI Semibold" w:cs="Segoe UI Semibold"/>
-                <w:b/>
-                <w:bCs w:val="0"/>
-                <w:sz w:val="22"/>
-                <w:szCs w:val="22"/>
-              </w:rPr>
             </w:pPr>
           </w:p>
         </w:tc>
         <w:sdt>
           <w:sdtPr>
-            <w:rPr>
-              <w:rFonts w:ascii="Segoe UI Semibold" w:hAnsi="Segoe UI Semibold" w:cs="Segoe UI Semibold"/>
-              <w:b/>
-              <w:sz w:val="22"/>
-              <w:szCs w:val="22"/>
-            </w:rPr>
             <w:alias w:val="Totals_Sales_Amt_On_Order1"/>
             <w:tag w:val="#BC:InsertDataItem,DataItems/Totals/Totals_Sales_Amt_On_Order1"/>
             <w:id w:val="646405163"/>
             <w:placeholder>
               <w:docPart w:val="DefaultPlaceholder_-1854013440"/>
             </w:placeholder>
+            <w:dataBinding w:prefixMappings="xmlns:ns0='urn:microsoft-dynamics-nav/reports/Customer_Order_Summary/107/'" w:xpath="/ns0:NavWordReportXmlPart[1]/ns0:Totals[1]/ns0:Totals_Sales_Amt_On_Order1[1]" w:storeItemID="{00000000-0000-0000-0000-000000000000}"/>
             <w15:color w:val="808080"/>
             <w:text/>
-            <w:dataBinding w:prefixMappings="xmlns:ns0='urn:microsoft-dynamics-nav/reports/Customer_Order_Summary/107/'" w:xpath="/ns0:NavWordReportXmlPart[1]/ns0:Totals[1]/ns0:Totals_Sales_Amt_On_Order1[1]"/>
           </w:sdtPr>
           <w:sdtContent>
             <w:tc>
               <w:tcPr>
-                <w:tcW w:w="1714" w:type="dxa"/>
+                <w:tcW w:w="556" w:type="pct"/>
                 <w:tcBorders>
                   <w:bottom w:val="none" w:color="auto" w:sz="0" w:space="0"/>
                 </w:tcBorders>
               </w:tcPr>
               <w:p>
                 <w:pPr>
-                  <w:pStyle w:val="Heading2"/>
+                  <w:pStyle w:val="BCLabelNumber0"/>
                   <w:spacing w:before="120" w:after="120"/>
                   <w:jc w:val="right"/>
-                  <w:cnfStyle w:val="100000000000" w:firstRow="1" w:lastRow="0" w:firstColumn="0" w:lastColumn="0" w:oddVBand="0" w:evenVBand="0" w:oddHBand="0" w:evenHBand="0" w:firstRowFirstColumn="0" w:firstRowLastColumn="0" w:lastRowFirstColumn="0" w:lastRowLastColumn="0"/>
-                  <w:rPr>
-                    <w:rFonts w:ascii="Segoe UI Semibold" w:hAnsi="Segoe UI Semibold" w:cs="Segoe UI Semibold"/>
-                    <w:b/>
-                    <w:bCs w:val="0"/>
-                    <w:sz w:val="22"/>
-                    <w:szCs w:val="22"/>
-                  </w:rPr>
                 </w:pPr>
                 <w:r>
-                  <w:rPr>
-                    <w:rFonts w:ascii="Segoe UI Semibold" w:hAnsi="Segoe UI Semibold" w:cs="Segoe UI Semibold"/>
-                    <w:b/>
-                    <w:bCs w:val="0"/>
-                    <w:sz w:val="22"/>
-                    <w:szCs w:val="22"/>
-                  </w:rPr>
                   <w:t>Totals_Sales_Amt_On_Order1</w:t>
                 </w:r>
               </w:p>
@@ -1658,52 +1259,31 @@
         </w:sdt>
         <w:sdt>
           <w:sdtPr>
-            <w:rPr>
-              <w:rFonts w:ascii="Segoe UI Semibold" w:hAnsi="Segoe UI Semibold" w:cs="Segoe UI Semibold"/>
-              <w:b/>
-              <w:sz w:val="22"/>
-              <w:szCs w:val="22"/>
-            </w:rPr>
             <w:alias w:val="Totals_Sales_Amt_On_Order2"/>
             <w:tag w:val="#BC:InsertDataItem,DataItems/Totals/Totals_Sales_Amt_On_Order2"/>
             <w:id w:val="1656334550"/>
             <w:placeholder>
               <w:docPart w:val="DefaultPlaceholder_-1854013440"/>
             </w:placeholder>
+            <w:dataBinding w:prefixMappings="xmlns:ns0='urn:microsoft-dynamics-nav/reports/Customer_Order_Summary/107/'" w:xpath="/ns0:NavWordReportXmlPart[1]/ns0:Totals[1]/ns0:Totals_Sales_Amt_On_Order2[1]" w:storeItemID="{00000000-0000-0000-0000-000000000000}"/>
             <w15:color w:val="808080"/>
             <w:text/>
-            <w:dataBinding w:prefixMappings="xmlns:ns0='urn:microsoft-dynamics-nav/reports/Customer_Order_Summary/107/'" w:xpath="/ns0:NavWordReportXmlPart[1]/ns0:Totals[1]/ns0:Totals_Sales_Amt_On_Order2[1]"/>
           </w:sdtPr>
           <w:sdtContent>
             <w:tc>
               <w:tcPr>
-                <w:tcW w:w="1713" w:type="dxa"/>
+                <w:tcW w:w="555" w:type="pct"/>
                 <w:tcBorders>
                   <w:bottom w:val="none" w:color="auto" w:sz="0" w:space="0"/>
                 </w:tcBorders>
               </w:tcPr>
               <w:p>
                 <w:pPr>
-                  <w:pStyle w:val="Heading2"/>
+                  <w:pStyle w:val="BCLabelNumber0"/>
                   <w:spacing w:before="120" w:after="120"/>
                   <w:jc w:val="right"/>
-                  <w:cnfStyle w:val="100000000000" w:firstRow="1" w:lastRow="0" w:firstColumn="0" w:lastColumn="0" w:oddVBand="0" w:evenVBand="0" w:oddHBand="0" w:evenHBand="0" w:firstRowFirstColumn="0" w:firstRowLastColumn="0" w:lastRowFirstColumn="0" w:lastRowLastColumn="0"/>
-                  <w:rPr>
-                    <w:rFonts w:ascii="Segoe UI Semibold" w:hAnsi="Segoe UI Semibold" w:cs="Segoe UI Semibold"/>
-                    <w:b/>
-                    <w:bCs w:val="0"/>
-                    <w:sz w:val="22"/>
-                    <w:szCs w:val="22"/>
-                  </w:rPr>
                 </w:pPr>
                 <w:r>
-                  <w:rPr>
-                    <w:rFonts w:ascii="Segoe UI Semibold" w:hAnsi="Segoe UI Semibold" w:cs="Segoe UI Semibold"/>
-                    <w:b/>
-                    <w:bCs w:val="0"/>
-                    <w:sz w:val="22"/>
-                    <w:szCs w:val="22"/>
-                  </w:rPr>
                   <w:t>Totals_Sales_Amt_On_Order2</w:t>
                 </w:r>
               </w:p>
@@ -1712,52 +1292,31 @@
         </w:sdt>
         <w:sdt>
           <w:sdtPr>
-            <w:rPr>
-              <w:rFonts w:ascii="Segoe UI Semibold" w:hAnsi="Segoe UI Semibold" w:cs="Segoe UI Semibold"/>
-              <w:b/>
-              <w:sz w:val="22"/>
-              <w:szCs w:val="22"/>
-            </w:rPr>
             <w:alias w:val="Totals_Sales_Amt_On_Order3"/>
             <w:tag w:val="#BC:InsertDataItem,DataItems/Totals/Totals_Sales_Amt_On_Order3"/>
             <w:id w:val="1054747466"/>
             <w:placeholder>
               <w:docPart w:val="DefaultPlaceholder_-1854013440"/>
             </w:placeholder>
+            <w:dataBinding w:prefixMappings="xmlns:ns0='urn:microsoft-dynamics-nav/reports/Customer_Order_Summary/107/'" w:xpath="/ns0:NavWordReportXmlPart[1]/ns0:Totals[1]/ns0:Totals_Sales_Amt_On_Order3[1]" w:storeItemID="{00000000-0000-0000-0000-000000000000}"/>
             <w15:color w:val="808080"/>
             <w:text/>
-            <w:dataBinding w:prefixMappings="xmlns:ns0='urn:microsoft-dynamics-nav/reports/Customer_Order_Summary/107/'" w:xpath="/ns0:NavWordReportXmlPart[1]/ns0:Totals[1]/ns0:Totals_Sales_Amt_On_Order3[1]"/>
           </w:sdtPr>
           <w:sdtContent>
             <w:tc>
               <w:tcPr>
-                <w:tcW w:w="1714" w:type="dxa"/>
+                <w:tcW w:w="556" w:type="pct"/>
                 <w:tcBorders>
                   <w:bottom w:val="none" w:color="auto" w:sz="0" w:space="0"/>
                 </w:tcBorders>
               </w:tcPr>
               <w:p>
                 <w:pPr>
-                  <w:pStyle w:val="Heading2"/>
+                  <w:pStyle w:val="BCLabelNumber0"/>
                   <w:spacing w:before="120" w:after="120"/>
                   <w:jc w:val="right"/>
-                  <w:cnfStyle w:val="100000000000" w:firstRow="1" w:lastRow="0" w:firstColumn="0" w:lastColumn="0" w:oddVBand="0" w:evenVBand="0" w:oddHBand="0" w:evenHBand="0" w:firstRowFirstColumn="0" w:firstRowLastColumn="0" w:lastRowFirstColumn="0" w:lastRowLastColumn="0"/>
-                  <w:rPr>
-                    <w:rFonts w:ascii="Segoe UI Semibold" w:hAnsi="Segoe UI Semibold" w:cs="Segoe UI Semibold"/>
-                    <w:b/>
-                    <w:bCs w:val="0"/>
-                    <w:sz w:val="22"/>
-                    <w:szCs w:val="22"/>
-                  </w:rPr>
                 </w:pPr>
                 <w:r>
-                  <w:rPr>
-                    <w:rFonts w:ascii="Segoe UI Semibold" w:hAnsi="Segoe UI Semibold" w:cs="Segoe UI Semibold"/>
-                    <w:b/>
-                    <w:bCs w:val="0"/>
-                    <w:sz w:val="22"/>
-                    <w:szCs w:val="22"/>
-                  </w:rPr>
                   <w:t>Totals_Sales_Amt_On_Order3</w:t>
                 </w:r>
               </w:p>
@@ -1766,52 +1325,31 @@
         </w:sdt>
         <w:sdt>
           <w:sdtPr>
-            <w:rPr>
-              <w:rFonts w:ascii="Segoe UI Semibold" w:hAnsi="Segoe UI Semibold" w:cs="Segoe UI Semibold"/>
-              <w:b/>
-              <w:sz w:val="22"/>
-              <w:szCs w:val="22"/>
-            </w:rPr>
             <w:alias w:val="Totals_Sales_Amt_On_Order4"/>
             <w:tag w:val="#BC:InsertDataItem,DataItems/Totals/Totals_Sales_Amt_On_Order4"/>
             <w:id w:val="1352692387"/>
             <w:placeholder>
               <w:docPart w:val="DefaultPlaceholder_-1854013440"/>
             </w:placeholder>
+            <w:dataBinding w:prefixMappings="xmlns:ns0='urn:microsoft-dynamics-nav/reports/Customer_Order_Summary/107/'" w:xpath="/ns0:NavWordReportXmlPart[1]/ns0:Totals[1]/ns0:Totals_Sales_Amt_On_Order4[1]" w:storeItemID="{00000000-0000-0000-0000-000000000000}"/>
             <w15:color w:val="808080"/>
             <w:text/>
-            <w:dataBinding w:prefixMappings="xmlns:ns0='urn:microsoft-dynamics-nav/reports/Customer_Order_Summary/107/'" w:xpath="/ns0:NavWordReportXmlPart[1]/ns0:Totals[1]/ns0:Totals_Sales_Amt_On_Order4[1]"/>
           </w:sdtPr>
           <w:sdtContent>
             <w:tc>
               <w:tcPr>
-                <w:tcW w:w="1713" w:type="dxa"/>
+                <w:tcW w:w="555" w:type="pct"/>
                 <w:tcBorders>
                   <w:bottom w:val="none" w:color="auto" w:sz="0" w:space="0"/>
                 </w:tcBorders>
               </w:tcPr>
               <w:p>
                 <w:pPr>
-                  <w:pStyle w:val="Heading2"/>
+                  <w:pStyle w:val="BCLabelNumber0"/>
                   <w:spacing w:before="120" w:after="120"/>
                   <w:jc w:val="right"/>
-                  <w:cnfStyle w:val="100000000000" w:firstRow="1" w:lastRow="0" w:firstColumn="0" w:lastColumn="0" w:oddVBand="0" w:evenVBand="0" w:oddHBand="0" w:evenHBand="0" w:firstRowFirstColumn="0" w:firstRowLastColumn="0" w:lastRowFirstColumn="0" w:lastRowLastColumn="0"/>
-                  <w:rPr>
-                    <w:rFonts w:ascii="Segoe UI Semibold" w:hAnsi="Segoe UI Semibold" w:cs="Segoe UI Semibold"/>
-                    <w:b/>
-                    <w:bCs w:val="0"/>
-                    <w:sz w:val="22"/>
-                    <w:szCs w:val="22"/>
-                  </w:rPr>
                 </w:pPr>
                 <w:r>
-                  <w:rPr>
-                    <w:rFonts w:ascii="Segoe UI Semibold" w:hAnsi="Segoe UI Semibold" w:cs="Segoe UI Semibold"/>
-                    <w:b/>
-                    <w:bCs w:val="0"/>
-                    <w:sz w:val="22"/>
-                    <w:szCs w:val="22"/>
-                  </w:rPr>
                   <w:t>Totals_Sales_Amt_On_Order4</w:t>
                 </w:r>
               </w:p>
@@ -1820,52 +1358,31 @@
         </w:sdt>
         <w:sdt>
           <w:sdtPr>
-            <w:rPr>
-              <w:rFonts w:ascii="Segoe UI Semibold" w:hAnsi="Segoe UI Semibold" w:cs="Segoe UI Semibold"/>
-              <w:b/>
-              <w:sz w:val="22"/>
-              <w:szCs w:val="22"/>
-            </w:rPr>
             <w:alias w:val="Totals_Sales_Amt_On_Order5"/>
             <w:tag w:val="#BC:InsertDataItem,DataItems/Totals/Totals_Sales_Amt_On_Order5"/>
             <w:id w:val="-1958173930"/>
             <w:placeholder>
               <w:docPart w:val="DefaultPlaceholder_-1854013440"/>
             </w:placeholder>
+            <w:dataBinding w:prefixMappings="xmlns:ns0='urn:microsoft-dynamics-nav/reports/Customer_Order_Summary/107/'" w:xpath="/ns0:NavWordReportXmlPart[1]/ns0:Totals[1]/ns0:Totals_Sales_Amt_On_Order5[1]" w:storeItemID="{00000000-0000-0000-0000-000000000000}"/>
             <w15:color w:val="808080"/>
             <w:text/>
-            <w:dataBinding w:prefixMappings="xmlns:ns0='urn:microsoft-dynamics-nav/reports/Customer_Order_Summary/107/'" w:xpath="/ns0:NavWordReportXmlPart[1]/ns0:Totals[1]/ns0:Totals_Sales_Amt_On_Order5[1]"/>
           </w:sdtPr>
           <w:sdtContent>
             <w:tc>
               <w:tcPr>
-                <w:tcW w:w="1714" w:type="dxa"/>
+                <w:tcW w:w="556" w:type="pct"/>
                 <w:tcBorders>
                   <w:bottom w:val="none" w:color="auto" w:sz="0" w:space="0"/>
                 </w:tcBorders>
               </w:tcPr>
               <w:p>
                 <w:pPr>
-                  <w:pStyle w:val="Heading2"/>
+                  <w:pStyle w:val="BCLabelNumber0"/>
                   <w:spacing w:before="120" w:after="120"/>
                   <w:jc w:val="right"/>
-                  <w:cnfStyle w:val="100000000000" w:firstRow="1" w:lastRow="0" w:firstColumn="0" w:lastColumn="0" w:oddVBand="0" w:evenVBand="0" w:oddHBand="0" w:evenHBand="0" w:firstRowFirstColumn="0" w:firstRowLastColumn="0" w:lastRowFirstColumn="0" w:lastRowLastColumn="0"/>
-                  <w:rPr>
-                    <w:rFonts w:ascii="Segoe UI Semibold" w:hAnsi="Segoe UI Semibold" w:cs="Segoe UI Semibold"/>
-                    <w:b/>
-                    <w:bCs w:val="0"/>
-                    <w:sz w:val="22"/>
-                    <w:szCs w:val="22"/>
-                  </w:rPr>
                 </w:pPr>
                 <w:r>
-                  <w:rPr>
-                    <w:rFonts w:ascii="Segoe UI Semibold" w:hAnsi="Segoe UI Semibold" w:cs="Segoe UI Semibold"/>
-                    <w:b/>
-                    <w:bCs w:val="0"/>
-                    <w:sz w:val="22"/>
-                    <w:szCs w:val="22"/>
-                  </w:rPr>
                   <w:t>Totals_Sales_Amt_On_Order5</w:t>
                 </w:r>
               </w:p>
@@ -1874,56 +1391,33 @@
         </w:sdt>
         <w:sdt>
           <w:sdtPr>
-            <w:rPr>
-              <w:rFonts w:ascii="Segoe UI Semibold" w:hAnsi="Segoe UI Semibold" w:cs="Segoe UI Semibold"/>
-              <w:b/>
-              <w:sz w:val="22"/>
-              <w:szCs w:val="22"/>
-            </w:rPr>
             <w:alias w:val="Totals_Sales_Order_Amount"/>
             <w:tag w:val="#BC:InsertDataItem,DataItems/Totals/Totals_Sales_Order_Amount"/>
             <w:id w:val="1045720973"/>
             <w:placeholder>
               <w:docPart w:val="DefaultPlaceholder_-1854013440"/>
             </w:placeholder>
+            <w:dataBinding w:prefixMappings="xmlns:ns0='urn:microsoft-dynamics-nav/reports/Customer_Order_Summary/107/'" w:xpath="/ns0:NavWordReportXmlPart[1]/ns0:Totals[1]/ns0:Totals_Sales_Order_Amount[1]" w:storeItemID="{00000000-0000-0000-0000-000000000000}"/>
             <w15:color w:val="808080"/>
             <w:text/>
-            <w:dataBinding w:prefixMappings="xmlns:ns0='urn:microsoft-dynamics-nav/reports/Customer_Order_Summary/107/'" w:xpath="/ns0:NavWordReportXmlPart[1]/ns0:Totals[1]/ns0:Totals_Sales_Order_Amount[1]"/>
           </w:sdtPr>
           <w:sdtContent>
             <w:tc>
               <w:tcPr>
-                <w:tcW w:w="1714" w:type="dxa"/>
+                <w:tcW w:w="556" w:type="pct"/>
                 <w:tcBorders>
                   <w:bottom w:val="none" w:color="auto" w:sz="0" w:space="0"/>
                 </w:tcBorders>
               </w:tcPr>
               <w:p>
                 <w:pPr>
-                  <w:pStyle w:val="Heading2"/>
+                  <w:pStyle w:val="BCLabelNumber0"/>
                   <w:spacing w:before="120" w:after="120"/>
                   <w:jc w:val="right"/>
-                  <w:cnfStyle w:val="100000000000" w:firstRow="1" w:lastRow="0" w:firstColumn="0" w:lastColumn="0" w:oddVBand="0" w:evenVBand="0" w:oddHBand="0" w:evenHBand="0" w:firstRowFirstColumn="0" w:firstRowLastColumn="0" w:lastRowFirstColumn="0" w:lastRowLastColumn="0"/>
-                  <w:rPr>
-                    <w:rFonts w:ascii="Segoe UI Semibold" w:hAnsi="Segoe UI Semibold" w:cs="Segoe UI Semibold"/>
-                    <w:b/>
-                    <w:bCs w:val="0"/>
-                    <w:sz w:val="22"/>
-                    <w:szCs w:val="22"/>
-                  </w:rPr>
                 </w:pPr>
-                <w:proofErr w:type="spellStart"/>
                 <w:r>
-                  <w:rPr>
-                    <w:rFonts w:ascii="Segoe UI Semibold" w:hAnsi="Segoe UI Semibold" w:cs="Segoe UI Semibold"/>
-                    <w:b/>
-                    <w:bCs w:val="0"/>
-                    <w:sz w:val="22"/>
-                    <w:szCs w:val="22"/>
-                  </w:rPr>
                   <w:t>Totals_Sales_Order_Amount</w:t>
                 </w:r>
-                <w:proofErr w:type="spellEnd"/>
               </w:p>
             </w:tc>
           </w:sdtContent>
@@ -1963,7 +1457,7 @@
         <w:kern w:val="2"/>
         <w:sz w:val="24"/>
         <w:szCs w:val="24"/>
-        <w:lang w:val="en-DK" w:eastAsia="en-DK" w:bidi="ar-SA"/>
+        <w:lang w:bidi="ar-SA"/>
         <w14:ligatures w14:val="standardContextual"/>
       </w:rPr>
     </w:rPrDefault>
@@ -2470,7 +1964,7 @@
       <w:kern w:val="0"/>
       <w:sz w:val="20"/>
       <w:szCs w:val="20"/>
-      <w:lang w:val="en-DK" w:eastAsia="en-DK"/>
+      <w:lang w:val="en-US" w:eastAsia="en-US"/>
       <w14:ligatures w14:val="none"/>
     </w:rPr>
     <w:tblPr/>
@@ -2663,11 +2157,354 @@
       <w:color w:val="666666"/>
     </w:rPr>
   </w:style>
+  <w:style w:type="paragraph" w:styleId="Header">
+    <w:name w:val="header"/>
+    <w:basedOn w:val="Normal"/>
+    <w:link w:val="HeaderChar"/>
+    <w:uiPriority w:val="99"/>
+    <w:unhideWhenUsed/>
+    <w:rsid w:val="006830DE"/>
+    <w:pPr>
+      <w:tabs>
+        <w:tab w:val="center" w:pos="4513"/>
+        <w:tab w:val="right" w:pos="9026"/>
+      </w:tabs>
+      <w:spacing w:after="0" w:line="240" w:lineRule="auto"/>
+    </w:pPr>
+    <w:rPr>
+      <w:lang w:val="en-AU" w:eastAsia="zh-CN"/>
+    </w:rPr>
+  </w:style>
+  <w:style w:type="character" w:customStyle="1" w:styleId="HeaderChar">
+    <w:name w:val="Header Char"/>
+    <w:basedOn w:val="DefaultParagraphFont"/>
+    <w:link w:val="Header"/>
+    <w:uiPriority w:val="99"/>
+    <w:rsid w:val="006830DE"/>
+    <w:rPr>
+      <w:lang w:val="en-AU" w:eastAsia="zh-CN"/>
+    </w:rPr>
+  </w:style>
+  <w:style w:type="table" w:styleId="PlainTable1">
+    <w:name w:val="Plain Table 1"/>
+    <w:basedOn w:val="TableNormal"/>
+    <w:uiPriority w:val="41"/>
+    <w:rsid w:val="00634355"/>
+    <w:pPr>
+      <w:spacing w:after="0" w:line="240" w:lineRule="auto"/>
+    </w:pPr>
+    <w:rPr>
+      <w:lang w:val="en-AU" w:eastAsia="ja-JP"/>
+    </w:rPr>
+    <w:tblPr>
+      <w:tblStyleRowBandSize w:val="1"/>
+      <w:tblStyleColBandSize w:val="1"/>
+      <w:tblBorders>
+        <w:top w:val="single" w:sz="4" w:space="0" w:color="BFBFBF" w:themeColor="background1" w:themeShade="BF"/>
+        <w:left w:val="single" w:sz="4" w:space="0" w:color="BFBFBF" w:themeColor="background1" w:themeShade="BF"/>
+        <w:bottom w:val="single" w:sz="4" w:space="0" w:color="BFBFBF" w:themeColor="background1" w:themeShade="BF"/>
+        <w:right w:val="single" w:sz="4" w:space="0" w:color="BFBFBF" w:themeColor="background1" w:themeShade="BF"/>
+        <w:insideH w:val="single" w:sz="4" w:space="0" w:color="BFBFBF" w:themeColor="background1" w:themeShade="BF"/>
+        <w:insideV w:val="single" w:sz="4" w:space="0" w:color="BFBFBF" w:themeColor="background1" w:themeShade="BF"/>
+      </w:tblBorders>
+    </w:tblPr>
+    <w:tblStylePr w:type="firstRow">
+      <w:rPr>
+        <w:b/>
+        <w:bCs/>
+      </w:rPr>
+    </w:tblStylePr>
+    <w:tblStylePr w:type="lastRow">
+      <w:rPr>
+        <w:b/>
+        <w:bCs/>
+      </w:rPr>
+      <w:tblPr/>
+      <w:tcPr>
+        <w:tcBorders>
+          <w:top w:val="double" w:sz="4" w:space="0" w:color="BFBFBF" w:themeColor="background1" w:themeShade="BF"/>
+        </w:tcBorders>
+      </w:tcPr>
+    </w:tblStylePr>
+    <w:tblStylePr w:type="firstCol">
+      <w:rPr>
+        <w:b/>
+        <w:bCs/>
+      </w:rPr>
+    </w:tblStylePr>
+    <w:tblStylePr w:type="lastCol">
+      <w:rPr>
+        <w:b/>
+        <w:bCs/>
+      </w:rPr>
+    </w:tblStylePr>
+    <w:tblStylePr w:type="band1Vert">
+      <w:tblPr/>
+      <w:tcPr>
+        <w:shd w:val="clear" w:color="auto" w:fill="F2F2F2" w:themeFill="background1" w:themeFillShade="F2"/>
+      </w:tcPr>
+    </w:tblStylePr>
+    <w:tblStylePr w:type="band1Horz">
+      <w:tblPr/>
+      <w:tcPr>
+        <w:shd w:val="clear" w:color="auto" w:fill="F2F2F2" w:themeFill="background1" w:themeFillShade="F2"/>
+      </w:tcPr>
+    </w:tblStylePr>
+  </w:style>
+  <w:style w:type="paragraph" w:styleId="NoSpacing">
+    <w:name w:val="No Spacing"/>
+    <w:uiPriority w:val="1"/>
+    <w:qFormat/>
+    <w:rsid w:val="00416FC2"/>
+    <w:pPr>
+      <w:spacing w:after="0" w:line="240" w:lineRule="auto"/>
+    </w:pPr>
+    <w:rPr>
+      <w:rFonts w:eastAsiaTheme="minorHAnsi"/>
+      <w:color w:val="000000" w:themeColor="text1"/>
+    </w:rPr>
+  </w:style>
+  <w:style w:type="paragraph" w:customStyle="1" w:styleId="BCNumber">
+    <w:name w:val="BC Number"/>
+    <w:basedOn w:val="NoSpacing"/>
+    <w:next w:val="Normal"/>
+    <w:uiPriority w:val="2"/>
+    <w:qFormat/>
+    <w:rPr>
+      <w14:numSpacing w14:val="tabular"/>
+    </w:rPr>
+  </w:style>
+  <w:style w:type="paragraph" w:customStyle="1" w:styleId="BCLabel">
+    <w:name w:val="BC Label"/>
+    <w:basedOn w:val="NoSpacing"/>
+    <w:next w:val="Normal"/>
+    <w:uiPriority w:val="2"/>
+    <w:qFormat/>
+    <w:pPr>
+      <w:keepNext/>
+    </w:pPr>
+    <w:rPr>
+      <w:rFonts w:asciiTheme="majorHAnsi" w:eastAsiaTheme="majorEastAsia" w:hAnsiTheme="majorHAnsi" w:cstheme="majorBidi"/>
+    </w:rPr>
+  </w:style>
+  <w:style w:type="paragraph" w:customStyle="1" w:styleId="BCLabelNumber">
+    <w:name w:val="BC Label Number"/>
+    <w:basedOn w:val="BCLabel"/>
+    <w:next w:val="Normal"/>
+    <w:uiPriority w:val="2"/>
+    <w:qFormat/>
+    <w:rPr>
+      <w14:numSpacing w14:val="tabular"/>
+    </w:rPr>
+  </w:style>
+  <w:style w:type="paragraph" w:customStyle="1" w:styleId="BCLabel0">
+    <w:name w:val="BC Label"/>
+    <w:basedOn w:val="NoSpacing"/>
+    <w:next w:val="Normal"/>
+    <w:uiPriority w:val="2"/>
+    <w:qFormat/>
+    <w:pPr>
+      <w:keepNext/>
+    </w:pPr>
+    <w:rPr>
+      <w:rFonts w:asciiTheme="majorHAnsi" w:eastAsiaTheme="majorEastAsia" w:hAnsiTheme="majorHAnsi" w:cstheme="majorBidi"/>
+    </w:rPr>
+  </w:style>
+  <w:style w:type="paragraph" w:customStyle="1" w:styleId="BCLabelNumber0">
+    <w:name w:val="BC Label Number"/>
+    <w:basedOn w:val="BCLabel0"/>
+    <w:next w:val="Normal"/>
+    <w:uiPriority w:val="2"/>
+    <w:qFormat/>
+    <w:rPr>
+      <w14:numSpacing w14:val="tabular"/>
+    </w:rPr>
+  </w:style>
+  <w:style w:type="table" w:customStyle="1" w:styleId="BCBlockTable">
+    <w:name w:val="BC Block Table"/>
+    <w:basedOn w:val="TableNormal"/>
+    <w:uiPriority w:val="99"/>
+    <w:qFormat/>
+    <w:pPr>
+      <w:spacing w:after="0" w:line="240" w:lineRule="auto"/>
+    </w:pPr>
+    <w:tblPr>
+      <w:tblStyleRowBandSize w:val="1"/>
+      <w:tblStyleColBandSize w:val="1"/>
+      <w:tblCellMar>
+        <w:left w:w="0" w:type="dxa"/>
+        <w:right w:w="0" w:type="dxa"/>
+      </w:tblCellMar>
+    </w:tblPr>
+    <w:tblStylePr w:type="firstRow">
+      <w:rPr>
+        <w:rFonts w:asciiTheme="majorHAnsi" w:hAnsiTheme="majorHAnsi" w:cstheme="majorBidi"/>
+      </w:rPr>
+      <w:tblPr/>
+      <w:tcPr>
+        <w:vAlign w:val="top"/>
+      </w:tcPr>
+    </w:tblStylePr>
+  </w:style>
+  <w:style w:type="table" w:customStyle="1" w:styleId="BCDataTable">
+    <w:name w:val="BC Data Table"/>
+    <w:basedOn w:val="TableNormal"/>
+    <w:uiPriority w:val="99"/>
+    <w:qFormat/>
+    <w:pPr>
+      <w:spacing w:after="0" w:line="240" w:lineRule="auto"/>
+    </w:pPr>
+    <w:tblPr>
+      <w:tblStyleRowBandSize w:val="1"/>
+      <w:tblStyleColBandSize w:val="1"/>
+      <w:tblCellMar>
+        <w:left w:w="115" w:type="dxa"/>
+        <w:right w:w="115" w:type="dxa"/>
+      </w:tblCellMar>
+    </w:tblPr>
+    <w:tcPr>
+      <w:vAlign w:val="center"/>
+    </w:tcPr>
+    <w:tblStylePr w:type="firstRow">
+      <w:pPr>
+        <w:spacing w:before="160" w:after="80"/>
+      </w:pPr>
+      <w:rPr>
+        <w:rFonts w:asciiTheme="majorHAnsi" w:hAnsiTheme="majorHAnsi" w:cstheme="majorBidi"/>
+      </w:rPr>
+      <w:tblPr/>
+      <w:tcPr>
+        <w:tcBorders>
+          <w:bottom w:val="single" w:sz="4" w:space="0" w:color="000000" w:themeColor="text1"/>
+        </w:tcBorders>
+        <w:vAlign w:val="top"/>
+      </w:tcPr>
+    </w:tblStylePr>
+    <w:tblStylePr w:type="lastRow">
+      <w:tblPr/>
+      <w:tcPr>
+        <w:tcBorders>
+          <w:bottom w:val="single" w:sz="4" w:space="0" w:color="E8E8E8" w:themeColor="background2"/>
+        </w:tcBorders>
+      </w:tcPr>
+    </w:tblStylePr>
+    <w:tblStylePr w:type="band1Horz">
+      <w:tblPr/>
+      <w:tcPr>
+        <w:shd w:val="clear" w:color="auto" w:fill="auto"/>
+      </w:tcPr>
+    </w:tblStylePr>
+    <w:tblStylePr w:type="band2Horz">
+      <w:tblPr/>
+      <w:tcPr>
+        <w:shd w:val="clear" w:color="auto" w:fill="FAE2D5" w:themeFill="accent2" w:themeFillTint="33"/>
+      </w:tcPr>
+    </w:tblStylePr>
+  </w:style>
+  <w:style w:type="table" w:customStyle="1" w:styleId="BCTotalsTable">
+    <w:name w:val="BC Totals Table"/>
+    <w:basedOn w:val="TableNormal"/>
+    <w:uiPriority w:val="99"/>
+    <w:qFormat/>
+    <w:pPr>
+      <w:spacing w:after="0" w:line="240" w:lineRule="auto"/>
+    </w:pPr>
+    <w:tblPr>
+      <w:tblStyleRowBandSize w:val="1"/>
+      <w:tblStyleColBandSize w:val="1"/>
+      <w:tblCellMar>
+        <w:left w:w="115" w:type="dxa"/>
+        <w:right w:w="115" w:type="dxa"/>
+      </w:tblCellMar>
+    </w:tblPr>
+    <w:tcPr>
+      <w:vAlign w:val="center"/>
+    </w:tcPr>
+    <w:tblStylePr w:type="lastRow">
+      <w:rPr>
+        <w:rFonts w:asciiTheme="majorHAnsi" w:hAnsiTheme="majorHAnsi" w:cstheme="majorBidi"/>
+      </w:rPr>
+      <w:tblPr/>
+      <w:tcPr>
+        <w:tcBorders>
+          <w:top w:val="single" w:sz="4" w:space="0" w:color="000000" w:themeColor="text1"/>
+          <w:bottom w:val="single" w:sz="8" w:space="0" w:color="000000" w:themeColor="text1"/>
+        </w:tcBorders>
+      </w:tcPr>
+    </w:tblStylePr>
+  </w:style>
+  <w:style w:type="table" w:customStyle="1" w:styleId="BCCalculationTable">
+    <w:name w:val="BC Calculation Table"/>
+    <w:basedOn w:val="TableNormal"/>
+    <w:uiPriority w:val="99"/>
+    <w:qFormat/>
+    <w:pPr>
+      <w:spacing w:after="0" w:line="240" w:lineRule="auto"/>
+    </w:pPr>
+    <w:tblPr>
+      <w:tblStyleRowBandSize w:val="1"/>
+      <w:tblStyleColBandSize w:val="1"/>
+      <w:tblCellMar>
+        <w:top w:w="58" w:type="dxa"/>
+        <w:left w:w="0" w:type="dxa"/>
+        <w:bottom w:w="58" w:type="dxa"/>
+        <w:right w:w="0" w:type="dxa"/>
+      </w:tblCellMar>
+    </w:tblPr>
+    <w:tcPr>
+      <w:vAlign w:val="center"/>
+    </w:tcPr>
+    <w:tblStylePr w:type="firstRow">
+      <w:rPr>
+        <w:rFonts w:asciiTheme="majorHAnsi" w:hAnsiTheme="majorHAnsi" w:cstheme="majorBidi"/>
+      </w:rPr>
+      <w:tblPr/>
+      <w:tcPr>
+        <w:vAlign w:val="bottom"/>
+      </w:tcPr>
+    </w:tblStylePr>
+    <w:tblStylePr w:type="lastRow">
+      <w:rPr>
+        <w:rFonts w:asciiTheme="majorHAnsi" w:hAnsiTheme="majorHAnsi" w:cstheme="majorBidi"/>
+      </w:rPr>
+      <w:tblPr/>
+      <w:tcPr>
+        <w:tcBorders>
+          <w:top w:val="single" w:sz="4" w:space="0" w:color="000000" w:themeColor="text1"/>
+        </w:tcBorders>
+      </w:tcPr>
+    </w:tblStylePr>
+  </w:style>
+  <w:style w:type="table" w:customStyle="1" w:styleId="BCSignatureTable">
+    <w:name w:val="BC Signature Table"/>
+    <w:basedOn w:val="TableNormal"/>
+    <w:uiPriority w:val="99"/>
+    <w:qFormat/>
+    <w:pPr>
+      <w:spacing w:after="0" w:line="240" w:lineRule="auto"/>
+    </w:pPr>
+    <w:tblPr>
+      <w:tblStyleRowBandSize w:val="1"/>
+      <w:tblStyleColBandSize w:val="1"/>
+      <w:tblCellMar>
+        <w:left w:w="0" w:type="dxa"/>
+        <w:right w:w="0" w:type="dxa"/>
+      </w:tblCellMar>
+    </w:tblPr>
+    <w:tblStylePr w:type="lastRow">
+      <w:tblPr/>
+      <w:tcPr>
+        <w:tcBorders>
+          <w:bottom w:val="single" w:sz="4" w:space="0" w:color="000000" w:themeColor="text1"/>
+        </w:tcBorders>
+      </w:tcPr>
+    </w:tblStylePr>
+  </w:style>
 </w:styles>
 </file>
 
 <file path=word/glossary/document.xml><?xml version="1.0" encoding="utf-8"?>
-<w:glossaryDocument xmlns:wpc="http://schemas.microsoft.com/office/word/2010/wordprocessingCanvas" xmlns:cx="http://schemas.microsoft.com/office/drawing/2014/chartex" xmlns:cx1="http://schemas.microsoft.com/office/drawing/2015/9/8/chartex" xmlns:cx2="http://schemas.microsoft.com/office/drawing/2015/10/21/chartex" xmlns:cx3="http://schemas.microsoft.com/office/drawing/2016/5/9/chartex" xmlns:cx4="http://schemas.microsoft.com/office/drawing/2016/5/10/chartex" xmlns:cx5="http://schemas.microsoft.com/office/drawing/2016/5/11/chartex" xmlns:cx6="http://schemas.microsoft.com/office/drawing/2016/5/12/chartex" xmlns:cx7="http://schemas.microsoft.com/office/drawing/2016/5/13/chartex" xmlns:cx8="http://schemas.microsoft.com/office/drawing/2016/5/14/chartex" xmlns:mc="http://schemas.openxmlformats.org/markup-compatibility/2006" xmlns:aink="http://schemas.microsoft.com/office/drawing/2016/ink" xmlns:am3d="http://schemas.microsoft.com/office/drawing/2017/model3d" xmlns:o="urn:schemas-microsoft-com:office:office" xmlns:oel="http://schemas.microsoft.com/office/2019/extlst" xmlns:r="http://schemas.openxmlformats.org/officeDocument/2006/relationships" xmlns:m="http://schemas.openxmlformats.org/officeDocument/2006/math" xmlns:v="urn:schemas-microsoft-com:vml" xmlns:wp14="http://schemas.microsoft.com/office/word/2010/wordprocessingDrawing" xmlns:wp="http://schemas.openxmlformats.org/drawingml/2006/wordprocessingDrawing" xmlns:w10="urn:schemas-microsoft-com:office:word" xmlns:w="http://schemas.openxmlformats.org/wordprocessingml/2006/main" xmlns:w14="http://schemas.microsoft.com/office/word/2010/wordml" xmlns:w15="http://schemas.microsoft.com/office/word/2012/wordml" xmlns:w16cex="http://schemas.microsoft.com/office/word/2018/wordml/cex" xmlns:w16cid="http://schemas.microsoft.com/office/word/2016/wordml/cid" xmlns:w16="http://schemas.microsoft.com/office/word/2018/wordml" xmlns:w16du="http://schemas.microsoft.com/office/word/2023/wordml/word16du" xmlns:w16sdtdh="http://schemas.microsoft.com/office/word/2020/wordml/sdtdatahash" xmlns:w16sdtfl="http://schemas.microsoft.com/office/word/2024/wordml/sdtformatlock" xmlns:w16se="http://schemas.microsoft.com/office/word/2015/wordml/symex" xmlns:wpg="http://schemas.microsoft.com/office/word/2010/wordprocessingGroup" xmlns:wpi="http://schemas.microsoft.com/office/word/2010/wordprocessingInk" xmlns:wne="http://schemas.microsoft.com/office/word/2006/wordml" xmlns:wps="http://schemas.microsoft.com/office/word/2010/wordprocessingShape" mc:Ignorable="w14 w15 w16se w16cid w16 w16cex w16sdtdh w16sdtfl w16du wp14">
+<w:glossaryDocument xmlns:wpc="http://schemas.microsoft.com/office/word/2010/wordprocessingCanvas" xmlns:cx="http://schemas.microsoft.com/office/drawing/2014/chartex" xmlns:cx1="http://schemas.microsoft.com/office/drawing/2015/9/8/chartex" xmlns:cx2="http://schemas.microsoft.com/office/drawing/2015/10/21/chartex" xmlns:cx3="http://schemas.microsoft.com/office/drawing/2016/5/9/chartex" xmlns:cx4="http://schemas.microsoft.com/office/drawing/2016/5/10/chartex" xmlns:cx5="http://schemas.microsoft.com/office/drawing/2016/5/11/chartex" xmlns:cx6="http://schemas.microsoft.com/office/drawing/2016/5/12/chartex" xmlns:cx7="http://schemas.microsoft.com/office/drawing/2016/5/13/chartex" xmlns:cx8="http://schemas.microsoft.com/office/drawing/2016/5/14/chartex" xmlns:mc="http://schemas.openxmlformats.org/markup-compatibility/2006" xmlns:aink="http://schemas.microsoft.com/office/drawing/2016/ink" xmlns:am3d="http://schemas.microsoft.com/office/drawing/2017/model3d" xmlns:o="urn:schemas-microsoft-com:office:office" xmlns:oel="http://schemas.microsoft.com/office/2019/extlst" xmlns:r="http://schemas.openxmlformats.org/officeDocument/2006/relationships" xmlns:m="http://schemas.openxmlformats.org/officeDocument/2006/math" xmlns:v="urn:schemas-microsoft-com:vml" xmlns:wp14="http://schemas.microsoft.com/office/word/2010/wordprocessingDrawing" xmlns:wp="http://schemas.openxmlformats.org/drawingml/2006/wordprocessingDrawing" xmlns:w10="urn:schemas-microsoft-com:office:word" xmlns:w="http://schemas.openxmlformats.org/wordprocessingml/2006/main" xmlns:w14="http://schemas.microsoft.com/office/word/2010/wordml" xmlns:w15="http://schemas.microsoft.com/office/word/2012/wordml" xmlns:w16cei="http://schemas.microsoft.com/office/word/2026/wordml/cei" xmlns:w16cex="http://schemas.microsoft.com/office/word/2018/wordml/cex" xmlns:w16cid="http://schemas.microsoft.com/office/word/2016/wordml/cid" xmlns:w16="http://schemas.microsoft.com/office/word/2018/wordml" xmlns:w16du="http://schemas.microsoft.com/office/word/2023/wordml/word16du" xmlns:w16sdtdh="http://schemas.microsoft.com/office/word/2020/wordml/sdtdatahash" xmlns:w16sdtfl="http://schemas.microsoft.com/office/word/2024/wordml/sdtformatlock" xmlns:w16se="http://schemas.microsoft.com/office/word/2015/wordml/symex" xmlns:wpg="http://schemas.microsoft.com/office/word/2010/wordprocessingGroup" xmlns:wpi="http://schemas.microsoft.com/office/word/2010/wordprocessingInk" xmlns:wne="http://schemas.microsoft.com/office/word/2006/wordml" xmlns:wps="http://schemas.microsoft.com/office/word/2010/wordprocessingShape" mc:Ignorable="w14 w15 w16se w16cid w16 w16cex w16sdtdh w16sdtfl w16du wp14">
   <w:docParts>
     <w:docPart>
       <w:docPartPr>
@@ -2750,6 +2587,93 @@
         </w:p>
       </w:docPartBody>
     </w:docPart>
+    <w:docPart>
+      <w:docPartPr>
+        <w:name w:val="5F2903C5364142F592C70983355C4059"/>
+        <w:category>
+          <w:name w:val="General"/>
+          <w:gallery w:val="placeholder"/>
+        </w:category>
+        <w:types>
+          <w:type w:val="bbPlcHdr"/>
+        </w:types>
+        <w:behaviors>
+          <w:behavior w:val="content"/>
+        </w:behaviors>
+        <w:guid w:val="{5FA82CE5-54A4-4FA7-A2B3-3EDE52449F0A}"/>
+      </w:docPartPr>
+      <w:docPartBody>
+        <w:p>
+          <w:pPr>
+            <w:pStyle w:val="5F2903C5364142F592C70983355C4059"/>
+          </w:pPr>
+          <w:r>
+            <w:rPr>
+              <w:rStyle w:val="PlaceholderText"/>
+            </w:rPr>
+            <w:t>Click or tap here to enter text.</w:t>
+          </w:r>
+        </w:p>
+      </w:docPartBody>
+    </w:docPart>
+    <w:docPart>
+      <w:docPartPr>
+        <w:name w:val="5CF7C4BFCF934A4AA31A1EB8FF20C82F"/>
+        <w:category>
+          <w:name w:val="General"/>
+          <w:gallery w:val="placeholder"/>
+        </w:category>
+        <w:types>
+          <w:type w:val="bbPlcHdr"/>
+        </w:types>
+        <w:behaviors>
+          <w:behavior w:val="content"/>
+        </w:behaviors>
+        <w:guid w:val="{4BAB32E0-69FB-4A2F-964B-1ABFF4B21B6E}"/>
+      </w:docPartPr>
+      <w:docPartBody>
+        <w:p>
+          <w:pPr>
+            <w:pStyle w:val="5CF7C4BFCF934A4AA31A1EB8FF20C82F"/>
+          </w:pPr>
+          <w:r>
+            <w:rPr>
+              <w:rStyle w:val="PlaceholderText"/>
+            </w:rPr>
+            <w:t>Click or tap here to enter text.</w:t>
+          </w:r>
+        </w:p>
+      </w:docPartBody>
+    </w:docPart>
+    <w:docPart>
+      <w:docPartPr>
+        <w:name w:val="3C8D664EF9864DDCAD46BF7DABA46242"/>
+        <w:category>
+          <w:name w:val="General"/>
+          <w:gallery w:val="placeholder"/>
+        </w:category>
+        <w:types>
+          <w:type w:val="bbPlcHdr"/>
+        </w:types>
+        <w:behaviors>
+          <w:behavior w:val="content"/>
+        </w:behaviors>
+        <w:guid w:val="{440170F7-77EC-43DF-B942-C612B47BC3C5}"/>
+      </w:docPartPr>
+      <w:docPartBody>
+        <w:p>
+          <w:pPr>
+            <w:pStyle w:val="3C8D664EF9864DDCAD46BF7DABA46242"/>
+          </w:pPr>
+          <w:r>
+            <w:rPr>
+              <w:rStyle w:val="PlaceholderText"/>
+            </w:rPr>
+            <w:t>Click or tap here to enter text.</w:t>
+          </w:r>
+        </w:p>
+      </w:docPartBody>
+    </w:docPart>
   </w:docParts>
 </w:glossaryDocument>
 </file>
@@ -2796,13 +2720,6 @@
     <w:pitch w:val="variable"/>
     <w:sig w:usb0="E4002EFF" w:usb1="C000E47F" w:usb2="00000009" w:usb3="00000000" w:csb0="000001FF" w:csb1="00000000"/>
   </w:font>
-  <w:font w:name="Arial">
-    <w:panose1 w:val="020B0604020202020204"/>
-    <w:charset w:val="00"/>
-    <w:family w:val="swiss"/>
-    <w:pitch w:val="variable"/>
-    <w:sig w:usb0="E0002EFF" w:usb1="C000785B" w:usb2="00000009" w:usb3="00000000" w:csb0="000001FF" w:csb1="00000000"/>
-  </w:font>
 </w:fonts>
 </file>
 
@@ -2810,6 +2727,7 @@
 <w:settings xmlns:mc="http://schemas.openxmlformats.org/markup-compatibility/2006" xmlns:o="urn:schemas-microsoft-com:office:office" xmlns:r="http://schemas.openxmlformats.org/officeDocument/2006/relationships" xmlns:m="http://schemas.openxmlformats.org/officeDocument/2006/math" xmlns:v="urn:schemas-microsoft-com:vml" xmlns:w10="urn:schemas-microsoft-com:office:word" xmlns:w="http://schemas.openxmlformats.org/wordprocessingml/2006/main" xmlns:w14="http://schemas.microsoft.com/office/word/2010/wordml" xmlns:w15="http://schemas.microsoft.com/office/word/2012/wordml" xmlns:w16cex="http://schemas.microsoft.com/office/word/2018/wordml/cex" xmlns:w16cid="http://schemas.microsoft.com/office/word/2016/wordml/cid" xmlns:w16="http://schemas.microsoft.com/office/word/2018/wordml" xmlns:w16du="http://schemas.microsoft.com/office/word/2023/wordml/word16du" xmlns:w16sdtdh="http://schemas.microsoft.com/office/word/2020/wordml/sdtdatahash" xmlns:w16sdtfl="http://schemas.microsoft.com/office/word/2024/wordml/sdtformatlock" xmlns:w16se="http://schemas.microsoft.com/office/word/2015/wordml/symex" xmlns:sl="http://schemas.openxmlformats.org/schemaLibrary/2006/main" mc:Ignorable="w14 w15 w16se w16cid w16 w16cex w16sdtdh w16sdtfl w16du">
   <w:view w:val="normal"/>
   <w:defaultTabStop w:val="720"/>
+  <w:hyphenationZone w:val="425"/>
   <w:characterSpacingControl w:val="doNotCompress"/>
   <w:compat>
     <w:useFELayout/>
@@ -2822,12 +2740,18 @@
   </w:compat>
   <w:rsids>
     <w:rsidRoot w:val="002A7083"/>
+    <w:rsid w:val="000B0067"/>
     <w:rsid w:val="00150D08"/>
+    <w:rsid w:val="0023545D"/>
+    <w:rsid w:val="00251397"/>
     <w:rsid w:val="002A7083"/>
+    <w:rsid w:val="006203BB"/>
     <w:rsid w:val="007D00DC"/>
+    <w:rsid w:val="0089231B"/>
     <w:rsid w:val="008C3096"/>
     <w:rsid w:val="00AA0C52"/>
     <w:rsid w:val="00C4474E"/>
+    <w:rsid w:val="00E5711F"/>
     <w:rsid w:val="00E84B36"/>
   </w:rsids>
   <m:mathPr>
@@ -2843,9 +2767,9 @@
     <m:intLim m:val="subSup"/>
     <m:naryLim m:val="undOvr"/>
   </m:mathPr>
-  <w:themeFontLang w:val="en-DK"/>
+  <w:themeFontLang/>
   <w:clrSchemeMapping w:bg1="light1" w:t1="dark1" w:bg2="light2" w:t2="dark2" w:accent1="accent1" w:accent2="accent2" w:accent3="accent3" w:accent4="accent4" w:accent5="accent5" w:accent6="accent6" w:hyperlink="hyperlink" w:followedHyperlink="followedHyperlink"/>
-  <w:decimalSymbol w:val=","/>
+  <w:decimalSymbol w:val="."/>
   <w:listSeparator w:val=","/>
   <w15:chartTrackingRefBased/>
 </w:settings>
@@ -2860,7 +2784,7 @@
         <w:kern w:val="2"/>
         <w:sz w:val="24"/>
         <w:szCs w:val="24"/>
-        <w:lang w:val="en-DK" w:eastAsia="en-DK" w:bidi="ar-SA"/>
+        <w:lang w:bidi="ar-SA"/>
         <w14:ligatures w14:val="standardContextual"/>
       </w:rPr>
     </w:rPrDefault>
@@ -3284,7 +3208,7 @@
     <w:basedOn w:val="DefaultParagraphFont"/>
     <w:uiPriority w:val="99"/>
     <w:semiHidden/>
-    <w:rsid w:val="00C4474E"/>
+    <w:rsid w:val="0089231B"/>
     <w:rPr>
       <w:color w:val="666666"/>
     </w:rPr>
@@ -3292,6 +3216,27 @@
   <w:style w:type="paragraph" w:customStyle="1" w:styleId="6942C0ACC20B4FA3A455AB8BDDEAFE2F">
     <w:name w:val="6942C0ACC20B4FA3A455AB8BDDEAFE2F"/>
     <w:rsid w:val="002A7083"/>
+  </w:style>
+  <w:style w:type="paragraph" w:customStyle="1" w:styleId="5F2903C5364142F592C70983355C4059">
+    <w:name w:val="5F2903C5364142F592C70983355C4059"/>
+    <w:rsid w:val="0089231B"/>
+    <w:rPr>
+      <w:lang w:val="da-DK" w:eastAsia="da-DK"/>
+    </w:rPr>
+  </w:style>
+  <w:style w:type="paragraph" w:customStyle="1" w:styleId="5CF7C4BFCF934A4AA31A1EB8FF20C82F">
+    <w:name w:val="5CF7C4BFCF934A4AA31A1EB8FF20C82F"/>
+    <w:rsid w:val="0089231B"/>
+    <w:rPr>
+      <w:lang w:val="da-DK" w:eastAsia="da-DK"/>
+    </w:rPr>
+  </w:style>
+  <w:style w:type="paragraph" w:customStyle="1" w:styleId="3C8D664EF9864DDCAD46BF7DABA46242">
+    <w:name w:val="3C8D664EF9864DDCAD46BF7DABA46242"/>
+    <w:rsid w:val="0089231B"/>
+    <w:rPr>
+      <w:lang w:val="da-DK" w:eastAsia="da-DK"/>
+    </w:rPr>
   </w:style>
 </w:styles>
 </file>
@@ -4414,4 +4359,10 @@
     <ds:schemaRef ds:uri="urn:microsoft-dynamics-businesscentral/internal/extended/reports/Customer_Order_Summary/107/"/>
   </ds:schemaRefs>
 </ds:datastoreItem>
+</file>
+
+<file path=docMetadata/LabelInfo.xml><?xml version="1.0" encoding="utf-8"?>
+<clbl:labelList xmlns:clbl="http://schemas.microsoft.com/office/2020/mipLabelMetadata">
+  <clbl:label id="{f42aa342-8706-4288-bd11-ebb85995028c}" enabled="1" method="Standard" siteId="{72f988bf-86f1-41af-91ab-2d7cd011db47}" contentBits="0" removed="0"/>
+</clbl:labelList>
 </file>
--- a/src/Layers/W1/BaseApp/Sales/Reports/CustomerOrderSummaryBody.docx
+++ b/src/Layers/W1/BaseApp/Sales/Reports/CustomerOrderSummaryBody.docx
@@ -32,7 +32,7 @@
             <w:placeholder>
               <w:docPart w:val="6942C0ACC20B4FA3A455AB8BDDEAFE2F"/>
             </w:placeholder>
-            <w:dataBinding w:prefixMappings="xmlns:ns0='urn:microsoft-dynamics-nav/reports/Customer_Order_Summary/107/'" w:xpath="/ns0:NavWordReportXmlPart[1]/ns0:Labels[1]/ns0:OutstandingOrdersLbl[1]" w:storeItemID="{00000000-0000-0000-0000-000000000000}"/>
+            <w:dataBinding w:prefixMappings="&lt;xmlns:ns0='urn:microsoft-dynamics-nav/reports/Customer_Order_Summary/107/' " w:xpath="/ns0:NavWordReportXmlPart[1]/ns0:Labels[1]/ns0:OutstandingOrdersLbl[1]" w:storeItemID="{00000000-0000-0000-0000-000000000000}"/>
             <w15:color w:val="808080"/>
             <w:text/>
           </w:sdtPr>
@@ -61,7 +61,7 @@
             <w:placeholder>
               <w:docPart w:val="6942C0ACC20B4FA3A455AB8BDDEAFE2F"/>
             </w:placeholder>
-            <w:dataBinding w:prefixMappings="xmlns:ns0='urn:microsoft-dynamics-nav/reports/Customer_Order_Summary/107/'" w:xpath="/ns0:NavWordReportXmlPart[1]/ns0:Customer[1]/ns0:AllAmountsAreInLCYTxt[1]" w:storeItemID="{00000000-0000-0000-0000-000000000000}"/>
+            <w:dataBinding w:prefixMappings="&lt;xmlns:ns0='urn:microsoft-dynamics-nav/reports/Customer_Order_Summary/107/' " w:xpath="/ns0:NavWordReportXmlPart[1]/ns0:Customer[1]/ns0:AllAmountsAreInLCYTxt[1]" w:storeItemID="{00000000-0000-0000-0000-000000000000}"/>
             <w15:color w:val="808080"/>
             <w:text/>
           </w:sdtPr>
@@ -90,7 +90,7 @@
             <w:placeholder>
               <w:docPart w:val="6942C0ACC20B4FA3A455AB8BDDEAFE2F"/>
             </w:placeholder>
-            <w:dataBinding w:prefixMappings="xmlns:ns0='urn:microsoft-dynamics-nav/reports/Customer_Order_Summary/107/'" w:xpath="/ns0:NavWordReportXmlPart[1]/ns0:Customer[1]/ns0:CustFilter[1]" w:storeItemID="{00000000-0000-0000-0000-000000000000}"/>
+            <w:dataBinding w:prefixMappings="&lt;xmlns:ns0='urn:microsoft-dynamics-nav/reports/Customer_Order_Summary/107/' " w:xpath="/ns0:NavWordReportXmlPart[1]/ns0:Customer[1]/ns0:CustFilter[1]" w:storeItemID="{00000000-0000-0000-0000-000000000000}"/>
             <w15:color w:val="808080"/>
             <w:text/>
           </w:sdtPr>
@@ -142,30 +142,6 @@
               <w:pStyle w:val="BCLabel0"/>
               <w:spacing w:line="276" w:lineRule="auto"/>
             </w:pPr>
-            <w:r>
-              <w:fldChar w:fldCharType="begin"/>
-            </w:r>
-            <w:r>
-              <w:instrText xml:space="preserve"> DATE \@ "</w:instrText>
-            </w:r>
-            <w:r>
-              <w:instrText>dddd</w:instrText>
-            </w:r>
-            <w:r>
-              <w:instrText xml:space="preserve">, d MMMM yyyy" </w:instrText>
-            </w:r>
-            <w:r>
-              <w:fldChar w:fldCharType="separate"/>
-            </w:r>
-            <w:r>
-              <w:rPr>
-                <w:noProof/>
-              </w:rPr>
-              <w:t>Thursday, 30 July 2026</w:t>
-            </w:r>
-            <w:r>
-              <w:fldChar w:fldCharType="end"/>
-            </w:r>
           </w:p>
         </w:tc>
       </w:tr>
@@ -275,7 +251,7 @@
             <w:placeholder>
               <w:docPart w:val="DefaultPlaceholder_-1854013440"/>
             </w:placeholder>
-            <w:dataBinding w:prefixMappings="xmlns:ns0='urn:microsoft-dynamics-nav/reports/Customer_Order_Summary/107/'" w:xpath="/ns0:NavWordReportXmlPart[1]/ns0:Labels[1]/ns0:CustomerNoLbl[1]" w:storeItemID="{00000000-0000-0000-0000-000000000000}"/>
+            <w:dataBinding w:prefixMappings="&lt;xmlns:ns0='urn:microsoft-dynamics-nav/reports/Customer_Order_Summary/107/' " w:xpath="/ns0:NavWordReportXmlPart[1]/ns0:Labels[1]/ns0:CustomerNoLbl[1]" w:storeItemID="{00000000-0000-0000-0000-000000000000}"/>
             <w15:color w:val="808080"/>
             <w:text/>
           </w:sdtPr>
@@ -284,7 +260,7 @@
               <w:tcPr>
                 <w:tcW w:w="555" w:type="pct"/>
                 <w:tcBorders>
-                  <w:bottom w:val="single" w:color="auto" w:sz="4" w:space="0"/>
+                  <w:bottom w:val="single" w:sz="4" w:space="0" w:color="auto"/>
                 </w:tcBorders>
               </w:tcPr>
               <w:p>
@@ -306,7 +282,7 @@
             <w:placeholder>
               <w:docPart w:val="DefaultPlaceholder_-1854013440"/>
             </w:placeholder>
-            <w:dataBinding w:prefixMappings="xmlns:ns0='urn:microsoft-dynamics-nav/reports/Customer_Order_Summary/107/'" w:xpath="/ns0:NavWordReportXmlPart[1]/ns0:Labels[1]/ns0:CustomerNameLbl[1]" w:storeItemID="{00000000-0000-0000-0000-000000000000}"/>
+            <w:dataBinding w:prefixMappings="&lt;xmlns:ns0='urn:microsoft-dynamics-nav/reports/Customer_Order_Summary/107/' " w:xpath="/ns0:NavWordReportXmlPart[1]/ns0:Labels[1]/ns0:CustomerNameLbl[1]" w:storeItemID="{00000000-0000-0000-0000-000000000000}"/>
             <w15:color w:val="808080"/>
             <w:text/>
           </w:sdtPr>
@@ -315,7 +291,7 @@
               <w:tcPr>
                 <w:tcW w:w="556" w:type="pct"/>
                 <w:tcBorders>
-                  <w:bottom w:val="single" w:color="auto" w:sz="4" w:space="0"/>
+                  <w:bottom w:val="single" w:sz="4" w:space="0" w:color="auto"/>
                 </w:tcBorders>
               </w:tcPr>
               <w:p>
@@ -337,7 +313,7 @@
             <w:placeholder>
               <w:docPart w:val="DefaultPlaceholder_-1854013440"/>
             </w:placeholder>
-            <w:dataBinding w:prefixMappings="xmlns:ns0='urn:microsoft-dynamics-nav/reports/Customer_Order_Summary/107/'" w:xpath="/ns0:NavWordReportXmlPart[1]/ns0:Labels[1]/ns0:CurrencyCode_SalesLineCaption[1]" w:storeItemID="{00000000-0000-0000-0000-000000000000}"/>
+            <w:dataBinding w:prefixMappings="&lt;xmlns:ns0='urn:microsoft-dynamics-nav/reports/Customer_Order_Summary/107/' " w:xpath="/ns0:NavWordReportXmlPart[1]/ns0:Labels[1]/ns0:CurrencyCode_SalesLineCaption[1]" w:storeItemID="{00000000-0000-0000-0000-000000000000}"/>
             <w15:color w:val="808080"/>
             <w:text/>
           </w:sdtPr>
@@ -346,7 +322,7 @@
               <w:tcPr>
                 <w:tcW w:w="555" w:type="pct"/>
                 <w:tcBorders>
-                  <w:bottom w:val="single" w:color="auto" w:sz="4" w:space="0"/>
+                  <w:bottom w:val="single" w:sz="4" w:space="0" w:color="auto"/>
                 </w:tcBorders>
               </w:tcPr>
               <w:p>
@@ -368,7 +344,7 @@
             <w:placeholder>
               <w:docPart w:val="DefaultPlaceholder_-1854013440"/>
             </w:placeholder>
-            <w:dataBinding w:prefixMappings="xmlns:ns0='urn:microsoft-dynamics-nav/reports/Customer_Order_Summary/107/'" w:xpath="/ns0:NavWordReportXmlPart[1]/ns0:Labels[1]/ns0:Before1Lbl[1]" w:storeItemID="{00000000-0000-0000-0000-000000000000}"/>
+            <w:dataBinding w:prefixMappings="&lt;xmlns:ns0='urn:microsoft-dynamics-nav/reports/Customer_Order_Summary/107/' " w:xpath="/ns0:NavWordReportXmlPart[1]/ns0:Labels[1]/ns0:Before1Lbl[1]" w:storeItemID="{00000000-0000-0000-0000-000000000000}"/>
             <w15:color w:val="808080"/>
             <w:text/>
           </w:sdtPr>
@@ -377,7 +353,7 @@
               <w:tcPr>
                 <w:tcW w:w="556" w:type="pct"/>
                 <w:tcBorders>
-                  <w:bottom w:val="single" w:color="auto" w:sz="4" w:space="0"/>
+                  <w:bottom w:val="single" w:sz="4" w:space="0" w:color="auto"/>
                 </w:tcBorders>
               </w:tcPr>
               <w:p>
@@ -396,7 +372,7 @@
           <w:tcPr>
             <w:tcW w:w="555" w:type="pct"/>
             <w:tcBorders>
-              <w:bottom w:val="single" w:color="auto" w:sz="4" w:space="0"/>
+              <w:bottom w:val="single" w:sz="4" w:space="0" w:color="auto"/>
             </w:tcBorders>
           </w:tcPr>
           <w:sdt>
@@ -407,7 +383,7 @@
               <w:placeholder>
                 <w:docPart w:val="DefaultPlaceholder_-1854013440"/>
               </w:placeholder>
-              <w:dataBinding w:prefixMappings="xmlns:ns0='urn:microsoft-dynamics-nav/reports/Customer_Order_Summary/107/'" w:xpath="/ns0:NavWordReportXmlPart[1]/ns0:Customer[1]/ns0:PeriodStartDate1[1]" w:storeItemID="{00000000-0000-0000-0000-000000000000}"/>
+              <w:dataBinding w:prefixMappings="&lt;xmlns:ns0='urn:microsoft-dynamics-nav/reports/Customer_Order_Summary/107/' " w:xpath="/ns0:NavWordReportXmlPart[1]/ns0:Customer[1]/ns0:PeriodStartDate1[1]" w:storeItemID="{00000000-0000-0000-0000-000000000000}"/>
               <w15:color w:val="808080"/>
               <w:text/>
             </w:sdtPr>
@@ -436,7 +412,7 @@
                 <w:placeholder>
                   <w:docPart w:val="5F2903C5364142F592C70983355C4059"/>
                 </w:placeholder>
-                <w:dataBinding w:prefixMappings="xmlns:ns0='urn:microsoft-dynamics-nav/reports/Customer_Order_Summary/107/'" w:xpath="/ns0:NavWordReportXmlPart[1]/ns0:Customer[1]/ns0:PeriodStartDate21[1]" w:storeItemID="{935A1A8B-FBD8-496F-9CFA-0DAB10C40436}"/>
+                <w:dataBinding w:prefixMappings="&lt;xmlns:ns0='urn:microsoft-dynamics-nav/reports/Customer_Order_Summary/107/' " w:xpath="/ns0:NavWordReportXmlPart[1]/ns0:Customer[1]/ns0:PeriodStartDate21[1]" w:storeItemID="{935A1A8B-FBD8-496F-9CFA-0DAB10C40436}"/>
                 <w:text/>
               </w:sdtPr>
               <w:sdtContent>
@@ -451,7 +427,7 @@
           <w:tcPr>
             <w:tcW w:w="556" w:type="pct"/>
             <w:tcBorders>
-              <w:bottom w:val="single" w:color="auto" w:sz="4" w:space="0"/>
+              <w:bottom w:val="single" w:sz="4" w:space="0" w:color="auto"/>
             </w:tcBorders>
           </w:tcPr>
           <w:sdt>
@@ -462,7 +438,7 @@
               <w:placeholder>
                 <w:docPart w:val="DefaultPlaceholder_-1854013440"/>
               </w:placeholder>
-              <w:dataBinding w:prefixMappings="xmlns:ns0='urn:microsoft-dynamics-nav/reports/Customer_Order_Summary/107/'" w:xpath="/ns0:NavWordReportXmlPart[1]/ns0:Customer[1]/ns0:PeriodStartDate2[1]" w:storeItemID="{00000000-0000-0000-0000-000000000000}"/>
+              <w:dataBinding w:prefixMappings="&lt;xmlns:ns0='urn:microsoft-dynamics-nav/reports/Customer_Order_Summary/107/' " w:xpath="/ns0:NavWordReportXmlPart[1]/ns0:Customer[1]/ns0:PeriodStartDate2[1]" w:storeItemID="{00000000-0000-0000-0000-000000000000}"/>
               <w15:color w:val="808080"/>
               <w:text/>
             </w:sdtPr>
@@ -491,7 +467,7 @@
                 <w:placeholder>
                   <w:docPart w:val="5CF7C4BFCF934A4AA31A1EB8FF20C82F"/>
                 </w:placeholder>
-                <w:dataBinding w:prefixMappings="xmlns:ns0='urn:microsoft-dynamics-nav/reports/Customer_Order_Summary/107/'" w:xpath="/ns0:NavWordReportXmlPart[1]/ns0:Customer[1]/ns0:PeriodStartDate31[1]" w:storeItemID="{935A1A8B-FBD8-496F-9CFA-0DAB10C40436}"/>
+                <w:dataBinding w:prefixMappings="&lt;xmlns:ns0='urn:microsoft-dynamics-nav/reports/Customer_Order_Summary/107/' " w:xpath="/ns0:NavWordReportXmlPart[1]/ns0:Customer[1]/ns0:PeriodStartDate31[1]" w:storeItemID="{935A1A8B-FBD8-496F-9CFA-0DAB10C40436}"/>
                 <w:text/>
               </w:sdtPr>
               <w:sdtContent>
@@ -506,7 +482,7 @@
           <w:tcPr>
             <w:tcW w:w="555" w:type="pct"/>
             <w:tcBorders>
-              <w:bottom w:val="single" w:color="auto" w:sz="4" w:space="0"/>
+              <w:bottom w:val="single" w:sz="4" w:space="0" w:color="auto"/>
             </w:tcBorders>
           </w:tcPr>
           <w:sdt>
@@ -517,7 +493,7 @@
               <w:placeholder>
                 <w:docPart w:val="DefaultPlaceholder_-1854013440"/>
               </w:placeholder>
-              <w:dataBinding w:prefixMappings="xmlns:ns0='urn:microsoft-dynamics-nav/reports/Customer_Order_Summary/107/'" w:xpath="/ns0:NavWordReportXmlPart[1]/ns0:Customer[1]/ns0:PeriodStartDate3[1]" w:storeItemID="{00000000-0000-0000-0000-000000000000}"/>
+              <w:dataBinding w:prefixMappings="&lt;xmlns:ns0='urn:microsoft-dynamics-nav/reports/Customer_Order_Summary/107/' " w:xpath="/ns0:NavWordReportXmlPart[1]/ns0:Customer[1]/ns0:PeriodStartDate3[1]" w:storeItemID="{00000000-0000-0000-0000-000000000000}"/>
               <w15:color w:val="808080"/>
               <w:text/>
             </w:sdtPr>
@@ -546,7 +522,7 @@
                 <w:placeholder>
                   <w:docPart w:val="3C8D664EF9864DDCAD46BF7DABA46242"/>
                 </w:placeholder>
-                <w:dataBinding w:prefixMappings="xmlns:ns0='urn:microsoft-dynamics-nav/reports/Customer_Order_Summary/107/'" w:xpath="/ns0:NavWordReportXmlPart[1]/ns0:Customer[1]/ns0:PeriodStartDate41[1]" w:storeItemID="{935A1A8B-FBD8-496F-9CFA-0DAB10C40436}"/>
+                <w:dataBinding w:prefixMappings="&lt;xmlns:ns0='urn:microsoft-dynamics-nav/reports/Customer_Order_Summary/107/' " w:xpath="/ns0:NavWordReportXmlPart[1]/ns0:Customer[1]/ns0:PeriodStartDate41[1]" w:storeItemID="{935A1A8B-FBD8-496F-9CFA-0DAB10C40436}"/>
                 <w:text/>
               </w:sdtPr>
               <w:sdtContent>
@@ -561,7 +537,7 @@
           <w:tcPr>
             <w:tcW w:w="556" w:type="pct"/>
             <w:tcBorders>
-              <w:bottom w:val="single" w:color="auto" w:sz="4" w:space="0"/>
+              <w:bottom w:val="single" w:sz="4" w:space="0" w:color="auto"/>
             </w:tcBorders>
           </w:tcPr>
           <w:p>
@@ -578,7 +554,7 @@
               <w:placeholder>
                 <w:docPart w:val="DefaultPlaceholder_-1854013440"/>
               </w:placeholder>
-              <w:dataBinding w:prefixMappings="xmlns:ns0='urn:microsoft-dynamics-nav/reports/Customer_Order_Summary/107/'" w:xpath="/ns0:NavWordReportXmlPart[1]/ns0:Labels[1]/ns0:After1Lbl[1]" w:storeItemID="{00000000-0000-0000-0000-000000000000}"/>
+              <w:dataBinding w:prefixMappings="&lt;xmlns:ns0='urn:microsoft-dynamics-nav/reports/Customer_Order_Summary/107/' " w:xpath="/ns0:NavWordReportXmlPart[1]/ns0:Labels[1]/ns0:After1Lbl[1]" w:storeItemID="{00000000-0000-0000-0000-000000000000}"/>
               <w15:color w:val="808080"/>
               <w:text/>
             </w:sdtPr>
@@ -599,7 +575,7 @@
           <w:tcPr>
             <w:tcW w:w="556" w:type="pct"/>
             <w:tcBorders>
-              <w:bottom w:val="single" w:color="auto" w:sz="4" w:space="0"/>
+              <w:bottom w:val="single" w:sz="4" w:space="0" w:color="auto"/>
             </w:tcBorders>
           </w:tcPr>
           <w:p>
@@ -616,7 +592,7 @@
               <w:placeholder>
                 <w:docPart w:val="DefaultPlaceholder_-1854013440"/>
               </w:placeholder>
-              <w:dataBinding w:prefixMappings="xmlns:ns0='urn:microsoft-dynamics-nav/reports/Customer_Order_Summary/107/'" w:xpath="/ns0:NavWordReportXmlPart[1]/ns0:Labels[1]/ns0:TotalCaptionLbl[1]" w:storeItemID="{00000000-0000-0000-0000-000000000000}"/>
+              <w:dataBinding w:prefixMappings="&lt;xmlns:ns0='urn:microsoft-dynamics-nav/reports/Customer_Order_Summary/107/' " w:xpath="/ns0:NavWordReportXmlPart[1]/ns0:Labels[1]/ns0:TotalCaptionLbl[1]" w:storeItemID="{00000000-0000-0000-0000-000000000000}"/>
               <w15:color w:val="808080"/>
               <w:text/>
             </w:sdtPr>
@@ -644,7 +620,7 @@
           <w:tcPr>
             <w:tcW w:w="555" w:type="pct"/>
             <w:tcBorders>
-              <w:top w:val="single" w:color="auto" w:sz="4" w:space="0"/>
+              <w:top w:val="single" w:sz="4" w:space="0" w:color="auto"/>
             </w:tcBorders>
           </w:tcPr>
           <w:p>
@@ -660,7 +636,7 @@
           <w:tcPr>
             <w:tcW w:w="556" w:type="pct"/>
             <w:tcBorders>
-              <w:top w:val="single" w:color="auto" w:sz="4" w:space="0"/>
+              <w:top w:val="single" w:sz="4" w:space="0" w:color="auto"/>
             </w:tcBorders>
           </w:tcPr>
           <w:p>
@@ -676,7 +652,7 @@
           <w:tcPr>
             <w:tcW w:w="555" w:type="pct"/>
             <w:tcBorders>
-              <w:top w:val="single" w:color="auto" w:sz="4" w:space="0"/>
+              <w:top w:val="single" w:sz="4" w:space="0" w:color="auto"/>
             </w:tcBorders>
           </w:tcPr>
           <w:p>
@@ -692,7 +668,7 @@
           <w:tcPr>
             <w:tcW w:w="556" w:type="pct"/>
             <w:tcBorders>
-              <w:top w:val="single" w:color="auto" w:sz="4" w:space="0"/>
+              <w:top w:val="single" w:sz="4" w:space="0" w:color="auto"/>
             </w:tcBorders>
           </w:tcPr>
           <w:p>
@@ -708,7 +684,7 @@
           <w:tcPr>
             <w:tcW w:w="555" w:type="pct"/>
             <w:tcBorders>
-              <w:top w:val="single" w:color="auto" w:sz="4" w:space="0"/>
+              <w:top w:val="single" w:sz="4" w:space="0" w:color="auto"/>
             </w:tcBorders>
           </w:tcPr>
           <w:p>
@@ -724,7 +700,7 @@
           <w:tcPr>
             <w:tcW w:w="556" w:type="pct"/>
             <w:tcBorders>
-              <w:top w:val="single" w:color="auto" w:sz="4" w:space="0"/>
+              <w:top w:val="single" w:sz="4" w:space="0" w:color="auto"/>
             </w:tcBorders>
           </w:tcPr>
           <w:p>
@@ -740,7 +716,7 @@
           <w:tcPr>
             <w:tcW w:w="555" w:type="pct"/>
             <w:tcBorders>
-              <w:top w:val="single" w:color="auto" w:sz="4" w:space="0"/>
+              <w:top w:val="single" w:sz="4" w:space="0" w:color="auto"/>
             </w:tcBorders>
           </w:tcPr>
           <w:p>
@@ -756,7 +732,7 @@
           <w:tcPr>
             <w:tcW w:w="556" w:type="pct"/>
             <w:tcBorders>
-              <w:top w:val="single" w:color="auto" w:sz="4" w:space="0"/>
+              <w:top w:val="single" w:sz="4" w:space="0" w:color="auto"/>
             </w:tcBorders>
           </w:tcPr>
           <w:p>
@@ -772,7 +748,7 @@
           <w:tcPr>
             <w:tcW w:w="556" w:type="pct"/>
             <w:tcBorders>
-              <w:top w:val="single" w:color="auto" w:sz="4" w:space="0"/>
+              <w:top w:val="single" w:sz="4" w:space="0" w:color="auto"/>
             </w:tcBorders>
           </w:tcPr>
           <w:p>
@@ -797,15 +773,10 @@
           <w:placeholder>
             <w:docPart w:val="3003D6BF65584CF3A8C37BF79B780AA8"/>
           </w:placeholder>
-          <w15:dataBinding w:prefixMappings="xmlns:ns0='urn:microsoft-dynamics-nav/reports/Customer_Order_Summary/107/'" w:xpath="/ns0:NavWordReportXmlPart[1]/ns0:SalesLineBuffer_Integer" w:storeItemID="{00000000-0000-0000-0000-000000000000}"/>
+          <w15:dataBinding w:prefixMappings="&lt;xmlns:ns0='urn:microsoft-dynamics-nav/reports/Customer_Order_Summary/107/' " w:xpath="/ns0:NavWordReportXmlPart[1]/ns0:SalesLineBuffer_Integer" w:storeItemID="{00000000-0000-0000-0000-000000000000}"/>
           <w15:color w:val="808080"/>
           <w15:repeatingSection/>
         </w:sdtPr>
-        <w:sdtEndPr>
-          <w:rPr>
-            <w:lang/>
-          </w:rPr>
-        </w:sdtEndPr>
         <w:sdtContent>
           <w:sdt>
             <w:sdtPr>
@@ -817,11 +788,6 @@
               <w15:color w:val="808080"/>
               <w15:repeatingSectionItem/>
             </w:sdtPr>
-            <w:sdtEndPr>
-              <w:rPr>
-                <w:lang/>
-              </w:rPr>
-            </w:sdtEndPr>
             <w:sdtContent>
               <w:tr>
                 <w:trPr>
@@ -841,7 +807,7 @@
                     <w:placeholder>
                       <w:docPart w:val="DefaultPlaceholder_-1854013440"/>
                     </w:placeholder>
-                    <w:dataBinding w:prefixMappings="xmlns:ns0='urn:microsoft-dynamics-nav/reports/Customer_Order_Summary/107/'" w:xpath="/ns0:NavWordReportXmlPart[1]/ns0:SalesLineBuffer_Integer[1]/ns0:SalesLineBuffer_BilltoCustomerNo[1]" w:storeItemID="{00000000-0000-0000-0000-000000000000}"/>
+                    <w:dataBinding w:prefixMappings="&lt;xmlns:ns0='urn:microsoft-dynamics-nav/reports/Customer_Order_Summary/107/' " w:xpath="/ns0:NavWordReportXmlPart[1]/ns0:SalesLineBuffer_Integer[1]/ns0:SalesLineBuffer_BilltoCustomerNo[1]" w:storeItemID="{00000000-0000-0000-0000-000000000000}"/>
                     <w15:color w:val="808080"/>
                     <w:text/>
                   </w:sdtPr>
@@ -885,7 +851,7 @@
                     <w:placeholder>
                       <w:docPart w:val="DefaultPlaceholder_-1854013440"/>
                     </w:placeholder>
-                    <w:dataBinding w:prefixMappings="xmlns:ns0='urn:microsoft-dynamics-nav/reports/Customer_Order_Summary/107/'" w:xpath="/ns0:NavWordReportXmlPart[1]/ns0:SalesLineBuffer_Integer[1]/ns0:SalesLineBuffer_CustomerName[1]" w:storeItemID="{00000000-0000-0000-0000-000000000000}"/>
+                    <w:dataBinding w:prefixMappings="&lt;xmlns:ns0='urn:microsoft-dynamics-nav/reports/Customer_Order_Summary/107/' " w:xpath="/ns0:NavWordReportXmlPart[1]/ns0:SalesLineBuffer_Integer[1]/ns0:SalesLineBuffer_CustomerName[1]" w:storeItemID="{00000000-0000-0000-0000-000000000000}"/>
                     <w15:color w:val="808080"/>
                     <w:text/>
                   </w:sdtPr>
@@ -922,7 +888,7 @@
                     <w:placeholder>
                       <w:docPart w:val="DefaultPlaceholder_-1854013440"/>
                     </w:placeholder>
-                    <w:dataBinding w:prefixMappings="xmlns:ns0='urn:microsoft-dynamics-nav/reports/Customer_Order_Summary/107/'" w:xpath="/ns0:NavWordReportXmlPart[1]/ns0:SalesLineBuffer_Integer[1]/ns0:SalesLineBuffer_CurrencyCode[1]" w:storeItemID="{00000000-0000-0000-0000-000000000000}"/>
+                    <w:dataBinding w:prefixMappings="&lt;xmlns:ns0='urn:microsoft-dynamics-nav/reports/Customer_Order_Summary/107/' " w:xpath="/ns0:NavWordReportXmlPart[1]/ns0:SalesLineBuffer_Integer[1]/ns0:SalesLineBuffer_CurrencyCode[1]" w:storeItemID="{00000000-0000-0000-0000-000000000000}"/>
                     <w15:color w:val="808080"/>
                     <w:text/>
                   </w:sdtPr>
@@ -958,7 +924,7 @@
                     <w:placeholder>
                       <w:docPart w:val="DefaultPlaceholder_-1854013440"/>
                     </w:placeholder>
-                    <w:dataBinding w:prefixMappings="xmlns:ns0='urn:microsoft-dynamics-nav/reports/Customer_Order_Summary/107/'" w:xpath="/ns0:NavWordReportXmlPart[1]/ns0:SalesLineBuffer_Integer[1]/ns0:SalesLineBuffer_SalesAmtOnOrder1[1]" w:storeItemID="{00000000-0000-0000-0000-000000000000}"/>
+                    <w:dataBinding w:prefixMappings="&lt;xmlns:ns0='urn:microsoft-dynamics-nav/reports/Customer_Order_Summary/107/' " w:xpath="/ns0:NavWordReportXmlPart[1]/ns0:SalesLineBuffer_Integer[1]/ns0:SalesLineBuffer_SalesAmtOnOrder1[1]" w:storeItemID="{00000000-0000-0000-0000-000000000000}"/>
                     <w15:color w:val="808080"/>
                     <w:text/>
                   </w:sdtPr>
@@ -987,7 +953,7 @@
                     <w:placeholder>
                       <w:docPart w:val="DefaultPlaceholder_-1854013440"/>
                     </w:placeholder>
-                    <w:dataBinding w:prefixMappings="xmlns:ns0='urn:microsoft-dynamics-nav/reports/Customer_Order_Summary/107/'" w:xpath="/ns0:NavWordReportXmlPart[1]/ns0:SalesLineBuffer_Integer[1]/ns0:SalesLineBuffer_SalesAmtOnOrder2[1]" w:storeItemID="{00000000-0000-0000-0000-000000000000}"/>
+                    <w:dataBinding w:prefixMappings="&lt;xmlns:ns0='urn:microsoft-dynamics-nav/reports/Customer_Order_Summary/107/' " w:xpath="/ns0:NavWordReportXmlPart[1]/ns0:SalesLineBuffer_Integer[1]/ns0:SalesLineBuffer_SalesAmtOnOrder2[1]" w:storeItemID="{00000000-0000-0000-0000-000000000000}"/>
                     <w15:color w:val="808080"/>
                     <w:text/>
                   </w:sdtPr>
@@ -1016,7 +982,7 @@
                     <w:placeholder>
                       <w:docPart w:val="DefaultPlaceholder_-1854013440"/>
                     </w:placeholder>
-                    <w:dataBinding w:prefixMappings="xmlns:ns0='urn:microsoft-dynamics-nav/reports/Customer_Order_Summary/107/'" w:xpath="/ns0:NavWordReportXmlPart[1]/ns0:SalesLineBuffer_Integer[1]/ns0:SalesLineBuffer_SalesAmtOnOrder3[1]" w:storeItemID="{00000000-0000-0000-0000-000000000000}"/>
+                    <w:dataBinding w:prefixMappings="&lt;xmlns:ns0='urn:microsoft-dynamics-nav/reports/Customer_Order_Summary/107/' " w:xpath="/ns0:NavWordReportXmlPart[1]/ns0:SalesLineBuffer_Integer[1]/ns0:SalesLineBuffer_SalesAmtOnOrder3[1]" w:storeItemID="{00000000-0000-0000-0000-000000000000}"/>
                     <w15:color w:val="808080"/>
                     <w:text/>
                   </w:sdtPr>
@@ -1045,7 +1011,7 @@
                     <w:placeholder>
                       <w:docPart w:val="DefaultPlaceholder_-1854013440"/>
                     </w:placeholder>
-                    <w:dataBinding w:prefixMappings="xmlns:ns0='urn:microsoft-dynamics-nav/reports/Customer_Order_Summary/107/'" w:xpath="/ns0:NavWordReportXmlPart[1]/ns0:SalesLineBuffer_Integer[1]/ns0:SalesLineBuffer_SalesAmtOnOrder4[1]" w:storeItemID="{00000000-0000-0000-0000-000000000000}"/>
+                    <w:dataBinding w:prefixMappings="&lt;xmlns:ns0='urn:microsoft-dynamics-nav/reports/Customer_Order_Summary/107/' " w:xpath="/ns0:NavWordReportXmlPart[1]/ns0:SalesLineBuffer_Integer[1]/ns0:SalesLineBuffer_SalesAmtOnOrder4[1]" w:storeItemID="{00000000-0000-0000-0000-000000000000}"/>
                     <w15:color w:val="808080"/>
                     <w:text/>
                   </w:sdtPr>
@@ -1074,7 +1040,7 @@
                     <w:placeholder>
                       <w:docPart w:val="DefaultPlaceholder_-1854013440"/>
                     </w:placeholder>
-                    <w:dataBinding w:prefixMappings="xmlns:ns0='urn:microsoft-dynamics-nav/reports/Customer_Order_Summary/107/'" w:xpath="/ns0:NavWordReportXmlPart[1]/ns0:SalesLineBuffer_Integer[1]/ns0:SalesLineBuffer_SalesAmtOnOrder5[1]" w:storeItemID="{00000000-0000-0000-0000-000000000000}"/>
+                    <w:dataBinding w:prefixMappings="&lt;xmlns:ns0='urn:microsoft-dynamics-nav/reports/Customer_Order_Summary/107/' " w:xpath="/ns0:NavWordReportXmlPart[1]/ns0:SalesLineBuffer_Integer[1]/ns0:SalesLineBuffer_SalesAmtOnOrder5[1]" w:storeItemID="{00000000-0000-0000-0000-000000000000}"/>
                     <w15:color w:val="808080"/>
                     <w:text/>
                   </w:sdtPr>
@@ -1103,7 +1069,7 @@
                     <w:placeholder>
                       <w:docPart w:val="DefaultPlaceholder_-1854013440"/>
                     </w:placeholder>
-                    <w:dataBinding w:prefixMappings="xmlns:ns0='urn:microsoft-dynamics-nav/reports/Customer_Order_Summary/107/'" w:xpath="/ns0:NavWordReportXmlPart[1]/ns0:SalesLineBuffer_Integer[1]/ns0:SalesLineBuffer_SalesOrderAmount[1]" w:storeItemID="{00000000-0000-0000-0000-000000000000}"/>
+                    <w:dataBinding w:prefixMappings="&lt;xmlns:ns0='urn:microsoft-dynamics-nav/reports/Customer_Order_Summary/107/' " w:xpath="/ns0:NavWordReportXmlPart[1]/ns0:SalesLineBuffer_Integer[1]/ns0:SalesLineBuffer_SalesOrderAmount[1]" w:storeItemID="{00000000-0000-0000-0000-000000000000}"/>
                     <w15:color w:val="808080"/>
                     <w:text/>
                   </w:sdtPr>
@@ -1139,10 +1105,6 @@
       <w:tblPr>
         <w:tblStyle w:val="BCTotalsTable"/>
         <w:tblW w:w="5000" w:type="pct"/>
-        <w:tblBorders>
-          <w:top w:val="single" w:color="auto" w:sz="4" w:space="0"/>
-          <w:bottom w:val="single" w:color="auto" w:sz="8" w:space="0"/>
-        </w:tblBorders>
         <w:tblLook w:val="0640" w:firstRow="0" w:lastRow="1" w:firstColumn="0" w:lastColumn="0" w:noHBand="1" w:noVBand="1"/>
         <w:tblCaption w:val="Table 3"/>
         <w:tblDescription w:val="Document totals."/>
@@ -1161,7 +1123,6 @@
       <w:tr>
         <w:trPr>
           <w:cnfStyle w:val="010000000000" w:firstRow="0" w:lastRow="1" w:firstColumn="0" w:lastColumn="0" w:oddVBand="0" w:evenVBand="0" w:oddHBand="0" w:evenHBand="0" w:firstRowFirstColumn="0" w:firstRowLastColumn="0" w:lastRowFirstColumn="0" w:lastRowLastColumn="0"/>
-          <w:cantSplit/>
           <w:trHeight w:val="490"/>
         </w:trPr>
         <w:sdt>
@@ -1172,7 +1133,7 @@
             <w:placeholder>
               <w:docPart w:val="DefaultPlaceholder_-1854013440"/>
             </w:placeholder>
-            <w:dataBinding w:prefixMappings="xmlns:ns0='urn:microsoft-dynamics-nav/reports/Customer_Order_Summary/107/'" w:xpath="/ns0:NavWordReportXmlPart[1]/ns0:Totals[1]/ns0:Totals_TotalText[1]" w:storeItemID="{00000000-0000-0000-0000-000000000000}"/>
+            <w:dataBinding w:prefixMappings="&lt;xmlns:ns0='urn:microsoft-dynamics-nav/reports/Customer_Order_Summary/107/' " w:xpath="/ns0:NavWordReportXmlPart[1]/ns0:Totals[1]/ns0:Totals_TotalText[1]" w:storeItemID="{00000000-0000-0000-0000-000000000000}"/>
             <w15:color w:val="808080"/>
             <w:text/>
           </w:sdtPr>
@@ -1180,9 +1141,6 @@
             <w:tc>
               <w:tcPr>
                 <w:tcW w:w="555" w:type="pct"/>
-                <w:tcBorders>
-                  <w:bottom w:val="none" w:color="auto" w:sz="0" w:space="0"/>
-                </w:tcBorders>
               </w:tcPr>
               <w:p>
                 <w:pPr>
@@ -1199,9 +1157,6 @@
         <w:tc>
           <w:tcPr>
             <w:tcW w:w="556" w:type="pct"/>
-            <w:tcBorders>
-              <w:bottom w:val="none" w:color="auto" w:sz="0" w:space="0"/>
-            </w:tcBorders>
           </w:tcPr>
           <w:p>
             <w:pPr>
@@ -1213,9 +1168,6 @@
         <w:tc>
           <w:tcPr>
             <w:tcW w:w="555" w:type="pct"/>
-            <w:tcBorders>
-              <w:bottom w:val="none" w:color="auto" w:sz="0" w:space="0"/>
-            </w:tcBorders>
           </w:tcPr>
           <w:p>
             <w:pPr>
@@ -1226,13 +1178,16 @@
         </w:tc>
         <w:sdt>
           <w:sdtPr>
+            <w:rPr>
+              <w:lang w:val="en-US"/>
+            </w:rPr>
             <w:alias w:val="Totals_Sales_Amt_On_Order1"/>
             <w:tag w:val="#BC:InsertDataItem,DataItems/Totals/Totals_Sales_Amt_On_Order1"/>
             <w:id w:val="646405163"/>
             <w:placeholder>
               <w:docPart w:val="DefaultPlaceholder_-1854013440"/>
             </w:placeholder>
-            <w:dataBinding w:prefixMappings="xmlns:ns0='urn:microsoft-dynamics-nav/reports/Customer_Order_Summary/107/'" w:xpath="/ns0:NavWordReportXmlPart[1]/ns0:Totals[1]/ns0:Totals_Sales_Amt_On_Order1[1]" w:storeItemID="{00000000-0000-0000-0000-000000000000}"/>
+            <w:dataBinding w:prefixMappings="&lt;xmlns:ns0='urn:microsoft-dynamics-nav/reports/Customer_Order_Summary/107/' " w:xpath="/ns0:NavWordReportXmlPart[1]/ns0:Totals[1]/ns0:Totals_Sales_Amt_On_Order1[1]" w:storeItemID="{00000000-0000-0000-0000-000000000000}"/>
             <w15:color w:val="808080"/>
             <w:text/>
           </w:sdtPr>
@@ -1240,17 +1195,20 @@
             <w:tc>
               <w:tcPr>
                 <w:tcW w:w="556" w:type="pct"/>
-                <w:tcBorders>
-                  <w:bottom w:val="none" w:color="auto" w:sz="0" w:space="0"/>
-                </w:tcBorders>
               </w:tcPr>
               <w:p>
                 <w:pPr>
                   <w:pStyle w:val="BCLabelNumber0"/>
                   <w:spacing w:before="120" w:after="120"/>
                   <w:jc w:val="right"/>
+                  <w:rPr>
+                    <w:lang w:val="en-US"/>
+                  </w:rPr>
                 </w:pPr>
                 <w:r>
+                  <w:rPr>
+                    <w:lang w:val="en-US"/>
+                  </w:rPr>
                   <w:t>Totals_Sales_Amt_On_Order1</w:t>
                 </w:r>
               </w:p>
@@ -1259,13 +1217,16 @@
         </w:sdt>
         <w:sdt>
           <w:sdtPr>
+            <w:rPr>
+              <w:lang w:val="en-US"/>
+            </w:rPr>
             <w:alias w:val="Totals_Sales_Amt_On_Order2"/>
             <w:tag w:val="#BC:InsertDataItem,DataItems/Totals/Totals_Sales_Amt_On_Order2"/>
             <w:id w:val="1656334550"/>
             <w:placeholder>
               <w:docPart w:val="DefaultPlaceholder_-1854013440"/>
             </w:placeholder>
-            <w:dataBinding w:prefixMappings="xmlns:ns0='urn:microsoft-dynamics-nav/reports/Customer_Order_Summary/107/'" w:xpath="/ns0:NavWordReportXmlPart[1]/ns0:Totals[1]/ns0:Totals_Sales_Amt_On_Order2[1]" w:storeItemID="{00000000-0000-0000-0000-000000000000}"/>
+            <w:dataBinding w:prefixMappings="&lt;xmlns:ns0='urn:microsoft-dynamics-nav/reports/Customer_Order_Summary/107/' " w:xpath="/ns0:NavWordReportXmlPart[1]/ns0:Totals[1]/ns0:Totals_Sales_Amt_On_Order2[1]" w:storeItemID="{00000000-0000-0000-0000-000000000000}"/>
             <w15:color w:val="808080"/>
             <w:text/>
           </w:sdtPr>
@@ -1273,17 +1234,20 @@
             <w:tc>
               <w:tcPr>
                 <w:tcW w:w="555" w:type="pct"/>
-                <w:tcBorders>
-                  <w:bottom w:val="none" w:color="auto" w:sz="0" w:space="0"/>
-                </w:tcBorders>
               </w:tcPr>
               <w:p>
                 <w:pPr>
                   <w:pStyle w:val="BCLabelNumber0"/>
                   <w:spacing w:before="120" w:after="120"/>
                   <w:jc w:val="right"/>
+                  <w:rPr>
+                    <w:lang w:val="en-US"/>
+                  </w:rPr>
                 </w:pPr>
                 <w:r>
+                  <w:rPr>
+                    <w:lang w:val="en-US"/>
+                  </w:rPr>
                   <w:t>Totals_Sales_Amt_On_Order2</w:t>
                 </w:r>
               </w:p>
@@ -1292,13 +1256,16 @@
         </w:sdt>
         <w:sdt>
           <w:sdtPr>
+            <w:rPr>
+              <w:lang w:val="en-US"/>
+            </w:rPr>
             <w:alias w:val="Totals_Sales_Amt_On_Order3"/>
             <w:tag w:val="#BC:InsertDataItem,DataItems/Totals/Totals_Sales_Amt_On_Order3"/>
             <w:id w:val="1054747466"/>
             <w:placeholder>
               <w:docPart w:val="DefaultPlaceholder_-1854013440"/>
             </w:placeholder>
-            <w:dataBinding w:prefixMappings="xmlns:ns0='urn:microsoft-dynamics-nav/reports/Customer_Order_Summary/107/'" w:xpath="/ns0:NavWordReportXmlPart[1]/ns0:Totals[1]/ns0:Totals_Sales_Amt_On_Order3[1]" w:storeItemID="{00000000-0000-0000-0000-000000000000}"/>
+            <w:dataBinding w:prefixMappings="&lt;xmlns:ns0='urn:microsoft-dynamics-nav/reports/Customer_Order_Summary/107/' " w:xpath="/ns0:NavWordReportXmlPart[1]/ns0:Totals[1]/ns0:Totals_Sales_Amt_On_Order3[1]" w:storeItemID="{00000000-0000-0000-0000-000000000000}"/>
             <w15:color w:val="808080"/>
             <w:text/>
           </w:sdtPr>
@@ -1306,17 +1273,20 @@
             <w:tc>
               <w:tcPr>
                 <w:tcW w:w="556" w:type="pct"/>
-                <w:tcBorders>
-                  <w:bottom w:val="none" w:color="auto" w:sz="0" w:space="0"/>
-                </w:tcBorders>
               </w:tcPr>
               <w:p>
                 <w:pPr>
                   <w:pStyle w:val="BCLabelNumber0"/>
                   <w:spacing w:before="120" w:after="120"/>
                   <w:jc w:val="right"/>
+                  <w:rPr>
+                    <w:lang w:val="en-US"/>
+                  </w:rPr>
                 </w:pPr>
                 <w:r>
+                  <w:rPr>
+                    <w:lang w:val="en-US"/>
+                  </w:rPr>
                   <w:t>Totals_Sales_Amt_On_Order3</w:t>
                 </w:r>
               </w:p>
@@ -1325,13 +1295,16 @@
         </w:sdt>
         <w:sdt>
           <w:sdtPr>
+            <w:rPr>
+              <w:lang w:val="en-US"/>
+            </w:rPr>
             <w:alias w:val="Totals_Sales_Amt_On_Order4"/>
             <w:tag w:val="#BC:InsertDataItem,DataItems/Totals/Totals_Sales_Amt_On_Order4"/>
             <w:id w:val="1352692387"/>
             <w:placeholder>
               <w:docPart w:val="DefaultPlaceholder_-1854013440"/>
             </w:placeholder>
-            <w:dataBinding w:prefixMappings="xmlns:ns0='urn:microsoft-dynamics-nav/reports/Customer_Order_Summary/107/'" w:xpath="/ns0:NavWordReportXmlPart[1]/ns0:Totals[1]/ns0:Totals_Sales_Amt_On_Order4[1]" w:storeItemID="{00000000-0000-0000-0000-000000000000}"/>
+            <w:dataBinding w:prefixMappings="&lt;xmlns:ns0='urn:microsoft-dynamics-nav/reports/Customer_Order_Summary/107/' " w:xpath="/ns0:NavWordReportXmlPart[1]/ns0:Totals[1]/ns0:Totals_Sales_Amt_On_Order4[1]" w:storeItemID="{00000000-0000-0000-0000-000000000000}"/>
             <w15:color w:val="808080"/>
             <w:text/>
           </w:sdtPr>
@@ -1339,17 +1312,20 @@
             <w:tc>
               <w:tcPr>
                 <w:tcW w:w="555" w:type="pct"/>
-                <w:tcBorders>
-                  <w:bottom w:val="none" w:color="auto" w:sz="0" w:space="0"/>
-                </w:tcBorders>
               </w:tcPr>
               <w:p>
                 <w:pPr>
                   <w:pStyle w:val="BCLabelNumber0"/>
                   <w:spacing w:before="120" w:after="120"/>
                   <w:jc w:val="right"/>
+                  <w:rPr>
+                    <w:lang w:val="en-US"/>
+                  </w:rPr>
                 </w:pPr>
                 <w:r>
+                  <w:rPr>
+                    <w:lang w:val="en-US"/>
+                  </w:rPr>
                   <w:t>Totals_Sales_Amt_On_Order4</w:t>
                 </w:r>
               </w:p>
@@ -1358,13 +1334,16 @@
         </w:sdt>
         <w:sdt>
           <w:sdtPr>
+            <w:rPr>
+              <w:lang w:val="en-US"/>
+            </w:rPr>
             <w:alias w:val="Totals_Sales_Amt_On_Order5"/>
             <w:tag w:val="#BC:InsertDataItem,DataItems/Totals/Totals_Sales_Amt_On_Order5"/>
             <w:id w:val="-1958173930"/>
             <w:placeholder>
               <w:docPart w:val="DefaultPlaceholder_-1854013440"/>
             </w:placeholder>
-            <w:dataBinding w:prefixMappings="xmlns:ns0='urn:microsoft-dynamics-nav/reports/Customer_Order_Summary/107/'" w:xpath="/ns0:NavWordReportXmlPart[1]/ns0:Totals[1]/ns0:Totals_Sales_Amt_On_Order5[1]" w:storeItemID="{00000000-0000-0000-0000-000000000000}"/>
+            <w:dataBinding w:prefixMappings="&lt;xmlns:ns0='urn:microsoft-dynamics-nav/reports/Customer_Order_Summary/107/' " w:xpath="/ns0:NavWordReportXmlPart[1]/ns0:Totals[1]/ns0:Totals_Sales_Amt_On_Order5[1]" w:storeItemID="{00000000-0000-0000-0000-000000000000}"/>
             <w15:color w:val="808080"/>
             <w:text/>
           </w:sdtPr>
@@ -1372,17 +1351,20 @@
             <w:tc>
               <w:tcPr>
                 <w:tcW w:w="556" w:type="pct"/>
-                <w:tcBorders>
-                  <w:bottom w:val="none" w:color="auto" w:sz="0" w:space="0"/>
-                </w:tcBorders>
               </w:tcPr>
               <w:p>
                 <w:pPr>
                   <w:pStyle w:val="BCLabelNumber0"/>
                   <w:spacing w:before="120" w:after="120"/>
                   <w:jc w:val="right"/>
+                  <w:rPr>
+                    <w:lang w:val="en-US"/>
+                  </w:rPr>
                 </w:pPr>
                 <w:r>
+                  <w:rPr>
+                    <w:lang w:val="en-US"/>
+                  </w:rPr>
                   <w:t>Totals_Sales_Amt_On_Order5</w:t>
                 </w:r>
               </w:p>
@@ -1397,7 +1379,7 @@
             <w:placeholder>
               <w:docPart w:val="DefaultPlaceholder_-1854013440"/>
             </w:placeholder>
-            <w:dataBinding w:prefixMappings="xmlns:ns0='urn:microsoft-dynamics-nav/reports/Customer_Order_Summary/107/'" w:xpath="/ns0:NavWordReportXmlPart[1]/ns0:Totals[1]/ns0:Totals_Sales_Order_Amount[1]" w:storeItemID="{00000000-0000-0000-0000-000000000000}"/>
+            <w:dataBinding w:prefixMappings="&lt;xmlns:ns0='urn:microsoft-dynamics-nav/reports/Customer_Order_Summary/107/' " w:xpath="/ns0:NavWordReportXmlPart[1]/ns0:Totals[1]/ns0:Totals_Sales_Order_Amount[1]" w:storeItemID="{00000000-0000-0000-0000-000000000000}"/>
             <w15:color w:val="808080"/>
             <w:text/>
           </w:sdtPr>
@@ -1405,9 +1387,6 @@
             <w:tc>
               <w:tcPr>
                 <w:tcW w:w="556" w:type="pct"/>
-                <w:tcBorders>
-                  <w:bottom w:val="none" w:color="auto" w:sz="0" w:space="0"/>
-                </w:tcBorders>
               </w:tcPr>
               <w:p>
                 <w:pPr>
@@ -1457,7 +1436,7 @@
         <w:kern w:val="2"/>
         <w:sz w:val="24"/>
         <w:szCs w:val="24"/>
-        <w:lang w:bidi="ar-SA"/>
+        <w:lang w:val="da-DK" w:eastAsia="da-DK" w:bidi="ar-SA"/>
         <w14:ligatures w14:val="standardContextual"/>
       </w:rPr>
     </w:rPrDefault>
@@ -2747,9 +2726,11 @@
     <w:rsid w:val="002A7083"/>
     <w:rsid w:val="006203BB"/>
     <w:rsid w:val="007D00DC"/>
+    <w:rsid w:val="00817E50"/>
     <w:rsid w:val="0089231B"/>
     <w:rsid w:val="008C3096"/>
     <w:rsid w:val="00AA0C52"/>
+    <w:rsid w:val="00BB2BAC"/>
     <w:rsid w:val="00C4474E"/>
     <w:rsid w:val="00E5711F"/>
     <w:rsid w:val="00E84B36"/>
@@ -2767,9 +2748,9 @@
     <m:intLim m:val="subSup"/>
     <m:naryLim m:val="undOvr"/>
   </m:mathPr>
-  <w:themeFontLang/>
+  <w:themeFontLang w:val="da-DK"/>
   <w:clrSchemeMapping w:bg1="light1" w:t1="dark1" w:bg2="light2" w:t2="dark2" w:accent1="accent1" w:accent2="accent2" w:accent3="accent3" w:accent4="accent4" w:accent5="accent5" w:accent6="accent6" w:hyperlink="hyperlink" w:followedHyperlink="followedHyperlink"/>
-  <w:decimalSymbol w:val="."/>
+  <w:decimalSymbol w:val=","/>
   <w:listSeparator w:val=","/>
   <w15:chartTrackingRefBased/>
 </w:settings>
@@ -2784,7 +2765,7 @@
         <w:kern w:val="2"/>
         <w:sz w:val="24"/>
         <w:szCs w:val="24"/>
-        <w:lang w:bidi="ar-SA"/>
+        <w:lang w:val="da-DK" w:eastAsia="da-DK" w:bidi="ar-SA"/>
         <w14:ligatures w14:val="standardContextual"/>
       </w:rPr>
     </w:rPrDefault>
@@ -3220,23 +3201,14 @@
   <w:style w:type="paragraph" w:customStyle="1" w:styleId="5F2903C5364142F592C70983355C4059">
     <w:name w:val="5F2903C5364142F592C70983355C4059"/>
     <w:rsid w:val="0089231B"/>
-    <w:rPr>
-      <w:lang w:val="da-DK" w:eastAsia="da-DK"/>
-    </w:rPr>
   </w:style>
   <w:style w:type="paragraph" w:customStyle="1" w:styleId="5CF7C4BFCF934A4AA31A1EB8FF20C82F">
     <w:name w:val="5CF7C4BFCF934A4AA31A1EB8FF20C82F"/>
     <w:rsid w:val="0089231B"/>
-    <w:rPr>
-      <w:lang w:val="da-DK" w:eastAsia="da-DK"/>
-    </w:rPr>
   </w:style>
   <w:style w:type="paragraph" w:customStyle="1" w:styleId="3C8D664EF9864DDCAD46BF7DABA46242">
     <w:name w:val="3C8D664EF9864DDCAD46BF7DABA46242"/>
     <w:rsid w:val="0089231B"/>
-    <w:rPr>
-      <w:lang w:val="da-DK" w:eastAsia="da-DK"/>
-    </w:rPr>
   </w:style>
 </w:styles>
 </file>
@@ -3583,9 +3555,7 @@
 </we:webextension>
 </file>
 
-<file path=customXml/item1.xml>��< ? x m l   v e r s i o n = " 1 . 0 "   e n c o d i n g = " u t f - 1 6 " ? > - 
- < N a v W o r d R e p o r t X m l P a r t   x m l n s = " u r n : m i c r o s o f t - d y n a m i c s - n a v / r e p o r t s / C u s t o m e r _ O r d e r _ S u m m a r y / 1 0 7 / " > +<file path=customXml/item1.xml>��< ? x m l   v e r s i o n = " 1 . 0 "   e n c o d i n g = " u t f - 1 6 " ? > < N a v W o r d R e p o r t X m l P a r t   x m l n s = " u r n : m i c r o s o f t - d y n a m i c s - n a v / r e p o r t s / C u s t o m e r _ O r d e r _ S u m m a r y / 1 0 7 / " >   
      < B C R e p o r t I n f o r m a t i o n >   
@@ -3938,9 +3908,7 @@
  < / N a v W o r d R e p o r t X m l P a r t > 
 </file>
 
-<file path=customXml/item2.xml>��< ? x m l   v e r s i o n = " 1 . 0 "   e n c o d i n g = " u t f - 1 6 " ? > - 
- < N a v W o r d R e p o r t X m l P a r t   x m l n s = " u r n : m i c r o s o f t - d y n a m i c s - b u s i n e s s c e n t r a l / i n t e r n a l / e x t e n d e d / r e p o r t s / C u s t o m e r _ O r d e r _ S u m m a r y / 1 0 7 / " > +<file path=customXml/item2.xml>��< ? x m l   v e r s i o n = " 1 . 0 "   e n c o d i n g = " u t f - 1 6 " ? > < N a v W o r d R e p o r t X m l P a r t   x m l n s = " u r n : m i c r o s o f t - d y n a m i c s - b u s i n e s s c e n t r a l / i n t e r n a l / e x t e n d e d / r e p o r t s / C u s t o m e r _ O r d e r _ S u m m a r y / 1 0 7 / " >   
      < B C R e p o r t I n f o r m a t i o n >   
@@ -4164,85 +4132,35 @@
  
      < / L a b e l s >   
-     < T o o l t i p s > - 
-         < T o o l t i p   c o l u m n = " N o _ C u s t "   E l e m e n t I d = " 6 0 3 9 7 0 8 4 6 " > - 
-             < T o o l t i p T e x t   l a n g = " e n - U S " > S p e c i f i e s   t h e   n u m b e r   o f   t h e   c u s t o m e r .   T h e   f i e l d   i s   e i t h e r   f i l l e d   a u t o m a t i c a l l y   f r o m   a   d e f i n e d   n u m b e r   s e r i e s ,   o r   y o u   e n t e r   t h e   n u m b e r   m a n u a l l y   b e c a u s e   y o u   h a v e   e n a b l e d   m a n u a l   n u m b e r   e n t r y   i n   t h e   n u m b e r - s e r i e s   s e t u p . < / T o o l t i p T e x t > - 
-         < / T o o l t i p > - 
-         < T o o l t i p   c o l u m n = " C u r r e n c y C o d e _ S a l e s L i n e "   E l e m e n t I d = " 4 5 8 4 1 7 3 0 2 " > - 
-             < T o o l t i p T e x t   l a n g = " e n - U S " > S p e c i f i e s   t h e   c u r r e n c y   t h a t   i s   u s e d   o n   t h e   e n t r y . < / T o o l t i p T e x t > - 
-         < / T o o l t i p > - 
-         < T o o l t i p   c o l u m n = " N a m e _ C u s t "   E l e m e n t I d = " 1 3 8 0 5 0 6 7 2 4 " > - 
-             < T o o l t i p T e x t   l a n g = " e n - U S " > S p e c i f i e s   t h e   c u s t o m e r ' s   n a m e   t h a t   a p p e a r s   o n   a l l   r e l a t e d   d o c u m e n t s .   F o r   c o m p a n i e s ,   s p e c i f y   t h e   c o m p a n y ' s   n a m e   h e r e ,   a n d   t h e n   a d d   t h e   r e l e v a n t   p e o p l e   a s   c o n t a c t s   t h a t   y o u   l i n k   t o   t h i s   c u s t o m e r . < / T o o l t i p T e x t > - 
-         < / T o o l t i p > - 
-         < T o o l t i p   c o l u m n = " S a l e s L i n e B u f f e r _ C u s t o m e r N a m e "   E l e m e n t I d = " 1 3 2 9 6 0 9 3 9 3 " > - 
-             < T o o l t i p T e x t   l a n g = " e n - U S " > S p e c i f i e s   a   d e s c r i p t i o n   o f   t h e   e n t r y   o f   t h e   p r o d u c t   t o   b e   s o l d .   T o   a d d   a   n o n - t r a n s a c t i o n a l   t e x t   l i n e ,   f i l l   i n   t h e   D e s c r i p t i o n   f i e l d   o n l y . < / T o o l t i p T e x t > - 
-         < / T o o l t i p > - 
-         < T o o l t i p   c o l u m n = " S a l e s L i n e B u f f e r _ C u r r e n c y C o d e "   E l e m e n t I d = " 1 2 7 6 7 9 3 1 7 8 " > - 
-             < T o o l t i p T e x t   l a n g = " e n - U S " > S p e c i f i e s   t h e   c u r r e n c y   t h a t   i s   u s e d   o n   t h e   e n t r y . < / T o o l t i p T e x t > - 
-         < / T o o l t i p > - 
-         < T o o l t i p   c o l u m n = " S a l e s L i n e B u f f e r _ S a l e s O r d e r A m o u n t "   E l e m e n t I d = " 7 8 3 0 0 4 3 9 8 " > - 
-             < T o o l t i p T e x t   l a n g = " e n - U S " > S p e c i f i e s   t h e   s u m   o f   a m o u n t s   i n   t h e   L i n e   A m o u n t   f i e l d   o n   t h e   s a l e s   r e t u r n   o r d e r   l i n e s . < / T o o l t i p T e x t > - 
-         < / T o o l t i p > - 
-         < T o o l t i p   c o l u m n = " S a l e s L i n e B u f f e r _ S a l e s A m t O n O r d e r 1 "   E l e m e n t I d = " 1 9 0 3 1 1 5 3 1 8 " > - 
-             < T o o l t i p T e x t   l a n g = " e n - U S " > S p e c i f i e s   t h e   p r i c e   f o r   o n e   u n i t   o n   t h e   s a l e s   l i n e . < / T o o l t i p T e x t > - 
-         < / T o o l t i p > - 
-         < T o o l t i p   c o l u m n = " S a l e s L i n e B u f f e r _ S a l e s A m t O n O r d e r 5 "   E l e m e n t I d = " 6 4 7 6 7 1 1 5 0 " > - 
-             < T o o l t i p T e x t   l a n g = " e n - U S " > S p e c i f i e s   t h e   n e t   a m o u n t ,   e x c l u d i n g   a n y   i n v o i c e   d i s c o u n t   a m o u n t ,   t h a t   m u s t   b e   p a i d   f o r   p r o d u c t s   o n   t h e   l i n e . < / T o o l t i p T e x t > - 
-         < / T o o l t i p > - 
-     < / T o o l t i p s > +     < T o o l t i p s / >   
      < C u s t o m e r   E l e m e n t T y p e = " D a t a I t e m "   E l e m e n t I d = " 1 5 2 5 1 9 1 9 9 " >   
-         < A f t e r C a p t i o n   E l e m e n t T y p e = " C o l u m n "   E l e m e n t I d = " 1 5 9 8 9 5 9 1 "   D a t a T y p e = " L a b e l "   O b s o l e t e S t a t e = " P e n d i n g " > A f t e r C a p t i o n < / A f t e r C a p t i o n > - 
-         < A l l a m o u n t s a r e i n L C Y C a p t i o n   E l e m e n t T y p e = " C o l u m n "   E l e m e n t I d = " 2 3 3 2 7 8 9 8 2 "   D a t a T y p e = " L a b e l "   O b s o l e t e S t a t e = " P e n d i n g " > A l l a m o u n t s a r e i n L C Y C a p t i o n < / A l l a m o u n t s a r e i n L C Y C a p t i o n > +         < A f t e r C a p t i o n   E l e m e n t T y p e = " C o l u m n "   E l e m e n t I d = " 1 5 9 8 9 5 9 1 "   D a t a T y p e = " T e x t C o n s t " > A f t e r C a p t i o n < / A f t e r C a p t i o n > + 
+         < A l l a m o u n t s a r e i n L C Y C a p t i o n   E l e m e n t T y p e = " C o l u m n "   E l e m e n t I d = " 2 3 3 2 7 8 9 8 2 "   D a t a T y p e = " T e x t C o n s t " > A l l a m o u n t s a r e i n L C Y C a p t i o n < / A l l a m o u n t s a r e i n L C Y C a p t i o n >   
          < A l l A m o u n t s A r e I n L C Y T x t   E l e m e n t T y p e = " C o l u m n "   E l e m e n t I d = " 2 0 4 7 3 7 7 3 6 4 "   D a t a T y p e = " T e x t " > A l l A m o u n t s A r e I n L C Y T x t < / A l l A m o u n t s A r e I n L C Y T x t >   
-         < B e f o r e C a p t i o n   E l e m e n t T y p e = " C o l u m n "   E l e m e n t I d = " 1 6 4 6 6 0 5 7 0 "   D a t a T y p e = " L a b e l "   O b s o l e t e S t a t e = " P e n d i n g " > B e f o r e C a p t i o n < / B e f o r e C a p t i o n > - 
-         < C o m p a n y N a m e   E l e m e n t T y p e = " C o l u m n "   E l e m e n t I d = " 1 5 9 5 4 7 7 3 9 5 "   D a t a T y p e = " S t r i n g "   O b s o l e t e S t a t e = " P e n d i n g " > C o m p a n y N a m e < / C o m p a n y N a m e > +         < B e f o r e C a p t i o n   E l e m e n t T y p e = " C o l u m n "   E l e m e n t I d = " 1 6 4 6 6 0 5 7 0 "   D a t a T y p e = " T e x t C o n s t " > B e f o r e C a p t i o n < / B e f o r e C a p t i o n > + 
+         < C o m p a n y N a m e   E l e m e n t T y p e = " C o l u m n "   E l e m e n t I d = " 1 5 9 5 4 7 7 3 9 5 "   D a t a T y p e = " S t r i n g " > C o m p a n y N a m e < / C o m p a n y N a m e >   
          < C u s t F i l t e r   E l e m e n t T y p e = " C o l u m n "   E l e m e n t I d = " 2 3 9 4 8 9 4 8 4 "   D a t a T y p e = " T e x t " > C u s t F i l t e r < / C u s t F i l t e r >   
          < C u s t F i l t e r 1   E l e m e n t T y p e = " C o l u m n "   E l e m e n t I d = " 1 1 3 8 7 0 3 8 5 9 "   D a t a T y p e = " T e x t " > C u s t F i l t e r 1 < / C u s t F i l t e r 1 >   
-         < C u s t o m e r N a m e C a p t i o n   E l e m e n t T y p e = " C o l u m n "   E l e m e n t I d = " 6 4 9 0 1 4 4 4 0 "   D a t a T y p e = " L a b e l "   O b s o l e t e S t a t e = " P e n d i n g " > C u s t o m e r N a m e C a p t i o n < / C u s t o m e r N a m e C a p t i o n > - 
-         < C u s t o m e r N o C a p t i o n   E l e m e n t T y p e = " C o l u m n "   E l e m e n t I d = " 1 0 9 8 4 2 4 9 2 2 "   D a t a T y p e = " L a b e l "   O b s o l e t e S t a t e = " P e n d i n g " > C u s t o m e r N o C a p t i o n < / C u s t o m e r N o C a p t i o n > - 
-         < C u s t o m e r O r d e r S u m m a r y C a p t i o n   E l e m e n t T y p e = " C o l u m n "   E l e m e n t I d = " 8 9 2 9 3 8 4 6 7 "   D a t a T y p e = " L a b e l "   O b s o l e t e S t a t e = " P e n d i n g " > C u s t o m e r O r d e r S u m m a r y C a p t i o n < / C u s t o m e r O r d e r S u m m a r y C a p t i o n > +         < C u s t o m e r N a m e C a p t i o n   E l e m e n t T y p e = " C o l u m n "   E l e m e n t I d = " 6 4 9 0 1 4 4 4 0 "   D a t a T y p e = " T e x t C o n s t " > C u s t o m e r N a m e C a p t i o n < / C u s t o m e r N a m e C a p t i o n > + 
+         < C u s t o m e r N o C a p t i o n   E l e m e n t T y p e = " C o l u m n "   E l e m e n t I d = " 1 0 9 8 4 2 4 9 2 2 "   D a t a T y p e = " T e x t C o n s t " > C u s t o m e r N o C a p t i o n < / C u s t o m e r N o C a p t i o n > + 
+         < C u s t o m e r O r d e r S u m m a r y C a p t i o n   E l e m e n t T y p e = " C o l u m n "   E l e m e n t I d = " 8 9 2 9 3 8 4 6 7 "   D a t a T y p e = " T e x t C o n s t " > C u s t o m e r O r d e r S u m m a r y C a p t i o n < / C u s t o m e r O r d e r S u m m a r y C a p t i o n >   
          < N o _ C u s t   E l e m e n t T y p e = " C o l u m n "   E l e m e n t I d = " 6 0 3 9 7 0 8 4 6 "   D a t a T y p e = " C o d e " > N o _ C u s t < / N o _ C u s t >   
-         < O u t s t a n d i n g O r d e r s C a p t i o n   E l e m e n t T y p e = " C o l u m n "   E l e m e n t I d = " 4 0 2 0 3 5 3 3 2 "   D a t a T y p e = " L a b e l "   O b s o l e t e S t a t e = " P e n d i n g " > O u t s t a n d i n g O r d e r s C a p t i o n < / O u t s t a n d i n g O r d e r s C a p t i o n > - 
-         < P a g e N o C a p t i o n   E l e m e n t T y p e = " C o l u m n "   E l e m e n t I d = " 1 4 6 2 1 0 8 0 8 7 "   D a t a T y p e = " L a b e l "   O b s o l e t e S t a t e = " P e n d i n g " > P a g e N o C a p t i o n < / P a g e N o C a p t i o n > +         < O u t s t a n d i n g O r d e r s C a p t i o n   E l e m e n t T y p e = " C o l u m n "   E l e m e n t I d = " 4 0 2 0 3 5 3 3 2 "   D a t a T y p e = " T e x t C o n s t " > O u t s t a n d i n g O r d e r s C a p t i o n < / O u t s t a n d i n g O r d e r s C a p t i o n > + 
+         < P a g e N o C a p t i o n   E l e m e n t T y p e = " C o l u m n "   E l e m e n t I d = " 1 4 6 2 1 0 8 0 8 7 "   D a t a T y p e = " T e x t C o n s t " > P a g e N o C a p t i o n < / P a g e N o C a p t i o n >   
          < P e r i o d S t a r t D a t e 1   E l e m e n t T y p e = " C o l u m n "   E l e m e n t I d = " 1 9 2 5 9 9 9 9 6 5 "   D a t a T y p e = " S t r i n g " > P e r i o d S t a r t D a t e 1 < / P e r i o d S t a r t D a t e 1 >   
@@ -4270,11 +4188,11 @@
  
          < S a l e s O r d e r A m o u n t L C Y   E l e m e n t T y p e = " C o l u m n "   E l e m e n t I d = " 7 1 8 5 3 0 9 9 3 "   D a t a T y p e = " D e c i m a l " > S a l e s O r d e r A m o u n t L C Y < / S a l e s O r d e r A m o u n t L C Y >   
-         < T o t a l C a p t i o n   E l e m e n t T y p e = " C o l u m n "   E l e m e n t I d = " 7 0 7 1 0 2 6 9 5 "   D a t a T y p e = " L a b e l " > T o t a l C a p t i o n < / T o t a l C a p t i o n > - 
-         < T o t a l L C Y C a p t i o n   E l e m e n t T y p e = " C o l u m n "   E l e m e n t I d = " 2 2 2 5 1 5 5 6 7 "   D a t a T y p e = " L a b e l "   O b s o l e t e S t a t e = " P e n d i n g " > T o t a l L C Y C a p t i o n < / T o t a l L C Y C a p t i o n > - 
-         < S a l e s _ L i n e   E l e m e n t T y p e = " D a t a I t e m "   E l e m e n t I d = " 1 8 9 4 4 4 2 7 6 4 " > +         < T o t a l C a p t i o n   E l e m e n t T y p e = " C o l u m n "   E l e m e n t I d = " 7 0 7 1 0 2 6 9 5 "   D a t a T y p e = " T e x t C o n s t " > T o t a l C a p t i o n < / T o t a l C a p t i o n > + 
+         < T o t a l L C Y C a p t i o n   E l e m e n t T y p e = " C o l u m n "   E l e m e n t I d = " 2 2 2 5 1 5 5 6 7 "   D a t a T y p e = " T e x t C o n s t " > T o t a l L C Y C a p t i o n < / T o t a l L C Y C a p t i o n > + 
+         < S a l e s _ L i n e   E l e m e n t T y p e = " D a t a I t e m "   E l e m e n t I d = " 4 2 6 9 4 3 3 6 3 " >   
              < C u r r e n c y C o d e _ S a l e s L i n e   E l e m e n t T y p e = " C o l u m n "   E l e m e n t I d = " 4 5 8 4 1 7 3 0 2 "   D a t a T y p e = " C o d e " > C u r r e n c y C o d e _ S a l e s L i n e < / C u r r e n c y C o d e _ S a l e s L i n e >   

--- a/src/Layers/W1/BaseApp/Sales/Reports/CustomerOrderSummaryBody.docx
+++ b/src/Layers/W1/BaseApp/Sales/Reports/CustomerOrderSummaryBody.docx
@@ -32,7 +32,7 @@
             <w:placeholder>
               <w:docPart w:val="6942C0ACC20B4FA3A455AB8BDDEAFE2F"/>
             </w:placeholder>
-            <w:dataBinding w:prefixMappings="&lt;xmlns:ns0='urn:microsoft-dynamics-nav/reports/Customer_Order_Summary/107/' " w:xpath="/ns0:NavWordReportXmlPart[1]/ns0:Labels[1]/ns0:OutstandingOrdersLbl[1]" w:storeItemID="{00000000-0000-0000-0000-000000000000}"/>
+            <w:dataBinding w:prefixMappings="xmlns:ns0='urn:microsoft-dynamics-nav/reports/Customer_Order_Summary/107/'" w:xpath="/ns0:NavWordReportXmlPart[1]/ns0:Labels[1]/ns0:OutstandingOrdersLbl[1]" w:storeItemID="{00000000-0000-0000-0000-000000000000}"/>
             <w15:color w:val="808080"/>
             <w:text/>
           </w:sdtPr>
@@ -61,7 +61,7 @@
             <w:placeholder>
               <w:docPart w:val="6942C0ACC20B4FA3A455AB8BDDEAFE2F"/>
             </w:placeholder>
-            <w:dataBinding w:prefixMappings="&lt;xmlns:ns0='urn:microsoft-dynamics-nav/reports/Customer_Order_Summary/107/' " w:xpath="/ns0:NavWordReportXmlPart[1]/ns0:Customer[1]/ns0:AllAmountsAreInLCYTxt[1]" w:storeItemID="{00000000-0000-0000-0000-000000000000}"/>
+            <w:dataBinding w:prefixMappings="xmlns:ns0='urn:microsoft-dynamics-nav/reports/Customer_Order_Summary/107/'" w:xpath="/ns0:NavWordReportXmlPart[1]/ns0:Customer[1]/ns0:AllAmountsAreInLCYTxt[1]" w:storeItemID="{00000000-0000-0000-0000-000000000000}"/>
             <w15:color w:val="808080"/>
             <w:text/>
           </w:sdtPr>
@@ -90,7 +90,7 @@
             <w:placeholder>
               <w:docPart w:val="6942C0ACC20B4FA3A455AB8BDDEAFE2F"/>
             </w:placeholder>
-            <w:dataBinding w:prefixMappings="&lt;xmlns:ns0='urn:microsoft-dynamics-nav/reports/Customer_Order_Summary/107/' " w:xpath="/ns0:NavWordReportXmlPart[1]/ns0:Customer[1]/ns0:CustFilter[1]" w:storeItemID="{00000000-0000-0000-0000-000000000000}"/>
+            <w:dataBinding w:prefixMappings="xmlns:ns0='urn:microsoft-dynamics-nav/reports/Customer_Order_Summary/107/'" w:xpath="/ns0:NavWordReportXmlPart[1]/ns0:Customer[1]/ns0:CustFilter[1]" w:storeItemID="{00000000-0000-0000-0000-000000000000}"/>
             <w15:color w:val="808080"/>
             <w:text/>
           </w:sdtPr>
@@ -251,7 +251,7 @@
             <w:placeholder>
               <w:docPart w:val="DefaultPlaceholder_-1854013440"/>
             </w:placeholder>
-            <w:dataBinding w:prefixMappings="&lt;xmlns:ns0='urn:microsoft-dynamics-nav/reports/Customer_Order_Summary/107/' " w:xpath="/ns0:NavWordReportXmlPart[1]/ns0:Labels[1]/ns0:CustomerNoLbl[1]" w:storeItemID="{00000000-0000-0000-0000-000000000000}"/>
+            <w:dataBinding w:prefixMappings="xmlns:ns0='urn:microsoft-dynamics-nav/reports/Customer_Order_Summary/107/'" w:xpath="/ns0:NavWordReportXmlPart[1]/ns0:Labels[1]/ns0:CustomerNoLbl[1]" w:storeItemID="{00000000-0000-0000-0000-000000000000}"/>
             <w15:color w:val="808080"/>
             <w:text/>
           </w:sdtPr>
@@ -260,7 +260,7 @@
               <w:tcPr>
                 <w:tcW w:w="555" w:type="pct"/>
                 <w:tcBorders>
-                  <w:bottom w:val="single" w:sz="4" w:space="0" w:color="auto"/>
+                  <w:bottom w:val="single" w:color="auto" w:sz="4" w:space="0"/>
                 </w:tcBorders>
               </w:tcPr>
               <w:p>
@@ -282,7 +282,7 @@
             <w:placeholder>
               <w:docPart w:val="DefaultPlaceholder_-1854013440"/>
             </w:placeholder>
-            <w:dataBinding w:prefixMappings="&lt;xmlns:ns0='urn:microsoft-dynamics-nav/reports/Customer_Order_Summary/107/' " w:xpath="/ns0:NavWordReportXmlPart[1]/ns0:Labels[1]/ns0:CustomerNameLbl[1]" w:storeItemID="{00000000-0000-0000-0000-000000000000}"/>
+            <w:dataBinding w:prefixMappings="xmlns:ns0='urn:microsoft-dynamics-nav/reports/Customer_Order_Summary/107/'" w:xpath="/ns0:NavWordReportXmlPart[1]/ns0:Labels[1]/ns0:CustomerNameLbl[1]" w:storeItemID="{00000000-0000-0000-0000-000000000000}"/>
             <w15:color w:val="808080"/>
             <w:text/>
           </w:sdtPr>
@@ -291,7 +291,7 @@
               <w:tcPr>
                 <w:tcW w:w="556" w:type="pct"/>
                 <w:tcBorders>
-                  <w:bottom w:val="single" w:sz="4" w:space="0" w:color="auto"/>
+                  <w:bottom w:val="single" w:color="auto" w:sz="4" w:space="0"/>
                 </w:tcBorders>
               </w:tcPr>
               <w:p>
@@ -313,7 +313,7 @@
             <w:placeholder>
               <w:docPart w:val="DefaultPlaceholder_-1854013440"/>
             </w:placeholder>
-            <w:dataBinding w:prefixMappings="&lt;xmlns:ns0='urn:microsoft-dynamics-nav/reports/Customer_Order_Summary/107/' " w:xpath="/ns0:NavWordReportXmlPart[1]/ns0:Labels[1]/ns0:CurrencyCode_SalesLineCaption[1]" w:storeItemID="{00000000-0000-0000-0000-000000000000}"/>
+            <w:dataBinding w:prefixMappings="xmlns:ns0='urn:microsoft-dynamics-nav/reports/Customer_Order_Summary/107/'" w:xpath="/ns0:NavWordReportXmlPart[1]/ns0:Labels[1]/ns0:CurrencyCode_SalesLineCaption[1]" w:storeItemID="{00000000-0000-0000-0000-000000000000}"/>
             <w15:color w:val="808080"/>
             <w:text/>
           </w:sdtPr>
@@ -322,7 +322,7 @@
               <w:tcPr>
                 <w:tcW w:w="555" w:type="pct"/>
                 <w:tcBorders>
-                  <w:bottom w:val="single" w:sz="4" w:space="0" w:color="auto"/>
+                  <w:bottom w:val="single" w:color="auto" w:sz="4" w:space="0"/>
                 </w:tcBorders>
               </w:tcPr>
               <w:p>
@@ -344,7 +344,7 @@
             <w:placeholder>
               <w:docPart w:val="DefaultPlaceholder_-1854013440"/>
             </w:placeholder>
-            <w:dataBinding w:prefixMappings="&lt;xmlns:ns0='urn:microsoft-dynamics-nav/reports/Customer_Order_Summary/107/' " w:xpath="/ns0:NavWordReportXmlPart[1]/ns0:Labels[1]/ns0:Before1Lbl[1]" w:storeItemID="{00000000-0000-0000-0000-000000000000}"/>
+            <w:dataBinding w:prefixMappings="xmlns:ns0='urn:microsoft-dynamics-nav/reports/Customer_Order_Summary/107/'" w:xpath="/ns0:NavWordReportXmlPart[1]/ns0:Labels[1]/ns0:Before1Lbl[1]" w:storeItemID="{00000000-0000-0000-0000-000000000000}"/>
             <w15:color w:val="808080"/>
             <w:text/>
           </w:sdtPr>
@@ -353,7 +353,7 @@
               <w:tcPr>
                 <w:tcW w:w="556" w:type="pct"/>
                 <w:tcBorders>
-                  <w:bottom w:val="single" w:sz="4" w:space="0" w:color="auto"/>
+                  <w:bottom w:val="single" w:color="auto" w:sz="4" w:space="0"/>
                 </w:tcBorders>
               </w:tcPr>
               <w:p>
@@ -372,7 +372,7 @@
           <w:tcPr>
             <w:tcW w:w="555" w:type="pct"/>
             <w:tcBorders>
-              <w:bottom w:val="single" w:sz="4" w:space="0" w:color="auto"/>
+              <w:bottom w:val="single" w:color="auto" w:sz="4" w:space="0"/>
             </w:tcBorders>
           </w:tcPr>
           <w:sdt>
@@ -383,7 +383,7 @@
               <w:placeholder>
                 <w:docPart w:val="DefaultPlaceholder_-1854013440"/>
               </w:placeholder>
-              <w:dataBinding w:prefixMappings="&lt;xmlns:ns0='urn:microsoft-dynamics-nav/reports/Customer_Order_Summary/107/' " w:xpath="/ns0:NavWordReportXmlPart[1]/ns0:Customer[1]/ns0:PeriodStartDate1[1]" w:storeItemID="{00000000-0000-0000-0000-000000000000}"/>
+              <w:dataBinding w:prefixMappings="xmlns:ns0='urn:microsoft-dynamics-nav/reports/Customer_Order_Summary/107/'" w:xpath="/ns0:NavWordReportXmlPart[1]/ns0:Customer[1]/ns0:PeriodStartDate1[1]" w:storeItemID="{00000000-0000-0000-0000-000000000000}"/>
               <w15:color w:val="808080"/>
               <w:text/>
             </w:sdtPr>
@@ -412,7 +412,7 @@
                 <w:placeholder>
                   <w:docPart w:val="5F2903C5364142F592C70983355C4059"/>
                 </w:placeholder>
-                <w:dataBinding w:prefixMappings="&lt;xmlns:ns0='urn:microsoft-dynamics-nav/reports/Customer_Order_Summary/107/' " w:xpath="/ns0:NavWordReportXmlPart[1]/ns0:Customer[1]/ns0:PeriodStartDate21[1]" w:storeItemID="{935A1A8B-FBD8-496F-9CFA-0DAB10C40436}"/>
+                <w:dataBinding w:prefixMappings="xmlns:ns0='urn:microsoft-dynamics-nav/reports/Customer_Order_Summary/107/'" w:xpath="/ns0:NavWordReportXmlPart[1]/ns0:Customer[1]/ns0:PeriodStartDate21[1]" w:storeItemID="{935A1A8B-FBD8-496F-9CFA-0DAB10C40436}"/>
                 <w:text/>
               </w:sdtPr>
               <w:sdtContent>
@@ -427,7 +427,7 @@
           <w:tcPr>
             <w:tcW w:w="556" w:type="pct"/>
             <w:tcBorders>
-              <w:bottom w:val="single" w:sz="4" w:space="0" w:color="auto"/>
+              <w:bottom w:val="single" w:color="auto" w:sz="4" w:space="0"/>
             </w:tcBorders>
           </w:tcPr>
           <w:sdt>
@@ -438,7 +438,7 @@
               <w:placeholder>
                 <w:docPart w:val="DefaultPlaceholder_-1854013440"/>
               </w:placeholder>
-              <w:dataBinding w:prefixMappings="&lt;xmlns:ns0='urn:microsoft-dynamics-nav/reports/Customer_Order_Summary/107/' " w:xpath="/ns0:NavWordReportXmlPart[1]/ns0:Customer[1]/ns0:PeriodStartDate2[1]" w:storeItemID="{00000000-0000-0000-0000-000000000000}"/>
+              <w:dataBinding w:prefixMappings="xmlns:ns0='urn:microsoft-dynamics-nav/reports/Customer_Order_Summary/107/'" w:xpath="/ns0:NavWordReportXmlPart[1]/ns0:Customer[1]/ns0:PeriodStartDate2[1]" w:storeItemID="{00000000-0000-0000-0000-000000000000}"/>
               <w15:color w:val="808080"/>
               <w:text/>
             </w:sdtPr>
@@ -467,7 +467,7 @@
                 <w:placeholder>
                   <w:docPart w:val="5CF7C4BFCF934A4AA31A1EB8FF20C82F"/>
                 </w:placeholder>
-                <w:dataBinding w:prefixMappings="&lt;xmlns:ns0='urn:microsoft-dynamics-nav/reports/Customer_Order_Summary/107/' " w:xpath="/ns0:NavWordReportXmlPart[1]/ns0:Customer[1]/ns0:PeriodStartDate31[1]" w:storeItemID="{935A1A8B-FBD8-496F-9CFA-0DAB10C40436}"/>
+                <w:dataBinding w:prefixMappings="xmlns:ns0='urn:microsoft-dynamics-nav/reports/Customer_Order_Summary/107/'" w:xpath="/ns0:NavWordReportXmlPart[1]/ns0:Customer[1]/ns0:PeriodStartDate31[1]" w:storeItemID="{935A1A8B-FBD8-496F-9CFA-0DAB10C40436}"/>
                 <w:text/>
               </w:sdtPr>
               <w:sdtContent>
@@ -482,7 +482,7 @@
           <w:tcPr>
             <w:tcW w:w="555" w:type="pct"/>
             <w:tcBorders>
-              <w:bottom w:val="single" w:sz="4" w:space="0" w:color="auto"/>
+              <w:bottom w:val="single" w:color="auto" w:sz="4" w:space="0"/>
             </w:tcBorders>
           </w:tcPr>
           <w:sdt>
@@ -493,7 +493,7 @@
               <w:placeholder>
                 <w:docPart w:val="DefaultPlaceholder_-1854013440"/>
               </w:placeholder>
-              <w:dataBinding w:prefixMappings="&lt;xmlns:ns0='urn:microsoft-dynamics-nav/reports/Customer_Order_Summary/107/' " w:xpath="/ns0:NavWordReportXmlPart[1]/ns0:Customer[1]/ns0:PeriodStartDate3[1]" w:storeItemID="{00000000-0000-0000-0000-000000000000}"/>
+              <w:dataBinding w:prefixMappings="xmlns:ns0='urn:microsoft-dynamics-nav/reports/Customer_Order_Summary/107/'" w:xpath="/ns0:NavWordReportXmlPart[1]/ns0:Customer[1]/ns0:PeriodStartDate3[1]" w:storeItemID="{00000000-0000-0000-0000-000000000000}"/>
               <w15:color w:val="808080"/>
               <w:text/>
             </w:sdtPr>
@@ -522,7 +522,7 @@
                 <w:placeholder>
                   <w:docPart w:val="3C8D664EF9864DDCAD46BF7DABA46242"/>
                 </w:placeholder>
-                <w:dataBinding w:prefixMappings="&lt;xmlns:ns0='urn:microsoft-dynamics-nav/reports/Customer_Order_Summary/107/' " w:xpath="/ns0:NavWordReportXmlPart[1]/ns0:Customer[1]/ns0:PeriodStartDate41[1]" w:storeItemID="{935A1A8B-FBD8-496F-9CFA-0DAB10C40436}"/>
+                <w:dataBinding w:prefixMappings="xmlns:ns0='urn:microsoft-dynamics-nav/reports/Customer_Order_Summary/107/'" w:xpath="/ns0:NavWordReportXmlPart[1]/ns0:Customer[1]/ns0:PeriodStartDate41[1]" w:storeItemID="{935A1A8B-FBD8-496F-9CFA-0DAB10C40436}"/>
                 <w:text/>
               </w:sdtPr>
               <w:sdtContent>
@@ -537,7 +537,7 @@
           <w:tcPr>
             <w:tcW w:w="556" w:type="pct"/>
             <w:tcBorders>
-              <w:bottom w:val="single" w:sz="4" w:space="0" w:color="auto"/>
+              <w:bottom w:val="single" w:color="auto" w:sz="4" w:space="0"/>
             </w:tcBorders>
           </w:tcPr>
           <w:p>
@@ -554,7 +554,7 @@
               <w:placeholder>
                 <w:docPart w:val="DefaultPlaceholder_-1854013440"/>
               </w:placeholder>
-              <w:dataBinding w:prefixMappings="&lt;xmlns:ns0='urn:microsoft-dynamics-nav/reports/Customer_Order_Summary/107/' " w:xpath="/ns0:NavWordReportXmlPart[1]/ns0:Labels[1]/ns0:After1Lbl[1]" w:storeItemID="{00000000-0000-0000-0000-000000000000}"/>
+              <w:dataBinding w:prefixMappings="xmlns:ns0='urn:microsoft-dynamics-nav/reports/Customer_Order_Summary/107/'" w:xpath="/ns0:NavWordReportXmlPart[1]/ns0:Labels[1]/ns0:After1Lbl[1]" w:storeItemID="{00000000-0000-0000-0000-000000000000}"/>
               <w15:color w:val="808080"/>
               <w:text/>
             </w:sdtPr>
@@ -575,7 +575,7 @@
           <w:tcPr>
             <w:tcW w:w="556" w:type="pct"/>
             <w:tcBorders>
-              <w:bottom w:val="single" w:sz="4" w:space="0" w:color="auto"/>
+              <w:bottom w:val="single" w:color="auto" w:sz="4" w:space="0"/>
             </w:tcBorders>
           </w:tcPr>
           <w:p>
@@ -592,7 +592,7 @@
               <w:placeholder>
                 <w:docPart w:val="DefaultPlaceholder_-1854013440"/>
               </w:placeholder>
-              <w:dataBinding w:prefixMappings="&lt;xmlns:ns0='urn:microsoft-dynamics-nav/reports/Customer_Order_Summary/107/' " w:xpath="/ns0:NavWordReportXmlPart[1]/ns0:Labels[1]/ns0:TotalCaptionLbl[1]" w:storeItemID="{00000000-0000-0000-0000-000000000000}"/>
+              <w:dataBinding w:prefixMappings="xmlns:ns0='urn:microsoft-dynamics-nav/reports/Customer_Order_Summary/107/'" w:xpath="/ns0:NavWordReportXmlPart[1]/ns0:Labels[1]/ns0:TotalCaptionLbl[1]" w:storeItemID="{00000000-0000-0000-0000-000000000000}"/>
               <w15:color w:val="808080"/>
               <w:text/>
             </w:sdtPr>
@@ -620,7 +620,7 @@
           <w:tcPr>
             <w:tcW w:w="555" w:type="pct"/>
             <w:tcBorders>
-              <w:top w:val="single" w:sz="4" w:space="0" w:color="auto"/>
+              <w:top w:val="single" w:color="auto" w:sz="4" w:space="0"/>
             </w:tcBorders>
           </w:tcPr>
           <w:p>
@@ -636,7 +636,7 @@
           <w:tcPr>
             <w:tcW w:w="556" w:type="pct"/>
             <w:tcBorders>
-              <w:top w:val="single" w:sz="4" w:space="0" w:color="auto"/>
+              <w:top w:val="single" w:color="auto" w:sz="4" w:space="0"/>
             </w:tcBorders>
           </w:tcPr>
           <w:p>
@@ -652,7 +652,7 @@
           <w:tcPr>
             <w:tcW w:w="555" w:type="pct"/>
             <w:tcBorders>
-              <w:top w:val="single" w:sz="4" w:space="0" w:color="auto"/>
+              <w:top w:val="single" w:color="auto" w:sz="4" w:space="0"/>
             </w:tcBorders>
           </w:tcPr>
           <w:p>
@@ -668,7 +668,7 @@
           <w:tcPr>
             <w:tcW w:w="556" w:type="pct"/>
             <w:tcBorders>
-              <w:top w:val="single" w:sz="4" w:space="0" w:color="auto"/>
+              <w:top w:val="single" w:color="auto" w:sz="4" w:space="0"/>
             </w:tcBorders>
           </w:tcPr>
           <w:p>
@@ -684,7 +684,7 @@
           <w:tcPr>
             <w:tcW w:w="555" w:type="pct"/>
             <w:tcBorders>
-              <w:top w:val="single" w:sz="4" w:space="0" w:color="auto"/>
+              <w:top w:val="single" w:color="auto" w:sz="4" w:space="0"/>
             </w:tcBorders>
           </w:tcPr>
           <w:p>
@@ -700,7 +700,7 @@
           <w:tcPr>
             <w:tcW w:w="556" w:type="pct"/>
             <w:tcBorders>
-              <w:top w:val="single" w:sz="4" w:space="0" w:color="auto"/>
+              <w:top w:val="single" w:color="auto" w:sz="4" w:space="0"/>
             </w:tcBorders>
           </w:tcPr>
           <w:p>
@@ -716,7 +716,7 @@
           <w:tcPr>
             <w:tcW w:w="555" w:type="pct"/>
             <w:tcBorders>
-              <w:top w:val="single" w:sz="4" w:space="0" w:color="auto"/>
+              <w:top w:val="single" w:color="auto" w:sz="4" w:space="0"/>
             </w:tcBorders>
           </w:tcPr>
           <w:p>
@@ -732,7 +732,7 @@
           <w:tcPr>
             <w:tcW w:w="556" w:type="pct"/>
             <w:tcBorders>
-              <w:top w:val="single" w:sz="4" w:space="0" w:color="auto"/>
+              <w:top w:val="single" w:color="auto" w:sz="4" w:space="0"/>
             </w:tcBorders>
           </w:tcPr>
           <w:p>
@@ -748,7 +748,7 @@
           <w:tcPr>
             <w:tcW w:w="556" w:type="pct"/>
             <w:tcBorders>
-              <w:top w:val="single" w:sz="4" w:space="0" w:color="auto"/>
+              <w:top w:val="single" w:color="auto" w:sz="4" w:space="0"/>
             </w:tcBorders>
           </w:tcPr>
           <w:p>
@@ -773,7 +773,7 @@
           <w:placeholder>
             <w:docPart w:val="3003D6BF65584CF3A8C37BF79B780AA8"/>
           </w:placeholder>
-          <w15:dataBinding w:prefixMappings="&lt;xmlns:ns0='urn:microsoft-dynamics-nav/reports/Customer_Order_Summary/107/' " w:xpath="/ns0:NavWordReportXmlPart[1]/ns0:SalesLineBuffer_Integer" w:storeItemID="{00000000-0000-0000-0000-000000000000}"/>
+          <w15:dataBinding w:prefixMappings="xmlns:ns0='urn:microsoft-dynamics-nav/reports/Customer_Order_Summary/107/'" w:xpath="/ns0:NavWordReportXmlPart[1]/ns0:SalesLineBuffer_Integer" w:storeItemID="{00000000-0000-0000-0000-000000000000}"/>
           <w15:color w:val="808080"/>
           <w15:repeatingSection/>
         </w:sdtPr>
@@ -807,7 +807,7 @@
                     <w:placeholder>
                       <w:docPart w:val="DefaultPlaceholder_-1854013440"/>
                     </w:placeholder>
-                    <w:dataBinding w:prefixMappings="&lt;xmlns:ns0='urn:microsoft-dynamics-nav/reports/Customer_Order_Summary/107/' " w:xpath="/ns0:NavWordReportXmlPart[1]/ns0:SalesLineBuffer_Integer[1]/ns0:SalesLineBuffer_BilltoCustomerNo[1]" w:storeItemID="{00000000-0000-0000-0000-000000000000}"/>
+                    <w:dataBinding w:prefixMappings="xmlns:ns0='urn:microsoft-dynamics-nav/reports/Customer_Order_Summary/107/'" w:xpath="/ns0:NavWordReportXmlPart[1]/ns0:SalesLineBuffer_Integer[1]/ns0:SalesLineBuffer_BilltoCustomerNo[1]" w:storeItemID="{00000000-0000-0000-0000-000000000000}"/>
                     <w15:color w:val="808080"/>
                     <w:text/>
                   </w:sdtPr>
@@ -851,7 +851,7 @@
                     <w:placeholder>
                       <w:docPart w:val="DefaultPlaceholder_-1854013440"/>
                     </w:placeholder>
-                    <w:dataBinding w:prefixMappings="&lt;xmlns:ns0='urn:microsoft-dynamics-nav/reports/Customer_Order_Summary/107/' " w:xpath="/ns0:NavWordReportXmlPart[1]/ns0:SalesLineBuffer_Integer[1]/ns0:SalesLineBuffer_CustomerName[1]" w:storeItemID="{00000000-0000-0000-0000-000000000000}"/>
+                    <w:dataBinding w:prefixMappings="xmlns:ns0='urn:microsoft-dynamics-nav/reports/Customer_Order_Summary/107/'" w:xpath="/ns0:NavWordReportXmlPart[1]/ns0:SalesLineBuffer_Integer[1]/ns0:SalesLineBuffer_CustomerName[1]" w:storeItemID="{00000000-0000-0000-0000-000000000000}"/>
                     <w15:color w:val="808080"/>
                     <w:text/>
                   </w:sdtPr>
@@ -888,7 +888,7 @@
                     <w:placeholder>
                       <w:docPart w:val="DefaultPlaceholder_-1854013440"/>
                     </w:placeholder>
-                    <w:dataBinding w:prefixMappings="&lt;xmlns:ns0='urn:microsoft-dynamics-nav/reports/Customer_Order_Summary/107/' " w:xpath="/ns0:NavWordReportXmlPart[1]/ns0:SalesLineBuffer_Integer[1]/ns0:SalesLineBuffer_CurrencyCode[1]" w:storeItemID="{00000000-0000-0000-0000-000000000000}"/>
+                    <w:dataBinding w:prefixMappings="xmlns:ns0='urn:microsoft-dynamics-nav/reports/Customer_Order_Summary/107/'" w:xpath="/ns0:NavWordReportXmlPart[1]/ns0:SalesLineBuffer_Integer[1]/ns0:SalesLineBuffer_CurrencyCode[1]" w:storeItemID="{00000000-0000-0000-0000-000000000000}"/>
                     <w15:color w:val="808080"/>
                     <w:text/>
                   </w:sdtPr>
@@ -924,7 +924,7 @@
                     <w:placeholder>
                       <w:docPart w:val="DefaultPlaceholder_-1854013440"/>
                     </w:placeholder>
-                    <w:dataBinding w:prefixMappings="&lt;xmlns:ns0='urn:microsoft-dynamics-nav/reports/Customer_Order_Summary/107/' " w:xpath="/ns0:NavWordReportXmlPart[1]/ns0:SalesLineBuffer_Integer[1]/ns0:SalesLineBuffer_SalesAmtOnOrder1[1]" w:storeItemID="{00000000-0000-0000-0000-000000000000}"/>
+                    <w:dataBinding w:prefixMappings="xmlns:ns0='urn:microsoft-dynamics-nav/reports/Customer_Order_Summary/107/'" w:xpath="/ns0:NavWordReportXmlPart[1]/ns0:SalesLineBuffer_Integer[1]/ns0:SalesLineBuffer_SalesAmtOnOrder1[1]" w:storeItemID="{00000000-0000-0000-0000-000000000000}"/>
                     <w15:color w:val="808080"/>
                     <w:text/>
                   </w:sdtPr>
@@ -953,7 +953,7 @@
                     <w:placeholder>
                       <w:docPart w:val="DefaultPlaceholder_-1854013440"/>
                     </w:placeholder>
-                    <w:dataBinding w:prefixMappings="&lt;xmlns:ns0='urn:microsoft-dynamics-nav/reports/Customer_Order_Summary/107/' " w:xpath="/ns0:NavWordReportXmlPart[1]/ns0:SalesLineBuffer_Integer[1]/ns0:SalesLineBuffer_SalesAmtOnOrder2[1]" w:storeItemID="{00000000-0000-0000-0000-000000000000}"/>
+                    <w:dataBinding w:prefixMappings="xmlns:ns0='urn:microsoft-dynamics-nav/reports/Customer_Order_Summary/107/'" w:xpath="/ns0:NavWordReportXmlPart[1]/ns0:SalesLineBuffer_Integer[1]/ns0:SalesLineBuffer_SalesAmtOnOrder2[1]" w:storeItemID="{00000000-0000-0000-0000-000000000000}"/>
                     <w15:color w:val="808080"/>
                     <w:text/>
                   </w:sdtPr>
@@ -982,7 +982,7 @@
                     <w:placeholder>
                       <w:docPart w:val="DefaultPlaceholder_-1854013440"/>
                     </w:placeholder>
-                    <w:dataBinding w:prefixMappings="&lt;xmlns:ns0='urn:microsoft-dynamics-nav/reports/Customer_Order_Summary/107/' " w:xpath="/ns0:NavWordReportXmlPart[1]/ns0:SalesLineBuffer_Integer[1]/ns0:SalesLineBuffer_SalesAmtOnOrder3[1]" w:storeItemID="{00000000-0000-0000-0000-000000000000}"/>
+                    <w:dataBinding w:prefixMappings="xmlns:ns0='urn:microsoft-dynamics-nav/reports/Customer_Order_Summary/107/'" w:xpath="/ns0:NavWordReportXmlPart[1]/ns0:SalesLineBuffer_Integer[1]/ns0:SalesLineBuffer_SalesAmtOnOrder3[1]" w:storeItemID="{00000000-0000-0000-0000-000000000000}"/>
                     <w15:color w:val="808080"/>
                     <w:text/>
                   </w:sdtPr>
@@ -1011,7 +1011,7 @@
                     <w:placeholder>
                       <w:docPart w:val="DefaultPlaceholder_-1854013440"/>
                     </w:placeholder>
-                    <w:dataBinding w:prefixMappings="&lt;xmlns:ns0='urn:microsoft-dynamics-nav/reports/Customer_Order_Summary/107/' " w:xpath="/ns0:NavWordReportXmlPart[1]/ns0:SalesLineBuffer_Integer[1]/ns0:SalesLineBuffer_SalesAmtOnOrder4[1]" w:storeItemID="{00000000-0000-0000-0000-000000000000}"/>
+                    <w:dataBinding w:prefixMappings="xmlns:ns0='urn:microsoft-dynamics-nav/reports/Customer_Order_Summary/107/'" w:xpath="/ns0:NavWordReportXmlPart[1]/ns0:SalesLineBuffer_Integer[1]/ns0:SalesLineBuffer_SalesAmtOnOrder4[1]" w:storeItemID="{00000000-0000-0000-0000-000000000000}"/>
                     <w15:color w:val="808080"/>
                     <w:text/>
                   </w:sdtPr>
@@ -1040,7 +1040,7 @@
                     <w:placeholder>
                       <w:docPart w:val="DefaultPlaceholder_-1854013440"/>
                     </w:placeholder>
-                    <w:dataBinding w:prefixMappings="&lt;xmlns:ns0='urn:microsoft-dynamics-nav/reports/Customer_Order_Summary/107/' " w:xpath="/ns0:NavWordReportXmlPart[1]/ns0:SalesLineBuffer_Integer[1]/ns0:SalesLineBuffer_SalesAmtOnOrder5[1]" w:storeItemID="{00000000-0000-0000-0000-000000000000}"/>
+                    <w:dataBinding w:prefixMappings="xmlns:ns0='urn:microsoft-dynamics-nav/reports/Customer_Order_Summary/107/'" w:xpath="/ns0:NavWordReportXmlPart[1]/ns0:SalesLineBuffer_Integer[1]/ns0:SalesLineBuffer_SalesAmtOnOrder5[1]" w:storeItemID="{00000000-0000-0000-0000-000000000000}"/>
                     <w15:color w:val="808080"/>
                     <w:text/>
                   </w:sdtPr>
@@ -1069,7 +1069,7 @@
                     <w:placeholder>
                       <w:docPart w:val="DefaultPlaceholder_-1854013440"/>
                     </w:placeholder>
-                    <w:dataBinding w:prefixMappings="&lt;xmlns:ns0='urn:microsoft-dynamics-nav/reports/Customer_Order_Summary/107/' " w:xpath="/ns0:NavWordReportXmlPart[1]/ns0:SalesLineBuffer_Integer[1]/ns0:SalesLineBuffer_SalesOrderAmount[1]" w:storeItemID="{00000000-0000-0000-0000-000000000000}"/>
+                    <w:dataBinding w:prefixMappings="xmlns:ns0='urn:microsoft-dynamics-nav/reports/Customer_Order_Summary/107/'" w:xpath="/ns0:NavWordReportXmlPart[1]/ns0:SalesLineBuffer_Integer[1]/ns0:SalesLineBuffer_SalesOrderAmount[1]" w:storeItemID="{00000000-0000-0000-0000-000000000000}"/>
                     <w15:color w:val="808080"/>
                     <w:text/>
                   </w:sdtPr>
@@ -1133,7 +1133,7 @@
             <w:placeholder>
               <w:docPart w:val="DefaultPlaceholder_-1854013440"/>
             </w:placeholder>
-            <w:dataBinding w:prefixMappings="&lt;xmlns:ns0='urn:microsoft-dynamics-nav/reports/Customer_Order_Summary/107/' " w:xpath="/ns0:NavWordReportXmlPart[1]/ns0:Totals[1]/ns0:Totals_TotalText[1]" w:storeItemID="{00000000-0000-0000-0000-000000000000}"/>
+            <w:dataBinding w:prefixMappings="xmlns:ns0='urn:microsoft-dynamics-nav/reports/Customer_Order_Summary/107/'" w:xpath="/ns0:NavWordReportXmlPart[1]/ns0:Totals[1]/ns0:Totals_TotalText[1]" w:storeItemID="{00000000-0000-0000-0000-000000000000}"/>
             <w15:color w:val="808080"/>
             <w:text/>
           </w:sdtPr>
@@ -1187,7 +1187,7 @@
             <w:placeholder>
               <w:docPart w:val="DefaultPlaceholder_-1854013440"/>
             </w:placeholder>
-            <w:dataBinding w:prefixMappings="&lt;xmlns:ns0='urn:microsoft-dynamics-nav/reports/Customer_Order_Summary/107/' " w:xpath="/ns0:NavWordReportXmlPart[1]/ns0:Totals[1]/ns0:Totals_Sales_Amt_On_Order1[1]" w:storeItemID="{00000000-0000-0000-0000-000000000000}"/>
+            <w:dataBinding w:prefixMappings="xmlns:ns0='urn:microsoft-dynamics-nav/reports/Customer_Order_Summary/107/'" w:xpath="/ns0:NavWordReportXmlPart[1]/ns0:Totals[1]/ns0:Totals_Sales_Amt_On_Order1[1]" w:storeItemID="{00000000-0000-0000-0000-000000000000}"/>
             <w15:color w:val="808080"/>
             <w:text/>
           </w:sdtPr>
@@ -1226,7 +1226,7 @@
             <w:placeholder>
               <w:docPart w:val="DefaultPlaceholder_-1854013440"/>
             </w:placeholder>
-            <w:dataBinding w:prefixMappings="&lt;xmlns:ns0='urn:microsoft-dynamics-nav/reports/Customer_Order_Summary/107/' " w:xpath="/ns0:NavWordReportXmlPart[1]/ns0:Totals[1]/ns0:Totals_Sales_Amt_On_Order2[1]" w:storeItemID="{00000000-0000-0000-0000-000000000000}"/>
+            <w:dataBinding w:prefixMappings="xmlns:ns0='urn:microsoft-dynamics-nav/reports/Customer_Order_Summary/107/'" w:xpath="/ns0:NavWordReportXmlPart[1]/ns0:Totals[1]/ns0:Totals_Sales_Amt_On_Order2[1]" w:storeItemID="{00000000-0000-0000-0000-000000000000}"/>
             <w15:color w:val="808080"/>
             <w:text/>
           </w:sdtPr>
@@ -1265,7 +1265,7 @@
             <w:placeholder>
               <w:docPart w:val="DefaultPlaceholder_-1854013440"/>
             </w:placeholder>
-            <w:dataBinding w:prefixMappings="&lt;xmlns:ns0='urn:microsoft-dynamics-nav/reports/Customer_Order_Summary/107/' " w:xpath="/ns0:NavWordReportXmlPart[1]/ns0:Totals[1]/ns0:Totals_Sales_Amt_On_Order3[1]" w:storeItemID="{00000000-0000-0000-0000-000000000000}"/>
+            <w:dataBinding w:prefixMappings="xmlns:ns0='urn:microsoft-dynamics-nav/reports/Customer_Order_Summary/107/'" w:xpath="/ns0:NavWordReportXmlPart[1]/ns0:Totals[1]/ns0:Totals_Sales_Amt_On_Order3[1]" w:storeItemID="{00000000-0000-0000-0000-000000000000}"/>
             <w15:color w:val="808080"/>
             <w:text/>
           </w:sdtPr>
@@ -1304,7 +1304,7 @@
             <w:placeholder>
               <w:docPart w:val="DefaultPlaceholder_-1854013440"/>
             </w:placeholder>
-            <w:dataBinding w:prefixMappings="&lt;xmlns:ns0='urn:microsoft-dynamics-nav/reports/Customer_Order_Summary/107/' " w:xpath="/ns0:NavWordReportXmlPart[1]/ns0:Totals[1]/ns0:Totals_Sales_Amt_On_Order4[1]" w:storeItemID="{00000000-0000-0000-0000-000000000000}"/>
+            <w:dataBinding w:prefixMappings="xmlns:ns0='urn:microsoft-dynamics-nav/reports/Customer_Order_Summary/107/'" w:xpath="/ns0:NavWordReportXmlPart[1]/ns0:Totals[1]/ns0:Totals_Sales_Amt_On_Order4[1]" w:storeItemID="{00000000-0000-0000-0000-000000000000}"/>
             <w15:color w:val="808080"/>
             <w:text/>
           </w:sdtPr>
@@ -1343,7 +1343,7 @@
             <w:placeholder>
               <w:docPart w:val="DefaultPlaceholder_-1854013440"/>
             </w:placeholder>
-            <w:dataBinding w:prefixMappings="&lt;xmlns:ns0='urn:microsoft-dynamics-nav/reports/Customer_Order_Summary/107/' " w:xpath="/ns0:NavWordReportXmlPart[1]/ns0:Totals[1]/ns0:Totals_Sales_Amt_On_Order5[1]" w:storeItemID="{00000000-0000-0000-0000-000000000000}"/>
+            <w:dataBinding w:prefixMappings="xmlns:ns0='urn:microsoft-dynamics-nav/reports/Customer_Order_Summary/107/'" w:xpath="/ns0:NavWordReportXmlPart[1]/ns0:Totals[1]/ns0:Totals_Sales_Amt_On_Order5[1]" w:storeItemID="{00000000-0000-0000-0000-000000000000}"/>
             <w15:color w:val="808080"/>
             <w:text/>
           </w:sdtPr>
@@ -1379,7 +1379,7 @@
             <w:placeholder>
               <w:docPart w:val="DefaultPlaceholder_-1854013440"/>
             </w:placeholder>
-            <w:dataBinding w:prefixMappings="&lt;xmlns:ns0='urn:microsoft-dynamics-nav/reports/Customer_Order_Summary/107/' " w:xpath="/ns0:NavWordReportXmlPart[1]/ns0:Totals[1]/ns0:Totals_Sales_Order_Amount[1]" w:storeItemID="{00000000-0000-0000-0000-000000000000}"/>
+            <w:dataBinding w:prefixMappings="xmlns:ns0='urn:microsoft-dynamics-nav/reports/Customer_Order_Summary/107/'" w:xpath="/ns0:NavWordReportXmlPart[1]/ns0:Totals[1]/ns0:Totals_Sales_Order_Amount[1]" w:storeItemID="{00000000-0000-0000-0000-000000000000}"/>
             <w15:color w:val="808080"/>
             <w:text/>
           </w:sdtPr>
@@ -3555,7 +3555,9 @@
 </we:webextension>
 </file>
 
-<file path=customXml/item1.xml>��< ? x m l   v e r s i o n = " 1 . 0 "   e n c o d i n g = " u t f - 1 6 " ? > < N a v W o r d R e p o r t X m l P a r t   x m l n s = " u r n : m i c r o s o f t - d y n a m i c s - n a v / r e p o r t s / C u s t o m e r _ O r d e r _ S u m m a r y / 1 0 7 / " > +<file path=customXml/item1.xml>��< ? x m l   v e r s i o n = " 1 . 0 "   e n c o d i n g = " u t f - 1 6 " ? > + 
+ < N a v W o r d R e p o r t X m l P a r t   x m l n s = " u r n : m i c r o s o f t - d y n a m i c s - n a v / r e p o r t s / C u s t o m e r _ O r d e r _ S u m m a r y / 1 0 7 / " >   
      < B C R e p o r t I n f o r m a t i o n >   
@@ -3908,7 +3910,9 @@
  < / N a v W o r d R e p o r t X m l P a r t > 
 </file>
 
-<file path=customXml/item2.xml>��< ? x m l   v e r s i o n = " 1 . 0 "   e n c o d i n g = " u t f - 1 6 " ? > < N a v W o r d R e p o r t X m l P a r t   x m l n s = " u r n : m i c r o s o f t - d y n a m i c s - b u s i n e s s c e n t r a l / i n t e r n a l / e x t e n d e d / r e p o r t s / C u s t o m e r _ O r d e r _ S u m m a r y / 1 0 7 / " > +<file path=customXml/item2.xml>��< ? x m l   v e r s i o n = " 1 . 0 "   e n c o d i n g = " u t f - 1 6 " ? > + 
+ < N a v W o r d R e p o r t X m l P a r t   x m l n s = " u r n : m i c r o s o f t - d y n a m i c s - b u s i n e s s c e n t r a l / i n t e r n a l / e x t e n d e d / r e p o r t s / C u s t o m e r _ O r d e r _ S u m m a r y / 1 0 7 / " >   
      < B C R e p o r t I n f o r m a t i o n >   
@@ -4132,35 +4136,85 @@
  
      < / L a b e l s >   
-     < T o o l t i p s / > +     < T o o l t i p s > + 
+         < T o o l t i p   c o l u m n = " N o _ C u s t "   E l e m e n t I d = " 6 0 3 9 7 0 8 4 6 " > + 
+             < T o o l t i p T e x t   l a n g = " e n - U S " > S p e c i f i e s   t h e   n u m b e r   o f   t h e   c u s t o m e r .   T h e   f i e l d   i s   e i t h e r   f i l l e d   a u t o m a t i c a l l y   f r o m   a   d e f i n e d   n u m b e r   s e r i e s ,   o r   y o u   e n t e r   t h e   n u m b e r   m a n u a l l y   b e c a u s e   y o u   h a v e   e n a b l e d   m a n u a l   n u m b e r   e n t r y   i n   t h e   n u m b e r - s e r i e s   s e t u p . < / T o o l t i p T e x t > + 
+         < / T o o l t i p > + 
+         < T o o l t i p   c o l u m n = " C u r r e n c y C o d e _ S a l e s L i n e "   E l e m e n t I d = " 4 5 8 4 1 7 3 0 2 " > + 
+             < T o o l t i p T e x t   l a n g = " e n - U S " > S p e c i f i e s   t h e   c u r r e n c y   t h a t   i s   u s e d   o n   t h e   e n t r y . < / T o o l t i p T e x t > + 
+         < / T o o l t i p > + 
+         < T o o l t i p   c o l u m n = " N a m e _ C u s t "   E l e m e n t I d = " 1 3 8 0 5 0 6 7 2 4 " > + 
+             < T o o l t i p T e x t   l a n g = " e n - U S " > S p e c i f i e s   t h e   c u s t o m e r ' s   n a m e   t h a t   a p p e a r s   o n   a l l   r e l a t e d   d o c u m e n t s .   F o r   c o m p a n i e s ,   s p e c i f y   t h e   c o m p a n y ' s   n a m e   h e r e ,   a n d   t h e n   a d d   t h e   r e l e v a n t   p e o p l e   a s   c o n t a c t s   t h a t   y o u   l i n k   t o   t h i s   c u s t o m e r . < / T o o l t i p T e x t > + 
+         < / T o o l t i p > + 
+         < T o o l t i p   c o l u m n = " S a l e s L i n e B u f f e r _ C u s t o m e r N a m e "   E l e m e n t I d = " 1 3 2 9 6 0 9 3 9 3 " > + 
+             < T o o l t i p T e x t   l a n g = " e n - U S " > S p e c i f i e s   a   d e s c r i p t i o n   o f   t h e   e n t r y   o f   t h e   p r o d u c t   t o   b e   s o l d .   T o   a d d   a   n o n - t r a n s a c t i o n a l   t e x t   l i n e ,   f i l l   i n   t h e   D e s c r i p t i o n   f i e l d   o n l y . < / T o o l t i p T e x t > + 
+         < / T o o l t i p > + 
+         < T o o l t i p   c o l u m n = " S a l e s L i n e B u f f e r _ C u r r e n c y C o d e "   E l e m e n t I d = " 1 2 7 6 7 9 3 1 7 8 " > + 
+             < T o o l t i p T e x t   l a n g = " e n - U S " > S p e c i f i e s   t h e   c u r r e n c y   t h a t   i s   u s e d   o n   t h e   e n t r y . < / T o o l t i p T e x t > + 
+         < / T o o l t i p > + 
+         < T o o l t i p   c o l u m n = " S a l e s L i n e B u f f e r _ S a l e s O r d e r A m o u n t "   E l e m e n t I d = " 7 8 3 0 0 4 3 9 8 " > + 
+             < T o o l t i p T e x t   l a n g = " e n - U S " > S p e c i f i e s   t h e   s u m   o f   a m o u n t s   i n   t h e   L i n e   A m o u n t   f i e l d   o n   t h e   s a l e s   r e t u r n   o r d e r   l i n e s . < / T o o l t i p T e x t > + 
+         < / T o o l t i p > + 
+         < T o o l t i p   c o l u m n = " S a l e s L i n e B u f f e r _ S a l e s A m t O n O r d e r 1 "   E l e m e n t I d = " 1 9 0 3 1 1 5 3 1 8 " > + 
+             < T o o l t i p T e x t   l a n g = " e n - U S " > S p e c i f i e s   t h e   p r i c e   f o r   o n e   u n i t   o n   t h e   s a l e s   l i n e . < / T o o l t i p T e x t > + 
+         < / T o o l t i p > + 
+         < T o o l t i p   c o l u m n = " S a l e s L i n e B u f f e r _ S a l e s A m t O n O r d e r 5 "   E l e m e n t I d = " 6 4 7 6 7 1 1 5 0 " > + 
+             < T o o l t i p T e x t   l a n g = " e n - U S " > S p e c i f i e s   t h e   n e t   a m o u n t ,   e x c l u d i n g   a n y   i n v o i c e   d i s c o u n t   a m o u n t ,   t h a t   m u s t   b e   p a i d   f o r   p r o d u c t s   o n   t h e   l i n e . < / T o o l t i p T e x t > + 
+         < / T o o l t i p > + 
+     < / T o o l t i p s >   
      < C u s t o m e r   E l e m e n t T y p e = " D a t a I t e m "   E l e m e n t I d = " 1 5 2 5 1 9 1 9 9 " >   
-         < A f t e r C a p t i o n   E l e m e n t T y p e = " C o l u m n "   E l e m e n t I d = " 1 5 9 8 9 5 9 1 "   D a t a T y p e = " T e x t C o n s t " > A f t e r C a p t i o n < / A f t e r C a p t i o n > - 
-         < A l l a m o u n t s a r e i n L C Y C a p t i o n   E l e m e n t T y p e = " C o l u m n "   E l e m e n t I d = " 2 3 3 2 7 8 9 8 2 "   D a t a T y p e = " T e x t C o n s t " > A l l a m o u n t s a r e i n L C Y C a p t i o n < / A l l a m o u n t s a r e i n L C Y C a p t i o n > +         < A f t e r C a p t i o n   E l e m e n t T y p e = " C o l u m n "   E l e m e n t I d = " 1 5 9 8 9 5 9 1 "   D a t a T y p e = " L a b e l "   O b s o l e t e S t a t e = " P e n d i n g " > A f t e r C a p t i o n < / A f t e r C a p t i o n > + 
+         < A l l a m o u n t s a r e i n L C Y C a p t i o n   E l e m e n t T y p e = " C o l u m n "   E l e m e n t I d = " 2 3 3 2 7 8 9 8 2 "   D a t a T y p e = " L a b e l "   O b s o l e t e S t a t e = " P e n d i n g " > A l l a m o u n t s a r e i n L C Y C a p t i o n < / A l l a m o u n t s a r e i n L C Y C a p t i o n >   
          < A l l A m o u n t s A r e I n L C Y T x t   E l e m e n t T y p e = " C o l u m n "   E l e m e n t I d = " 2 0 4 7 3 7 7 3 6 4 "   D a t a T y p e = " T e x t " > A l l A m o u n t s A r e I n L C Y T x t < / A l l A m o u n t s A r e I n L C Y T x t >   
-         < B e f o r e C a p t i o n   E l e m e n t T y p e = " C o l u m n "   E l e m e n t I d = " 1 6 4 6 6 0 5 7 0 "   D a t a T y p e = " T e x t C o n s t " > B e f o r e C a p t i o n < / B e f o r e C a p t i o n > - 
-         < C o m p a n y N a m e   E l e m e n t T y p e = " C o l u m n "   E l e m e n t I d = " 1 5 9 5 4 7 7 3 9 5 "   D a t a T y p e = " S t r i n g " > C o m p a n y N a m e < / C o m p a n y N a m e > +         < B e f o r e C a p t i o n   E l e m e n t T y p e = " C o l u m n "   E l e m e n t I d = " 1 6 4 6 6 0 5 7 0 "   D a t a T y p e = " L a b e l "   O b s o l e t e S t a t e = " P e n d i n g " > B e f o r e C a p t i o n < / B e f o r e C a p t i o n > + 
+         < C o m p a n y N a m e   E l e m e n t T y p e = " C o l u m n "   E l e m e n t I d = " 1 5 9 5 4 7 7 3 9 5 "   D a t a T y p e = " S t r i n g "   O b s o l e t e S t a t e = " P e n d i n g " > C o m p a n y N a m e < / C o m p a n y N a m e >   
          < C u s t F i l t e r   E l e m e n t T y p e = " C o l u m n "   E l e m e n t I d = " 2 3 9 4 8 9 4 8 4 "   D a t a T y p e = " T e x t " > C u s t F i l t e r < / C u s t F i l t e r >   
          < C u s t F i l t e r 1   E l e m e n t T y p e = " C o l u m n "   E l e m e n t I d = " 1 1 3 8 7 0 3 8 5 9 "   D a t a T y p e = " T e x t " > C u s t F i l t e r 1 < / C u s t F i l t e r 1 >   
-         < C u s t o m e r N a m e C a p t i o n   E l e m e n t T y p e = " C o l u m n "   E l e m e n t I d = " 6 4 9 0 1 4 4 4 0 "   D a t a T y p e = " T e x t C o n s t " > C u s t o m e r N a m e C a p t i o n < / C u s t o m e r N a m e C a p t i o n > - 
-         < C u s t o m e r N o C a p t i o n   E l e m e n t T y p e = " C o l u m n "   E l e m e n t I d = " 1 0 9 8 4 2 4 9 2 2 "   D a t a T y p e = " T e x t C o n s t " > C u s t o m e r N o C a p t i o n < / C u s t o m e r N o C a p t i o n > - 
-         < C u s t o m e r O r d e r S u m m a r y C a p t i o n   E l e m e n t T y p e = " C o l u m n "   E l e m e n t I d = " 8 9 2 9 3 8 4 6 7 "   D a t a T y p e = " T e x t C o n s t " > C u s t o m e r O r d e r S u m m a r y C a p t i o n < / C u s t o m e r O r d e r S u m m a r y C a p t i o n > +         < C u s t o m e r N a m e C a p t i o n   E l e m e n t T y p e = " C o l u m n "   E l e m e n t I d = " 6 4 9 0 1 4 4 4 0 "   D a t a T y p e = " L a b e l "   O b s o l e t e S t a t e = " P e n d i n g " > C u s t o m e r N a m e C a p t i o n < / C u s t o m e r N a m e C a p t i o n > + 
+         < C u s t o m e r N o C a p t i o n   E l e m e n t T y p e = " C o l u m n "   E l e m e n t I d = " 1 0 9 8 4 2 4 9 2 2 "   D a t a T y p e = " L a b e l "   O b s o l e t e S t a t e = " P e n d i n g " > C u s t o m e r N o C a p t i o n < / C u s t o m e r N o C a p t i o n > + 
+         < C u s t o m e r O r d e r S u m m a r y C a p t i o n   E l e m e n t T y p e = " C o l u m n "   E l e m e n t I d = " 8 9 2 9 3 8 4 6 7 "   D a t a T y p e = " L a b e l "   O b s o l e t e S t a t e = " P e n d i n g " > C u s t o m e r O r d e r S u m m a r y C a p t i o n < / C u s t o m e r O r d e r S u m m a r y C a p t i o n >   
          < N o _ C u s t   E l e m e n t T y p e = " C o l u m n "   E l e m e n t I d = " 6 0 3 9 7 0 8 4 6 "   D a t a T y p e = " C o d e " > N o _ C u s t < / N o _ C u s t >   
-         < O u t s t a n d i n g O r d e r s C a p t i o n   E l e m e n t T y p e = " C o l u m n "   E l e m e n t I d = " 4 0 2 0 3 5 3 3 2 "   D a t a T y p e = " T e x t C o n s t " > O u t s t a n d i n g O r d e r s C a p t i o n < / O u t s t a n d i n g O r d e r s C a p t i o n > - 
-         < P a g e N o C a p t i o n   E l e m e n t T y p e = " C o l u m n "   E l e m e n t I d = " 1 4 6 2 1 0 8 0 8 7 "   D a t a T y p e = " T e x t C o n s t " > P a g e N o C a p t i o n < / P a g e N o C a p t i o n > +         < O u t s t a n d i n g O r d e r s C a p t i o n   E l e m e n t T y p e = " C o l u m n "   E l e m e n t I d = " 4 0 2 0 3 5 3 3 2 "   D a t a T y p e = " L a b e l "   O b s o l e t e S t a t e = " P e n d i n g " > O u t s t a n d i n g O r d e r s C a p t i o n < / O u t s t a n d i n g O r d e r s C a p t i o n > + 
+         < P a g e N o C a p t i o n   E l e m e n t T y p e = " C o l u m n "   E l e m e n t I d = " 1 4 6 2 1 0 8 0 8 7 "   D a t a T y p e = " L a b e l "   O b s o l e t e S t a t e = " P e n d i n g " > P a g e N o C a p t i o n < / P a g e N o C a p t i o n >   
          < P e r i o d S t a r t D a t e 1   E l e m e n t T y p e = " C o l u m n "   E l e m e n t I d = " 1 9 2 5 9 9 9 9 6 5 "   D a t a T y p e = " S t r i n g " > P e r i o d S t a r t D a t e 1 < / P e r i o d S t a r t D a t e 1 >   
@@ -4188,11 +4242,11 @@
  
          < S a l e s O r d e r A m o u n t L C Y   E l e m e n t T y p e = " C o l u m n "   E l e m e n t I d = " 7 1 8 5 3 0 9 9 3 "   D a t a T y p e = " D e c i m a l " > S a l e s O r d e r A m o u n t L C Y < / S a l e s O r d e r A m o u n t L C Y >   
-         < T o t a l C a p t i o n   E l e m e n t T y p e = " C o l u m n "   E l e m e n t I d = " 7 0 7 1 0 2 6 9 5 "   D a t a T y p e = " T e x t C o n s t " > T o t a l C a p t i o n < / T o t a l C a p t i o n > - 
-         < T o t a l L C Y C a p t i o n   E l e m e n t T y p e = " C o l u m n "   E l e m e n t I d = " 2 2 2 5 1 5 5 6 7 "   D a t a T y p e = " T e x t C o n s t " > T o t a l L C Y C a p t i o n < / T o t a l L C Y C a p t i o n > - 
-         < S a l e s _ L i n e   E l e m e n t T y p e = " D a t a I t e m "   E l e m e n t I d = " 4 2 6 9 4 3 3 6 3 " > +         < T o t a l C a p t i o n   E l e m e n t T y p e = " C o l u m n "   E l e m e n t I d = " 7 0 7 1 0 2 6 9 5 "   D a t a T y p e = " L a b e l " > T o t a l C a p t i o n < / T o t a l C a p t i o n > + 
+         < T o t a l L C Y C a p t i o n   E l e m e n t T y p e = " C o l u m n "   E l e m e n t I d = " 2 2 2 5 1 5 5 6 7 "   D a t a T y p e = " L a b e l "   O b s o l e t e S t a t e = " P e n d i n g " > T o t a l L C Y C a p t i o n < / T o t a l L C Y C a p t i o n > + 
+         < S a l e s _ L i n e   E l e m e n t T y p e = " D a t a I t e m "   E l e m e n t I d = " 1 8 9 4 4 4 2 7 6 4 " >   
              < C u r r e n c y C o d e _ S a l e s L i n e   E l e m e n t T y p e = " C o l u m n "   E l e m e n t I d = " 4 5 8 4 1 7 3 0 2 "   D a t a T y p e = " C o d e " > C u r r e n c y C o d e _ S a l e s L i n e < / C u r r e n c y C o d e _ S a l e s L i n e >   

--- a/src/Layers/W1/BaseApp/Sales/Reports/CustomerOrderSummaryBody.docx
+++ b/src/Layers/W1/BaseApp/Sales/Reports/CustomerOrderSummaryBody.docx
@@ -3575,6 +3575,8 @@
  
              < R e p o r t N a m e > R e p o r t   N a m e < / R e p o r t N a m e >   
+             < R e p o r t C a p t i o n > R e p o r t   C a p t i o n < / R e p o r t C a p t i o n > + 
              < A b o u t T h i s R e p o r t T i t l e > A b o u t   T h i s   R e p o r t   T i t l e < / A b o u t T h i s R e p o r t T i t l e >   
              < A b o u t T h i s R e p o r t T e x t > A b o u t   T h i s   R e p o r t   T e x t < / A b o u t T h i s R e p o r t T e x t > @@ -3629,21 +3631,21 @@
  
              < C o m p a n y A d d r e s s L i n e s >   
-                 < C o m p a n y A d d r e s s L i n e > C o m p a n y   A d d r e s s   L i n e   1 < / C o m p a n y A d d r e s s L i n e > - 
-                 < C o m p a n y A d d r e s s L i n e > C o m p a n y   A d d r e s s   L i n e   2 < / C o m p a n y A d d r e s s L i n e > - 
-                 < C o m p a n y A d d r e s s L i n e > C o m p a n y   A d d r e s s   L i n e   3 < / C o m p a n y A d d r e s s L i n e > - 
-                 < C o m p a n y A d d r e s s L i n e > C o m p a n y   A d d r e s s   L i n e   4 < / C o m p a n y A d d r e s s L i n e > - 
-                 < C o m p a n y A d d r e s s L i n e > C o m p a n y   A d d r e s s   L i n e   5 < / C o m p a n y A d d r e s s L i n e > - 
-                 < C o m p a n y A d d r e s s L i n e > C o m p a n y   A d d r e s s   L i n e   6 < / C o m p a n y A d d r e s s L i n e > - 
-                 < C o m p a n y A d d r e s s L i n e > C o m p a n y   A d d r e s s   L i n e   7 < / C o m p a n y A d d r e s s L i n e > - 
-                 < C o m p a n y A d d r e s s L i n e > C o m p a n y   A d d r e s s   L i n e   8 < / C o m p a n y A d d r e s s L i n e > +                 < C o m p a n y A d d r e s s L i n e 1 > C o m p a n y   A d d r e s s   L i n e   1 < / C o m p a n y A d d r e s s L i n e 1 > + 
+                 < C o m p a n y A d d r e s s L i n e 2 > C o m p a n y   A d d r e s s   L i n e   2 < / C o m p a n y A d d r e s s L i n e 2 > + 
+                 < C o m p a n y A d d r e s s L i n e 3 > C o m p a n y   A d d r e s s   L i n e   3 < / C o m p a n y A d d r e s s L i n e 3 > + 
+                 < C o m p a n y A d d r e s s L i n e 4 > C o m p a n y   A d d r e s s   L i n e   4 < / C o m p a n y A d d r e s s L i n e 4 > + 
+                 < C o m p a n y A d d r e s s L i n e 5 > C o m p a n y   A d d r e s s   L i n e   5 < / C o m p a n y A d d r e s s L i n e 5 > + 
+                 < C o m p a n y A d d r e s s L i n e 6 > C o m p a n y   A d d r e s s   L i n e   6 < / C o m p a n y A d d r e s s L i n e 6 > + 
+                 < C o m p a n y A d d r e s s L i n e 7 > C o m p a n y   A d d r e s s   L i n e   7 < / C o m p a n y A d d r e s s L i n e 7 > + 
+                 < C o m p a n y A d d r e s s L i n e 8 > C o m p a n y   A d d r e s s   L i n e   8 < / C o m p a n y A d d r e s s L i n e 8 >   
              < / C o m p a n y A d d r e s s L i n e s >   
@@ -3930,6 +3932,8 @@
  
              < R e p o r t N a m e > R e p o r t   N a m e < / R e p o r t N a m e >   
+             < R e p o r t C a p t i o n > R e p o r t   C a p t i o n < / R e p o r t C a p t i o n > + 
              < A b o u t T h i s R e p o r t T i t l e > A b o u t   T h i s   R e p o r t   T i t l e < / A b o u t T h i s R e p o r t T i t l e >   
              < A b o u t T h i s R e p o r t T e x t > A b o u t   T h i s   R e p o r t   T e x t < / A b o u t T h i s R e p o r t T e x t > @@ -3984,21 +3988,21 @@
  
              < C o m p a n y A d d r e s s L i n e s >   
-                 < C o m p a n y A d d r e s s L i n e > C o m p a n y   A d d r e s s   L i n e   1 < / C o m p a n y A d d r e s s L i n e > - 
-                 < C o m p a n y A d d r e s s L i n e > C o m p a n y   A d d r e s s   L i n e   2 < / C o m p a n y A d d r e s s L i n e > - 
-                 < C o m p a n y A d d r e s s L i n e > C o m p a n y   A d d r e s s   L i n e   3 < / C o m p a n y A d d r e s s L i n e > - 
-                 < C o m p a n y A d d r e s s L i n e > C o m p a n y   A d d r e s s   L i n e   4 < / C o m p a n y A d d r e s s L i n e > - 
-                 < C o m p a n y A d d r e s s L i n e > C o m p a n y   A d d r e s s   L i n e   5 < / C o m p a n y A d d r e s s L i n e > - 
-                 < C o m p a n y A d d r e s s L i n e > C o m p a n y   A d d r e s s   L i n e   6 < / C o m p a n y A d d r e s s L i n e > - 
-                 < C o m p a n y A d d r e s s L i n e > C o m p a n y   A d d r e s s   L i n e   7 < / C o m p a n y A d d r e s s L i n e > - 
-                 < C o m p a n y A d d r e s s L i n e > C o m p a n y   A d d r e s s   L i n e   8 < / C o m p a n y A d d r e s s L i n e > +                 < C o m p a n y A d d r e s s L i n e 1 > C o m p a n y   A d d r e s s   L i n e   1 < / C o m p a n y A d d r e s s L i n e 1 > + 
+                 < C o m p a n y A d d r e s s L i n e 2 > C o m p a n y   A d d r e s s   L i n e   2 < / C o m p a n y A d d r e s s L i n e 2 > + 
+                 < C o m p a n y A d d r e s s L i n e 3 > C o m p a n y   A d d r e s s   L i n e   3 < / C o m p a n y A d d r e s s L i n e 3 > + 
+                 < C o m p a n y A d d r e s s L i n e 4 > C o m p a n y   A d d r e s s   L i n e   4 < / C o m p a n y A d d r e s s L i n e 4 > + 
+                 < C o m p a n y A d d r e s s L i n e 5 > C o m p a n y   A d d r e s s   L i n e   5 < / C o m p a n y A d d r e s s L i n e 5 > + 
+                 < C o m p a n y A d d r e s s L i n e 6 > C o m p a n y   A d d r e s s   L i n e   6 < / C o m p a n y A d d r e s s L i n e 6 > + 
+                 < C o m p a n y A d d r e s s L i n e 7 > C o m p a n y   A d d r e s s   L i n e   7 < / C o m p a n y A d d r e s s L i n e 7 > + 
+                 < C o m p a n y A d d r e s s L i n e 8 > C o m p a n y   A d d r e s s   L i n e   8 < / C o m p a n y A d d r e s s L i n e 8 >   
              < / C o m p a n y A d d r e s s L i n e s >   

--- a/src/Layers/W1/BaseApp/Sales/Reports/CustomerOrderSummaryBody.docx
+++ b/src/Layers/W1/BaseApp/Sales/Reports/CustomerOrderSummaryBody.docx
@@ -1,6 +1,6 @@
 
 <file path=word/document.xml><?xml version="1.0" encoding="utf-8"?>
-<w:document xmlns:wpc="http://schemas.microsoft.com/office/word/2010/wordprocessingCanvas" xmlns:cx="http://schemas.microsoft.com/office/drawing/2014/chartex" xmlns:cx1="http://schemas.microsoft.com/office/drawing/2015/9/8/chartex" xmlns:cx2="http://schemas.microsoft.com/office/drawing/2015/10/21/chartex" xmlns:cx3="http://schemas.microsoft.com/office/drawing/2016/5/9/chartex" xmlns:cx4="http://schemas.microsoft.com/office/drawing/2016/5/10/chartex" xmlns:cx5="http://schemas.microsoft.com/office/drawing/2016/5/11/chartex" xmlns:cx6="http://schemas.microsoft.com/office/drawing/2016/5/12/chartex" xmlns:cx7="http://schemas.microsoft.com/office/drawing/2016/5/13/chartex" xmlns:cx8="http://schemas.microsoft.com/office/drawing/2016/5/14/chartex" xmlns:mc="http://schemas.openxmlformats.org/markup-compatibility/2006" xmlns:aink="http://schemas.microsoft.com/office/drawing/2016/ink" xmlns:am3d="http://schemas.microsoft.com/office/drawing/2017/model3d" xmlns:o="urn:schemas-microsoft-com:office:office" xmlns:oel="http://schemas.microsoft.com/office/2019/extlst" xmlns:r="http://schemas.openxmlformats.org/officeDocument/2006/relationships" xmlns:m="http://schemas.openxmlformats.org/officeDocument/2006/math" xmlns:v="urn:schemas-microsoft-com:vml" xmlns:wp14="http://schemas.microsoft.com/office/word/2010/wordprocessingDrawing" xmlns:wp="http://schemas.openxmlformats.org/drawingml/2006/wordprocessingDrawing" xmlns:w10="urn:schemas-microsoft-com:office:word" xmlns:w="http://schemas.openxmlformats.org/wordprocessingml/2006/main" xmlns:w14="http://schemas.microsoft.com/office/word/2010/wordml" xmlns:w15="http://schemas.microsoft.com/office/word/2012/wordml" xmlns:w16cei="http://schemas.microsoft.com/office/word/2026/wordml/cei" xmlns:w16cex="http://schemas.microsoft.com/office/word/2018/wordml/cex" xmlns:w16cid="http://schemas.microsoft.com/office/word/2016/wordml/cid" xmlns:w16="http://schemas.microsoft.com/office/word/2018/wordml" xmlns:w16du="http://schemas.microsoft.com/office/word/2023/wordml/word16du" xmlns:w16sdtdh="http://schemas.microsoft.com/office/word/2020/wordml/sdtdatahash" xmlns:w16sdtfl="http://schemas.microsoft.com/office/word/2024/wordml/sdtformatlock" xmlns:w16se="http://schemas.microsoft.com/office/word/2015/wordml/symex" xmlns:wpg="http://schemas.microsoft.com/office/word/2010/wordprocessingGroup" xmlns:wpi="http://schemas.microsoft.com/office/word/2010/wordprocessingInk" xmlns:wne="http://schemas.microsoft.com/office/word/2006/wordml" xmlns:wps="http://schemas.microsoft.com/office/word/2010/wordprocessingShape" mc:Ignorable="w14 w15 w16se w16cid w16 w16cex w16sdtdh w16sdtfl w16du wp14">
+<w:document xmlns:wpc="http://schemas.microsoft.com/office/word/2010/wordprocessingCanvas" xmlns:cx="http://schemas.microsoft.com/office/drawing/2014/chartex" xmlns:cx1="http://schemas.microsoft.com/office/drawing/2015/9/8/chartex" xmlns:cx2="http://schemas.microsoft.com/office/drawing/2015/10/21/chartex" xmlns:cx3="http://schemas.microsoft.com/office/drawing/2016/5/9/chartex" xmlns:cx4="http://schemas.microsoft.com/office/drawing/2016/5/10/chartex" xmlns:cx5="http://schemas.microsoft.com/office/drawing/2016/5/11/chartex" xmlns:cx6="http://schemas.microsoft.com/office/drawing/2016/5/12/chartex" xmlns:cx7="http://schemas.microsoft.com/office/drawing/2016/5/13/chartex" xmlns:cx8="http://schemas.microsoft.com/office/drawing/2016/5/14/chartex" xmlns:mc="http://schemas.openxmlformats.org/markup-compatibility/2006" xmlns:aink="http://schemas.microsoft.com/office/drawing/2016/ink" xmlns:am3d="http://schemas.microsoft.com/office/drawing/2017/model3d" xmlns:o="urn:schemas-microsoft-com:office:office" xmlns:oel="http://schemas.microsoft.com/office/2019/extlst" xmlns:r="http://schemas.openxmlformats.org/officeDocument/2006/relationships" xmlns:m="http://schemas.openxmlformats.org/officeDocument/2006/math" xmlns:v="urn:schemas-microsoft-com:vml" xmlns:wp14="http://schemas.microsoft.com/office/word/2010/wordprocessingDrawing" xmlns:wp="http://schemas.openxmlformats.org/drawingml/2006/wordprocessingDrawing" xmlns:w10="urn:schemas-microsoft-com:office:word" xmlns:w="http://schemas.openxmlformats.org/wordprocessingml/2006/main" xmlns:w14="http://schemas.microsoft.com/office/word/2010/wordml" xmlns:w15="http://schemas.microsoft.com/office/word/2012/wordml" xmlns:w16cex="http://schemas.microsoft.com/office/word/2018/wordml/cex" xmlns:w16cid="http://schemas.microsoft.com/office/word/2016/wordml/cid" xmlns:w16="http://schemas.microsoft.com/office/word/2018/wordml" xmlns:w16du="http://schemas.microsoft.com/office/word/2023/wordml/word16du" xmlns:w16sdtdh="http://schemas.microsoft.com/office/word/2020/wordml/sdtdatahash" xmlns:w16sdtfl="http://schemas.microsoft.com/office/word/2024/wordml/sdtformatlock" xmlns:w16se="http://schemas.microsoft.com/office/word/2015/wordml/symex" xmlns:wpg="http://schemas.microsoft.com/office/word/2010/wordprocessingGroup" xmlns:wpi="http://schemas.microsoft.com/office/word/2010/wordprocessingInk" xmlns:wne="http://schemas.microsoft.com/office/word/2006/wordml" xmlns:wps="http://schemas.microsoft.com/office/word/2010/wordprocessingShape" mc:Ignorable="w14 w15 w16se w16cid w16 w16cex w16sdtdh w16sdtfl w16du wp14">
   <w:body>
     <w:tbl>
       <w:tblPr>
@@ -32,7 +32,7 @@
             <w:placeholder>
               <w:docPart w:val="6942C0ACC20B4FA3A455AB8BDDEAFE2F"/>
             </w:placeholder>
-            <w:dataBinding w:prefixMappings="xmlns:ns0='urn:microsoft-dynamics-nav/reports/Customer_Order_Summary/107/'" w:xpath="/ns0:NavWordReportXmlPart[1]/ns0:Labels[1]/ns0:OutstandingOrdersLbl[1]" w:storeItemID="{00000000-0000-0000-0000-000000000000}"/>
+            <w:dataBinding w:prefixMappings="xmlns:ns0='urn:microsoft-dynamics-nav/reports/Customer_Order_Summary/107/'" w:xpath="/ns0:NavWordReportXmlPart[1]/ns0:Labels[1]/ns0:OutstandingOrdersLbl[1]" w:storeItemID="{935A1A8B-FBD8-496F-9CFA-0DAB10C40436}"/>
             <w15:color w:val="808080"/>
             <w:text/>
           </w:sdtPr>
@@ -61,7 +61,7 @@
             <w:placeholder>
               <w:docPart w:val="6942C0ACC20B4FA3A455AB8BDDEAFE2F"/>
             </w:placeholder>
-            <w:dataBinding w:prefixMappings="xmlns:ns0='urn:microsoft-dynamics-nav/reports/Customer_Order_Summary/107/'" w:xpath="/ns0:NavWordReportXmlPart[1]/ns0:Customer[1]/ns0:AllAmountsAreInLCYTxt[1]" w:storeItemID="{00000000-0000-0000-0000-000000000000}"/>
+            <w:dataBinding w:prefixMappings="xmlns:ns0='urn:microsoft-dynamics-nav/reports/Customer_Order_Summary/107/'" w:xpath="/ns0:NavWordReportXmlPart[1]/ns0:Customer[1]/ns0:AllAmountsAreInLCYTxt[1]" w:storeItemID="{935A1A8B-FBD8-496F-9CFA-0DAB10C40436}"/>
             <w15:color w:val="808080"/>
             <w:text/>
           </w:sdtPr>
@@ -90,7 +90,7 @@
             <w:placeholder>
               <w:docPart w:val="6942C0ACC20B4FA3A455AB8BDDEAFE2F"/>
             </w:placeholder>
-            <w:dataBinding w:prefixMappings="xmlns:ns0='urn:microsoft-dynamics-nav/reports/Customer_Order_Summary/107/'" w:xpath="/ns0:NavWordReportXmlPart[1]/ns0:Customer[1]/ns0:CustFilter[1]" w:storeItemID="{00000000-0000-0000-0000-000000000000}"/>
+            <w:dataBinding w:prefixMappings="xmlns:ns0='urn:microsoft-dynamics-nav/reports/Customer_Order_Summary/107/'" w:xpath="/ns0:NavWordReportXmlPart[1]/ns0:Customer[1]/ns0:CustFilter[1]" w:storeItemID="{935A1A8B-FBD8-496F-9CFA-0DAB10C40436}"/>
             <w15:color w:val="808080"/>
             <w:text/>
           </w:sdtPr>
@@ -216,25 +216,29 @@
       <w:pPr>
         <w:spacing w:after="0"/>
       </w:pPr>
+      <w:r>
+        <w:tab/>
+      </w:r>
     </w:p>
     <w:tbl>
       <w:tblPr>
         <w:tblStyle w:val="BCDataTable"/>
         <w:tblW w:w="5000" w:type="pct"/>
+        <w:tblLayout w:type="fixed"/>
         <w:tblLook w:val="0420" w:firstRow="1" w:lastRow="0" w:firstColumn="0" w:lastColumn="0" w:noHBand="0" w:noVBand="1"/>
         <w:tblCaption w:val="Data Table Block"/>
         <w:tblDescription w:val="Document lines. Column headers in the first row."/>
       </w:tblPr>
       <w:tblGrid>
-        <w:gridCol w:w="1728"/>
-        <w:gridCol w:w="1643"/>
-        <w:gridCol w:w="1579"/>
-        <w:gridCol w:w="1792"/>
-        <w:gridCol w:w="1792"/>
-        <w:gridCol w:w="1792"/>
-        <w:gridCol w:w="1792"/>
-        <w:gridCol w:w="1792"/>
-        <w:gridCol w:w="1776"/>
+        <w:gridCol w:w="1552"/>
+        <w:gridCol w:w="3671"/>
+        <w:gridCol w:w="863"/>
+        <w:gridCol w:w="1600"/>
+        <w:gridCol w:w="1600"/>
+        <w:gridCol w:w="1600"/>
+        <w:gridCol w:w="1600"/>
+        <w:gridCol w:w="1600"/>
+        <w:gridCol w:w="1600"/>
       </w:tblGrid>
       <w:tr>
         <w:trPr>
@@ -251,14 +255,14 @@
             <w:placeholder>
               <w:docPart w:val="DefaultPlaceholder_-1854013440"/>
             </w:placeholder>
-            <w:dataBinding w:prefixMappings="xmlns:ns0='urn:microsoft-dynamics-nav/reports/Customer_Order_Summary/107/'" w:xpath="/ns0:NavWordReportXmlPart[1]/ns0:Labels[1]/ns0:CustomerNoLbl[1]" w:storeItemID="{00000000-0000-0000-0000-000000000000}"/>
+            <w:dataBinding w:prefixMappings="xmlns:ns0='urn:microsoft-dynamics-nav/reports/Customer_Order_Summary/107/'" w:xpath="/ns0:NavWordReportXmlPart[1]/ns0:Labels[1]/ns0:CustomerNoLbl[1]" w:storeItemID="{935A1A8B-FBD8-496F-9CFA-0DAB10C40436}"/>
             <w15:color w:val="808080"/>
             <w:text/>
           </w:sdtPr>
           <w:sdtContent>
             <w:tc>
               <w:tcPr>
-                <w:tcW w:w="555" w:type="pct"/>
+                <w:tcW w:w="495" w:type="pct"/>
                 <w:tcBorders>
                   <w:bottom w:val="single" w:color="auto" w:sz="4" w:space="0"/>
                 </w:tcBorders>
@@ -282,14 +286,14 @@
             <w:placeholder>
               <w:docPart w:val="DefaultPlaceholder_-1854013440"/>
             </w:placeholder>
-            <w:dataBinding w:prefixMappings="xmlns:ns0='urn:microsoft-dynamics-nav/reports/Customer_Order_Summary/107/'" w:xpath="/ns0:NavWordReportXmlPart[1]/ns0:Labels[1]/ns0:CustomerNameLbl[1]" w:storeItemID="{00000000-0000-0000-0000-000000000000}"/>
+            <w:dataBinding w:prefixMappings="xmlns:ns0='urn:microsoft-dynamics-nav/reports/Customer_Order_Summary/107/'" w:xpath="/ns0:NavWordReportXmlPart[1]/ns0:Labels[1]/ns0:CustomerNameLbl[1]" w:storeItemID="{935A1A8B-FBD8-496F-9CFA-0DAB10C40436}"/>
             <w15:color w:val="808080"/>
             <w:text/>
           </w:sdtPr>
           <w:sdtContent>
             <w:tc>
               <w:tcPr>
-                <w:tcW w:w="556" w:type="pct"/>
+                <w:tcW w:w="1170" w:type="pct"/>
                 <w:tcBorders>
                   <w:bottom w:val="single" w:color="auto" w:sz="4" w:space="0"/>
                 </w:tcBorders>
@@ -305,37 +309,19 @@
             </w:tc>
           </w:sdtContent>
         </w:sdt>
-        <w:sdt>
-          <w:sdtPr>
-            <w:alias w:val="CurrencyCode_SalesLineCaption"/>
-            <w:tag w:val="#BC:InsertDataItem,Labels/CurrencyCode_SalesLineCaption"/>
-            <w:id w:val="-1944988925"/>
-            <w:placeholder>
-              <w:docPart w:val="DefaultPlaceholder_-1854013440"/>
-            </w:placeholder>
-            <w:dataBinding w:prefixMappings="xmlns:ns0='urn:microsoft-dynamics-nav/reports/Customer_Order_Summary/107/'" w:xpath="/ns0:NavWordReportXmlPart[1]/ns0:Labels[1]/ns0:CurrencyCode_SalesLineCaption[1]" w:storeItemID="{00000000-0000-0000-0000-000000000000}"/>
-            <w15:color w:val="808080"/>
-            <w:text/>
-          </w:sdtPr>
-          <w:sdtContent>
-            <w:tc>
-              <w:tcPr>
-                <w:tcW w:w="555" w:type="pct"/>
-                <w:tcBorders>
-                  <w:bottom w:val="single" w:color="auto" w:sz="4" w:space="0"/>
-                </w:tcBorders>
-              </w:tcPr>
-              <w:p>
-                <w:pPr>
-                  <w:pStyle w:val="BCLabel0"/>
-                </w:pPr>
-                <w:r>
-                  <w:t>CurrencyCode_SalesLineCaption</w:t>
-                </w:r>
-              </w:p>
-            </w:tc>
-          </w:sdtContent>
-        </w:sdt>
+        <w:tc>
+          <w:tcPr>
+            <w:tcW w:w="275" w:type="pct"/>
+            <w:tcBorders>
+              <w:bottom w:val="single" w:color="auto" w:sz="4" w:space="0"/>
+            </w:tcBorders>
+          </w:tcPr>
+          <w:p>
+            <w:pPr>
+              <w:pStyle w:val="BCLabel0"/>
+            </w:pPr>
+          </w:p>
+        </w:tc>
         <w:sdt>
           <w:sdtPr>
             <w:alias w:val="Before1Lbl"/>
@@ -344,14 +330,14 @@
             <w:placeholder>
               <w:docPart w:val="DefaultPlaceholder_-1854013440"/>
             </w:placeholder>
-            <w:dataBinding w:prefixMappings="xmlns:ns0='urn:microsoft-dynamics-nav/reports/Customer_Order_Summary/107/'" w:xpath="/ns0:NavWordReportXmlPart[1]/ns0:Labels[1]/ns0:Before1Lbl[1]" w:storeItemID="{00000000-0000-0000-0000-000000000000}"/>
+            <w:dataBinding w:prefixMappings="xmlns:ns0='urn:microsoft-dynamics-nav/reports/Customer_Order_Summary/107/'" w:xpath="/ns0:NavWordReportXmlPart[1]/ns0:Labels[1]/ns0:Before1Lbl[1]" w:storeItemID="{935A1A8B-FBD8-496F-9CFA-0DAB10C40436}"/>
             <w15:color w:val="808080"/>
             <w:text/>
           </w:sdtPr>
           <w:sdtContent>
             <w:tc>
               <w:tcPr>
-                <w:tcW w:w="556" w:type="pct"/>
+                <w:tcW w:w="510" w:type="pct"/>
                 <w:tcBorders>
                   <w:bottom w:val="single" w:color="auto" w:sz="4" w:space="0"/>
                 </w:tcBorders>
@@ -370,7 +356,7 @@
         </w:sdt>
         <w:tc>
           <w:tcPr>
-            <w:tcW w:w="555" w:type="pct"/>
+            <w:tcW w:w="510" w:type="pct"/>
             <w:tcBorders>
               <w:bottom w:val="single" w:color="auto" w:sz="4" w:space="0"/>
             </w:tcBorders>
@@ -383,7 +369,7 @@
               <w:placeholder>
                 <w:docPart w:val="DefaultPlaceholder_-1854013440"/>
               </w:placeholder>
-              <w:dataBinding w:prefixMappings="xmlns:ns0='urn:microsoft-dynamics-nav/reports/Customer_Order_Summary/107/'" w:xpath="/ns0:NavWordReportXmlPart[1]/ns0:Customer[1]/ns0:PeriodStartDate1[1]" w:storeItemID="{00000000-0000-0000-0000-000000000000}"/>
+              <w:dataBinding w:prefixMappings="xmlns:ns0='urn:microsoft-dynamics-nav/reports/Customer_Order_Summary/107/'" w:xpath="/ns0:NavWordReportXmlPart[1]/ns0:Customer[1]/ns0:PeriodStartDate1[1]" w:storeItemID="{935A1A8B-FBD8-496F-9CFA-0DAB10C40436}"/>
               <w15:color w:val="808080"/>
               <w:text/>
             </w:sdtPr>
@@ -425,7 +411,7 @@
         </w:tc>
         <w:tc>
           <w:tcPr>
-            <w:tcW w:w="556" w:type="pct"/>
+            <w:tcW w:w="510" w:type="pct"/>
             <w:tcBorders>
               <w:bottom w:val="single" w:color="auto" w:sz="4" w:space="0"/>
             </w:tcBorders>
@@ -438,7 +424,7 @@
               <w:placeholder>
                 <w:docPart w:val="DefaultPlaceholder_-1854013440"/>
               </w:placeholder>
-              <w:dataBinding w:prefixMappings="xmlns:ns0='urn:microsoft-dynamics-nav/reports/Customer_Order_Summary/107/'" w:xpath="/ns0:NavWordReportXmlPart[1]/ns0:Customer[1]/ns0:PeriodStartDate2[1]" w:storeItemID="{00000000-0000-0000-0000-000000000000}"/>
+              <w:dataBinding w:prefixMappings="xmlns:ns0='urn:microsoft-dynamics-nav/reports/Customer_Order_Summary/107/'" w:xpath="/ns0:NavWordReportXmlPart[1]/ns0:Customer[1]/ns0:PeriodStartDate2[1]" w:storeItemID="{935A1A8B-FBD8-496F-9CFA-0DAB10C40436}"/>
               <w15:color w:val="808080"/>
               <w:text/>
             </w:sdtPr>
@@ -480,7 +466,7 @@
         </w:tc>
         <w:tc>
           <w:tcPr>
-            <w:tcW w:w="555" w:type="pct"/>
+            <w:tcW w:w="510" w:type="pct"/>
             <w:tcBorders>
               <w:bottom w:val="single" w:color="auto" w:sz="4" w:space="0"/>
             </w:tcBorders>
@@ -493,7 +479,7 @@
               <w:placeholder>
                 <w:docPart w:val="DefaultPlaceholder_-1854013440"/>
               </w:placeholder>
-              <w:dataBinding w:prefixMappings="xmlns:ns0='urn:microsoft-dynamics-nav/reports/Customer_Order_Summary/107/'" w:xpath="/ns0:NavWordReportXmlPart[1]/ns0:Customer[1]/ns0:PeriodStartDate3[1]" w:storeItemID="{00000000-0000-0000-0000-000000000000}"/>
+              <w:dataBinding w:prefixMappings="xmlns:ns0='urn:microsoft-dynamics-nav/reports/Customer_Order_Summary/107/'" w:xpath="/ns0:NavWordReportXmlPart[1]/ns0:Customer[1]/ns0:PeriodStartDate3[1]" w:storeItemID="{935A1A8B-FBD8-496F-9CFA-0DAB10C40436}"/>
               <w15:color w:val="808080"/>
               <w:text/>
             </w:sdtPr>
@@ -535,7 +521,7 @@
         </w:tc>
         <w:tc>
           <w:tcPr>
-            <w:tcW w:w="556" w:type="pct"/>
+            <w:tcW w:w="510" w:type="pct"/>
             <w:tcBorders>
               <w:bottom w:val="single" w:color="auto" w:sz="4" w:space="0"/>
             </w:tcBorders>
@@ -554,7 +540,7 @@
               <w:placeholder>
                 <w:docPart w:val="DefaultPlaceholder_-1854013440"/>
               </w:placeholder>
-              <w:dataBinding w:prefixMappings="xmlns:ns0='urn:microsoft-dynamics-nav/reports/Customer_Order_Summary/107/'" w:xpath="/ns0:NavWordReportXmlPart[1]/ns0:Labels[1]/ns0:After1Lbl[1]" w:storeItemID="{00000000-0000-0000-0000-000000000000}"/>
+              <w:dataBinding w:prefixMappings="xmlns:ns0='urn:microsoft-dynamics-nav/reports/Customer_Order_Summary/107/'" w:xpath="/ns0:NavWordReportXmlPart[1]/ns0:Labels[1]/ns0:After1Lbl[1]" w:storeItemID="{935A1A8B-FBD8-496F-9CFA-0DAB10C40436}"/>
               <w15:color w:val="808080"/>
               <w:text/>
             </w:sdtPr>
@@ -573,7 +559,7 @@
         </w:tc>
         <w:tc>
           <w:tcPr>
-            <w:tcW w:w="556" w:type="pct"/>
+            <w:tcW w:w="510" w:type="pct"/>
             <w:tcBorders>
               <w:bottom w:val="single" w:color="auto" w:sz="4" w:space="0"/>
             </w:tcBorders>
@@ -592,7 +578,7 @@
               <w:placeholder>
                 <w:docPart w:val="DefaultPlaceholder_-1854013440"/>
               </w:placeholder>
-              <w:dataBinding w:prefixMappings="xmlns:ns0='urn:microsoft-dynamics-nav/reports/Customer_Order_Summary/107/'" w:xpath="/ns0:NavWordReportXmlPart[1]/ns0:Labels[1]/ns0:TotalCaptionLbl[1]" w:storeItemID="{00000000-0000-0000-0000-000000000000}"/>
+              <w:dataBinding w:prefixMappings="xmlns:ns0='urn:microsoft-dynamics-nav/reports/Customer_Order_Summary/107/'" w:xpath="/ns0:NavWordReportXmlPart[1]/ns0:Labels[1]/ns0:TotalCaptionLbl[1]" w:storeItemID="{935A1A8B-FBD8-496F-9CFA-0DAB10C40436}"/>
               <w15:color w:val="808080"/>
               <w:text/>
             </w:sdtPr>
@@ -618,7 +604,7 @@
         </w:trPr>
         <w:tc>
           <w:tcPr>
-            <w:tcW w:w="555" w:type="pct"/>
+            <w:tcW w:w="495" w:type="pct"/>
             <w:tcBorders>
               <w:top w:val="single" w:color="auto" w:sz="4" w:space="0"/>
             </w:tcBorders>
@@ -634,7 +620,7 @@
         </w:tc>
         <w:tc>
           <w:tcPr>
-            <w:tcW w:w="556" w:type="pct"/>
+            <w:tcW w:w="1170" w:type="pct"/>
             <w:tcBorders>
               <w:top w:val="single" w:color="auto" w:sz="4" w:space="0"/>
             </w:tcBorders>
@@ -650,7 +636,7 @@
         </w:tc>
         <w:tc>
           <w:tcPr>
-            <w:tcW w:w="555" w:type="pct"/>
+            <w:tcW w:w="275" w:type="pct"/>
             <w:tcBorders>
               <w:top w:val="single" w:color="auto" w:sz="4" w:space="0"/>
             </w:tcBorders>
@@ -666,7 +652,7 @@
         </w:tc>
         <w:tc>
           <w:tcPr>
-            <w:tcW w:w="556" w:type="pct"/>
+            <w:tcW w:w="510" w:type="pct"/>
             <w:tcBorders>
               <w:top w:val="single" w:color="auto" w:sz="4" w:space="0"/>
             </w:tcBorders>
@@ -682,7 +668,7 @@
         </w:tc>
         <w:tc>
           <w:tcPr>
-            <w:tcW w:w="555" w:type="pct"/>
+            <w:tcW w:w="510" w:type="pct"/>
             <w:tcBorders>
               <w:top w:val="single" w:color="auto" w:sz="4" w:space="0"/>
             </w:tcBorders>
@@ -698,7 +684,7 @@
         </w:tc>
         <w:tc>
           <w:tcPr>
-            <w:tcW w:w="556" w:type="pct"/>
+            <w:tcW w:w="510" w:type="pct"/>
             <w:tcBorders>
               <w:top w:val="single" w:color="auto" w:sz="4" w:space="0"/>
             </w:tcBorders>
@@ -714,7 +700,7 @@
         </w:tc>
         <w:tc>
           <w:tcPr>
-            <w:tcW w:w="555" w:type="pct"/>
+            <w:tcW w:w="510" w:type="pct"/>
             <w:tcBorders>
               <w:top w:val="single" w:color="auto" w:sz="4" w:space="0"/>
             </w:tcBorders>
@@ -730,7 +716,7 @@
         </w:tc>
         <w:tc>
           <w:tcPr>
-            <w:tcW w:w="556" w:type="pct"/>
+            <w:tcW w:w="510" w:type="pct"/>
             <w:tcBorders>
               <w:top w:val="single" w:color="auto" w:sz="4" w:space="0"/>
             </w:tcBorders>
@@ -746,7 +732,7 @@
         </w:tc>
         <w:tc>
           <w:tcPr>
-            <w:tcW w:w="556" w:type="pct"/>
+            <w:tcW w:w="510" w:type="pct"/>
             <w:tcBorders>
               <w:top w:val="single" w:color="auto" w:sz="4" w:space="0"/>
             </w:tcBorders>
@@ -773,7 +759,7 @@
           <w:placeholder>
             <w:docPart w:val="3003D6BF65584CF3A8C37BF79B780AA8"/>
           </w:placeholder>
-          <w15:dataBinding w:prefixMappings="xmlns:ns0='urn:microsoft-dynamics-nav/reports/Customer_Order_Summary/107/'" w:xpath="/ns0:NavWordReportXmlPart[1]/ns0:SalesLineBuffer_Integer" w:storeItemID="{00000000-0000-0000-0000-000000000000}"/>
+          <w15:dataBinding w:prefixMappings="xmlns:ns0='urn:microsoft-dynamics-nav/reports/Customer_Order_Summary/107/' " w:xpath="/ns0:NavWordReportXmlPart[1]/ns0:SalesLineBuffer_Integer" w:storeItemID="{935A1A8B-FBD8-496F-9CFA-0DAB10C40436}"/>
           <w15:color w:val="808080"/>
           <w15:repeatingSection/>
         </w:sdtPr>
@@ -793,7 +779,7 @@
                 <w:trPr>
                   <w:cnfStyle w:val="000000010000" w:firstRow="0" w:lastRow="0" w:firstColumn="0" w:lastColumn="0" w:oddVBand="0" w:evenVBand="0" w:oddHBand="0" w:evenHBand="1" w:firstRowFirstColumn="0" w:firstRowLastColumn="0" w:lastRowFirstColumn="0" w:lastRowLastColumn="0"/>
                   <w:cantSplit/>
-                  <w:trHeight w:val="490"/>
+                  <w:trHeight w:val="230" w:hRule="exact"/>
                 </w:trPr>
                 <w:sdt>
                   <w:sdtPr>
@@ -807,7 +793,7 @@
                     <w:placeholder>
                       <w:docPart w:val="DefaultPlaceholder_-1854013440"/>
                     </w:placeholder>
-                    <w:dataBinding w:prefixMappings="xmlns:ns0='urn:microsoft-dynamics-nav/reports/Customer_Order_Summary/107/'" w:xpath="/ns0:NavWordReportXmlPart[1]/ns0:SalesLineBuffer_Integer[1]/ns0:SalesLineBuffer_BilltoCustomerNo[1]" w:storeItemID="{00000000-0000-0000-0000-000000000000}"/>
+                    <w:dataBinding w:prefixMappings="xmlns:ns0='urn:microsoft-dynamics-nav/reports/Customer_Order_Summary/107/'" w:xpath="/ns0:NavWordReportXmlPart[1]/ns0:SalesLineBuffer_Integer[1]/ns0:SalesLineBuffer_BilltoCustomerNo[1]" w:storeItemID="{935A1A8B-FBD8-496F-9CFA-0DAB10C40436}"/>
                     <w15:color w:val="808080"/>
                     <w:text/>
                   </w:sdtPr>
@@ -819,7 +805,7 @@
                   <w:sdtContent>
                     <w:tc>
                       <w:tcPr>
-                        <w:tcW w:w="555" w:type="pct"/>
+                        <w:tcW w:w="495" w:type="pct"/>
                       </w:tcPr>
                       <w:p>
                         <w:pPr>
@@ -851,14 +837,14 @@
                     <w:placeholder>
                       <w:docPart w:val="DefaultPlaceholder_-1854013440"/>
                     </w:placeholder>
-                    <w:dataBinding w:prefixMappings="xmlns:ns0='urn:microsoft-dynamics-nav/reports/Customer_Order_Summary/107/'" w:xpath="/ns0:NavWordReportXmlPart[1]/ns0:SalesLineBuffer_Integer[1]/ns0:SalesLineBuffer_CustomerName[1]" w:storeItemID="{00000000-0000-0000-0000-000000000000}"/>
+                    <w:dataBinding w:prefixMappings="xmlns:ns0='urn:microsoft-dynamics-nav/reports/Customer_Order_Summary/107/'" w:xpath="/ns0:NavWordReportXmlPart[1]/ns0:SalesLineBuffer_Integer[1]/ns0:SalesLineBuffer_CustomerName[1]" w:storeItemID="{935A1A8B-FBD8-496F-9CFA-0DAB10C40436}"/>
                     <w15:color w:val="808080"/>
                     <w:text/>
                   </w:sdtPr>
                   <w:sdtContent>
                     <w:tc>
                       <w:tcPr>
-                        <w:tcW w:w="556" w:type="pct"/>
+                        <w:tcW w:w="1170" w:type="pct"/>
                       </w:tcPr>
                       <w:p>
                         <w:pPr>
@@ -888,14 +874,14 @@
                     <w:placeholder>
                       <w:docPart w:val="DefaultPlaceholder_-1854013440"/>
                     </w:placeholder>
-                    <w:dataBinding w:prefixMappings="xmlns:ns0='urn:microsoft-dynamics-nav/reports/Customer_Order_Summary/107/'" w:xpath="/ns0:NavWordReportXmlPart[1]/ns0:SalesLineBuffer_Integer[1]/ns0:SalesLineBuffer_CurrencyCode[1]" w:storeItemID="{00000000-0000-0000-0000-000000000000}"/>
+                    <w:dataBinding w:prefixMappings="xmlns:ns0='urn:microsoft-dynamics-nav/reports/Customer_Order_Summary/107/'" w:xpath="/ns0:NavWordReportXmlPart[1]/ns0:SalesLineBuffer_Integer[1]/ns0:SalesLineBuffer_CurrencyCode[1]" w:storeItemID="{935A1A8B-FBD8-496F-9CFA-0DAB10C40436}"/>
                     <w15:color w:val="808080"/>
                     <w:text/>
                   </w:sdtPr>
                   <w:sdtContent>
                     <w:tc>
                       <w:tcPr>
-                        <w:tcW w:w="555" w:type="pct"/>
+                        <w:tcW w:w="275" w:type="pct"/>
                       </w:tcPr>
                       <w:p>
                         <w:pPr>
@@ -924,14 +910,14 @@
                     <w:placeholder>
                       <w:docPart w:val="DefaultPlaceholder_-1854013440"/>
                     </w:placeholder>
-                    <w:dataBinding w:prefixMappings="xmlns:ns0='urn:microsoft-dynamics-nav/reports/Customer_Order_Summary/107/'" w:xpath="/ns0:NavWordReportXmlPart[1]/ns0:SalesLineBuffer_Integer[1]/ns0:SalesLineBuffer_SalesAmtOnOrder1[1]" w:storeItemID="{00000000-0000-0000-0000-000000000000}"/>
+                    <w:dataBinding w:prefixMappings="xmlns:ns0='urn:microsoft-dynamics-nav/reports/Customer_Order_Summary/107/'" w:xpath="/ns0:NavWordReportXmlPart[1]/ns0:SalesLineBuffer_Integer[1]/ns0:SalesLineBuffer_SalesAmtOnOrder1[1]" w:storeItemID="{935A1A8B-FBD8-496F-9CFA-0DAB10C40436}"/>
                     <w15:color w:val="808080"/>
                     <w:text/>
                   </w:sdtPr>
                   <w:sdtContent>
                     <w:tc>
                       <w:tcPr>
-                        <w:tcW w:w="556" w:type="pct"/>
+                        <w:tcW w:w="510" w:type="pct"/>
                       </w:tcPr>
                       <w:p>
                         <w:pPr>
@@ -953,14 +939,14 @@
                     <w:placeholder>
                       <w:docPart w:val="DefaultPlaceholder_-1854013440"/>
                     </w:placeholder>
-                    <w:dataBinding w:prefixMappings="xmlns:ns0='urn:microsoft-dynamics-nav/reports/Customer_Order_Summary/107/'" w:xpath="/ns0:NavWordReportXmlPart[1]/ns0:SalesLineBuffer_Integer[1]/ns0:SalesLineBuffer_SalesAmtOnOrder2[1]" w:storeItemID="{00000000-0000-0000-0000-000000000000}"/>
+                    <w:dataBinding w:prefixMappings="xmlns:ns0='urn:microsoft-dynamics-nav/reports/Customer_Order_Summary/107/'" w:xpath="/ns0:NavWordReportXmlPart[1]/ns0:SalesLineBuffer_Integer[1]/ns0:SalesLineBuffer_SalesAmtOnOrder2[1]" w:storeItemID="{935A1A8B-FBD8-496F-9CFA-0DAB10C40436}"/>
                     <w15:color w:val="808080"/>
                     <w:text/>
                   </w:sdtPr>
                   <w:sdtContent>
                     <w:tc>
                       <w:tcPr>
-                        <w:tcW w:w="555" w:type="pct"/>
+                        <w:tcW w:w="510" w:type="pct"/>
                       </w:tcPr>
                       <w:p>
                         <w:pPr>
@@ -982,14 +968,14 @@
                     <w:placeholder>
                       <w:docPart w:val="DefaultPlaceholder_-1854013440"/>
                     </w:placeholder>
-                    <w:dataBinding w:prefixMappings="xmlns:ns0='urn:microsoft-dynamics-nav/reports/Customer_Order_Summary/107/'" w:xpath="/ns0:NavWordReportXmlPart[1]/ns0:SalesLineBuffer_Integer[1]/ns0:SalesLineBuffer_SalesAmtOnOrder3[1]" w:storeItemID="{00000000-0000-0000-0000-000000000000}"/>
+                    <w:dataBinding w:prefixMappings="xmlns:ns0='urn:microsoft-dynamics-nav/reports/Customer_Order_Summary/107/'" w:xpath="/ns0:NavWordReportXmlPart[1]/ns0:SalesLineBuffer_Integer[1]/ns0:SalesLineBuffer_SalesAmtOnOrder3[1]" w:storeItemID="{935A1A8B-FBD8-496F-9CFA-0DAB10C40436}"/>
                     <w15:color w:val="808080"/>
                     <w:text/>
                   </w:sdtPr>
                   <w:sdtContent>
                     <w:tc>
                       <w:tcPr>
-                        <w:tcW w:w="556" w:type="pct"/>
+                        <w:tcW w:w="510" w:type="pct"/>
                       </w:tcPr>
                       <w:p>
                         <w:pPr>
@@ -1011,14 +997,14 @@
                     <w:placeholder>
                       <w:docPart w:val="DefaultPlaceholder_-1854013440"/>
                     </w:placeholder>
-                    <w:dataBinding w:prefixMappings="xmlns:ns0='urn:microsoft-dynamics-nav/reports/Customer_Order_Summary/107/'" w:xpath="/ns0:NavWordReportXmlPart[1]/ns0:SalesLineBuffer_Integer[1]/ns0:SalesLineBuffer_SalesAmtOnOrder4[1]" w:storeItemID="{00000000-0000-0000-0000-000000000000}"/>
+                    <w:dataBinding w:prefixMappings="xmlns:ns0='urn:microsoft-dynamics-nav/reports/Customer_Order_Summary/107/'" w:xpath="/ns0:NavWordReportXmlPart[1]/ns0:SalesLineBuffer_Integer[1]/ns0:SalesLineBuffer_SalesAmtOnOrder4[1]" w:storeItemID="{935A1A8B-FBD8-496F-9CFA-0DAB10C40436}"/>
                     <w15:color w:val="808080"/>
                     <w:text/>
                   </w:sdtPr>
                   <w:sdtContent>
                     <w:tc>
                       <w:tcPr>
-                        <w:tcW w:w="555" w:type="pct"/>
+                        <w:tcW w:w="510" w:type="pct"/>
                       </w:tcPr>
                       <w:p>
                         <w:pPr>
@@ -1040,14 +1026,14 @@
                     <w:placeholder>
                       <w:docPart w:val="DefaultPlaceholder_-1854013440"/>
                     </w:placeholder>
-                    <w:dataBinding w:prefixMappings="xmlns:ns0='urn:microsoft-dynamics-nav/reports/Customer_Order_Summary/107/'" w:xpath="/ns0:NavWordReportXmlPart[1]/ns0:SalesLineBuffer_Integer[1]/ns0:SalesLineBuffer_SalesAmtOnOrder5[1]" w:storeItemID="{00000000-0000-0000-0000-000000000000}"/>
+                    <w:dataBinding w:prefixMappings="xmlns:ns0='urn:microsoft-dynamics-nav/reports/Customer_Order_Summary/107/'" w:xpath="/ns0:NavWordReportXmlPart[1]/ns0:SalesLineBuffer_Integer[1]/ns0:SalesLineBuffer_SalesAmtOnOrder5[1]" w:storeItemID="{935A1A8B-FBD8-496F-9CFA-0DAB10C40436}"/>
                     <w15:color w:val="808080"/>
                     <w:text/>
                   </w:sdtPr>
                   <w:sdtContent>
                     <w:tc>
                       <w:tcPr>
-                        <w:tcW w:w="556" w:type="pct"/>
+                        <w:tcW w:w="510" w:type="pct"/>
                       </w:tcPr>
                       <w:p>
                         <w:pPr>
@@ -1069,14 +1055,14 @@
                     <w:placeholder>
                       <w:docPart w:val="DefaultPlaceholder_-1854013440"/>
                     </w:placeholder>
-                    <w:dataBinding w:prefixMappings="xmlns:ns0='urn:microsoft-dynamics-nav/reports/Customer_Order_Summary/107/'" w:xpath="/ns0:NavWordReportXmlPart[1]/ns0:SalesLineBuffer_Integer[1]/ns0:SalesLineBuffer_SalesOrderAmount[1]" w:storeItemID="{00000000-0000-0000-0000-000000000000}"/>
+                    <w:dataBinding w:prefixMappings="xmlns:ns0='urn:microsoft-dynamics-nav/reports/Customer_Order_Summary/107/'" w:xpath="/ns0:NavWordReportXmlPart[1]/ns0:SalesLineBuffer_Integer[1]/ns0:SalesLineBuffer_SalesOrderAmount[1]" w:storeItemID="{935A1A8B-FBD8-496F-9CFA-0DAB10C40436}"/>
                     <w15:color w:val="808080"/>
                     <w:text/>
                   </w:sdtPr>
                   <w:sdtContent>
                     <w:tc>
                       <w:tcPr>
-                        <w:tcW w:w="556" w:type="pct"/>
+                        <w:tcW w:w="510" w:type="pct"/>
                       </w:tcPr>
                       <w:p>
                         <w:pPr>
@@ -1104,21 +1090,22 @@
     <w:tbl>
       <w:tblPr>
         <w:tblStyle w:val="BCTotalsTable"/>
-        <w:tblW w:w="5000" w:type="pct"/>
+        <w:tblW w:w="5005" w:type="pct"/>
+        <w:tblLayout w:type="fixed"/>
         <w:tblLook w:val="0640" w:firstRow="0" w:lastRow="1" w:firstColumn="0" w:lastColumn="0" w:noHBand="1" w:noVBand="1"/>
         <w:tblCaption w:val="Table 3"/>
         <w:tblDescription w:val="Document totals."/>
       </w:tblPr>
       <w:tblGrid>
-        <w:gridCol w:w="1339"/>
-        <w:gridCol w:w="235"/>
-        <w:gridCol w:w="234"/>
-        <w:gridCol w:w="2332"/>
-        <w:gridCol w:w="2332"/>
-        <w:gridCol w:w="2332"/>
-        <w:gridCol w:w="2332"/>
-        <w:gridCol w:w="2332"/>
-        <w:gridCol w:w="2218"/>
+        <w:gridCol w:w="1553"/>
+        <w:gridCol w:w="3673"/>
+        <w:gridCol w:w="864"/>
+        <w:gridCol w:w="1602"/>
+        <w:gridCol w:w="1602"/>
+        <w:gridCol w:w="1602"/>
+        <w:gridCol w:w="1602"/>
+        <w:gridCol w:w="1602"/>
+        <w:gridCol w:w="1602"/>
       </w:tblGrid>
       <w:tr>
         <w:trPr>
@@ -1133,14 +1120,14 @@
             <w:placeholder>
               <w:docPart w:val="DefaultPlaceholder_-1854013440"/>
             </w:placeholder>
-            <w:dataBinding w:prefixMappings="xmlns:ns0='urn:microsoft-dynamics-nav/reports/Customer_Order_Summary/107/'" w:xpath="/ns0:NavWordReportXmlPart[1]/ns0:Totals[1]/ns0:Totals_TotalText[1]" w:storeItemID="{00000000-0000-0000-0000-000000000000}"/>
+            <w:dataBinding w:prefixMappings="xmlns:ns0='urn:microsoft-dynamics-nav/reports/Customer_Order_Summary/107/'" w:xpath="/ns0:NavWordReportXmlPart[1]/ns0:Totals[1]/ns0:Totals_TotalText[1]" w:storeItemID="{935A1A8B-FBD8-496F-9CFA-0DAB10C40436}"/>
             <w15:color w:val="808080"/>
             <w:text/>
           </w:sdtPr>
           <w:sdtContent>
             <w:tc>
               <w:tcPr>
-                <w:tcW w:w="555" w:type="pct"/>
+                <w:tcW w:w="495" w:type="pct"/>
               </w:tcPr>
               <w:p>
                 <w:pPr>
@@ -1156,7 +1143,7 @@
         </w:sdt>
         <w:tc>
           <w:tcPr>
-            <w:tcW w:w="556" w:type="pct"/>
+            <w:tcW w:w="1170" w:type="pct"/>
           </w:tcPr>
           <w:p>
             <w:pPr>
@@ -1167,7 +1154,7 @@
         </w:tc>
         <w:tc>
           <w:tcPr>
-            <w:tcW w:w="555" w:type="pct"/>
+            <w:tcW w:w="275" w:type="pct"/>
           </w:tcPr>
           <w:p>
             <w:pPr>
@@ -1187,14 +1174,14 @@
             <w:placeholder>
               <w:docPart w:val="DefaultPlaceholder_-1854013440"/>
             </w:placeholder>
-            <w:dataBinding w:prefixMappings="xmlns:ns0='urn:microsoft-dynamics-nav/reports/Customer_Order_Summary/107/'" w:xpath="/ns0:NavWordReportXmlPart[1]/ns0:Totals[1]/ns0:Totals_Sales_Amt_On_Order1[1]" w:storeItemID="{00000000-0000-0000-0000-000000000000}"/>
+            <w:dataBinding w:prefixMappings="xmlns:ns0='urn:microsoft-dynamics-nav/reports/Customer_Order_Summary/107/'" w:xpath="/ns0:NavWordReportXmlPart[1]/ns0:Totals[1]/ns0:Totals_Sales_Amt_On_Order1[1]" w:storeItemID="{935A1A8B-FBD8-496F-9CFA-0DAB10C40436}"/>
             <w15:color w:val="808080"/>
             <w:text/>
           </w:sdtPr>
           <w:sdtContent>
             <w:tc>
               <w:tcPr>
-                <w:tcW w:w="556" w:type="pct"/>
+                <w:tcW w:w="510" w:type="pct"/>
               </w:tcPr>
               <w:p>
                 <w:pPr>
@@ -1226,14 +1213,14 @@
             <w:placeholder>
               <w:docPart w:val="DefaultPlaceholder_-1854013440"/>
             </w:placeholder>
-            <w:dataBinding w:prefixMappings="xmlns:ns0='urn:microsoft-dynamics-nav/reports/Customer_Order_Summary/107/'" w:xpath="/ns0:NavWordReportXmlPart[1]/ns0:Totals[1]/ns0:Totals_Sales_Amt_On_Order2[1]" w:storeItemID="{00000000-0000-0000-0000-000000000000}"/>
+            <w:dataBinding w:prefixMappings="xmlns:ns0='urn:microsoft-dynamics-nav/reports/Customer_Order_Summary/107/'" w:xpath="/ns0:NavWordReportXmlPart[1]/ns0:Totals[1]/ns0:Totals_Sales_Amt_On_Order2[1]" w:storeItemID="{935A1A8B-FBD8-496F-9CFA-0DAB10C40436}"/>
             <w15:color w:val="808080"/>
             <w:text/>
           </w:sdtPr>
           <w:sdtContent>
             <w:tc>
               <w:tcPr>
-                <w:tcW w:w="555" w:type="pct"/>
+                <w:tcW w:w="510" w:type="pct"/>
               </w:tcPr>
               <w:p>
                 <w:pPr>
@@ -1265,14 +1252,14 @@
             <w:placeholder>
               <w:docPart w:val="DefaultPlaceholder_-1854013440"/>
             </w:placeholder>
-            <w:dataBinding w:prefixMappings="xmlns:ns0='urn:microsoft-dynamics-nav/reports/Customer_Order_Summary/107/'" w:xpath="/ns0:NavWordReportXmlPart[1]/ns0:Totals[1]/ns0:Totals_Sales_Amt_On_Order3[1]" w:storeItemID="{00000000-0000-0000-0000-000000000000}"/>
+            <w:dataBinding w:prefixMappings="xmlns:ns0='urn:microsoft-dynamics-nav/reports/Customer_Order_Summary/107/'" w:xpath="/ns0:NavWordReportXmlPart[1]/ns0:Totals[1]/ns0:Totals_Sales_Amt_On_Order3[1]" w:storeItemID="{935A1A8B-FBD8-496F-9CFA-0DAB10C40436}"/>
             <w15:color w:val="808080"/>
             <w:text/>
           </w:sdtPr>
           <w:sdtContent>
             <w:tc>
               <w:tcPr>
-                <w:tcW w:w="556" w:type="pct"/>
+                <w:tcW w:w="510" w:type="pct"/>
               </w:tcPr>
               <w:p>
                 <w:pPr>
@@ -1304,14 +1291,14 @@
             <w:placeholder>
               <w:docPart w:val="DefaultPlaceholder_-1854013440"/>
             </w:placeholder>
-            <w:dataBinding w:prefixMappings="xmlns:ns0='urn:microsoft-dynamics-nav/reports/Customer_Order_Summary/107/'" w:xpath="/ns0:NavWordReportXmlPart[1]/ns0:Totals[1]/ns0:Totals_Sales_Amt_On_Order4[1]" w:storeItemID="{00000000-0000-0000-0000-000000000000}"/>
+            <w:dataBinding w:prefixMappings="xmlns:ns0='urn:microsoft-dynamics-nav/reports/Customer_Order_Summary/107/'" w:xpath="/ns0:NavWordReportXmlPart[1]/ns0:Totals[1]/ns0:Totals_Sales_Amt_On_Order4[1]" w:storeItemID="{935A1A8B-FBD8-496F-9CFA-0DAB10C40436}"/>
             <w15:color w:val="808080"/>
             <w:text/>
           </w:sdtPr>
           <w:sdtContent>
             <w:tc>
               <w:tcPr>
-                <w:tcW w:w="555" w:type="pct"/>
+                <w:tcW w:w="510" w:type="pct"/>
               </w:tcPr>
               <w:p>
                 <w:pPr>
@@ -1343,14 +1330,14 @@
             <w:placeholder>
               <w:docPart w:val="DefaultPlaceholder_-1854013440"/>
             </w:placeholder>
-            <w:dataBinding w:prefixMappings="xmlns:ns0='urn:microsoft-dynamics-nav/reports/Customer_Order_Summary/107/'" w:xpath="/ns0:NavWordReportXmlPart[1]/ns0:Totals[1]/ns0:Totals_Sales_Amt_On_Order5[1]" w:storeItemID="{00000000-0000-0000-0000-000000000000}"/>
+            <w:dataBinding w:prefixMappings="xmlns:ns0='urn:microsoft-dynamics-nav/reports/Customer_Order_Summary/107/'" w:xpath="/ns0:NavWordReportXmlPart[1]/ns0:Totals[1]/ns0:Totals_Sales_Amt_On_Order5[1]" w:storeItemID="{935A1A8B-FBD8-496F-9CFA-0DAB10C40436}"/>
             <w15:color w:val="808080"/>
             <w:text/>
           </w:sdtPr>
           <w:sdtContent>
             <w:tc>
               <w:tcPr>
-                <w:tcW w:w="556" w:type="pct"/>
+                <w:tcW w:w="510" w:type="pct"/>
               </w:tcPr>
               <w:p>
                 <w:pPr>
@@ -1379,14 +1366,14 @@
             <w:placeholder>
               <w:docPart w:val="DefaultPlaceholder_-1854013440"/>
             </w:placeholder>
-            <w:dataBinding w:prefixMappings="xmlns:ns0='urn:microsoft-dynamics-nav/reports/Customer_Order_Summary/107/'" w:xpath="/ns0:NavWordReportXmlPart[1]/ns0:Totals[1]/ns0:Totals_Sales_Order_Amount[1]" w:storeItemID="{00000000-0000-0000-0000-000000000000}"/>
+            <w:dataBinding w:prefixMappings="xmlns:ns0='urn:microsoft-dynamics-nav/reports/Customer_Order_Summary/107/'" w:xpath="/ns0:NavWordReportXmlPart[1]/ns0:Totals[1]/ns0:Totals_Sales_Order_Amount[1]" w:storeItemID="{935A1A8B-FBD8-496F-9CFA-0DAB10C40436}"/>
             <w15:color w:val="808080"/>
             <w:text/>
           </w:sdtPr>
           <w:sdtContent>
             <w:tc>
               <w:tcPr>
-                <w:tcW w:w="556" w:type="pct"/>
+                <w:tcW w:w="510" w:type="pct"/>
               </w:tcPr>
               <w:p>
                 <w:pPr>
@@ -2483,7 +2470,7 @@
 </file>
 
 <file path=word/glossary/document.xml><?xml version="1.0" encoding="utf-8"?>
-<w:glossaryDocument xmlns:wpc="http://schemas.microsoft.com/office/word/2010/wordprocessingCanvas" xmlns:cx="http://schemas.microsoft.com/office/drawing/2014/chartex" xmlns:cx1="http://schemas.microsoft.com/office/drawing/2015/9/8/chartex" xmlns:cx2="http://schemas.microsoft.com/office/drawing/2015/10/21/chartex" xmlns:cx3="http://schemas.microsoft.com/office/drawing/2016/5/9/chartex" xmlns:cx4="http://schemas.microsoft.com/office/drawing/2016/5/10/chartex" xmlns:cx5="http://schemas.microsoft.com/office/drawing/2016/5/11/chartex" xmlns:cx6="http://schemas.microsoft.com/office/drawing/2016/5/12/chartex" xmlns:cx7="http://schemas.microsoft.com/office/drawing/2016/5/13/chartex" xmlns:cx8="http://schemas.microsoft.com/office/drawing/2016/5/14/chartex" xmlns:mc="http://schemas.openxmlformats.org/markup-compatibility/2006" xmlns:aink="http://schemas.microsoft.com/office/drawing/2016/ink" xmlns:am3d="http://schemas.microsoft.com/office/drawing/2017/model3d" xmlns:o="urn:schemas-microsoft-com:office:office" xmlns:oel="http://schemas.microsoft.com/office/2019/extlst" xmlns:r="http://schemas.openxmlformats.org/officeDocument/2006/relationships" xmlns:m="http://schemas.openxmlformats.org/officeDocument/2006/math" xmlns:v="urn:schemas-microsoft-com:vml" xmlns:wp14="http://schemas.microsoft.com/office/word/2010/wordprocessingDrawing" xmlns:wp="http://schemas.openxmlformats.org/drawingml/2006/wordprocessingDrawing" xmlns:w10="urn:schemas-microsoft-com:office:word" xmlns:w="http://schemas.openxmlformats.org/wordprocessingml/2006/main" xmlns:w14="http://schemas.microsoft.com/office/word/2010/wordml" xmlns:w15="http://schemas.microsoft.com/office/word/2012/wordml" xmlns:w16cei="http://schemas.microsoft.com/office/word/2026/wordml/cei" xmlns:w16cex="http://schemas.microsoft.com/office/word/2018/wordml/cex" xmlns:w16cid="http://schemas.microsoft.com/office/word/2016/wordml/cid" xmlns:w16="http://schemas.microsoft.com/office/word/2018/wordml" xmlns:w16du="http://schemas.microsoft.com/office/word/2023/wordml/word16du" xmlns:w16sdtdh="http://schemas.microsoft.com/office/word/2020/wordml/sdtdatahash" xmlns:w16sdtfl="http://schemas.microsoft.com/office/word/2024/wordml/sdtformatlock" xmlns:w16se="http://schemas.microsoft.com/office/word/2015/wordml/symex" xmlns:wpg="http://schemas.microsoft.com/office/word/2010/wordprocessingGroup" xmlns:wpi="http://schemas.microsoft.com/office/word/2010/wordprocessingInk" xmlns:wne="http://schemas.microsoft.com/office/word/2006/wordml" xmlns:wps="http://schemas.microsoft.com/office/word/2010/wordprocessingShape" mc:Ignorable="w14 w15 w16se w16cid w16 w16cex w16sdtdh w16sdtfl w16du wp14">
+<w:glossaryDocument xmlns:wpc="http://schemas.microsoft.com/office/word/2010/wordprocessingCanvas" xmlns:cx="http://schemas.microsoft.com/office/drawing/2014/chartex" xmlns:cx1="http://schemas.microsoft.com/office/drawing/2015/9/8/chartex" xmlns:cx2="http://schemas.microsoft.com/office/drawing/2015/10/21/chartex" xmlns:cx3="http://schemas.microsoft.com/office/drawing/2016/5/9/chartex" xmlns:cx4="http://schemas.microsoft.com/office/drawing/2016/5/10/chartex" xmlns:cx5="http://schemas.microsoft.com/office/drawing/2016/5/11/chartex" xmlns:cx6="http://schemas.microsoft.com/office/drawing/2016/5/12/chartex" xmlns:cx7="http://schemas.microsoft.com/office/drawing/2016/5/13/chartex" xmlns:cx8="http://schemas.microsoft.com/office/drawing/2016/5/14/chartex" xmlns:mc="http://schemas.openxmlformats.org/markup-compatibility/2006" xmlns:aink="http://schemas.microsoft.com/office/drawing/2016/ink" xmlns:am3d="http://schemas.microsoft.com/office/drawing/2017/model3d" xmlns:o="urn:schemas-microsoft-com:office:office" xmlns:oel="http://schemas.microsoft.com/office/2019/extlst" xmlns:r="http://schemas.openxmlformats.org/officeDocument/2006/relationships" xmlns:m="http://schemas.openxmlformats.org/officeDocument/2006/math" xmlns:v="urn:schemas-microsoft-com:vml" xmlns:wp14="http://schemas.microsoft.com/office/word/2010/wordprocessingDrawing" xmlns:wp="http://schemas.openxmlformats.org/drawingml/2006/wordprocessingDrawing" xmlns:w10="urn:schemas-microsoft-com:office:word" xmlns:w="http://schemas.openxmlformats.org/wordprocessingml/2006/main" xmlns:w14="http://schemas.microsoft.com/office/word/2010/wordml" xmlns:w15="http://schemas.microsoft.com/office/word/2012/wordml" xmlns:w16cex="http://schemas.microsoft.com/office/word/2018/wordml/cex" xmlns:w16cid="http://schemas.microsoft.com/office/word/2016/wordml/cid" xmlns:w16="http://schemas.microsoft.com/office/word/2018/wordml" xmlns:w16du="http://schemas.microsoft.com/office/word/2023/wordml/word16du" xmlns:w16sdtdh="http://schemas.microsoft.com/office/word/2020/wordml/sdtdatahash" xmlns:w16sdtfl="http://schemas.microsoft.com/office/word/2024/wordml/sdtformatlock" xmlns:w16se="http://schemas.microsoft.com/office/word/2015/wordml/symex" xmlns:wpg="http://schemas.microsoft.com/office/word/2010/wordprocessingGroup" xmlns:wpi="http://schemas.microsoft.com/office/word/2010/wordprocessingInk" xmlns:wne="http://schemas.microsoft.com/office/word/2006/wordml" xmlns:wps="http://schemas.microsoft.com/office/word/2010/wordprocessingShape" mc:Ignorable="w14 w15 w16se w16cid w16 w16cex w16sdtdh w16sdtfl w16du wp14">
   <w:docParts>
     <w:docPart>
       <w:docPartPr>
@@ -2724,8 +2711,10 @@
     <w:rsid w:val="0023545D"/>
     <w:rsid w:val="00251397"/>
     <w:rsid w:val="002A7083"/>
+    <w:rsid w:val="00565ECE"/>
     <w:rsid w:val="006203BB"/>
     <w:rsid w:val="007D00DC"/>
+    <w:rsid w:val="00812141"/>
     <w:rsid w:val="00817E50"/>
     <w:rsid w:val="0089231B"/>
     <w:rsid w:val="008C3096"/>
@@ -2734,6 +2723,7 @@
     <w:rsid w:val="00C4474E"/>
     <w:rsid w:val="00E5711F"/>
     <w:rsid w:val="00E84B36"/>
+    <w:rsid w:val="00FE2E14"/>
   </w:rsids>
   <m:mathPr>
     <m:mathFont m:val="Cambria Math"/>
@@ -2750,7 +2740,7 @@
   </m:mathPr>
   <w:themeFontLang w:val="da-DK"/>
   <w:clrSchemeMapping w:bg1="light1" w:t1="dark1" w:bg2="light2" w:t2="dark2" w:accent1="accent1" w:accent2="accent2" w:accent3="accent3" w:accent4="accent4" w:accent5="accent5" w:accent6="accent6" w:hyperlink="hyperlink" w:followedHyperlink="followedHyperlink"/>
-  <w:decimalSymbol w:val=","/>
+  <w:decimalSymbol w:val="."/>
   <w:listSeparator w:val=","/>
   <w15:chartTrackingRefBased/>
 </w:settings>
@@ -3912,9 +3902,7 @@
  < / N a v W o r d R e p o r t X m l P a r t > 
 </file>
 
-<file path=customXml/item2.xml>��< ? x m l   v e r s i o n = " 1 . 0 "   e n c o d i n g = " u t f - 1 6 " ? > - 
- < N a v W o r d R e p o r t X m l P a r t   x m l n s = " u r n : m i c r o s o f t - d y n a m i c s - b u s i n e s s c e n t r a l / i n t e r n a l / e x t e n d e d / r e p o r t s / C u s t o m e r _ O r d e r _ S u m m a r y / 1 0 7 / " > +<file path=customXml/item2.xml>��< ? x m l   v e r s i o n = " 1 . 0 "   e n c o d i n g = " u t f - 1 6 " ? > < N a v W o r d R e p o r t X m l P a r t   x m l n s = " u r n : m i c r o s o f t - d y n a m i c s - b u s i n e s s c e n t r a l / i n t e r n a l / e x t e n d e d / r e p o r t s / C u s t o m e r _ O r d e r _ S u m m a r y / 1 0 7 / " >   
      < B C R e p o r t I n f o r m a t i o n >   

--- a/src/Layers/W1/BaseApp/Sales/Reports/CustomerOrderSummaryBody.docx
+++ b/src/Layers/W1/BaseApp/Sales/Reports/CustomerOrderSummaryBody.docx
@@ -1,6 +1,6 @@
 
 <file path=word/document.xml><?xml version="1.0" encoding="utf-8"?>
-<w:document xmlns:wpc="http://schemas.microsoft.com/office/word/2010/wordprocessingCanvas" xmlns:cx="http://schemas.microsoft.com/office/drawing/2014/chartex" xmlns:cx1="http://schemas.microsoft.com/office/drawing/2015/9/8/chartex" xmlns:cx2="http://schemas.microsoft.com/office/drawing/2015/10/21/chartex" xmlns:cx3="http://schemas.microsoft.com/office/drawing/2016/5/9/chartex" xmlns:cx4="http://schemas.microsoft.com/office/drawing/2016/5/10/chartex" xmlns:cx5="http://schemas.microsoft.com/office/drawing/2016/5/11/chartex" xmlns:cx6="http://schemas.microsoft.com/office/drawing/2016/5/12/chartex" xmlns:cx7="http://schemas.microsoft.com/office/drawing/2016/5/13/chartex" xmlns:cx8="http://schemas.microsoft.com/office/drawing/2016/5/14/chartex" xmlns:mc="http://schemas.openxmlformats.org/markup-compatibility/2006" xmlns:aink="http://schemas.microsoft.com/office/drawing/2016/ink" xmlns:am3d="http://schemas.microsoft.com/office/drawing/2017/model3d" xmlns:o="urn:schemas-microsoft-com:office:office" xmlns:oel="http://schemas.microsoft.com/office/2019/extlst" xmlns:r="http://schemas.openxmlformats.org/officeDocument/2006/relationships" xmlns:m="http://schemas.openxmlformats.org/officeDocument/2006/math" xmlns:v="urn:schemas-microsoft-com:vml" xmlns:wp14="http://schemas.microsoft.com/office/word/2010/wordprocessingDrawing" xmlns:wp="http://schemas.openxmlformats.org/drawingml/2006/wordprocessingDrawing" xmlns:w10="urn:schemas-microsoft-com:office:word" xmlns:w="http://schemas.openxmlformats.org/wordprocessingml/2006/main" xmlns:w14="http://schemas.microsoft.com/office/word/2010/wordml" xmlns:w15="http://schemas.microsoft.com/office/word/2012/wordml" xmlns:w16cex="http://schemas.microsoft.com/office/word/2018/wordml/cex" xmlns:w16cid="http://schemas.microsoft.com/office/word/2016/wordml/cid" xmlns:w16="http://schemas.microsoft.com/office/word/2018/wordml" xmlns:w16du="http://schemas.microsoft.com/office/word/2023/wordml/word16du" xmlns:w16sdtdh="http://schemas.microsoft.com/office/word/2020/wordml/sdtdatahash" xmlns:w16sdtfl="http://schemas.microsoft.com/office/word/2024/wordml/sdtformatlock" xmlns:w16se="http://schemas.microsoft.com/office/word/2015/wordml/symex" xmlns:wpg="http://schemas.microsoft.com/office/word/2010/wordprocessingGroup" xmlns:wpi="http://schemas.microsoft.com/office/word/2010/wordprocessingInk" xmlns:wne="http://schemas.microsoft.com/office/word/2006/wordml" xmlns:wps="http://schemas.microsoft.com/office/word/2010/wordprocessingShape" mc:Ignorable="w14 w15 w16se w16cid w16 w16cex w16sdtdh w16sdtfl w16du wp14">
+<w:document xmlns:wpc="http://schemas.microsoft.com/office/word/2010/wordprocessingCanvas" xmlns:cx="http://schemas.microsoft.com/office/drawing/2014/chartex" xmlns:cx1="http://schemas.microsoft.com/office/drawing/2015/9/8/chartex" xmlns:cx2="http://schemas.microsoft.com/office/drawing/2015/10/21/chartex" xmlns:cx3="http://schemas.microsoft.com/office/drawing/2016/5/9/chartex" xmlns:cx4="http://schemas.microsoft.com/office/drawing/2016/5/10/chartex" xmlns:cx5="http://schemas.microsoft.com/office/drawing/2016/5/11/chartex" xmlns:cx6="http://schemas.microsoft.com/office/drawing/2016/5/12/chartex" xmlns:cx7="http://schemas.microsoft.com/office/drawing/2016/5/13/chartex" xmlns:cx8="http://schemas.microsoft.com/office/drawing/2016/5/14/chartex" xmlns:mc="http://schemas.openxmlformats.org/markup-compatibility/2006" xmlns:aink="http://schemas.microsoft.com/office/drawing/2016/ink" xmlns:am3d="http://schemas.microsoft.com/office/drawing/2017/model3d" xmlns:o="urn:schemas-microsoft-com:office:office" xmlns:oel="http://schemas.microsoft.com/office/2019/extlst" xmlns:r="http://schemas.openxmlformats.org/officeDocument/2006/relationships" xmlns:m="http://schemas.openxmlformats.org/officeDocument/2006/math" xmlns:v="urn:schemas-microsoft-com:vml" xmlns:wp14="http://schemas.microsoft.com/office/word/2010/wordprocessingDrawing" xmlns:wp="http://schemas.openxmlformats.org/drawingml/2006/wordprocessingDrawing" xmlns:w10="urn:schemas-microsoft-com:office:word" xmlns:w="http://schemas.openxmlformats.org/wordprocessingml/2006/main" xmlns:w14="http://schemas.microsoft.com/office/word/2010/wordml" xmlns:w15="http://schemas.microsoft.com/office/word/2012/wordml" xmlns:w16cei="http://schemas.microsoft.com/office/word/2026/wordml/cei" xmlns:w16cex="http://schemas.microsoft.com/office/word/2018/wordml/cex" xmlns:w16cid="http://schemas.microsoft.com/office/word/2016/wordml/cid" xmlns:w16="http://schemas.microsoft.com/office/word/2018/wordml" xmlns:w16du="http://schemas.microsoft.com/office/word/2023/wordml/word16du" xmlns:w16sdtdh="http://schemas.microsoft.com/office/word/2020/wordml/sdtdatahash" xmlns:w16sdtfl="http://schemas.microsoft.com/office/word/2024/wordml/sdtformatlock" xmlns:w16se="http://schemas.microsoft.com/office/word/2015/wordml/symex" xmlns:wpg="http://schemas.microsoft.com/office/word/2010/wordprocessingGroup" xmlns:wpi="http://schemas.microsoft.com/office/word/2010/wordprocessingInk" xmlns:wne="http://schemas.microsoft.com/office/word/2006/wordml" xmlns:wps="http://schemas.microsoft.com/office/word/2010/wordprocessingShape" mc:Ignorable="w14 w15 w16se w16cid w16 w16cex w16sdtdh w16sdtfl w16du wp14">
   <w:body>
     <w:tbl>
       <w:tblPr>
@@ -32,7 +32,7 @@
             <w:placeholder>
               <w:docPart w:val="6942C0ACC20B4FA3A455AB8BDDEAFE2F"/>
             </w:placeholder>
-            <w:dataBinding w:prefixMappings="xmlns:ns0='urn:microsoft-dynamics-nav/reports/Customer_Order_Summary/107/'" w:xpath="/ns0:NavWordReportXmlPart[1]/ns0:Labels[1]/ns0:OutstandingOrdersLbl[1]" w:storeItemID="{935A1A8B-FBD8-496F-9CFA-0DAB10C40436}"/>
+            <w:dataBinding w:prefixMappings="xmlns:ns0='urn:microsoft-dynamics-nav/reports/Customer_Order_Summary/107/'" w:xpath="/ns0:NavWordReportXmlPart[1]/ns0:Labels[1]/ns0:OutstandingOrdersLbl[1]" w:storeItemID="{00000000-0000-0000-0000-000000000000}"/>
             <w15:color w:val="808080"/>
             <w:text/>
           </w:sdtPr>
@@ -61,7 +61,7 @@
             <w:placeholder>
               <w:docPart w:val="6942C0ACC20B4FA3A455AB8BDDEAFE2F"/>
             </w:placeholder>
-            <w:dataBinding w:prefixMappings="xmlns:ns0='urn:microsoft-dynamics-nav/reports/Customer_Order_Summary/107/'" w:xpath="/ns0:NavWordReportXmlPart[1]/ns0:Customer[1]/ns0:AllAmountsAreInLCYTxt[1]" w:storeItemID="{935A1A8B-FBD8-496F-9CFA-0DAB10C40436}"/>
+            <w:dataBinding w:prefixMappings="xmlns:ns0='urn:microsoft-dynamics-nav/reports/Customer_Order_Summary/107/'" w:xpath="/ns0:NavWordReportXmlPart[1]/ns0:Customer[1]/ns0:AllAmountsAreInLCYTxt[1]" w:storeItemID="{00000000-0000-0000-0000-000000000000}"/>
             <w15:color w:val="808080"/>
             <w:text/>
           </w:sdtPr>
@@ -90,7 +90,7 @@
             <w:placeholder>
               <w:docPart w:val="6942C0ACC20B4FA3A455AB8BDDEAFE2F"/>
             </w:placeholder>
-            <w:dataBinding w:prefixMappings="xmlns:ns0='urn:microsoft-dynamics-nav/reports/Customer_Order_Summary/107/'" w:xpath="/ns0:NavWordReportXmlPart[1]/ns0:Customer[1]/ns0:CustFilter[1]" w:storeItemID="{935A1A8B-FBD8-496F-9CFA-0DAB10C40436}"/>
+            <w:dataBinding w:prefixMappings="xmlns:ns0='urn:microsoft-dynamics-nav/reports/Customer_Order_Summary/107/'" w:xpath="/ns0:NavWordReportXmlPart[1]/ns0:Customer[1]/ns0:CustFilter[1]" w:storeItemID="{00000000-0000-0000-0000-000000000000}"/>
             <w15:color w:val="808080"/>
             <w:text/>
           </w:sdtPr>
@@ -216,29 +216,25 @@
       <w:pPr>
         <w:spacing w:after="0"/>
       </w:pPr>
-      <w:r>
-        <w:tab/>
-      </w:r>
     </w:p>
     <w:tbl>
       <w:tblPr>
         <w:tblStyle w:val="BCDataTable"/>
         <w:tblW w:w="5000" w:type="pct"/>
-        <w:tblLayout w:type="fixed"/>
         <w:tblLook w:val="0420" w:firstRow="1" w:lastRow="0" w:firstColumn="0" w:lastColumn="0" w:noHBand="0" w:noVBand="1"/>
         <w:tblCaption w:val="Data Table Block"/>
         <w:tblDescription w:val="Document lines. Column headers in the first row."/>
       </w:tblPr>
       <w:tblGrid>
-        <w:gridCol w:w="1552"/>
-        <w:gridCol w:w="3671"/>
-        <w:gridCol w:w="863"/>
-        <w:gridCol w:w="1600"/>
-        <w:gridCol w:w="1600"/>
-        <w:gridCol w:w="1600"/>
-        <w:gridCol w:w="1600"/>
-        <w:gridCol w:w="1600"/>
-        <w:gridCol w:w="1600"/>
+        <w:gridCol w:w="1728"/>
+        <w:gridCol w:w="1643"/>
+        <w:gridCol w:w="1579"/>
+        <w:gridCol w:w="1792"/>
+        <w:gridCol w:w="1792"/>
+        <w:gridCol w:w="1792"/>
+        <w:gridCol w:w="1792"/>
+        <w:gridCol w:w="1792"/>
+        <w:gridCol w:w="1776"/>
       </w:tblGrid>
       <w:tr>
         <w:trPr>
@@ -255,14 +251,14 @@
             <w:placeholder>
               <w:docPart w:val="DefaultPlaceholder_-1854013440"/>
             </w:placeholder>
-            <w:dataBinding w:prefixMappings="xmlns:ns0='urn:microsoft-dynamics-nav/reports/Customer_Order_Summary/107/'" w:xpath="/ns0:NavWordReportXmlPart[1]/ns0:Labels[1]/ns0:CustomerNoLbl[1]" w:storeItemID="{935A1A8B-FBD8-496F-9CFA-0DAB10C40436}"/>
+            <w:dataBinding w:prefixMappings="xmlns:ns0='urn:microsoft-dynamics-nav/reports/Customer_Order_Summary/107/'" w:xpath="/ns0:NavWordReportXmlPart[1]/ns0:Labels[1]/ns0:CustomerNoLbl[1]" w:storeItemID="{00000000-0000-0000-0000-000000000000}"/>
             <w15:color w:val="808080"/>
             <w:text/>
           </w:sdtPr>
           <w:sdtContent>
             <w:tc>
               <w:tcPr>
-                <w:tcW w:w="495" w:type="pct"/>
+                <w:tcW w:w="555" w:type="pct"/>
                 <w:tcBorders>
                   <w:bottom w:val="single" w:color="auto" w:sz="4" w:space="0"/>
                 </w:tcBorders>
@@ -286,14 +282,14 @@
             <w:placeholder>
               <w:docPart w:val="DefaultPlaceholder_-1854013440"/>
             </w:placeholder>
-            <w:dataBinding w:prefixMappings="xmlns:ns0='urn:microsoft-dynamics-nav/reports/Customer_Order_Summary/107/'" w:xpath="/ns0:NavWordReportXmlPart[1]/ns0:Labels[1]/ns0:CustomerNameLbl[1]" w:storeItemID="{935A1A8B-FBD8-496F-9CFA-0DAB10C40436}"/>
+            <w:dataBinding w:prefixMappings="xmlns:ns0='urn:microsoft-dynamics-nav/reports/Customer_Order_Summary/107/'" w:xpath="/ns0:NavWordReportXmlPart[1]/ns0:Labels[1]/ns0:CustomerNameLbl[1]" w:storeItemID="{00000000-0000-0000-0000-000000000000}"/>
             <w15:color w:val="808080"/>
             <w:text/>
           </w:sdtPr>
           <w:sdtContent>
             <w:tc>
               <w:tcPr>
-                <w:tcW w:w="1170" w:type="pct"/>
+                <w:tcW w:w="556" w:type="pct"/>
                 <w:tcBorders>
                   <w:bottom w:val="single" w:color="auto" w:sz="4" w:space="0"/>
                 </w:tcBorders>
@@ -309,19 +305,37 @@
             </w:tc>
           </w:sdtContent>
         </w:sdt>
-        <w:tc>
-          <w:tcPr>
-            <w:tcW w:w="275" w:type="pct"/>
-            <w:tcBorders>
-              <w:bottom w:val="single" w:color="auto" w:sz="4" w:space="0"/>
-            </w:tcBorders>
-          </w:tcPr>
-          <w:p>
-            <w:pPr>
-              <w:pStyle w:val="BCLabel0"/>
-            </w:pPr>
-          </w:p>
-        </w:tc>
+        <w:sdt>
+          <w:sdtPr>
+            <w:alias w:val="CurrencyCode_SalesLineCaption"/>
+            <w:tag w:val="#BC:InsertDataItem,Labels/CurrencyCode_SalesLineCaption"/>
+            <w:id w:val="-1944988925"/>
+            <w:placeholder>
+              <w:docPart w:val="DefaultPlaceholder_-1854013440"/>
+            </w:placeholder>
+            <w:dataBinding w:prefixMappings="xmlns:ns0='urn:microsoft-dynamics-nav/reports/Customer_Order_Summary/107/'" w:xpath="/ns0:NavWordReportXmlPart[1]/ns0:Labels[1]/ns0:CurrencyCode_SalesLineCaption[1]" w:storeItemID="{00000000-0000-0000-0000-000000000000}"/>
+            <w15:color w:val="808080"/>
+            <w:text/>
+          </w:sdtPr>
+          <w:sdtContent>
+            <w:tc>
+              <w:tcPr>
+                <w:tcW w:w="555" w:type="pct"/>
+                <w:tcBorders>
+                  <w:bottom w:val="single" w:color="auto" w:sz="4" w:space="0"/>
+                </w:tcBorders>
+              </w:tcPr>
+              <w:p>
+                <w:pPr>
+                  <w:pStyle w:val="BCLabel0"/>
+                </w:pPr>
+                <w:r>
+                  <w:t>CurrencyCode_SalesLineCaption</w:t>
+                </w:r>
+              </w:p>
+            </w:tc>
+          </w:sdtContent>
+        </w:sdt>
         <w:sdt>
           <w:sdtPr>
             <w:alias w:val="Before1Lbl"/>
@@ -330,14 +344,14 @@
             <w:placeholder>
               <w:docPart w:val="DefaultPlaceholder_-1854013440"/>
             </w:placeholder>
-            <w:dataBinding w:prefixMappings="xmlns:ns0='urn:microsoft-dynamics-nav/reports/Customer_Order_Summary/107/'" w:xpath="/ns0:NavWordReportXmlPart[1]/ns0:Labels[1]/ns0:Before1Lbl[1]" w:storeItemID="{935A1A8B-FBD8-496F-9CFA-0DAB10C40436}"/>
+            <w:dataBinding w:prefixMappings="xmlns:ns0='urn:microsoft-dynamics-nav/reports/Customer_Order_Summary/107/'" w:xpath="/ns0:NavWordReportXmlPart[1]/ns0:Labels[1]/ns0:Before1Lbl[1]" w:storeItemID="{00000000-0000-0000-0000-000000000000}"/>
             <w15:color w:val="808080"/>
             <w:text/>
           </w:sdtPr>
           <w:sdtContent>
             <w:tc>
               <w:tcPr>
-                <w:tcW w:w="510" w:type="pct"/>
+                <w:tcW w:w="556" w:type="pct"/>
                 <w:tcBorders>
                   <w:bottom w:val="single" w:color="auto" w:sz="4" w:space="0"/>
                 </w:tcBorders>
@@ -356,7 +370,7 @@
         </w:sdt>
         <w:tc>
           <w:tcPr>
-            <w:tcW w:w="510" w:type="pct"/>
+            <w:tcW w:w="555" w:type="pct"/>
             <w:tcBorders>
               <w:bottom w:val="single" w:color="auto" w:sz="4" w:space="0"/>
             </w:tcBorders>
@@ -369,7 +383,7 @@
               <w:placeholder>
                 <w:docPart w:val="DefaultPlaceholder_-1854013440"/>
               </w:placeholder>
-              <w:dataBinding w:prefixMappings="xmlns:ns0='urn:microsoft-dynamics-nav/reports/Customer_Order_Summary/107/'" w:xpath="/ns0:NavWordReportXmlPart[1]/ns0:Customer[1]/ns0:PeriodStartDate1[1]" w:storeItemID="{935A1A8B-FBD8-496F-9CFA-0DAB10C40436}"/>
+              <w:dataBinding w:prefixMappings="xmlns:ns0='urn:microsoft-dynamics-nav/reports/Customer_Order_Summary/107/'" w:xpath="/ns0:NavWordReportXmlPart[1]/ns0:Customer[1]/ns0:PeriodStartDate1[1]" w:storeItemID="{00000000-0000-0000-0000-000000000000}"/>
               <w15:color w:val="808080"/>
               <w:text/>
             </w:sdtPr>
@@ -411,7 +425,7 @@
         </w:tc>
         <w:tc>
           <w:tcPr>
-            <w:tcW w:w="510" w:type="pct"/>
+            <w:tcW w:w="556" w:type="pct"/>
             <w:tcBorders>
               <w:bottom w:val="single" w:color="auto" w:sz="4" w:space="0"/>
             </w:tcBorders>
@@ -424,7 +438,7 @@
               <w:placeholder>
                 <w:docPart w:val="DefaultPlaceholder_-1854013440"/>
               </w:placeholder>
-              <w:dataBinding w:prefixMappings="xmlns:ns0='urn:microsoft-dynamics-nav/reports/Customer_Order_Summary/107/'" w:xpath="/ns0:NavWordReportXmlPart[1]/ns0:Customer[1]/ns0:PeriodStartDate2[1]" w:storeItemID="{935A1A8B-FBD8-496F-9CFA-0DAB10C40436}"/>
+              <w:dataBinding w:prefixMappings="xmlns:ns0='urn:microsoft-dynamics-nav/reports/Customer_Order_Summary/107/'" w:xpath="/ns0:NavWordReportXmlPart[1]/ns0:Customer[1]/ns0:PeriodStartDate2[1]" w:storeItemID="{00000000-0000-0000-0000-000000000000}"/>
               <w15:color w:val="808080"/>
               <w:text/>
             </w:sdtPr>
@@ -466,7 +480,7 @@
         </w:tc>
         <w:tc>
           <w:tcPr>
-            <w:tcW w:w="510" w:type="pct"/>
+            <w:tcW w:w="555" w:type="pct"/>
             <w:tcBorders>
               <w:bottom w:val="single" w:color="auto" w:sz="4" w:space="0"/>
             </w:tcBorders>
@@ -479,7 +493,7 @@
               <w:placeholder>
                 <w:docPart w:val="DefaultPlaceholder_-1854013440"/>
               </w:placeholder>
-              <w:dataBinding w:prefixMappings="xmlns:ns0='urn:microsoft-dynamics-nav/reports/Customer_Order_Summary/107/'" w:xpath="/ns0:NavWordReportXmlPart[1]/ns0:Customer[1]/ns0:PeriodStartDate3[1]" w:storeItemID="{935A1A8B-FBD8-496F-9CFA-0DAB10C40436}"/>
+              <w:dataBinding w:prefixMappings="xmlns:ns0='urn:microsoft-dynamics-nav/reports/Customer_Order_Summary/107/'" w:xpath="/ns0:NavWordReportXmlPart[1]/ns0:Customer[1]/ns0:PeriodStartDate3[1]" w:storeItemID="{00000000-0000-0000-0000-000000000000}"/>
               <w15:color w:val="808080"/>
               <w:text/>
             </w:sdtPr>
@@ -521,7 +535,7 @@
         </w:tc>
         <w:tc>
           <w:tcPr>
-            <w:tcW w:w="510" w:type="pct"/>
+            <w:tcW w:w="556" w:type="pct"/>
             <w:tcBorders>
               <w:bottom w:val="single" w:color="auto" w:sz="4" w:space="0"/>
             </w:tcBorders>
@@ -540,7 +554,7 @@
               <w:placeholder>
                 <w:docPart w:val="DefaultPlaceholder_-1854013440"/>
               </w:placeholder>
-              <w:dataBinding w:prefixMappings="xmlns:ns0='urn:microsoft-dynamics-nav/reports/Customer_Order_Summary/107/'" w:xpath="/ns0:NavWordReportXmlPart[1]/ns0:Labels[1]/ns0:After1Lbl[1]" w:storeItemID="{935A1A8B-FBD8-496F-9CFA-0DAB10C40436}"/>
+              <w:dataBinding w:prefixMappings="xmlns:ns0='urn:microsoft-dynamics-nav/reports/Customer_Order_Summary/107/'" w:xpath="/ns0:NavWordReportXmlPart[1]/ns0:Labels[1]/ns0:After1Lbl[1]" w:storeItemID="{00000000-0000-0000-0000-000000000000}"/>
               <w15:color w:val="808080"/>
               <w:text/>
             </w:sdtPr>
@@ -559,7 +573,7 @@
         </w:tc>
         <w:tc>
           <w:tcPr>
-            <w:tcW w:w="510" w:type="pct"/>
+            <w:tcW w:w="556" w:type="pct"/>
             <w:tcBorders>
               <w:bottom w:val="single" w:color="auto" w:sz="4" w:space="0"/>
             </w:tcBorders>
@@ -578,7 +592,7 @@
               <w:placeholder>
                 <w:docPart w:val="DefaultPlaceholder_-1854013440"/>
               </w:placeholder>
-              <w:dataBinding w:prefixMappings="xmlns:ns0='urn:microsoft-dynamics-nav/reports/Customer_Order_Summary/107/'" w:xpath="/ns0:NavWordReportXmlPart[1]/ns0:Labels[1]/ns0:TotalCaptionLbl[1]" w:storeItemID="{935A1A8B-FBD8-496F-9CFA-0DAB10C40436}"/>
+              <w:dataBinding w:prefixMappings="xmlns:ns0='urn:microsoft-dynamics-nav/reports/Customer_Order_Summary/107/'" w:xpath="/ns0:NavWordReportXmlPart[1]/ns0:Labels[1]/ns0:TotalCaptionLbl[1]" w:storeItemID="{00000000-0000-0000-0000-000000000000}"/>
               <w15:color w:val="808080"/>
               <w:text/>
             </w:sdtPr>
@@ -604,7 +618,7 @@
         </w:trPr>
         <w:tc>
           <w:tcPr>
-            <w:tcW w:w="495" w:type="pct"/>
+            <w:tcW w:w="555" w:type="pct"/>
             <w:tcBorders>
               <w:top w:val="single" w:color="auto" w:sz="4" w:space="0"/>
             </w:tcBorders>
@@ -620,7 +634,7 @@
         </w:tc>
         <w:tc>
           <w:tcPr>
-            <w:tcW w:w="1170" w:type="pct"/>
+            <w:tcW w:w="556" w:type="pct"/>
             <w:tcBorders>
               <w:top w:val="single" w:color="auto" w:sz="4" w:space="0"/>
             </w:tcBorders>
@@ -636,7 +650,7 @@
         </w:tc>
         <w:tc>
           <w:tcPr>
-            <w:tcW w:w="275" w:type="pct"/>
+            <w:tcW w:w="555" w:type="pct"/>
             <w:tcBorders>
               <w:top w:val="single" w:color="auto" w:sz="4" w:space="0"/>
             </w:tcBorders>
@@ -652,7 +666,7 @@
         </w:tc>
         <w:tc>
           <w:tcPr>
-            <w:tcW w:w="510" w:type="pct"/>
+            <w:tcW w:w="556" w:type="pct"/>
             <w:tcBorders>
               <w:top w:val="single" w:color="auto" w:sz="4" w:space="0"/>
             </w:tcBorders>
@@ -668,7 +682,7 @@
         </w:tc>
         <w:tc>
           <w:tcPr>
-            <w:tcW w:w="510" w:type="pct"/>
+            <w:tcW w:w="555" w:type="pct"/>
             <w:tcBorders>
               <w:top w:val="single" w:color="auto" w:sz="4" w:space="0"/>
             </w:tcBorders>
@@ -684,7 +698,7 @@
         </w:tc>
         <w:tc>
           <w:tcPr>
-            <w:tcW w:w="510" w:type="pct"/>
+            <w:tcW w:w="556" w:type="pct"/>
             <w:tcBorders>
               <w:top w:val="single" w:color="auto" w:sz="4" w:space="0"/>
             </w:tcBorders>
@@ -700,7 +714,7 @@
         </w:tc>
         <w:tc>
           <w:tcPr>
-            <w:tcW w:w="510" w:type="pct"/>
+            <w:tcW w:w="555" w:type="pct"/>
             <w:tcBorders>
               <w:top w:val="single" w:color="auto" w:sz="4" w:space="0"/>
             </w:tcBorders>
@@ -716,7 +730,7 @@
         </w:tc>
         <w:tc>
           <w:tcPr>
-            <w:tcW w:w="510" w:type="pct"/>
+            <w:tcW w:w="556" w:type="pct"/>
             <w:tcBorders>
               <w:top w:val="single" w:color="auto" w:sz="4" w:space="0"/>
             </w:tcBorders>
@@ -732,7 +746,7 @@
         </w:tc>
         <w:tc>
           <w:tcPr>
-            <w:tcW w:w="510" w:type="pct"/>
+            <w:tcW w:w="556" w:type="pct"/>
             <w:tcBorders>
               <w:top w:val="single" w:color="auto" w:sz="4" w:space="0"/>
             </w:tcBorders>
@@ -759,7 +773,7 @@
           <w:placeholder>
             <w:docPart w:val="3003D6BF65584CF3A8C37BF79B780AA8"/>
           </w:placeholder>
-          <w15:dataBinding w:prefixMappings="xmlns:ns0='urn:microsoft-dynamics-nav/reports/Customer_Order_Summary/107/' " w:xpath="/ns0:NavWordReportXmlPart[1]/ns0:SalesLineBuffer_Integer" w:storeItemID="{935A1A8B-FBD8-496F-9CFA-0DAB10C40436}"/>
+          <w15:dataBinding w:prefixMappings="xmlns:ns0='urn:microsoft-dynamics-nav/reports/Customer_Order_Summary/107/'" w:xpath="/ns0:NavWordReportXmlPart[1]/ns0:SalesLineBuffer_Integer" w:storeItemID="{00000000-0000-0000-0000-000000000000}"/>
           <w15:color w:val="808080"/>
           <w15:repeatingSection/>
         </w:sdtPr>
@@ -779,7 +793,7 @@
                 <w:trPr>
                   <w:cnfStyle w:val="000000010000" w:firstRow="0" w:lastRow="0" w:firstColumn="0" w:lastColumn="0" w:oddVBand="0" w:evenVBand="0" w:oddHBand="0" w:evenHBand="1" w:firstRowFirstColumn="0" w:firstRowLastColumn="0" w:lastRowFirstColumn="0" w:lastRowLastColumn="0"/>
                   <w:cantSplit/>
-                  <w:trHeight w:val="230" w:hRule="exact"/>
+                  <w:trHeight w:val="490"/>
                 </w:trPr>
                 <w:sdt>
                   <w:sdtPr>
@@ -793,7 +807,7 @@
                     <w:placeholder>
                       <w:docPart w:val="DefaultPlaceholder_-1854013440"/>
                     </w:placeholder>
-                    <w:dataBinding w:prefixMappings="xmlns:ns0='urn:microsoft-dynamics-nav/reports/Customer_Order_Summary/107/'" w:xpath="/ns0:NavWordReportXmlPart[1]/ns0:SalesLineBuffer_Integer[1]/ns0:SalesLineBuffer_BilltoCustomerNo[1]" w:storeItemID="{935A1A8B-FBD8-496F-9CFA-0DAB10C40436}"/>
+                    <w:dataBinding w:prefixMappings="xmlns:ns0='urn:microsoft-dynamics-nav/reports/Customer_Order_Summary/107/'" w:xpath="/ns0:NavWordReportXmlPart[1]/ns0:SalesLineBuffer_Integer[1]/ns0:SalesLineBuffer_BilltoCustomerNo[1]" w:storeItemID="{00000000-0000-0000-0000-000000000000}"/>
                     <w15:color w:val="808080"/>
                     <w:text/>
                   </w:sdtPr>
@@ -805,7 +819,7 @@
                   <w:sdtContent>
                     <w:tc>
                       <w:tcPr>
-                        <w:tcW w:w="495" w:type="pct"/>
+                        <w:tcW w:w="555" w:type="pct"/>
                       </w:tcPr>
                       <w:p>
                         <w:pPr>
@@ -837,14 +851,14 @@
                     <w:placeholder>
                       <w:docPart w:val="DefaultPlaceholder_-1854013440"/>
                     </w:placeholder>
-                    <w:dataBinding w:prefixMappings="xmlns:ns0='urn:microsoft-dynamics-nav/reports/Customer_Order_Summary/107/'" w:xpath="/ns0:NavWordReportXmlPart[1]/ns0:SalesLineBuffer_Integer[1]/ns0:SalesLineBuffer_CustomerName[1]" w:storeItemID="{935A1A8B-FBD8-496F-9CFA-0DAB10C40436}"/>
+                    <w:dataBinding w:prefixMappings="xmlns:ns0='urn:microsoft-dynamics-nav/reports/Customer_Order_Summary/107/'" w:xpath="/ns0:NavWordReportXmlPart[1]/ns0:SalesLineBuffer_Integer[1]/ns0:SalesLineBuffer_CustomerName[1]" w:storeItemID="{00000000-0000-0000-0000-000000000000}"/>
                     <w15:color w:val="808080"/>
                     <w:text/>
                   </w:sdtPr>
                   <w:sdtContent>
                     <w:tc>
                       <w:tcPr>
-                        <w:tcW w:w="1170" w:type="pct"/>
+                        <w:tcW w:w="556" w:type="pct"/>
                       </w:tcPr>
                       <w:p>
                         <w:pPr>
@@ -874,14 +888,14 @@
                     <w:placeholder>
                       <w:docPart w:val="DefaultPlaceholder_-1854013440"/>
                     </w:placeholder>
-                    <w:dataBinding w:prefixMappings="xmlns:ns0='urn:microsoft-dynamics-nav/reports/Customer_Order_Summary/107/'" w:xpath="/ns0:NavWordReportXmlPart[1]/ns0:SalesLineBuffer_Integer[1]/ns0:SalesLineBuffer_CurrencyCode[1]" w:storeItemID="{935A1A8B-FBD8-496F-9CFA-0DAB10C40436}"/>
+                    <w:dataBinding w:prefixMappings="xmlns:ns0='urn:microsoft-dynamics-nav/reports/Customer_Order_Summary/107/'" w:xpath="/ns0:NavWordReportXmlPart[1]/ns0:SalesLineBuffer_Integer[1]/ns0:SalesLineBuffer_CurrencyCode[1]" w:storeItemID="{00000000-0000-0000-0000-000000000000}"/>
                     <w15:color w:val="808080"/>
                     <w:text/>
                   </w:sdtPr>
                   <w:sdtContent>
                     <w:tc>
                       <w:tcPr>
-                        <w:tcW w:w="275" w:type="pct"/>
+                        <w:tcW w:w="555" w:type="pct"/>
                       </w:tcPr>
                       <w:p>
                         <w:pPr>
@@ -910,14 +924,14 @@
                     <w:placeholder>
                       <w:docPart w:val="DefaultPlaceholder_-1854013440"/>
                     </w:placeholder>
-                    <w:dataBinding w:prefixMappings="xmlns:ns0='urn:microsoft-dynamics-nav/reports/Customer_Order_Summary/107/'" w:xpath="/ns0:NavWordReportXmlPart[1]/ns0:SalesLineBuffer_Integer[1]/ns0:SalesLineBuffer_SalesAmtOnOrder1[1]" w:storeItemID="{935A1A8B-FBD8-496F-9CFA-0DAB10C40436}"/>
+                    <w:dataBinding w:prefixMappings="xmlns:ns0='urn:microsoft-dynamics-nav/reports/Customer_Order_Summary/107/'" w:xpath="/ns0:NavWordReportXmlPart[1]/ns0:SalesLineBuffer_Integer[1]/ns0:SalesLineBuffer_SalesAmtOnOrder1[1]" w:storeItemID="{00000000-0000-0000-0000-000000000000}"/>
                     <w15:color w:val="808080"/>
                     <w:text/>
                   </w:sdtPr>
                   <w:sdtContent>
                     <w:tc>
                       <w:tcPr>
-                        <w:tcW w:w="510" w:type="pct"/>
+                        <w:tcW w:w="556" w:type="pct"/>
                       </w:tcPr>
                       <w:p>
                         <w:pPr>
@@ -939,14 +953,14 @@
                     <w:placeholder>
                       <w:docPart w:val="DefaultPlaceholder_-1854013440"/>
                     </w:placeholder>
-                    <w:dataBinding w:prefixMappings="xmlns:ns0='urn:microsoft-dynamics-nav/reports/Customer_Order_Summary/107/'" w:xpath="/ns0:NavWordReportXmlPart[1]/ns0:SalesLineBuffer_Integer[1]/ns0:SalesLineBuffer_SalesAmtOnOrder2[1]" w:storeItemID="{935A1A8B-FBD8-496F-9CFA-0DAB10C40436}"/>
+                    <w:dataBinding w:prefixMappings="xmlns:ns0='urn:microsoft-dynamics-nav/reports/Customer_Order_Summary/107/'" w:xpath="/ns0:NavWordReportXmlPart[1]/ns0:SalesLineBuffer_Integer[1]/ns0:SalesLineBuffer_SalesAmtOnOrder2[1]" w:storeItemID="{00000000-0000-0000-0000-000000000000}"/>
                     <w15:color w:val="808080"/>
                     <w:text/>
                   </w:sdtPr>
                   <w:sdtContent>
                     <w:tc>
                       <w:tcPr>
-                        <w:tcW w:w="510" w:type="pct"/>
+                        <w:tcW w:w="555" w:type="pct"/>
                       </w:tcPr>
                       <w:p>
                         <w:pPr>
@@ -968,14 +982,14 @@
                     <w:placeholder>
                       <w:docPart w:val="DefaultPlaceholder_-1854013440"/>
                     </w:placeholder>
-                    <w:dataBinding w:prefixMappings="xmlns:ns0='urn:microsoft-dynamics-nav/reports/Customer_Order_Summary/107/'" w:xpath="/ns0:NavWordReportXmlPart[1]/ns0:SalesLineBuffer_Integer[1]/ns0:SalesLineBuffer_SalesAmtOnOrder3[1]" w:storeItemID="{935A1A8B-FBD8-496F-9CFA-0DAB10C40436}"/>
+                    <w:dataBinding w:prefixMappings="xmlns:ns0='urn:microsoft-dynamics-nav/reports/Customer_Order_Summary/107/'" w:xpath="/ns0:NavWordReportXmlPart[1]/ns0:SalesLineBuffer_Integer[1]/ns0:SalesLineBuffer_SalesAmtOnOrder3[1]" w:storeItemID="{00000000-0000-0000-0000-000000000000}"/>
                     <w15:color w:val="808080"/>
                     <w:text/>
                   </w:sdtPr>
                   <w:sdtContent>
                     <w:tc>
                       <w:tcPr>
-                        <w:tcW w:w="510" w:type="pct"/>
+                        <w:tcW w:w="556" w:type="pct"/>
                       </w:tcPr>
                       <w:p>
                         <w:pPr>
@@ -997,14 +1011,14 @@
                     <w:placeholder>
                       <w:docPart w:val="DefaultPlaceholder_-1854013440"/>
                     </w:placeholder>
-                    <w:dataBinding w:prefixMappings="xmlns:ns0='urn:microsoft-dynamics-nav/reports/Customer_Order_Summary/107/'" w:xpath="/ns0:NavWordReportXmlPart[1]/ns0:SalesLineBuffer_Integer[1]/ns0:SalesLineBuffer_SalesAmtOnOrder4[1]" w:storeItemID="{935A1A8B-FBD8-496F-9CFA-0DAB10C40436}"/>
+                    <w:dataBinding w:prefixMappings="xmlns:ns0='urn:microsoft-dynamics-nav/reports/Customer_Order_Summary/107/'" w:xpath="/ns0:NavWordReportXmlPart[1]/ns0:SalesLineBuffer_Integer[1]/ns0:SalesLineBuffer_SalesAmtOnOrder4[1]" w:storeItemID="{00000000-0000-0000-0000-000000000000}"/>
                     <w15:color w:val="808080"/>
                     <w:text/>
                   </w:sdtPr>
                   <w:sdtContent>
                     <w:tc>
                       <w:tcPr>
-                        <w:tcW w:w="510" w:type="pct"/>
+                        <w:tcW w:w="555" w:type="pct"/>
                       </w:tcPr>
                       <w:p>
                         <w:pPr>
@@ -1026,14 +1040,14 @@
                     <w:placeholder>
                       <w:docPart w:val="DefaultPlaceholder_-1854013440"/>
                     </w:placeholder>
-                    <w:dataBinding w:prefixMappings="xmlns:ns0='urn:microsoft-dynamics-nav/reports/Customer_Order_Summary/107/'" w:xpath="/ns0:NavWordReportXmlPart[1]/ns0:SalesLineBuffer_Integer[1]/ns0:SalesLineBuffer_SalesAmtOnOrder5[1]" w:storeItemID="{935A1A8B-FBD8-496F-9CFA-0DAB10C40436}"/>
+                    <w:dataBinding w:prefixMappings="xmlns:ns0='urn:microsoft-dynamics-nav/reports/Customer_Order_Summary/107/'" w:xpath="/ns0:NavWordReportXmlPart[1]/ns0:SalesLineBuffer_Integer[1]/ns0:SalesLineBuffer_SalesAmtOnOrder5[1]" w:storeItemID="{00000000-0000-0000-0000-000000000000}"/>
                     <w15:color w:val="808080"/>
                     <w:text/>
                   </w:sdtPr>
                   <w:sdtContent>
                     <w:tc>
                       <w:tcPr>
-                        <w:tcW w:w="510" w:type="pct"/>
+                        <w:tcW w:w="556" w:type="pct"/>
                       </w:tcPr>
                       <w:p>
                         <w:pPr>
@@ -1055,14 +1069,14 @@
                     <w:placeholder>
                       <w:docPart w:val="DefaultPlaceholder_-1854013440"/>
                     </w:placeholder>
-                    <w:dataBinding w:prefixMappings="xmlns:ns0='urn:microsoft-dynamics-nav/reports/Customer_Order_Summary/107/'" w:xpath="/ns0:NavWordReportXmlPart[1]/ns0:SalesLineBuffer_Integer[1]/ns0:SalesLineBuffer_SalesOrderAmount[1]" w:storeItemID="{935A1A8B-FBD8-496F-9CFA-0DAB10C40436}"/>
+                    <w:dataBinding w:prefixMappings="xmlns:ns0='urn:microsoft-dynamics-nav/reports/Customer_Order_Summary/107/'" w:xpath="/ns0:NavWordReportXmlPart[1]/ns0:SalesLineBuffer_Integer[1]/ns0:SalesLineBuffer_SalesOrderAmount[1]" w:storeItemID="{00000000-0000-0000-0000-000000000000}"/>
                     <w15:color w:val="808080"/>
                     <w:text/>
                   </w:sdtPr>
                   <w:sdtContent>
                     <w:tc>
                       <w:tcPr>
-                        <w:tcW w:w="510" w:type="pct"/>
+                        <w:tcW w:w="556" w:type="pct"/>
                       </w:tcPr>
                       <w:p>
                         <w:pPr>
@@ -1090,22 +1104,21 @@
     <w:tbl>
       <w:tblPr>
         <w:tblStyle w:val="BCTotalsTable"/>
-        <w:tblW w:w="5005" w:type="pct"/>
-        <w:tblLayout w:type="fixed"/>
+        <w:tblW w:w="5000" w:type="pct"/>
         <w:tblLook w:val="0640" w:firstRow="0" w:lastRow="1" w:firstColumn="0" w:lastColumn="0" w:noHBand="1" w:noVBand="1"/>
         <w:tblCaption w:val="Table 3"/>
         <w:tblDescription w:val="Document totals."/>
       </w:tblPr>
       <w:tblGrid>
-        <w:gridCol w:w="1553"/>
-        <w:gridCol w:w="3673"/>
-        <w:gridCol w:w="864"/>
-        <w:gridCol w:w="1602"/>
-        <w:gridCol w:w="1602"/>
-        <w:gridCol w:w="1602"/>
-        <w:gridCol w:w="1602"/>
-        <w:gridCol w:w="1602"/>
-        <w:gridCol w:w="1602"/>
+        <w:gridCol w:w="1339"/>
+        <w:gridCol w:w="235"/>
+        <w:gridCol w:w="234"/>
+        <w:gridCol w:w="2332"/>
+        <w:gridCol w:w="2332"/>
+        <w:gridCol w:w="2332"/>
+        <w:gridCol w:w="2332"/>
+        <w:gridCol w:w="2332"/>
+        <w:gridCol w:w="2218"/>
       </w:tblGrid>
       <w:tr>
         <w:trPr>
@@ -1120,14 +1133,14 @@
             <w:placeholder>
               <w:docPart w:val="DefaultPlaceholder_-1854013440"/>
             </w:placeholder>
-            <w:dataBinding w:prefixMappings="xmlns:ns0='urn:microsoft-dynamics-nav/reports/Customer_Order_Summary/107/'" w:xpath="/ns0:NavWordReportXmlPart[1]/ns0:Totals[1]/ns0:Totals_TotalText[1]" w:storeItemID="{935A1A8B-FBD8-496F-9CFA-0DAB10C40436}"/>
+            <w:dataBinding w:prefixMappings="xmlns:ns0='urn:microsoft-dynamics-nav/reports/Customer_Order_Summary/107/'" w:xpath="/ns0:NavWordReportXmlPart[1]/ns0:Totals[1]/ns0:Totals_TotalText[1]" w:storeItemID="{00000000-0000-0000-0000-000000000000}"/>
             <w15:color w:val="808080"/>
             <w:text/>
           </w:sdtPr>
           <w:sdtContent>
             <w:tc>
               <w:tcPr>
-                <w:tcW w:w="495" w:type="pct"/>
+                <w:tcW w:w="555" w:type="pct"/>
               </w:tcPr>
               <w:p>
                 <w:pPr>
@@ -1143,7 +1156,7 @@
         </w:sdt>
         <w:tc>
           <w:tcPr>
-            <w:tcW w:w="1170" w:type="pct"/>
+            <w:tcW w:w="556" w:type="pct"/>
           </w:tcPr>
           <w:p>
             <w:pPr>
@@ -1154,7 +1167,7 @@
         </w:tc>
         <w:tc>
           <w:tcPr>
-            <w:tcW w:w="275" w:type="pct"/>
+            <w:tcW w:w="555" w:type="pct"/>
           </w:tcPr>
           <w:p>
             <w:pPr>
@@ -1174,14 +1187,14 @@
             <w:placeholder>
               <w:docPart w:val="DefaultPlaceholder_-1854013440"/>
             </w:placeholder>
-            <w:dataBinding w:prefixMappings="xmlns:ns0='urn:microsoft-dynamics-nav/reports/Customer_Order_Summary/107/'" w:xpath="/ns0:NavWordReportXmlPart[1]/ns0:Totals[1]/ns0:Totals_Sales_Amt_On_Order1[1]" w:storeItemID="{935A1A8B-FBD8-496F-9CFA-0DAB10C40436}"/>
+            <w:dataBinding w:prefixMappings="xmlns:ns0='urn:microsoft-dynamics-nav/reports/Customer_Order_Summary/107/'" w:xpath="/ns0:NavWordReportXmlPart[1]/ns0:Totals[1]/ns0:Totals_Sales_Amt_On_Order1[1]" w:storeItemID="{00000000-0000-0000-0000-000000000000}"/>
             <w15:color w:val="808080"/>
             <w:text/>
           </w:sdtPr>
           <w:sdtContent>
             <w:tc>
               <w:tcPr>
-                <w:tcW w:w="510" w:type="pct"/>
+                <w:tcW w:w="556" w:type="pct"/>
               </w:tcPr>
               <w:p>
                 <w:pPr>
@@ -1213,14 +1226,14 @@
             <w:placeholder>
               <w:docPart w:val="DefaultPlaceholder_-1854013440"/>
             </w:placeholder>
-            <w:dataBinding w:prefixMappings="xmlns:ns0='urn:microsoft-dynamics-nav/reports/Customer_Order_Summary/107/'" w:xpath="/ns0:NavWordReportXmlPart[1]/ns0:Totals[1]/ns0:Totals_Sales_Amt_On_Order2[1]" w:storeItemID="{935A1A8B-FBD8-496F-9CFA-0DAB10C40436}"/>
+            <w:dataBinding w:prefixMappings="xmlns:ns0='urn:microsoft-dynamics-nav/reports/Customer_Order_Summary/107/'" w:xpath="/ns0:NavWordReportXmlPart[1]/ns0:Totals[1]/ns0:Totals_Sales_Amt_On_Order2[1]" w:storeItemID="{00000000-0000-0000-0000-000000000000}"/>
             <w15:color w:val="808080"/>
             <w:text/>
           </w:sdtPr>
           <w:sdtContent>
             <w:tc>
               <w:tcPr>
-                <w:tcW w:w="510" w:type="pct"/>
+                <w:tcW w:w="555" w:type="pct"/>
               </w:tcPr>
               <w:p>
                 <w:pPr>
@@ -1252,14 +1265,14 @@
             <w:placeholder>
               <w:docPart w:val="DefaultPlaceholder_-1854013440"/>
             </w:placeholder>
-            <w:dataBinding w:prefixMappings="xmlns:ns0='urn:microsoft-dynamics-nav/reports/Customer_Order_Summary/107/'" w:xpath="/ns0:NavWordReportXmlPart[1]/ns0:Totals[1]/ns0:Totals_Sales_Amt_On_Order3[1]" w:storeItemID="{935A1A8B-FBD8-496F-9CFA-0DAB10C40436}"/>
+            <w:dataBinding w:prefixMappings="xmlns:ns0='urn:microsoft-dynamics-nav/reports/Customer_Order_Summary/107/'" w:xpath="/ns0:NavWordReportXmlPart[1]/ns0:Totals[1]/ns0:Totals_Sales_Amt_On_Order3[1]" w:storeItemID="{00000000-0000-0000-0000-000000000000}"/>
             <w15:color w:val="808080"/>
             <w:text/>
           </w:sdtPr>
           <w:sdtContent>
             <w:tc>
               <w:tcPr>
-                <w:tcW w:w="510" w:type="pct"/>
+                <w:tcW w:w="556" w:type="pct"/>
               </w:tcPr>
               <w:p>
                 <w:pPr>
@@ -1291,14 +1304,14 @@
             <w:placeholder>
               <w:docPart w:val="DefaultPlaceholder_-1854013440"/>
             </w:placeholder>
-            <w:dataBinding w:prefixMappings="xmlns:ns0='urn:microsoft-dynamics-nav/reports/Customer_Order_Summary/107/'" w:xpath="/ns0:NavWordReportXmlPart[1]/ns0:Totals[1]/ns0:Totals_Sales_Amt_On_Order4[1]" w:storeItemID="{935A1A8B-FBD8-496F-9CFA-0DAB10C40436}"/>
+            <w:dataBinding w:prefixMappings="xmlns:ns0='urn:microsoft-dynamics-nav/reports/Customer_Order_Summary/107/'" w:xpath="/ns0:NavWordReportXmlPart[1]/ns0:Totals[1]/ns0:Totals_Sales_Amt_On_Order4[1]" w:storeItemID="{00000000-0000-0000-0000-000000000000}"/>
             <w15:color w:val="808080"/>
             <w:text/>
           </w:sdtPr>
           <w:sdtContent>
             <w:tc>
               <w:tcPr>
-                <w:tcW w:w="510" w:type="pct"/>
+                <w:tcW w:w="555" w:type="pct"/>
               </w:tcPr>
               <w:p>
                 <w:pPr>
@@ -1330,14 +1343,14 @@
             <w:placeholder>
               <w:docPart w:val="DefaultPlaceholder_-1854013440"/>
             </w:placeholder>
-            <w:dataBinding w:prefixMappings="xmlns:ns0='urn:microsoft-dynamics-nav/reports/Customer_Order_Summary/107/'" w:xpath="/ns0:NavWordReportXmlPart[1]/ns0:Totals[1]/ns0:Totals_Sales_Amt_On_Order5[1]" w:storeItemID="{935A1A8B-FBD8-496F-9CFA-0DAB10C40436}"/>
+            <w:dataBinding w:prefixMappings="xmlns:ns0='urn:microsoft-dynamics-nav/reports/Customer_Order_Summary/107/'" w:xpath="/ns0:NavWordReportXmlPart[1]/ns0:Totals[1]/ns0:Totals_Sales_Amt_On_Order5[1]" w:storeItemID="{00000000-0000-0000-0000-000000000000}"/>
             <w15:color w:val="808080"/>
             <w:text/>
           </w:sdtPr>
           <w:sdtContent>
             <w:tc>
               <w:tcPr>
-                <w:tcW w:w="510" w:type="pct"/>
+                <w:tcW w:w="556" w:type="pct"/>
               </w:tcPr>
               <w:p>
                 <w:pPr>
@@ -1366,14 +1379,14 @@
             <w:placeholder>
               <w:docPart w:val="DefaultPlaceholder_-1854013440"/>
             </w:placeholder>
-            <w:dataBinding w:prefixMappings="xmlns:ns0='urn:microsoft-dynamics-nav/reports/Customer_Order_Summary/107/'" w:xpath="/ns0:NavWordReportXmlPart[1]/ns0:Totals[1]/ns0:Totals_Sales_Order_Amount[1]" w:storeItemID="{935A1A8B-FBD8-496F-9CFA-0DAB10C40436}"/>
+            <w:dataBinding w:prefixMappings="xmlns:ns0='urn:microsoft-dynamics-nav/reports/Customer_Order_Summary/107/'" w:xpath="/ns0:NavWordReportXmlPart[1]/ns0:Totals[1]/ns0:Totals_Sales_Order_Amount[1]" w:storeItemID="{00000000-0000-0000-0000-000000000000}"/>
             <w15:color w:val="808080"/>
             <w:text/>
           </w:sdtPr>
           <w:sdtContent>
             <w:tc>
               <w:tcPr>
-                <w:tcW w:w="510" w:type="pct"/>
+                <w:tcW w:w="556" w:type="pct"/>
               </w:tcPr>
               <w:p>
                 <w:pPr>
@@ -2470,7 +2483,7 @@
 </file>
 
 <file path=word/glossary/document.xml><?xml version="1.0" encoding="utf-8"?>
-<w:glossaryDocument xmlns:wpc="http://schemas.microsoft.com/office/word/2010/wordprocessingCanvas" xmlns:cx="http://schemas.microsoft.com/office/drawing/2014/chartex" xmlns:cx1="http://schemas.microsoft.com/office/drawing/2015/9/8/chartex" xmlns:cx2="http://schemas.microsoft.com/office/drawing/2015/10/21/chartex" xmlns:cx3="http://schemas.microsoft.com/office/drawing/2016/5/9/chartex" xmlns:cx4="http://schemas.microsoft.com/office/drawing/2016/5/10/chartex" xmlns:cx5="http://schemas.microsoft.com/office/drawing/2016/5/11/chartex" xmlns:cx6="http://schemas.microsoft.com/office/drawing/2016/5/12/chartex" xmlns:cx7="http://schemas.microsoft.com/office/drawing/2016/5/13/chartex" xmlns:cx8="http://schemas.microsoft.com/office/drawing/2016/5/14/chartex" xmlns:mc="http://schemas.openxmlformats.org/markup-compatibility/2006" xmlns:aink="http://schemas.microsoft.com/office/drawing/2016/ink" xmlns:am3d="http://schemas.microsoft.com/office/drawing/2017/model3d" xmlns:o="urn:schemas-microsoft-com:office:office" xmlns:oel="http://schemas.microsoft.com/office/2019/extlst" xmlns:r="http://schemas.openxmlformats.org/officeDocument/2006/relationships" xmlns:m="http://schemas.openxmlformats.org/officeDocument/2006/math" xmlns:v="urn:schemas-microsoft-com:vml" xmlns:wp14="http://schemas.microsoft.com/office/word/2010/wordprocessingDrawing" xmlns:wp="http://schemas.openxmlformats.org/drawingml/2006/wordprocessingDrawing" xmlns:w10="urn:schemas-microsoft-com:office:word" xmlns:w="http://schemas.openxmlformats.org/wordprocessingml/2006/main" xmlns:w14="http://schemas.microsoft.com/office/word/2010/wordml" xmlns:w15="http://schemas.microsoft.com/office/word/2012/wordml" xmlns:w16cex="http://schemas.microsoft.com/office/word/2018/wordml/cex" xmlns:w16cid="http://schemas.microsoft.com/office/word/2016/wordml/cid" xmlns:w16="http://schemas.microsoft.com/office/word/2018/wordml" xmlns:w16du="http://schemas.microsoft.com/office/word/2023/wordml/word16du" xmlns:w16sdtdh="http://schemas.microsoft.com/office/word/2020/wordml/sdtdatahash" xmlns:w16sdtfl="http://schemas.microsoft.com/office/word/2024/wordml/sdtformatlock" xmlns:w16se="http://schemas.microsoft.com/office/word/2015/wordml/symex" xmlns:wpg="http://schemas.microsoft.com/office/word/2010/wordprocessingGroup" xmlns:wpi="http://schemas.microsoft.com/office/word/2010/wordprocessingInk" xmlns:wne="http://schemas.microsoft.com/office/word/2006/wordml" xmlns:wps="http://schemas.microsoft.com/office/word/2010/wordprocessingShape" mc:Ignorable="w14 w15 w16se w16cid w16 w16cex w16sdtdh w16sdtfl w16du wp14">
+<w:glossaryDocument xmlns:wpc="http://schemas.microsoft.com/office/word/2010/wordprocessingCanvas" xmlns:cx="http://schemas.microsoft.com/office/drawing/2014/chartex" xmlns:cx1="http://schemas.microsoft.com/office/drawing/2015/9/8/chartex" xmlns:cx2="http://schemas.microsoft.com/office/drawing/2015/10/21/chartex" xmlns:cx3="http://schemas.microsoft.com/office/drawing/2016/5/9/chartex" xmlns:cx4="http://schemas.microsoft.com/office/drawing/2016/5/10/chartex" xmlns:cx5="http://schemas.microsoft.com/office/drawing/2016/5/11/chartex" xmlns:cx6="http://schemas.microsoft.com/office/drawing/2016/5/12/chartex" xmlns:cx7="http://schemas.microsoft.com/office/drawing/2016/5/13/chartex" xmlns:cx8="http://schemas.microsoft.com/office/drawing/2016/5/14/chartex" xmlns:mc="http://schemas.openxmlformats.org/markup-compatibility/2006" xmlns:aink="http://schemas.microsoft.com/office/drawing/2016/ink" xmlns:am3d="http://schemas.microsoft.com/office/drawing/2017/model3d" xmlns:o="urn:schemas-microsoft-com:office:office" xmlns:oel="http://schemas.microsoft.com/office/2019/extlst" xmlns:r="http://schemas.openxmlformats.org/officeDocument/2006/relationships" xmlns:m="http://schemas.openxmlformats.org/officeDocument/2006/math" xmlns:v="urn:schemas-microsoft-com:vml" xmlns:wp14="http://schemas.microsoft.com/office/word/2010/wordprocessingDrawing" xmlns:wp="http://schemas.openxmlformats.org/drawingml/2006/wordprocessingDrawing" xmlns:w10="urn:schemas-microsoft-com:office:word" xmlns:w="http://schemas.openxmlformats.org/wordprocessingml/2006/main" xmlns:w14="http://schemas.microsoft.com/office/word/2010/wordml" xmlns:w15="http://schemas.microsoft.com/office/word/2012/wordml" xmlns:w16cei="http://schemas.microsoft.com/office/word/2026/wordml/cei" xmlns:w16cex="http://schemas.microsoft.com/office/word/2018/wordml/cex" xmlns:w16cid="http://schemas.microsoft.com/office/word/2016/wordml/cid" xmlns:w16="http://schemas.microsoft.com/office/word/2018/wordml" xmlns:w16du="http://schemas.microsoft.com/office/word/2023/wordml/word16du" xmlns:w16sdtdh="http://schemas.microsoft.com/office/word/2020/wordml/sdtdatahash" xmlns:w16sdtfl="http://schemas.microsoft.com/office/word/2024/wordml/sdtformatlock" xmlns:w16se="http://schemas.microsoft.com/office/word/2015/wordml/symex" xmlns:wpg="http://schemas.microsoft.com/office/word/2010/wordprocessingGroup" xmlns:wpi="http://schemas.microsoft.com/office/word/2010/wordprocessingInk" xmlns:wne="http://schemas.microsoft.com/office/word/2006/wordml" xmlns:wps="http://schemas.microsoft.com/office/word/2010/wordprocessingShape" mc:Ignorable="w14 w15 w16se w16cid w16 w16cex w16sdtdh w16sdtfl w16du wp14">
   <w:docParts>
     <w:docPart>
       <w:docPartPr>
@@ -2711,10 +2724,8 @@
     <w:rsid w:val="0023545D"/>
     <w:rsid w:val="00251397"/>
     <w:rsid w:val="002A7083"/>
-    <w:rsid w:val="00565ECE"/>
     <w:rsid w:val="006203BB"/>
     <w:rsid w:val="007D00DC"/>
-    <w:rsid w:val="00812141"/>
     <w:rsid w:val="00817E50"/>
     <w:rsid w:val="0089231B"/>
     <w:rsid w:val="008C3096"/>
@@ -2723,7 +2734,6 @@
     <w:rsid w:val="00C4474E"/>
     <w:rsid w:val="00E5711F"/>
     <w:rsid w:val="00E84B36"/>
-    <w:rsid w:val="00FE2E14"/>
   </w:rsids>
   <m:mathPr>
     <m:mathFont m:val="Cambria Math"/>
@@ -2740,7 +2750,7 @@
   </m:mathPr>
   <w:themeFontLang w:val="da-DK"/>
   <w:clrSchemeMapping w:bg1="light1" w:t1="dark1" w:bg2="light2" w:t2="dark2" w:accent1="accent1" w:accent2="accent2" w:accent3="accent3" w:accent4="accent4" w:accent5="accent5" w:accent6="accent6" w:hyperlink="hyperlink" w:followedHyperlink="followedHyperlink"/>
-  <w:decimalSymbol w:val="."/>
+  <w:decimalSymbol w:val=","/>
   <w:listSeparator w:val=","/>
   <w15:chartTrackingRefBased/>
 </w:settings>
@@ -3902,7 +3912,9 @@
  < / N a v W o r d R e p o r t X m l P a r t > 
 </file>
 
-<file path=customXml/item2.xml>��< ? x m l   v e r s i o n = " 1 . 0 "   e n c o d i n g = " u t f - 1 6 " ? > < N a v W o r d R e p o r t X m l P a r t   x m l n s = " u r n : m i c r o s o f t - d y n a m i c s - b u s i n e s s c e n t r a l / i n t e r n a l / e x t e n d e d / r e p o r t s / C u s t o m e r _ O r d e r _ S u m m a r y / 1 0 7 / " > +<file path=customXml/item2.xml>��< ? x m l   v e r s i o n = " 1 . 0 "   e n c o d i n g = " u t f - 1 6 " ? > + 
+ < N a v W o r d R e p o r t X m l P a r t   x m l n s = " u r n : m i c r o s o f t - d y n a m i c s - b u s i n e s s c e n t r a l / i n t e r n a l / e x t e n d e d / r e p o r t s / C u s t o m e r _ O r d e r _ S u m m a r y / 1 0 7 / " >   
      < B C R e p o r t I n f o r m a t i o n >   

--- a/src/Layers/W1/BaseApp/Sales/Reports/CustomerOrderSummaryBody.docx
+++ b/src/Layers/W1/BaseApp/Sales/Reports/CustomerOrderSummaryBody.docx
@@ -266,6 +266,7 @@
                 <w:tcBorders>
                   <w:bottom w:val="single" w:color="auto" w:sz="4" w:space="0"/>
                 </w:tcBorders>
+                <w:vAlign w:val="bottom"/>
               </w:tcPr>
               <w:p>
                 <w:pPr>
@@ -297,6 +298,7 @@
                 <w:tcBorders>
                   <w:bottom w:val="single" w:color="auto" w:sz="4" w:space="0"/>
                 </w:tcBorders>
+                <w:vAlign w:val="bottom"/>
               </w:tcPr>
               <w:p>
                 <w:pPr>
@@ -341,11 +343,11 @@
                 <w:tcBorders>
                   <w:bottom w:val="single" w:color="auto" w:sz="4" w:space="0"/>
                 </w:tcBorders>
+                <w:vAlign w:val="bottom"/>
               </w:tcPr>
               <w:p>
                 <w:pPr>
                   <w:pStyle w:val="BCLabelNumber0"/>
-                  <w:jc w:val="right"/>
                 </w:pPr>
                 <w:r>
                   <w:t>Before1Lbl</w:t>
@@ -360,6 +362,7 @@
             <w:tcBorders>
               <w:bottom w:val="single" w:color="auto" w:sz="4" w:space="0"/>
             </w:tcBorders>
+            <w:vAlign w:val="bottom"/>
           </w:tcPr>
           <w:sdt>
             <w:sdtPr>
@@ -377,7 +380,6 @@
               <w:p>
                 <w:pPr>
                   <w:pStyle w:val="BCLabelNumber0"/>
-                  <w:jc w:val="right"/>
                 </w:pPr>
                 <w:r>
                   <w:t>PeriodStartDate1</w:t>
@@ -388,7 +390,6 @@
           <w:p>
             <w:pPr>
               <w:pStyle w:val="BCLabelNumber0"/>
-              <w:jc w:val="right"/>
             </w:pPr>
             <w:sdt>
               <w:sdtPr>
@@ -415,6 +416,7 @@
             <w:tcBorders>
               <w:bottom w:val="single" w:color="auto" w:sz="4" w:space="0"/>
             </w:tcBorders>
+            <w:vAlign w:val="bottom"/>
           </w:tcPr>
           <w:sdt>
             <w:sdtPr>
@@ -432,7 +434,6 @@
               <w:p>
                 <w:pPr>
                   <w:pStyle w:val="BCLabelNumber0"/>
-                  <w:jc w:val="right"/>
                 </w:pPr>
                 <w:r>
                   <w:t>PeriodStartDate2</w:t>
@@ -443,7 +444,6 @@
           <w:p>
             <w:pPr>
               <w:pStyle w:val="BCLabelNumber0"/>
-              <w:jc w:val="right"/>
             </w:pPr>
             <w:sdt>
               <w:sdtPr>
@@ -470,6 +470,7 @@
             <w:tcBorders>
               <w:bottom w:val="single" w:color="auto" w:sz="4" w:space="0"/>
             </w:tcBorders>
+            <w:vAlign w:val="bottom"/>
           </w:tcPr>
           <w:sdt>
             <w:sdtPr>
@@ -487,7 +488,6 @@
               <w:p>
                 <w:pPr>
                   <w:pStyle w:val="BCLabelNumber0"/>
-                  <w:jc w:val="right"/>
                 </w:pPr>
                 <w:r>
                   <w:t>PeriodStartDate3</w:t>
@@ -498,7 +498,6 @@
           <w:p>
             <w:pPr>
               <w:pStyle w:val="BCLabelNumber0"/>
-              <w:jc w:val="right"/>
             </w:pPr>
             <w:sdt>
               <w:sdtPr>
@@ -525,6 +524,7 @@
             <w:tcBorders>
               <w:bottom w:val="single" w:color="auto" w:sz="4" w:space="0"/>
             </w:tcBorders>
+            <w:vAlign w:val="bottom"/>
           </w:tcPr>
           <w:p>
             <w:pPr>
@@ -563,6 +563,7 @@
             <w:tcBorders>
               <w:bottom w:val="single" w:color="auto" w:sz="4" w:space="0"/>
             </w:tcBorders>
+            <w:vAlign w:val="bottom"/>
           </w:tcPr>
           <w:p>
             <w:pPr>
@@ -2714,6 +2715,7 @@
     <w:rsid w:val="00565ECE"/>
     <w:rsid w:val="006203BB"/>
     <w:rsid w:val="007D00DC"/>
+    <w:rsid w:val="00802900"/>
     <w:rsid w:val="00812141"/>
     <w:rsid w:val="00817E50"/>
     <w:rsid w:val="0089231B"/>
@@ -2721,6 +2723,7 @@
     <w:rsid w:val="00AA0C52"/>
     <w:rsid w:val="00BB2BAC"/>
     <w:rsid w:val="00C4474E"/>
+    <w:rsid w:val="00CC3CD8"/>
     <w:rsid w:val="00E5711F"/>
     <w:rsid w:val="00E84B36"/>
     <w:rsid w:val="00FE2E14"/>
@@ -3545,9 +3548,7 @@
 </we:webextension>
 </file>
 
-<file path=customXml/item1.xml>��< ? x m l   v e r s i o n = " 1 . 0 "   e n c o d i n g = " u t f - 1 6 " ? > - 
- < N a v W o r d R e p o r t X m l P a r t   x m l n s = " u r n : m i c r o s o f t - d y n a m i c s - n a v / r e p o r t s / C u s t o m e r _ O r d e r _ S u m m a r y / 1 0 7 / " > +<file path=customXml/item1.xml>��< ? x m l   v e r s i o n = " 1 . 0 "   e n c o d i n g = " u t f - 1 6 " ? > < N a v W o r d R e p o r t X m l P a r t   x m l n s = " u r n : m i c r o s o f t - d y n a m i c s - b u s i n e s s c e n t r a l / i n t e r n a l / e x t e n d e d / r e p o r t s / C u s t o m e r _ O r d e r _ S u m m a r y / 1 0 7 / " >   
      < B C R e p o r t I n f o r m a t i o n >   
@@ -3695,214 +3696,268 @@
  
      < L a b e l s >   
-         < A b o u t T h e R e p o r t L a b e l > A b o u t T h e R e p o r t L a b e l < / A b o u t T h e R e p o r t L a b e l > - 
-         < A f t e r 1 L b l > A f t e r 1 L b l < / A f t e r 1 L b l > - 
-         < A f t e r L b l > A f t e r L b l < / A f t e r L b l > - 
-         < B e f o r e 1 L b l > B e f o r e 1 L b l < / B e f o r e 1 L b l > - 
-         < B e f o r e L b l > B e f o r e L b l < / B e f o r e L b l > - 
-         < C o m p a n y L a b e l > C o m p a n y L a b e l < / C o m p a n y L a b e l > - 
-         < C u r r e n c y C o d e _ S a l e s L i n e C a p t i o n > C u r r e n c y C o d e _ S a l e s L i n e C a p t i o n < / C u r r e n c y C o d e _ S a l e s L i n e C a p t i o n > - 
-         < C u s t o m e r N a m e L b l > C u s t o m e r N a m e L b l < / C u s t o m e r N a m e L b l > - 
-         < C u s t o m e r N o L b l > C u s t o m e r N o L b l < / C u s t o m e r N o L b l > - 
-         < C u s t o m e r O r d e r S u m m a r y > C u s t o m e r O r d e r S u m m a r y < / C u s t o m e r O r d e r S u m m a r y > - 
-         < C u s t o m e r O r d e r S u m m a r y A n a l y s i s > C u s t o m e r O r d e r S u m m a r y A n a l y s i s < / C u s t o m e r O r d e r S u m m a r y A n a l y s i s > - 
-         < C u s t o m e r O r d e r S u m m a r y P r i n t > C u s t o m e r O r d e r S u m m a r y P r i n t < / C u s t o m e r O r d e r S u m m a r y P r i n t > - 
-         < C u s t O r d e r S u m m a r y L C Y P r i n t > C u s t O r d e r S u m m a r y L C Y P r i n t < / C u s t O r d e r S u m m a r y L C Y P r i n t > - 
-         < D a t a R e t r i e v e d > D a t a R e t r i e v e d < / D a t a R e t r i e v e d > - 
-         < D o c u m e n t a t i o n L a b e l > D o c u m e n t a t i o n L a b e l < / D o c u m e n t a t i o n L a b e l > - 
-         < E n v i r o n m e n t L a b e l > E n v i r o n m e n t L a b e l < / E n v i r o n m e n t L a b e l > - 
-         < N a m e _ C u s t C a p t i o n > N a m e _ C u s t C a p t i o n < / N a m e _ C u s t C a p t i o n > - 
-         < O u t s t a n d i n g O r d e r s L b l > O u t s t a n d i n g O r d e r s L b l < / O u t s t a n d i n g O r d e r s L b l > - 
-         < P e r i o d 2 E n d D a t e L b l > P e r i o d 2 E n d D a t e L b l < / P e r i o d 2 E n d D a t e L b l > - 
-         < P e r i o d 2 S t a r t D a t e L b l > P e r i o d 2 S t a r t D a t e L b l < / P e r i o d 2 S t a r t D a t e L b l > - 
-         < P e r i o d 3 E n d D a t e L b l > P e r i o d 3 E n d D a t e L b l < / P e r i o d 3 E n d D a t e L b l > - 
-         < P e r i o d 3 S t a r t D a t e L b l > P e r i o d 3 S t a r t D a t e L b l < / P e r i o d 3 S t a r t D a t e L b l > - 
-         < P e r i o d 4 E n d D a t e L b l > P e r i o d 4 E n d D a t e L b l < / P e r i o d 4 E n d D a t e L b l > - 
-         < P e r i o d 4 S t a r t D a t e L b l > P e r i o d 4 S t a r t D a t e L b l < / P e r i o d 4 S t a r t D a t e L b l > - 
-         < P o s t i n g D a t e F i l t e r L a b e l > P o s t i n g D a t e F i l t e r L a b e l < / P o s t i n g D a t e F i l t e r L a b e l > - 
-         < R e p o r t N a m e L a b e l > R e p o r t N a m e L a b e l < / R e p o r t N a m e L a b e l > - 
-         < R u n O n L a b e l > R u n O n L a b e l < / R u n O n L a b e l > - 
-         < S a l e s A m t O n O r d e r 2 L b l > S a l e s A m t O n O r d e r 2 L b l < / S a l e s A m t O n O r d e r 2 L b l > - 
-         < S a l e s A m t O n O r d e r 3 L b l > S a l e s A m t O n O r d e r 3 L b l < / S a l e s A m t O n O r d e r 3 L b l > - 
-         < S a l e s A m t O n O r d e r 4 L b l > S a l e s A m t O n O r d e r 4 L b l < / S a l e s A m t O n O r d e r 4 L b l > - 
-         < S a l e s A m t O n O r d e r L C Y 2 L b l > S a l e s A m t O n O r d e r L C Y 2 L b l < / S a l e s A m t O n O r d e r L C Y 2 L b l > - 
-         < S a l e s A m t O n O r d e r L C Y 3 L b l > S a l e s A m t O n O r d e r L C Y 3 L b l < / S a l e s A m t O n O r d e r L C Y 3 L b l > - 
-         < S a l e s A m t O n O r d e r L C Y 4 L b l > S a l e s A m t O n O r d e r L C Y 4 L b l < / S a l e s A m t O n O r d e r L C Y 4 L b l > - 
-         < S a l e s L i n e B i l l t o N o _ C u s t o m e r C a p t i o n > S a l e s L i n e B i l l t o N o _ C u s t o m e r C a p t i o n < / S a l e s L i n e B i l l t o N o _ C u s t o m e r C a p t i o n > - 
-         < S t a r t i n g D a t e L b l > S t a r t i n g D a t e L b l < / S t a r t i n g D a t e L b l > - 
-         < T o t a l C a p t i o n L b l > T o t a l C a p t i o n L b l < / T o t a l C a p t i o n L b l > - 
-         < T o t a l L C Y C a p t i o n L b l > T o t a l L C Y C a p t i o n L b l < / T o t a l L C Y C a p t i o n L b l > - 
-         < U s e r L a b e l > U s e r L a b e l < / U s e r L a b e l > +         < A b o u t T h e R e p o r t L a b e l   E l e m e n t T y p e = " P a r a m e t e r "   E l e m e n t I d = " 1 6 7 7 9 2 0 0 1 "   D a t a T y p e = " S t r i n g " > A b o u t T h e R e p o r t L a b e l < / A b o u t T h e R e p o r t L a b e l > + 
+         < A f t e r 1 L b l   E l e m e n t T y p e = " P a r a m e t e r "   E l e m e n t I d = " 4 0 1 8 5 6 8 7 8 "   D a t a T y p e = " S t r i n g " > A f t e r 1 L b l < / A f t e r 1 L b l > + 
+         < A f t e r L b l   E l e m e n t T y p e = " P a r a m e t e r "   E l e m e n t I d = " 1 2 7 1 8 0 7 9 7 3 "   D a t a T y p e = " S t r i n g " > A f t e r L b l < / A f t e r L b l > + 
+         < B e f o r e 1 L b l   E l e m e n t T y p e = " P a r a m e t e r "   E l e m e n t I d = " 2 0 9 5 1 1 6 0 0 7 "   D a t a T y p e = " S t r i n g " > B e f o r e 1 L b l < / B e f o r e 1 L b l > + 
+         < B e f o r e L b l   E l e m e n t T y p e = " P a r a m e t e r "   E l e m e n t I d = " 6 6 4 5 2 8 4 7 0 "   D a t a T y p e = " S t r i n g " > B e f o r e L b l < / B e f o r e L b l > + 
+         < C o m p a n y L a b e l   E l e m e n t T y p e = " P a r a m e t e r "   E l e m e n t I d = " 3 4 6 7 6 0 3 4 8 "   D a t a T y p e = " S t r i n g " > C o m p a n y L a b e l < / C o m p a n y L a b e l > + 
+         < C u r r e n c y C o d e _ S a l e s L i n e C a p t i o n   E l e m e n t T y p e = " P a r a m e t e r "   E l e m e n t I d = " 4 5 8 4 1 7 3 0 2 "   D a t a T y p e = " S t r i n g " > C u r r e n c y C o d e _ S a l e s L i n e C a p t i o n < / C u r r e n c y C o d e _ S a l e s L i n e C a p t i o n > + 
+         < C u s t o m e r N a m e L b l   E l e m e n t T y p e = " P a r a m e t e r "   E l e m e n t I d = " 1 2 7 4 0 4 5 5 1 6 "   D a t a T y p e = " S t r i n g " > C u s t o m e r N a m e L b l < / C u s t o m e r N a m e L b l > + 
+         < C u s t o m e r N o L b l   E l e m e n t T y p e = " P a r a m e t e r "   E l e m e n t I d = " 7 5 1 2 0 1 9 3 0 "   D a t a T y p e = " S t r i n g " > C u s t o m e r N o L b l < / C u s t o m e r N o L b l > + 
+         < C u s t o m e r O r d e r S u m m a r y   E l e m e n t T y p e = " P a r a m e t e r "   E l e m e n t I d = " 1 5 1 2 3 9 8 1 0 1 "   D a t a T y p e = " S t r i n g " > C u s t o m e r O r d e r S u m m a r y < / C u s t o m e r O r d e r S u m m a r y > + 
+         < C u s t o m e r O r d e r S u m m a r y A n a l y s i s   E l e m e n t T y p e = " P a r a m e t e r "   E l e m e n t I d = " 1 2 8 9 1 6 0 5 5 "   D a t a T y p e = " S t r i n g " > C u s t o m e r O r d e r S u m m a r y A n a l y s i s < / C u s t o m e r O r d e r S u m m a r y A n a l y s i s > + 
+         < C u s t o m e r O r d e r S u m m a r y P r i n t   E l e m e n t T y p e = " P a r a m e t e r "   E l e m e n t I d = " 1 9 6 5 8 1 4 0 8 6 "   D a t a T y p e = " S t r i n g " > C u s t o m e r O r d e r S u m m a r y P r i n t < / C u s t o m e r O r d e r S u m m a r y P r i n t > + 
+         < C u s t O r d e r S u m m a r y L C Y P r i n t   E l e m e n t T y p e = " P a r a m e t e r "   E l e m e n t I d = " 1 0 9 2 4 2 6 5 6 1 "   D a t a T y p e = " S t r i n g " > C u s t O r d e r S u m m a r y L C Y P r i n t < / C u s t O r d e r S u m m a r y L C Y P r i n t > + 
+         < D a t a R e t r i e v e d   E l e m e n t T y p e = " P a r a m e t e r "   E l e m e n t I d = " 2 9 1 9 1 1 8 0 7 "   D a t a T y p e = " S t r i n g " > D a t a R e t r i e v e d < / D a t a R e t r i e v e d > + 
+         < D o c u m e n t a t i o n L a b e l   E l e m e n t T y p e = " P a r a m e t e r "   E l e m e n t I d = " 1 7 3 8 9 2 4 8 1 5 "   D a t a T y p e = " S t r i n g " > D o c u m e n t a t i o n L a b e l < / D o c u m e n t a t i o n L a b e l > + 
+         < E n v i r o n m e n t L a b e l   E l e m e n t T y p e = " P a r a m e t e r "   E l e m e n t I d = " 8 1 8 8 1 6 5 9 0 "   D a t a T y p e = " S t r i n g " > E n v i r o n m e n t L a b e l < / E n v i r o n m e n t L a b e l > + 
+         < N a m e _ C u s t C a p t i o n   E l e m e n t T y p e = " P a r a m e t e r "   E l e m e n t I d = " 1 3 8 0 5 0 6 7 2 4 "   D a t a T y p e = " S t r i n g " > N a m e _ C u s t C a p t i o n < / N a m e _ C u s t C a p t i o n > + 
+         < O u t s t a n d i n g O r d e r s L b l   E l e m e n t T y p e = " P a r a m e t e r "   E l e m e n t I d = " 2 0 0 4 3 6 8 0 7 2 "   D a t a T y p e = " S t r i n g " > O u t s t a n d i n g O r d e r s L b l < / O u t s t a n d i n g O r d e r s L b l > + 
+         < P e r i o d 2 E n d D a t e L b l   E l e m e n t T y p e = " P a r a m e t e r "   E l e m e n t I d = " 1 3 4 0 2 9 9 9 0 9 "   D a t a T y p e = " S t r i n g " > P e r i o d 2 E n d D a t e L b l < / P e r i o d 2 E n d D a t e L b l > + 
+         < P e r i o d 2 S t a r t D a t e L b l   E l e m e n t T y p e = " P a r a m e t e r "   E l e m e n t I d = " 3 5 9 9 5 7 4 8 "   D a t a T y p e = " S t r i n g " > P e r i o d 2 S t a r t D a t e L b l < / P e r i o d 2 S t a r t D a t e L b l > + 
+         < P e r i o d 3 E n d D a t e L b l   E l e m e n t T y p e = " P a r a m e t e r "   E l e m e n t I d = " 4 3 9 7 2 9 8 3 8 "   D a t a T y p e = " S t r i n g " > P e r i o d 3 E n d D a t e L b l < / P e r i o d 3 E n d D a t e L b l > + 
+         < P e r i o d 3 S t a r t D a t e L b l   E l e m e n t T y p e = " P a r a m e t e r "   E l e m e n t I d = " 1 6 1 4 0 6 0 2 9 "   D a t a T y p e = " S t r i n g " > P e r i o d 3 S t a r t D a t e L b l < / P e r i o d 3 S t a r t D a t e L b l > + 
+         < P e r i o d 4 E n d D a t e L b l   E l e m e n t T y p e = " P a r a m e t e r "   E l e m e n t I d = " 1 3 5 9 3 1 5 5 0 7 "   D a t a T y p e = " S t r i n g " > P e r i o d 4 E n d D a t e L b l < / P e r i o d 4 E n d D a t e L b l > + 
+         < P e r i o d 4 S t a r t D a t e L b l   E l e m e n t T y p e = " P a r a m e t e r "   E l e m e n t I d = " 1 3 6 1 4 7 7 3 5 8 "   D a t a T y p e = " S t r i n g " > P e r i o d 4 S t a r t D a t e L b l < / P e r i o d 4 S t a r t D a t e L b l > + 
+         < P o s t i n g D a t e F i l t e r L a b e l   E l e m e n t T y p e = " P a r a m e t e r "   E l e m e n t I d = " 1 4 3 3 4 5 4 0 1 7 "   D a t a T y p e = " S t r i n g " > P o s t i n g D a t e F i l t e r L a b e l < / P o s t i n g D a t e F i l t e r L a b e l > + 
+         < R e p o r t N a m e L a b e l   E l e m e n t T y p e = " P a r a m e t e r "   E l e m e n t I d = " 1 0 2 2 2 9 2 9 8 2 "   D a t a T y p e = " S t r i n g " > R e p o r t N a m e L a b e l < / R e p o r t N a m e L a b e l > + 
+         < R u n O n L a b e l   E l e m e n t T y p e = " P a r a m e t e r "   E l e m e n t I d = " 1 1 1 9 0 3 7 5 9 5 "   D a t a T y p e = " S t r i n g " > R u n O n L a b e l < / R u n O n L a b e l > + 
+         < S a l e s A m t O n O r d e r 2 L b l   E l e m e n t T y p e = " P a r a m e t e r "   E l e m e n t I d = " 2 0 7 7 7 8 8 0 7 4 "   D a t a T y p e = " S t r i n g " > S a l e s A m t O n O r d e r 2 L b l < / S a l e s A m t O n O r d e r 2 L b l > + 
+         < S a l e s A m t O n O r d e r 3 L b l   E l e m e n t T y p e = " P a r a m e t e r "   E l e m e n t I d = " 9 0 4 0 2 1 1 3 1 "   D a t a T y p e = " S t r i n g " > S a l e s A m t O n O r d e r 3 L b l < / S a l e s A m t O n O r d e r 3 L b l > + 
+         < S a l e s A m t O n O r d e r 4 L b l   E l e m e n t T y p e = " P a r a m e t e r "   E l e m e n t I d = " 1 3 5 8 4 8 5 0 1 2 "   D a t a T y p e = " S t r i n g " > S a l e s A m t O n O r d e r 4 L b l < / S a l e s A m t O n O r d e r 4 L b l > + 
+         < S a l e s A m t O n O r d e r L C Y 2 L b l   E l e m e n t T y p e = " P a r a m e t e r "   E l e m e n t I d = " 6 0 6 1 8 4 8 2 8 "   D a t a T y p e = " S t r i n g " > S a l e s A m t O n O r d e r L C Y 2 L b l < / S a l e s A m t O n O r d e r L C Y 2 L b l > + 
+         < S a l e s A m t O n O r d e r L C Y 3 L b l   E l e m e n t T y p e = " P a r a m e t e r "   E l e m e n t I d = " 2 0 9 9 7 7 7 1 2 5 "   D a t a T y p e = " S t r i n g " > S a l e s A m t O n O r d e r L C Y 3 L b l < / S a l e s A m t O n O r d e r L C Y 3 L b l > + 
+         < S a l e s A m t O n O r d e r L C Y 4 L b l   E l e m e n t T y p e = " P a r a m e t e r "   E l e m e n t I d = " 1 4 4 3 7 0 5 6 6 2 "   D a t a T y p e = " S t r i n g " > S a l e s A m t O n O r d e r L C Y 4 L b l < / S a l e s A m t O n O r d e r L C Y 4 L b l > + 
+         < S a l e s L i n e B i l l t o N o _ C u s t o m e r C a p t i o n   E l e m e n t T y p e = " P a r a m e t e r "   E l e m e n t I d = " 8 7 8 5 6 1 4 7 3 "   D a t a T y p e = " S t r i n g " > S a l e s L i n e B i l l t o N o _ C u s t o m e r C a p t i o n < / S a l e s L i n e B i l l t o N o _ C u s t o m e r C a p t i o n > + 
+         < S t a r t i n g D a t e L b l   E l e m e n t T y p e = " P a r a m e t e r "   E l e m e n t I d = " 4 3 9 3 8 1 8 8 3 "   D a t a T y p e = " S t r i n g " > S t a r t i n g D a t e L b l < / S t a r t i n g D a t e L b l > + 
+         < T o t a l C a p t i o n L b l   E l e m e n t T y p e = " P a r a m e t e r "   E l e m e n t I d = " 5 6 4 3 1 2 5 2 5 "   D a t a T y p e = " S t r i n g " > T o t a l C a p t i o n L b l < / T o t a l C a p t i o n L b l > + 
+         < T o t a l L C Y C a p t i o n L b l   E l e m e n t T y p e = " P a r a m e t e r "   E l e m e n t I d = " 5 3 1 7 0 3 1 2 5 "   D a t a T y p e = " S t r i n g " > T o t a l L C Y C a p t i o n L b l < / T o t a l L C Y C a p t i o n L b l > + 
+         < U s e r L a b e l   E l e m e n t T y p e = " P a r a m e t e r "   E l e m e n t I d = " 8 4 8 8 1 6 7 9 4 "   D a t a T y p e = " S t r i n g " > U s e r L a b e l < / U s e r L a b e l >   
      < / L a b e l s >   
-     < C u s t o m e r > - 
-         < A f t e r C a p t i o n > A f t e r C a p t i o n < / A f t e r C a p t i o n > - 
-         < A l l a m o u n t s a r e i n L C Y C a p t i o n > A l l a m o u n t s a r e i n L C Y C a p t i o n < / A l l a m o u n t s a r e i n L C Y C a p t i o n > - 
-         < A l l A m o u n t s A r e I n L C Y T x t > A l l A m o u n t s A r e I n L C Y T x t < / A l l A m o u n t s A r e I n L C Y T x t > - 
-         < B e f o r e C a p t i o n > B e f o r e C a p t i o n < / B e f o r e C a p t i o n > - 
-         < C o m p a n y N a m e > C o m p a n y N a m e < / C o m p a n y N a m e > - 
-         < C u s t F i l t e r > C u s t F i l t e r < / C u s t F i l t e r > - 
-         < C u s t F i l t e r 1 > C u s t F i l t e r 1 < / C u s t F i l t e r 1 > - 
-         < C u s t o m e r N a m e C a p t i o n > C u s t o m e r N a m e C a p t i o n < / C u s t o m e r N a m e C a p t i o n > - 
-         < C u s t o m e r N o C a p t i o n > C u s t o m e r N o C a p t i o n < / C u s t o m e r N o C a p t i o n > - 
-         < C u s t o m e r O r d e r S u m m a r y C a p t i o n > C u s t o m e r O r d e r S u m m a r y C a p t i o n < / C u s t o m e r O r d e r S u m m a r y C a p t i o n > - 
-         < N o _ C u s t > N o _ C u s t < / N o _ C u s t > - 
-         < O u t s t a n d i n g O r d e r s C a p t i o n > O u t s t a n d i n g O r d e r s C a p t i o n < / O u t s t a n d i n g O r d e r s C a p t i o n > - 
-         < P a g e N o C a p t i o n > P a g e N o C a p t i o n < / P a g e N o C a p t i o n > - 
-         < P e r i o d S t a r t D a t e 1 > P e r i o d S t a r t D a t e 1 < / P e r i o d S t a r t D a t e 1 > - 
-         < P e r i o d S t a r t D a t e 2 > P e r i o d S t a r t D a t e 2 < / P e r i o d S t a r t D a t e 2 > - 
-         < P e r i o d S t a r t D a t e 2 1 > P e r i o d S t a r t D a t e 2 1 < / P e r i o d S t a r t D a t e 2 1 > - 
-         < P e r i o d S t a r t D a t e 3 > P e r i o d S t a r t D a t e 3 < / P e r i o d S t a r t D a t e 3 > - 
-         < P e r i o d S t a r t D a t e 3 1 > P e r i o d S t a r t D a t e 3 1 < / P e r i o d S t a r t D a t e 3 1 > - 
-         < P e r i o d S t a r t D a t e 4 1 > P e r i o d S t a r t D a t e 4 1 < / P e r i o d S t a r t D a t e 4 1 > - 
-         < P r i n t A m o u n t s I n L C Y > P r i n t A m o u n t s I n L C Y < / P r i n t A m o u n t s I n L C Y > - 
-         < S a l e s A m t O n O r d e r L C Y 1 > S a l e s A m t O n O r d e r L C Y 1 < / S a l e s A m t O n O r d e r L C Y 1 > - 
-         < S a l e s A m t O n O r d e r L C Y 2 > S a l e s A m t O n O r d e r L C Y 2 < / S a l e s A m t O n O r d e r L C Y 2 > - 
-         < S a l e s A m t O n O r d e r L C Y 3 > S a l e s A m t O n O r d e r L C Y 3 < / S a l e s A m t O n O r d e r L C Y 3 > - 
-         < S a l e s A m t O n O r d e r L C Y 4 > S a l e s A m t O n O r d e r L C Y 4 < / S a l e s A m t O n O r d e r L C Y 4 > - 
-         < S a l e s A m t O n O r d e r L C Y 5 > S a l e s A m t O n O r d e r L C Y 5 < / S a l e s A m t O n O r d e r L C Y 5 > - 
-         < S a l e s O r d e r A m o u n t L C Y > S a l e s O r d e r A m o u n t L C Y < / S a l e s O r d e r A m o u n t L C Y > - 
-         < T o t a l C a p t i o n > T o t a l C a p t i o n < / T o t a l C a p t i o n > - 
-         < T o t a l L C Y C a p t i o n > T o t a l L C Y C a p t i o n < / T o t a l L C Y C a p t i o n > - 
-         < S a l e s _ L i n e > - 
-             < C u r r e n c y C o d e _ S a l e s L i n e > C u r r e n c y C o d e _ S a l e s L i n e < / C u r r e n c y C o d e _ S a l e s L i n e > - 
-             < G r o u p N u m b e r > G r o u p N u m b e r < / G r o u p N u m b e r > - 
-             < N a m e _ C u s t > N a m e _ C u s t < / N a m e _ C u s t > - 
-             < S a l e s A m t O n O r d e r 1 > S a l e s A m t O n O r d e r 1 < / S a l e s A m t O n O r d e r 1 > - 
-             < S a l e s A m t O n O r d e r 2 > S a l e s A m t O n O r d e r 2 < / S a l e s A m t O n O r d e r 2 > - 
-             < S a l e s A m t O n O r d e r 3 > S a l e s A m t O n O r d e r 3 < / S a l e s A m t O n O r d e r 3 > - 
-             < S a l e s A m t O n O r d e r 4 > S a l e s A m t O n O r d e r 4 < / S a l e s A m t O n O r d e r 4 > - 
-             < S a l e s A m t O n O r d e r 5 > S a l e s A m t O n O r d e r 5 < / S a l e s A m t O n O r d e r 5 > - 
-             < S a l e s L i n e B i l l t o N o _ C u s t o m e r > S a l e s L i n e B i l l t o N o _ C u s t o m e r < / S a l e s L i n e B i l l t o N o _ C u s t o m e r > - 
-             < S a l e s O r d e r A m o u n t > S a l e s O r d e r A m o u n t < / S a l e s O r d e r A m o u n t > +     < T o o l t i p s > + 
+         < T o o l t i p   c o l u m n = " N o _ C u s t "   E l e m e n t I d = " 6 0 3 9 7 0 8 4 6 " > + 
+             < T o o l t i p T e x t   l a n g = " e n - U S " > S p e c i f i e s   t h e   n u m b e r   o f   t h e   c u s t o m e r .   T h e   f i e l d   i s   e i t h e r   f i l l e d   a u t o m a t i c a l l y   f r o m   a   d e f i n e d   n u m b e r   s e r i e s ,   o r   y o u   e n t e r   t h e   n u m b e r   m a n u a l l y   b e c a u s e   y o u   h a v e   e n a b l e d   m a n u a l   n u m b e r   e n t r y   i n   t h e   n u m b e r - s e r i e s   s e t u p . < / T o o l t i p T e x t > + 
+         < / T o o l t i p > + 
+         < T o o l t i p   c o l u m n = " C u r r e n c y C o d e _ S a l e s L i n e "   E l e m e n t I d = " 4 5 8 4 1 7 3 0 2 " > + 
+             < T o o l t i p T e x t   l a n g = " e n - U S " > S p e c i f i e s   t h e   c u r r e n c y   t h a t   i s   u s e d   o n   t h e   e n t r y . < / T o o l t i p T e x t > + 
+         < / T o o l t i p > + 
+         < T o o l t i p   c o l u m n = " N a m e _ C u s t "   E l e m e n t I d = " 1 3 8 0 5 0 6 7 2 4 " > + 
+             < T o o l t i p T e x t   l a n g = " e n - U S " > S p e c i f i e s   t h e   c u s t o m e r ' s   n a m e   t h a t   a p p e a r s   o n   a l l   r e l a t e d   d o c u m e n t s .   F o r   c o m p a n i e s ,   s p e c i f y   t h e   c o m p a n y ' s   n a m e   h e r e ,   a n d   t h e n   a d d   t h e   r e l e v a n t   p e o p l e   a s   c o n t a c t s   t h a t   y o u   l i n k   t o   t h i s   c u s t o m e r . < / T o o l t i p T e x t > + 
+         < / T o o l t i p > + 
+         < T o o l t i p   c o l u m n = " S a l e s L i n e B u f f e r _ C u s t o m e r N a m e "   E l e m e n t I d = " 1 3 2 9 6 0 9 3 9 3 " > + 
+             < T o o l t i p T e x t   l a n g = " e n - U S " > S p e c i f i e s   a   d e s c r i p t i o n   o f   t h e   e n t r y   o f   t h e   p r o d u c t   t o   b e   s o l d .   T o   a d d   a   n o n - t r a n s a c t i o n a l   t e x t   l i n e ,   f i l l   i n   t h e   D e s c r i p t i o n   f i e l d   o n l y . < / T o o l t i p T e x t > + 
+         < / T o o l t i p > + 
+         < T o o l t i p   c o l u m n = " S a l e s L i n e B u f f e r _ C u r r e n c y C o d e "   E l e m e n t I d = " 1 2 7 6 7 9 3 1 7 8 " > + 
+             < T o o l t i p T e x t   l a n g = " e n - U S " > S p e c i f i e s   t h e   c u r r e n c y   t h a t   i s   u s e d   o n   t h e   e n t r y . < / T o o l t i p T e x t > + 
+         < / T o o l t i p > + 
+         < T o o l t i p   c o l u m n = " S a l e s L i n e B u f f e r _ S a l e s O r d e r A m o u n t "   E l e m e n t I d = " 7 8 3 0 0 4 3 9 8 " > + 
+             < T o o l t i p T e x t   l a n g = " e n - U S " > S p e c i f i e s   t h e   s u m   o f   a m o u n t s   i n   t h e   L i n e   A m o u n t   f i e l d   o n   t h e   s a l e s   r e t u r n   o r d e r   l i n e s . < / T o o l t i p T e x t > + 
+         < / T o o l t i p > + 
+         < T o o l t i p   c o l u m n = " S a l e s L i n e B u f f e r _ S a l e s A m t O n O r d e r 1 "   E l e m e n t I d = " 1 9 0 3 1 1 5 3 1 8 " > + 
+             < T o o l t i p T e x t   l a n g = " e n - U S " > S p e c i f i e s   t h e   p r i c e   f o r   o n e   u n i t   o n   t h e   s a l e s   l i n e . < / T o o l t i p T e x t > + 
+         < / T o o l t i p > + 
+         < T o o l t i p   c o l u m n = " S a l e s L i n e B u f f e r _ S a l e s A m t O n O r d e r 5 "   E l e m e n t I d = " 6 4 7 6 7 1 1 5 0 " > + 
+             < T o o l t i p T e x t   l a n g = " e n - U S " > S p e c i f i e s   t h e   n e t   a m o u n t ,   e x c l u d i n g   a n y   i n v o i c e   d i s c o u n t   a m o u n t ,   t h a t   m u s t   b e   p a i d   f o r   p r o d u c t s   o n   t h e   l i n e . < / T o o l t i p T e x t > + 
+         < / T o o l t i p > + 
+     < / T o o l t i p s > + 
+     < C u s t o m e r   E l e m e n t T y p e = " D a t a I t e m "   E l e m e n t I d = " 1 5 2 5 1 9 1 9 9 " > + 
+         < A f t e r C a p t i o n   E l e m e n t T y p e = " C o l u m n "   E l e m e n t I d = " 1 5 9 8 9 5 9 1 "   D a t a T y p e = " L a b e l "   O b s o l e t e S t a t e = " P e n d i n g " > A f t e r C a p t i o n < / A f t e r C a p t i o n > + 
+         < A l l a m o u n t s a r e i n L C Y C a p t i o n   E l e m e n t T y p e = " C o l u m n "   E l e m e n t I d = " 2 3 3 2 7 8 9 8 2 "   D a t a T y p e = " L a b e l "   O b s o l e t e S t a t e = " P e n d i n g " > A l l a m o u n t s a r e i n L C Y C a p t i o n < / A l l a m o u n t s a r e i n L C Y C a p t i o n > + 
+         < A l l A m o u n t s A r e I n L C Y T x t   E l e m e n t T y p e = " C o l u m n "   E l e m e n t I d = " 2 0 4 7 3 7 7 3 6 4 "   D a t a T y p e = " T e x t " > A l l A m o u n t s A r e I n L C Y T x t < / A l l A m o u n t s A r e I n L C Y T x t > + 
+         < B e f o r e C a p t i o n   E l e m e n t T y p e = " C o l u m n "   E l e m e n t I d = " 1 6 4 6 6 0 5 7 0 "   D a t a T y p e = " L a b e l "   O b s o l e t e S t a t e = " P e n d i n g " > B e f o r e C a p t i o n < / B e f o r e C a p t i o n > + 
+         < C o m p a n y N a m e   E l e m e n t T y p e = " C o l u m n "   E l e m e n t I d = " 1 5 9 5 4 7 7 3 9 5 "   D a t a T y p e = " S t r i n g "   O b s o l e t e S t a t e = " P e n d i n g " > C o m p a n y N a m e < / C o m p a n y N a m e > + 
+         < C u s t F i l t e r   E l e m e n t T y p e = " C o l u m n "   E l e m e n t I d = " 2 3 9 4 8 9 4 8 4 "   D a t a T y p e = " T e x t " > C u s t F i l t e r < / C u s t F i l t e r > + 
+         < C u s t F i l t e r 1   E l e m e n t T y p e = " C o l u m n "   E l e m e n t I d = " 1 1 3 8 7 0 3 8 5 9 "   D a t a T y p e = " T e x t " > C u s t F i l t e r 1 < / C u s t F i l t e r 1 > + 
+         < C u s t o m e r N a m e C a p t i o n   E l e m e n t T y p e = " C o l u m n "   E l e m e n t I d = " 6 4 9 0 1 4 4 4 0 "   D a t a T y p e = " L a b e l "   O b s o l e t e S t a t e = " P e n d i n g " > C u s t o m e r N a m e C a p t i o n < / C u s t o m e r N a m e C a p t i o n > + 
+         < C u s t o m e r N o C a p t i o n   E l e m e n t T y p e = " C o l u m n "   E l e m e n t I d = " 1 0 9 8 4 2 4 9 2 2 "   D a t a T y p e = " L a b e l "   O b s o l e t e S t a t e = " P e n d i n g " > C u s t o m e r N o C a p t i o n < / C u s t o m e r N o C a p t i o n > + 
+         < C u s t o m e r O r d e r S u m m a r y C a p t i o n   E l e m e n t T y p e = " C o l u m n "   E l e m e n t I d = " 8 9 2 9 3 8 4 6 7 "   D a t a T y p e = " L a b e l "   O b s o l e t e S t a t e = " P e n d i n g " > C u s t o m e r O r d e r S u m m a r y C a p t i o n < / C u s t o m e r O r d e r S u m m a r y C a p t i o n > + 
+         < N o _ C u s t   E l e m e n t T y p e = " C o l u m n "   E l e m e n t I d = " 6 0 3 9 7 0 8 4 6 "   D a t a T y p e = " C o d e " > N o _ C u s t < / N o _ C u s t > + 
+         < O u t s t a n d i n g O r d e r s C a p t i o n   E l e m e n t T y p e = " C o l u m n "   E l e m e n t I d = " 4 0 2 0 3 5 3 3 2 "   D a t a T y p e = " L a b e l "   O b s o l e t e S t a t e = " P e n d i n g " > O u t s t a n d i n g O r d e r s C a p t i o n < / O u t s t a n d i n g O r d e r s C a p t i o n > + 
+         < P a g e N o C a p t i o n   E l e m e n t T y p e = " C o l u m n "   E l e m e n t I d = " 1 4 6 2 1 0 8 0 8 7 "   D a t a T y p e = " L a b e l "   O b s o l e t e S t a t e = " P e n d i n g " > P a g e N o C a p t i o n < / P a g e N o C a p t i o n > + 
+         < P e r i o d S t a r t D a t e 1   E l e m e n t T y p e = " C o l u m n "   E l e m e n t I d = " 1 9 2 5 9 9 9 9 6 5 "   D a t a T y p e = " S t r i n g " > P e r i o d S t a r t D a t e 1 < / P e r i o d S t a r t D a t e 1 > + 
+         < P e r i o d S t a r t D a t e 2   E l e m e n t T y p e = " C o l u m n "   E l e m e n t I d = " 1 7 3 1 2 7 0 7 1 4 "   D a t a T y p e = " S t r i n g " > P e r i o d S t a r t D a t e 2 < / P e r i o d S t a r t D a t e 2 > + 
+         < P e r i o d S t a r t D a t e 2 1   E l e m e n t T y p e = " C o l u m n "   E l e m e n t I d = " 1 0 5 1 2 7 2 6 2 5 "   D a t a T y p e = " S t r i n g " > P e r i o d S t a r t D a t e 2 1 < / P e r i o d S t a r t D a t e 2 1 > + 
+         < P e r i o d S t a r t D a t e 3   E l e m e n t T y p e = " C o l u m n "   E l e m e n t I d = " 1 0 9 3 5 7 4 0 9 7 "   D a t a T y p e = " S t r i n g " > P e r i o d S t a r t D a t e 3 < / P e r i o d S t a r t D a t e 3 > + 
+         < P e r i o d S t a r t D a t e 3 1   E l e m e n t T y p e = " C o l u m n "   E l e m e n t I d = " 1 1 5 5 5 0 0 6 2 2 "   D a t a T y p e = " S t r i n g " > P e r i o d S t a r t D a t e 3 1 < / P e r i o d S t a r t D a t e 3 1 > + 
+         < P e r i o d S t a r t D a t e 4 1   E l e m e n t T y p e = " C o l u m n "   E l e m e n t I d = " 5 3 6 7 4 4 6 4 9 "   D a t a T y p e = " S t r i n g " > P e r i o d S t a r t D a t e 4 1 < / P e r i o d S t a r t D a t e 4 1 > + 
+         < P r i n t A m o u n t s I n L C Y   E l e m e n t T y p e = " C o l u m n "   E l e m e n t I d = " 8 0 1 2 1 9 2 2 6 "   D a t a T y p e = " B o o l e a n " > P r i n t A m o u n t s I n L C Y < / P r i n t A m o u n t s I n L C Y > + 
+         < S a l e s A m t O n O r d e r L C Y 1   E l e m e n t T y p e = " C o l u m n "   E l e m e n t I d = " 1 5 1 9 0 6 0 1 1 5 "   D a t a T y p e = " D e c i m a l " > S a l e s A m t O n O r d e r L C Y 1 < / S a l e s A m t O n O r d e r L C Y 1 > + 
+         < S a l e s A m t O n O r d e r L C Y 2   E l e m e n t T y p e = " C o l u m n "   E l e m e n t I d = " 8 8 1 3 6 3 4 9 8 "   D a t a T y p e = " D e c i m a l " > S a l e s A m t O n O r d e r L C Y 2 < / S a l e s A m t O n O r d e r L C Y 2 > + 
+         < S a l e s A m t O n O r d e r L C Y 3   E l e m e n t T y p e = " C o l u m n "   E l e m e n t I d = " 2 4 3 6 6 6 8 8 1 "   D a t a T y p e = " D e c i m a l " > S a l e s A m t O n O r d e r L C Y 3 < / S a l e s A m t O n O r d e r L C Y 3 > + 
+         < S a l e s A m t O n O r d e r L C Y 4   E l e m e n t T y p e = " C o l u m n "   E l e m e n t I d = " 4 1 2 5 7 5 9 0 4 "   D a t a T y p e = " D e c i m a l " > S a l e s A m t O n O r d e r L C Y 4 < / S a l e s A m t O n O r d e r L C Y 4 > + 
+         < S a l e s A m t O n O r d e r L C Y 5   E l e m e n t T y p e = " C o l u m n "   E l e m e n t I d = " 2 2 5 1 2 0 7 1 3 "   D a t a T y p e = " D e c i m a l " > S a l e s A m t O n O r d e r L C Y 5 < / S a l e s A m t O n O r d e r L C Y 5 > + 
+         < S a l e s O r d e r A m o u n t L C Y   E l e m e n t T y p e = " C o l u m n "   E l e m e n t I d = " 7 1 8 5 3 0 9 9 3 "   D a t a T y p e = " D e c i m a l " > S a l e s O r d e r A m o u n t L C Y < / S a l e s O r d e r A m o u n t L C Y > + 
+         < T o t a l C a p t i o n   E l e m e n t T y p e = " C o l u m n "   E l e m e n t I d = " 7 0 7 1 0 2 6 9 5 "   D a t a T y p e = " L a b e l " > T o t a l C a p t i o n < / T o t a l C a p t i o n > + 
+         < T o t a l L C Y C a p t i o n   E l e m e n t T y p e = " C o l u m n "   E l e m e n t I d = " 2 2 2 5 1 5 5 6 7 "   D a t a T y p e = " L a b e l "   O b s o l e t e S t a t e = " P e n d i n g " > T o t a l L C Y C a p t i o n < / T o t a l L C Y C a p t i o n > + 
+         < S a l e s _ L i n e   E l e m e n t T y p e = " D a t a I t e m "   E l e m e n t I d = " 1 8 9 4 4 4 2 7 6 4 " > + 
+             < C u r r e n c y C o d e _ S a l e s L i n e   E l e m e n t T y p e = " C o l u m n "   E l e m e n t I d = " 4 5 8 4 1 7 3 0 2 "   D a t a T y p e = " C o d e " > C u r r e n c y C o d e _ S a l e s L i n e < / C u r r e n c y C o d e _ S a l e s L i n e > + 
+             < G r o u p N u m b e r   E l e m e n t T y p e = " C o l u m n "   E l e m e n t I d = " 1 1 2 0 2 1 1 4 0 1 "   D a t a T y p e = " I n t e g e r " > G r o u p N u m b e r < / G r o u p N u m b e r > + 
+             < N a m e _ C u s t   E l e m e n t T y p e = " C o l u m n "   E l e m e n t I d = " 1 3 8 0 5 0 6 7 2 4 "   D a t a T y p e = " T e x t " > N a m e _ C u s t < / N a m e _ C u s t > + 
+             < S a l e s A m t O n O r d e r 1   E l e m e n t T y p e = " C o l u m n "   E l e m e n t I d = " 4 1 2 9 6 8 2 5 3 "   D a t a T y p e = " D e c i m a l " > S a l e s A m t O n O r d e r 1 < / S a l e s A m t O n O r d e r 1 > + 
+             < S a l e s A m t O n O r d e r 2   E l e m e n t T y p e = " C o l u m n "   E l e m e n t I d = " 1 9 6 8 9 0 9 1 9 2 "   D a t a T y p e = " D e c i m a l " > S a l e s A m t O n O r d e r 2 < / S a l e s A m t O n O r d e r 2 > + 
+             < S a l e s A m t O n O r d e r 3   E l e m e n t T y p e = " C o l u m n "   E l e m e n t I d = " 1 6 8 8 3 6 1 4 8 7 "   D a t a T y p e = " D e c i m a l " > S a l e s A m t O n O r d e r 3 < / S a l e s A m t O n O r d e r 3 > + 
+             < S a l e s A m t O n O r d e r 4   E l e m e n t T y p e = " C o l u m n "   E l e m e n t I d = " 1 5 0 0 1 2 1 5 9 8 "   D a t a T y p e = " D e c i m a l " > S a l e s A m t O n O r d e r 4 < / S a l e s A m t O n O r d e r 4 > + 
+             < S a l e s A m t O n O r d e r 5   E l e m e n t T y p e = " C o l u m n "   E l e m e n t I d = " 2 1 3 7 8 1 8 2 1 5 "   D a t a T y p e = " D e c i m a l " > S a l e s A m t O n O r d e r 5 < / S a l e s A m t O n O r d e r 5 > + 
+             < S a l e s L i n e B i l l t o N o _ C u s t o m e r   E l e m e n t T y p e = " C o l u m n "   E l e m e n t I d = " 8 7 8 5 6 1 4 7 3 "   D a t a T y p e = " C o d e " > S a l e s L i n e B i l l t o N o _ C u s t o m e r < / S a l e s L i n e B i l l t o N o _ C u s t o m e r > + 
+             < S a l e s O r d e r A m o u n t   E l e m e n t T y p e = " C o l u m n "   E l e m e n t I d = " 1 8 6 7 1 0 4 9 8 3 "   D a t a T y p e = " D e c i m a l " > S a l e s O r d e r A m o u n t < / S a l e s O r d e r A m o u n t >   
          < / S a l e s _ L i n e >   
      < / C u s t o m e r >   
-     < S a l e s L i n e B u f f e r _ I n t e g e r > - 
-         < N u m b e r > N u m b e r < / N u m b e r > - 
-         < S a l e s L i n e B u f f e r _ B i l l t o C u s t o m e r N o > S a l e s L i n e B u f f e r _ B i l l t o C u s t o m e r N o < / S a l e s L i n e B u f f e r _ B i l l t o C u s t o m e r N o > - 
-         < S a l e s L i n e B u f f e r _ C u r r e n c y C o d e > S a l e s L i n e B u f f e r _ C u r r e n c y C o d e < / S a l e s L i n e B u f f e r _ C u r r e n c y C o d e > - 
-         < S a l e s L i n e B u f f e r _ C u s t o m e r N a m e > S a l e s L i n e B u f f e r _ C u s t o m e r N a m e < / S a l e s L i n e B u f f e r _ C u s t o m e r N a m e > - 
-         < S a l e s L i n e B u f f e r _ S a l e s A m t O n O r d e r 1 > S a l e s L i n e B u f f e r _ S a l e s A m t O n O r d e r 1 < / S a l e s L i n e B u f f e r _ S a l e s A m t O n O r d e r 1 > - 
-         < S a l e s L i n e B u f f e r _ S a l e s A m t O n O r d e r 2 > S a l e s L i n e B u f f e r _ S a l e s A m t O n O r d e r 2 < / S a l e s L i n e B u f f e r _ S a l e s A m t O n O r d e r 2 > - 
-         < S a l e s L i n e B u f f e r _ S a l e s A m t O n O r d e r 3 > S a l e s L i n e B u f f e r _ S a l e s A m t O n O r d e r 3 < / S a l e s L i n e B u f f e r _ S a l e s A m t O n O r d e r 3 > - 
-         < S a l e s L i n e B u f f e r _ S a l e s A m t O n O r d e r 4 > S a l e s L i n e B u f f e r _ S a l e s A m t O n O r d e r 4 < / S a l e s L i n e B u f f e r _ S a l e s A m t O n O r d e r 4 > - 
-         < S a l e s L i n e B u f f e r _ S a l e s A m t O n O r d e r 5 > S a l e s L i n e B u f f e r _ S a l e s A m t O n O r d e r 5 < / S a l e s L i n e B u f f e r _ S a l e s A m t O n O r d e r 5 > - 
-         < S a l e s L i n e B u f f e r _ S a l e s O r d e r A m o u n t > S a l e s L i n e B u f f e r _ S a l e s O r d e r A m o u n t < / S a l e s L i n e B u f f e r _ S a l e s O r d e r A m o u n t > +     < S a l e s L i n e B u f f e r _ I n t e g e r   E l e m e n t T y p e = " D a t a I t e m "   E l e m e n t I d = " 1 5 5 2 1 7 2 1 7 0 " > + 
+         < N u m b e r   E l e m e n t T y p e = " C o l u m n "   E l e m e n t I d = " 1 2 4 8 5 6 7 5 0 "   D a t a T y p e = " I n t e g e r " > N u m b e r < / N u m b e r > + 
+         < S a l e s L i n e B u f f e r _ B i l l t o C u s t o m e r N o   E l e m e n t T y p e = " C o l u m n "   E l e m e n t I d = " 2 8 6 0 4 5 8 0 9 "   D a t a T y p e = " C o d e " > S a l e s L i n e B u f f e r _ B i l l t o C u s t o m e r N o < / S a l e s L i n e B u f f e r _ B i l l t o C u s t o m e r N o > + 
+         < S a l e s L i n e B u f f e r _ C u r r e n c y C o d e   E l e m e n t T y p e = " C o l u m n "   E l e m e n t I d = " 1 2 7 6 7 9 3 1 7 8 "   D a t a T y p e = " C o d e " > S a l e s L i n e B u f f e r _ C u r r e n c y C o d e < / S a l e s L i n e B u f f e r _ C u r r e n c y C o d e > + 
+         < S a l e s L i n e B u f f e r _ C u s t o m e r N a m e   E l e m e n t T y p e = " C o l u m n "   E l e m e n t I d = " 1 3 2 9 6 0 9 3 9 3 "   D a t a T y p e = " T e x t " > S a l e s L i n e B u f f e r _ C u s t o m e r N a m e < / S a l e s L i n e B u f f e r _ C u s t o m e r N a m e > + 
+         < S a l e s L i n e B u f f e r _ S a l e s A m t O n O r d e r 1   E l e m e n t T y p e = " C o l u m n "   E l e m e n t I d = " 1 9 0 3 1 1 5 3 1 8 "   D a t a T y p e = " D e c i m a l " > S a l e s L i n e B u f f e r _ S a l e s A m t O n O r d e r 1 < / S a l e s L i n e B u f f e r _ S a l e s A m t O n O r d e r 1 > + 
+         < S a l e s L i n e B u f f e r _ S a l e s A m t O n O r d e r 2   E l e m e n t T y p e = " C o l u m n "   E l e m e n t I d = " 1 7 5 4 1 5 5 3 6 1 "   D a t a T y p e = " D e c i m a l " > S a l e s L i n e B u f f e r _ S a l e s A m t O n O r d e r 2 < / S a l e s L i n e B u f f e r _ S a l e s A m t O n O r d e r 2 > + 
+         < S a l e s L i n e B u f f e r _ S a l e s A m t O n O r d e r 3   E l e m e n t T y p e = " C o l u m n "   E l e m e n t I d = " 1 1 1 6 4 5 8 7 4 4 "   D a t a T y p e = " D e c i m a l " > S a l e s L i n e B u f f e r _ S a l e s A m t O n O r d e r 3 < / S a l e s L i n e B u f f e r _ S a l e s A m t O n O r d e r 3 > + 
+         < S a l e s L i n e B u f f e r _ S a l e s A m t O n O r d e r 4   E l e m e n t T y p e = " C o l u m n "   E l e m e n t I d = " 1 2 8 5 3 6 7 7 6 7 "   D a t a T y p e = " D e c i m a l " > S a l e s L i n e B u f f e r _ S a l e s A m t O n O r d e r 4 < / S a l e s L i n e B u f f e r _ S a l e s A m t O n O r d e r 4 > + 
+         < S a l e s L i n e B u f f e r _ S a l e s A m t O n O r d e r 5   E l e m e n t T y p e = " C o l u m n "   E l e m e n t I d = " 6 4 7 6 7 1 1 5 0 "   D a t a T y p e = " D e c i m a l " > S a l e s L i n e B u f f e r _ S a l e s A m t O n O r d e r 5 < / S a l e s L i n e B u f f e r _ S a l e s A m t O n O r d e r 5 > + 
+         < S a l e s L i n e B u f f e r _ S a l e s O r d e r A m o u n t   E l e m e n t T y p e = " C o l u m n "   E l e m e n t I d = " 7 8 3 0 0 4 3 9 8 "   D a t a T y p e = " D e c i m a l " > S a l e s L i n e B u f f e r _ S a l e s O r d e r A m o u n t < / S a l e s L i n e B u f f e r _ S a l e s O r d e r A m o u n t >   
      < / S a l e s L i n e B u f f e r _ I n t e g e r >   
-     < T o t a l s > - 
-         < T o t a l s _ S a l e s _ A m t _ O n _ O r d e r 1 > T o t a l s _ S a l e s _ A m t _ O n _ O r d e r 1 < / T o t a l s _ S a l e s _ A m t _ O n _ O r d e r 1 > - 
-         < T o t a l s _ S a l e s _ A m t _ O n _ O r d e r 2 > T o t a l s _ S a l e s _ A m t _ O n _ O r d e r 2 < / T o t a l s _ S a l e s _ A m t _ O n _ O r d e r 2 > - 
-         < T o t a l s _ S a l e s _ A m t _ O n _ O r d e r 3 > T o t a l s _ S a l e s _ A m t _ O n _ O r d e r 3 < / T o t a l s _ S a l e s _ A m t _ O n _ O r d e r 3 > - 
-         < T o t a l s _ S a l e s _ A m t _ O n _ O r d e r 4 > T o t a l s _ S a l e s _ A m t _ O n _ O r d e r 4 < / T o t a l s _ S a l e s _ A m t _ O n _ O r d e r 4 > - 
-         < T o t a l s _ S a l e s _ A m t _ O n _ O r d e r 5 > T o t a l s _ S a l e s _ A m t _ O n _ O r d e r 5 < / T o t a l s _ S a l e s _ A m t _ O n _ O r d e r 5 > - 
-         < T o t a l s _ S a l e s _ O r d e r _ A m o u n t > T o t a l s _ S a l e s _ O r d e r _ A m o u n t < / T o t a l s _ S a l e s _ O r d e r _ A m o u n t > - 
-         < T o t a l s _ T o t a l T e x t > T o t a l s _ T o t a l T e x t < / T o t a l s _ T o t a l T e x t > +     < T o t a l s   E l e m e n t T y p e = " D a t a I t e m "   E l e m e n t I d = " 1 8 2 3 9 5 0 0 4 4 " > + 
+         < T o t a l s _ S a l e s _ A m t _ O n _ O r d e r 1   E l e m e n t T y p e = " C o l u m n "   E l e m e n t I d = " 1 6 0 9 4 9 5 3 6 6 "   D a t a T y p e = " D e c i m a l " > T o t a l s _ S a l e s _ A m t _ O n _ O r d e r 1 < / T o t a l s _ S a l e s _ A m t _ O n _ O r d e r 1 > + 
+         < T o t a l s _ S a l e s _ A m t _ O n _ O r d e r 2   E l e m e n t T y p e = " C o l u m n "   E l e m e n t I d = " 2 0 4 7 7 7 5 3 1 3 "   D a t a T y p e = " D e c i m a l " > T o t a l s _ S a l e s _ A m t _ O n _ O r d e r 2 < / T o t a l s _ S a l e s _ A m t _ O n _ O r d e r 2 > + 
+         < T o t a l s _ S a l e s _ A m t _ O n _ O r d e r 3   E l e m e n t T y p e = " C o l u m n "   E l e m e n t I d = " 1 4 1 0 0 7 8 6 9 6 "   D a t a T y p e = " D e c i m a l " > T o t a l s _ S a l e s _ A m t _ O n _ O r d e r 3 < / T o t a l s _ S a l e s _ A m t _ O n _ O r d e r 3 > + 
+         < T o t a l s _ S a l e s _ A m t _ O n _ O r d e r 4   E l e m e n t T y p e = " C o l u m n "   E l e m e n t I d = " 1 5 7 8 9 8 7 7 1 9 "   D a t a T y p e = " D e c i m a l " > T o t a l s _ S a l e s _ A m t _ O n _ O r d e r 4 < / T o t a l s _ S a l e s _ A m t _ O n _ O r d e r 4 > + 
+         < T o t a l s _ S a l e s _ A m t _ O n _ O r d e r 5   E l e m e n t T y p e = " C o l u m n "   E l e m e n t I d = " 9 4 1 2 9 1 1 0 2 "   D a t a T y p e = " D e c i m a l " > T o t a l s _ S a l e s _ A m t _ O n _ O r d e r 5 < / T o t a l s _ S a l e s _ A m t _ O n _ O r d e r 5 > + 
+         < T o t a l s _ S a l e s _ O r d e r _ A m o u n t   E l e m e n t T y p e = " C o l u m n "   E l e m e n t I d = " 1 8 7 7 0 4 2 9 6 7 "   D a t a T y p e = " D e c i m a l " > T o t a l s _ S a l e s _ O r d e r _ A m o u n t < / T o t a l s _ S a l e s _ O r d e r _ A m o u n t > + 
+         < T o t a l s _ T o t a l T e x t   E l e m e n t T y p e = " C o l u m n "   E l e m e n t I d = " 8 0 3 7 7 1 4 2 8 "   D a t a T y p e = " T e x t " > T o t a l s _ T o t a l T e x t < / T o t a l s _ T o t a l T e x t >   
      < / T o t a l s >   
  < / N a v W o r d R e p o r t X m l P a r t > 
 </file>
 
-<file path=customXml/item2.xml>��< ? x m l   v e r s i o n = " 1 . 0 "   e n c o d i n g = " u t f - 1 6 " ? > < N a v W o r d R e p o r t X m l P a r t   x m l n s = " u r n : m i c r o s o f t - d y n a m i c s - b u s i n e s s c e n t r a l / i n t e r n a l / e x t e n d e d / r e p o r t s / C u s t o m e r _ O r d e r _ S u m m a r y / 1 0 7 / " > +<file path=customXml/item2.xml>��< ? x m l   v e r s i o n = " 1 . 0 "   e n c o d i n g = " u t f - 1 6 " ? > + 
+ < N a v W o r d R e p o r t X m l P a r t   x m l n s = " u r n : m i c r o s o f t - d y n a m i c s - n a v / r e p o r t s / C u s t o m e r _ O r d e r _ S u m m a r y / 1 0 7 / " >   
      < B C R e p o r t I n f o r m a t i o n >   
@@ -4050,259 +4105,207 @@
  
      < L a b e l s >   
-         < A b o u t T h e R e p o r t L a b e l   E l e m e n t T y p e = " P a r a m e t e r "   E l e m e n t I d = " 1 6 7 7 9 2 0 0 1 "   D a t a T y p e = " S t r i n g " > A b o u t T h e R e p o r t L a b e l < / A b o u t T h e R e p o r t L a b e l > - 
-         < A f t e r 1 L b l   E l e m e n t T y p e = " P a r a m e t e r "   E l e m e n t I d = " 4 0 1 8 5 6 8 7 8 "   D a t a T y p e = " S t r i n g " > A f t e r 1 L b l < / A f t e r 1 L b l > - 
-         < A f t e r L b l   E l e m e n t T y p e = " P a r a m e t e r "   E l e m e n t I d = " 1 2 7 1 8 0 7 9 7 3 "   D a t a T y p e = " S t r i n g " > A f t e r L b l < / A f t e r L b l > - 
-         < B e f o r e 1 L b l   E l e m e n t T y p e = " P a r a m e t e r "   E l e m e n t I d = " 2 0 9 5 1 1 6 0 0 7 "   D a t a T y p e = " S t r i n g " > B e f o r e 1 L b l < / B e f o r e 1 L b l > - 
-         < B e f o r e L b l   E l e m e n t T y p e = " P a r a m e t e r "   E l e m e n t I d = " 6 6 4 5 2 8 4 7 0 "   D a t a T y p e = " S t r i n g " > B e f o r e L b l < / B e f o r e L b l > - 
-         < C o m p a n y L a b e l   E l e m e n t T y p e = " P a r a m e t e r "   E l e m e n t I d = " 3 4 6 7 6 0 3 4 8 "   D a t a T y p e = " S t r i n g " > C o m p a n y L a b e l < / C o m p a n y L a b e l > - 
-         < C u r r e n c y C o d e _ S a l e s L i n e C a p t i o n   E l e m e n t T y p e = " P a r a m e t e r "   E l e m e n t I d = " 4 5 8 4 1 7 3 0 2 "   D a t a T y p e = " S t r i n g " > C u r r e n c y C o d e _ S a l e s L i n e C a p t i o n < / C u r r e n c y C o d e _ S a l e s L i n e C a p t i o n > - 
-         < C u s t o m e r N a m e L b l   E l e m e n t T y p e = " P a r a m e t e r "   E l e m e n t I d = " 1 2 7 4 0 4 5 5 1 6 "   D a t a T y p e = " S t r i n g " > C u s t o m e r N a m e L b l < / C u s t o m e r N a m e L b l > - 
-         < C u s t o m e r N o L b l   E l e m e n t T y p e = " P a r a m e t e r "   E l e m e n t I d = " 7 5 1 2 0 1 9 3 0 "   D a t a T y p e = " S t r i n g " > C u s t o m e r N o L b l < / C u s t o m e r N o L b l > - 
-         < C u s t o m e r O r d e r S u m m a r y   E l e m e n t T y p e = " P a r a m e t e r "   E l e m e n t I d = " 1 5 1 2 3 9 8 1 0 1 "   D a t a T y p e = " S t r i n g " > C u s t o m e r O r d e r S u m m a r y < / C u s t o m e r O r d e r S u m m a r y > - 
-         < C u s t o m e r O r d e r S u m m a r y A n a l y s i s   E l e m e n t T y p e = " P a r a m e t e r "   E l e m e n t I d = " 1 2 8 9 1 6 0 5 5 "   D a t a T y p e = " S t r i n g " > C u s t o m e r O r d e r S u m m a r y A n a l y s i s < / C u s t o m e r O r d e r S u m m a r y A n a l y s i s > - 
-         < C u s t o m e r O r d e r S u m m a r y P r i n t   E l e m e n t T y p e = " P a r a m e t e r "   E l e m e n t I d = " 1 9 6 5 8 1 4 0 8 6 "   D a t a T y p e = " S t r i n g " > C u s t o m e r O r d e r S u m m a r y P r i n t < / C u s t o m e r O r d e r S u m m a r y P r i n t > - 
-         < C u s t O r d e r S u m m a r y L C Y P r i n t   E l e m e n t T y p e = " P a r a m e t e r "   E l e m e n t I d = " 1 0 9 2 4 2 6 5 6 1 "   D a t a T y p e = " S t r i n g " > C u s t O r d e r S u m m a r y L C Y P r i n t < / C u s t O r d e r S u m m a r y L C Y P r i n t > - 
-         < D a t a R e t r i e v e d   E l e m e n t T y p e = " P a r a m e t e r "   E l e m e n t I d = " 2 9 1 9 1 1 8 0 7 "   D a t a T y p e = " S t r i n g " > D a t a R e t r i e v e d < / D a t a R e t r i e v e d > - 
-         < D o c u m e n t a t i o n L a b e l   E l e m e n t T y p e = " P a r a m e t e r "   E l e m e n t I d = " 1 7 3 8 9 2 4 8 1 5 "   D a t a T y p e = " S t r i n g " > D o c u m e n t a t i o n L a b e l < / D o c u m e n t a t i o n L a b e l > - 
-         < E n v i r o n m e n t L a b e l   E l e m e n t T y p e = " P a r a m e t e r "   E l e m e n t I d = " 8 1 8 8 1 6 5 9 0 "   D a t a T y p e = " S t r i n g " > E n v i r o n m e n t L a b e l < / E n v i r o n m e n t L a b e l > - 
-         < N a m e _ C u s t C a p t i o n   E l e m e n t T y p e = " P a r a m e t e r "   E l e m e n t I d = " 1 3 8 0 5 0 6 7 2 4 "   D a t a T y p e = " S t r i n g " > N a m e _ C u s t C a p t i o n < / N a m e _ C u s t C a p t i o n > - 
-         < O u t s t a n d i n g O r d e r s L b l   E l e m e n t T y p e = " P a r a m e t e r "   E l e m e n t I d = " 2 0 0 4 3 6 8 0 7 2 "   D a t a T y p e = " S t r i n g " > O u t s t a n d i n g O r d e r s L b l < / O u t s t a n d i n g O r d e r s L b l > - 
-         < P e r i o d 2 E n d D a t e L b l   E l e m e n t T y p e = " P a r a m e t e r "   E l e m e n t I d = " 1 3 4 0 2 9 9 9 0 9 "   D a t a T y p e = " S t r i n g " > P e r i o d 2 E n d D a t e L b l < / P e r i o d 2 E n d D a t e L b l > - 
-         < P e r i o d 2 S t a r t D a t e L b l   E l e m e n t T y p e = " P a r a m e t e r "   E l e m e n t I d = " 3 5 9 9 5 7 4 8 "   D a t a T y p e = " S t r i n g " > P e r i o d 2 S t a r t D a t e L b l < / P e r i o d 2 S t a r t D a t e L b l > - 
-         < P e r i o d 3 E n d D a t e L b l   E l e m e n t T y p e = " P a r a m e t e r "   E l e m e n t I d = " 4 3 9 7 2 9 8 3 8 "   D a t a T y p e = " S t r i n g " > P e r i o d 3 E n d D a t e L b l < / P e r i o d 3 E n d D a t e L b l > - 
-         < P e r i o d 3 S t a r t D a t e L b l   E l e m e n t T y p e = " P a r a m e t e r "   E l e m e n t I d = " 1 6 1 4 0 6 0 2 9 "   D a t a T y p e = " S t r i n g " > P e r i o d 3 S t a r t D a t e L b l < / P e r i o d 3 S t a r t D a t e L b l > - 
-         < P e r i o d 4 E n d D a t e L b l   E l e m e n t T y p e = " P a r a m e t e r "   E l e m e n t I d = " 1 3 5 9 3 1 5 5 0 7 "   D a t a T y p e = " S t r i n g " > P e r i o d 4 E n d D a t e L b l < / P e r i o d 4 E n d D a t e L b l > - 
-         < P e r i o d 4 S t a r t D a t e L b l   E l e m e n t T y p e = " P a r a m e t e r "   E l e m e n t I d = " 1 3 6 1 4 7 7 3 5 8 "   D a t a T y p e = " S t r i n g " > P e r i o d 4 S t a r t D a t e L b l < / P e r i o d 4 S t a r t D a t e L b l > - 
-         < P o s t i n g D a t e F i l t e r L a b e l   E l e m e n t T y p e = " P a r a m e t e r "   E l e m e n t I d = " 1 4 3 3 4 5 4 0 1 7 "   D a t a T y p e = " S t r i n g " > P o s t i n g D a t e F i l t e r L a b e l < / P o s t i n g D a t e F i l t e r L a b e l > - 
-         < R e p o r t N a m e L a b e l   E l e m e n t T y p e = " P a r a m e t e r "   E l e m e n t I d = " 1 0 2 2 2 9 2 9 8 2 "   D a t a T y p e = " S t r i n g " > R e p o r t N a m e L a b e l < / R e p o r t N a m e L a b e l > - 
-         < R u n O n L a b e l   E l e m e n t T y p e = " P a r a m e t e r "   E l e m e n t I d = " 1 1 1 9 0 3 7 5 9 5 "   D a t a T y p e = " S t r i n g " > R u n O n L a b e l < / R u n O n L a b e l > - 
-         < S a l e s A m t O n O r d e r 2 L b l   E l e m e n t T y p e = " P a r a m e t e r "   E l e m e n t I d = " 2 0 7 7 7 8 8 0 7 4 "   D a t a T y p e = " S t r i n g " > S a l e s A m t O n O r d e r 2 L b l < / S a l e s A m t O n O r d e r 2 L b l > - 
-         < S a l e s A m t O n O r d e r 3 L b l   E l e m e n t T y p e = " P a r a m e t e r "   E l e m e n t I d = " 9 0 4 0 2 1 1 3 1 "   D a t a T y p e = " S t r i n g " > S a l e s A m t O n O r d e r 3 L b l < / S a l e s A m t O n O r d e r 3 L b l > - 
-         < S a l e s A m t O n O r d e r 4 L b l   E l e m e n t T y p e = " P a r a m e t e r "   E l e m e n t I d = " 1 3 5 8 4 8 5 0 1 2 "   D a t a T y p e = " S t r i n g " > S a l e s A m t O n O r d e r 4 L b l < / S a l e s A m t O n O r d e r 4 L b l > - 
-         < S a l e s A m t O n O r d e r L C Y 2 L b l   E l e m e n t T y p e = " P a r a m e t e r "   E l e m e n t I d = " 6 0 6 1 8 4 8 2 8 "   D a t a T y p e = " S t r i n g " > S a l e s A m t O n O r d e r L C Y 2 L b l < / S a l e s A m t O n O r d e r L C Y 2 L b l > - 
-         < S a l e s A m t O n O r d e r L C Y 3 L b l   E l e m e n t T y p e = " P a r a m e t e r "   E l e m e n t I d = " 2 0 9 9 7 7 7 1 2 5 "   D a t a T y p e = " S t r i n g " > S a l e s A m t O n O r d e r L C Y 3 L b l < / S a l e s A m t O n O r d e r L C Y 3 L b l > - 
-         < S a l e s A m t O n O r d e r L C Y 4 L b l   E l e m e n t T y p e = " P a r a m e t e r "   E l e m e n t I d = " 1 4 4 3 7 0 5 6 6 2 "   D a t a T y p e = " S t r i n g " > S a l e s A m t O n O r d e r L C Y 4 L b l < / S a l e s A m t O n O r d e r L C Y 4 L b l > - 
-         < S a l e s L i n e B i l l t o N o _ C u s t o m e r C a p t i o n   E l e m e n t T y p e = " P a r a m e t e r "   E l e m e n t I d = " 8 7 8 5 6 1 4 7 3 "   D a t a T y p e = " S t r i n g " > S a l e s L i n e B i l l t o N o _ C u s t o m e r C a p t i o n < / S a l e s L i n e B i l l t o N o _ C u s t o m e r C a p t i o n > - 
-         < S t a r t i n g D a t e L b l   E l e m e n t T y p e = " P a r a m e t e r "   E l e m e n t I d = " 4 3 9 3 8 1 8 8 3 "   D a t a T y p e = " S t r i n g " > S t a r t i n g D a t e L b l < / S t a r t i n g D a t e L b l > - 
-         < T o t a l C a p t i o n L b l   E l e m e n t T y p e = " P a r a m e t e r "   E l e m e n t I d = " 5 6 4 3 1 2 5 2 5 "   D a t a T y p e = " S t r i n g " > T o t a l C a p t i o n L b l < / T o t a l C a p t i o n L b l > - 
-         < T o t a l L C Y C a p t i o n L b l   E l e m e n t T y p e = " P a r a m e t e r "   E l e m e n t I d = " 5 3 1 7 0 3 1 2 5 "   D a t a T y p e = " S t r i n g " > T o t a l L C Y C a p t i o n L b l < / T o t a l L C Y C a p t i o n L b l > - 
-         < U s e r L a b e l   E l e m e n t T y p e = " P a r a m e t e r "   E l e m e n t I d = " 8 4 8 8 1 6 7 9 4 "   D a t a T y p e = " S t r i n g " > U s e r L a b e l < / U s e r L a b e l > +         < A b o u t T h e R e p o r t L a b e l > A b o u t T h e R e p o r t L a b e l < / A b o u t T h e R e p o r t L a b e l > + 
+         < A f t e r 1 L b l > A f t e r 1 L b l < / A f t e r 1 L b l > + 
+         < A f t e r L b l > A f t e r L b l < / A f t e r L b l > + 
+         < B e f o r e 1 L b l > B e f o r e 1 L b l < / B e f o r e 1 L b l > + 
+         < B e f o r e L b l > B e f o r e L b l < / B e f o r e L b l > + 
+         < C o m p a n y L a b e l > C o m p a n y L a b e l < / C o m p a n y L a b e l > + 
+         < C u r r e n c y C o d e _ S a l e s L i n e C a p t i o n > C u r r e n c y C o d e _ S a l e s L i n e C a p t i o n < / C u r r e n c y C o d e _ S a l e s L i n e C a p t i o n > + 
+         < C u s t o m e r N a m e L b l > C u s t o m e r N a m e L b l < / C u s t o m e r N a m e L b l > + 
+         < C u s t o m e r N o L b l > C u s t o m e r N o L b l < / C u s t o m e r N o L b l > + 
+         < C u s t o m e r O r d e r S u m m a r y > C u s t o m e r O r d e r S u m m a r y < / C u s t o m e r O r d e r S u m m a r y > + 
+         < C u s t o m e r O r d e r S u m m a r y A n a l y s i s > C u s t o m e r O r d e r S u m m a r y A n a l y s i s < / C u s t o m e r O r d e r S u m m a r y A n a l y s i s > + 
+         < C u s t o m e r O r d e r S u m m a r y P r i n t > C u s t o m e r O r d e r S u m m a r y P r i n t < / C u s t o m e r O r d e r S u m m a r y P r i n t > + 
+         < C u s t O r d e r S u m m a r y L C Y P r i n t > C u s t O r d e r S u m m a r y L C Y P r i n t < / C u s t O r d e r S u m m a r y L C Y P r i n t > + 
+         < D a t a R e t r i e v e d > D a t a R e t r i e v e d < / D a t a R e t r i e v e d > + 
+         < D o c u m e n t a t i o n L a b e l > D o c u m e n t a t i o n L a b e l < / D o c u m e n t a t i o n L a b e l > + 
+         < E n v i r o n m e n t L a b e l > E n v i r o n m e n t L a b e l < / E n v i r o n m e n t L a b e l > + 
+         < N a m e _ C u s t C a p t i o n > N a m e _ C u s t C a p t i o n < / N a m e _ C u s t C a p t i o n > + 
+         < O u t s t a n d i n g O r d e r s L b l > O u t s t a n d i n g O r d e r s L b l < / O u t s t a n d i n g O r d e r s L b l > + 
+         < P e r i o d 2 E n d D a t e L b l > P e r i o d 2 E n d D a t e L b l < / P e r i o d 2 E n d D a t e L b l > + 
+         < P e r i o d 2 S t a r t D a t e L b l > P e r i o d 2 S t a r t D a t e L b l < / P e r i o d 2 S t a r t D a t e L b l > + 
+         < P e r i o d 3 E n d D a t e L b l > P e r i o d 3 E n d D a t e L b l < / P e r i o d 3 E n d D a t e L b l > + 
+         < P e r i o d 3 S t a r t D a t e L b l > P e r i o d 3 S t a r t D a t e L b l < / P e r i o d 3 S t a r t D a t e L b l > + 
+         < P e r i o d 4 E n d D a t e L b l > P e r i o d 4 E n d D a t e L b l < / P e r i o d 4 E n d D a t e L b l > + 
+         < P e r i o d 4 S t a r t D a t e L b l > P e r i o d 4 S t a r t D a t e L b l < / P e r i o d 4 S t a r t D a t e L b l > + 
+         < P o s t i n g D a t e F i l t e r L a b e l > P o s t i n g D a t e F i l t e r L a b e l < / P o s t i n g D a t e F i l t e r L a b e l > + 
+         < R e p o r t N a m e L a b e l > R e p o r t N a m e L a b e l < / R e p o r t N a m e L a b e l > + 
+         < R u n O n L a b e l > R u n O n L a b e l < / R u n O n L a b e l > + 
+         < S a l e s A m t O n O r d e r 2 L b l > S a l e s A m t O n O r d e r 2 L b l < / S a l e s A m t O n O r d e r 2 L b l > + 
+         < S a l e s A m t O n O r d e r 3 L b l > S a l e s A m t O n O r d e r 3 L b l < / S a l e s A m t O n O r d e r 3 L b l > + 
+         < S a l e s A m t O n O r d e r 4 L b l > S a l e s A m t O n O r d e r 4 L b l < / S a l e s A m t O n O r d e r 4 L b l > + 
+         < S a l e s A m t O n O r d e r L C Y 2 L b l > S a l e s A m t O n O r d e r L C Y 2 L b l < / S a l e s A m t O n O r d e r L C Y 2 L b l > + 
+         < S a l e s A m t O n O r d e r L C Y 3 L b l > S a l e s A m t O n O r d e r L C Y 3 L b l < / S a l e s A m t O n O r d e r L C Y 3 L b l > + 
+         < S a l e s A m t O n O r d e r L C Y 4 L b l > S a l e s A m t O n O r d e r L C Y 4 L b l < / S a l e s A m t O n O r d e r L C Y 4 L b l > + 
+         < S a l e s L i n e B i l l t o N o _ C u s t o m e r C a p t i o n > S a l e s L i n e B i l l t o N o _ C u s t o m e r C a p t i o n < / S a l e s L i n e B i l l t o N o _ C u s t o m e r C a p t i o n > + 
+         < S t a r t i n g D a t e L b l > S t a r t i n g D a t e L b l < / S t a r t i n g D a t e L b l > + 
+         < T o t a l C a p t i o n L b l > T o t a l C a p t i o n L b l < / T o t a l C a p t i o n L b l > + 
+         < T o t a l L C Y C a p t i o n L b l > T o t a l L C Y C a p t i o n L b l < / T o t a l L C Y C a p t i o n L b l > + 
+         < U s e r L a b e l > U s e r L a b e l < / U s e r L a b e l >   
      < / L a b e l s >   
-     < T o o l t i p s > - 
-         < T o o l t i p   c o l u m n = " N o _ C u s t "   E l e m e n t I d = " 6 0 3 9 7 0 8 4 6 " > - 
-             < T o o l t i p T e x t   l a n g = " e n - U S " > S p e c i f i e s   t h e   n u m b e r   o f   t h e   c u s t o m e r .   T h e   f i e l d   i s   e i t h e r   f i l l e d   a u t o m a t i c a l l y   f r o m   a   d e f i n e d   n u m b e r   s e r i e s ,   o r   y o u   e n t e r   t h e   n u m b e r   m a n u a l l y   b e c a u s e   y o u   h a v e   e n a b l e d   m a n u a l   n u m b e r   e n t r y   i n   t h e   n u m b e r - s e r i e s   s e t u p . < / T o o l t i p T e x t > - 
-         < / T o o l t i p > - 
-         < T o o l t i p   c o l u m n = " C u r r e n c y C o d e _ S a l e s L i n e "   E l e m e n t I d = " 4 5 8 4 1 7 3 0 2 " > - 
-             < T o o l t i p T e x t   l a n g = " e n - U S " > S p e c i f i e s   t h e   c u r r e n c y   t h a t   i s   u s e d   o n   t h e   e n t r y . < / T o o l t i p T e x t > - 
-         < / T o o l t i p > - 
-         < T o o l t i p   c o l u m n = " N a m e _ C u s t "   E l e m e n t I d = " 1 3 8 0 5 0 6 7 2 4 " > - 
-             < T o o l t i p T e x t   l a n g = " e n - U S " > S p e c i f i e s   t h e   c u s t o m e r ' s   n a m e   t h a t   a p p e a r s   o n   a l l   r e l a t e d   d o c u m e n t s .   F o r   c o m p a n i e s ,   s p e c i f y   t h e   c o m p a n y ' s   n a m e   h e r e ,   a n d   t h e n   a d d   t h e   r e l e v a n t   p e o p l e   a s   c o n t a c t s   t h a t   y o u   l i n k   t o   t h i s   c u s t o m e r . < / T o o l t i p T e x t > - 
-         < / T o o l t i p > - 
-         < T o o l t i p   c o l u m n = " S a l e s L i n e B u f f e r _ C u s t o m e r N a m e "   E l e m e n t I d = " 1 3 2 9 6 0 9 3 9 3 " > - 
-             < T o o l t i p T e x t   l a n g = " e n - U S " > S p e c i f i e s   a   d e s c r i p t i o n   o f   t h e   e n t r y   o f   t h e   p r o d u c t   t o   b e   s o l d .   T o   a d d   a   n o n - t r a n s a c t i o n a l   t e x t   l i n e ,   f i l l   i n   t h e   D e s c r i p t i o n   f i e l d   o n l y . < / T o o l t i p T e x t > - 
-         < / T o o l t i p > - 
-         < T o o l t i p   c o l u m n = " S a l e s L i n e B u f f e r _ C u r r e n c y C o d e "   E l e m e n t I d = " 1 2 7 6 7 9 3 1 7 8 " > - 
-             < T o o l t i p T e x t   l a n g = " e n - U S " > S p e c i f i e s   t h e   c u r r e n c y   t h a t   i s   u s e d   o n   t h e   e n t r y . < / T o o l t i p T e x t > - 
-         < / T o o l t i p > - 
-         < T o o l t i p   c o l u m n = " S a l e s L i n e B u f f e r _ S a l e s O r d e r A m o u n t "   E l e m e n t I d = " 7 8 3 0 0 4 3 9 8 " > - 
-             < T o o l t i p T e x t   l a n g = " e n - U S " > S p e c i f i e s   t h e   s u m   o f   a m o u n t s   i n   t h e   L i n e   A m o u n t   f i e l d   o n   t h e   s a l e s   r e t u r n   o r d e r   l i n e s . < / T o o l t i p T e x t > - 
-         < / T o o l t i p > - 
-         < T o o l t i p   c o l u m n = " S a l e s L i n e B u f f e r _ S a l e s A m t O n O r d e r 1 "   E l e m e n t I d = " 1 9 0 3 1 1 5 3 1 8 " > - 
-             < T o o l t i p T e x t   l a n g = " e n - U S " > S p e c i f i e s   t h e   p r i c e   f o r   o n e   u n i t   o n   t h e   s a l e s   l i n e . < / T o o l t i p T e x t > - 
-         < / T o o l t i p > - 
-         < T o o l t i p   c o l u m n = " S a l e s L i n e B u f f e r _ S a l e s A m t O n O r d e r 5 "   E l e m e n t I d = " 6 4 7 6 7 1 1 5 0 " > - 
-             < T o o l t i p T e x t   l a n g = " e n - U S " > S p e c i f i e s   t h e   n e t   a m o u n t ,   e x c l u d i n g   a n y   i n v o i c e   d i s c o u n t   a m o u n t ,   t h a t   m u s t   b e   p a i d   f o r   p r o d u c t s   o n   t h e   l i n e . < / T o o l t i p T e x t > - 
-         < / T o o l t i p > - 
-     < / T o o l t i p s > - 
-     < C u s t o m e r   E l e m e n t T y p e = " D a t a I t e m "   E l e m e n t I d = " 1 5 2 5 1 9 1 9 9 " > - 
-         < A f t e r C a p t i o n   E l e m e n t T y p e = " C o l u m n "   E l e m e n t I d = " 1 5 9 8 9 5 9 1 "   D a t a T y p e = " L a b e l "   O b s o l e t e S t a t e = " P e n d i n g " > A f t e r C a p t i o n < / A f t e r C a p t i o n > - 
-         < A l l a m o u n t s a r e i n L C Y C a p t i o n   E l e m e n t T y p e = " C o l u m n "   E l e m e n t I d = " 2 3 3 2 7 8 9 8 2 "   D a t a T y p e = " L a b e l "   O b s o l e t e S t a t e = " P e n d i n g " > A l l a m o u n t s a r e i n L C Y C a p t i o n < / A l l a m o u n t s a r e i n L C Y C a p t i o n > - 
-         < A l l A m o u n t s A r e I n L C Y T x t   E l e m e n t T y p e = " C o l u m n "   E l e m e n t I d = " 2 0 4 7 3 7 7 3 6 4 "   D a t a T y p e = " T e x t " > A l l A m o u n t s A r e I n L C Y T x t < / A l l A m o u n t s A r e I n L C Y T x t > - 
-         < B e f o r e C a p t i o n   E l e m e n t T y p e = " C o l u m n "   E l e m e n t I d = " 1 6 4 6 6 0 5 7 0 "   D a t a T y p e = " L a b e l "   O b s o l e t e S t a t e = " P e n d i n g " > B e f o r e C a p t i o n < / B e f o r e C a p t i o n > - 
-         < C o m p a n y N a m e   E l e m e n t T y p e = " C o l u m n "   E l e m e n t I d = " 1 5 9 5 4 7 7 3 9 5 "   D a t a T y p e = " S t r i n g "   O b s o l e t e S t a t e = " P e n d i n g " > C o m p a n y N a m e < / C o m p a n y N a m e > - 
-         < C u s t F i l t e r   E l e m e n t T y p e = " C o l u m n "   E l e m e n t I d = " 2 3 9 4 8 9 4 8 4 "   D a t a T y p e = " T e x t " > C u s t F i l t e r < / C u s t F i l t e r > - 
-         < C u s t F i l t e r 1   E l e m e n t T y p e = " C o l u m n "   E l e m e n t I d = " 1 1 3 8 7 0 3 8 5 9 "   D a t a T y p e = " T e x t " > C u s t F i l t e r 1 < / C u s t F i l t e r 1 > - 
-         < C u s t o m e r N a m e C a p t i o n   E l e m e n t T y p e = " C o l u m n "   E l e m e n t I d = " 6 4 9 0 1 4 4 4 0 "   D a t a T y p e = " L a b e l "   O b s o l e t e S t a t e = " P e n d i n g " > C u s t o m e r N a m e C a p t i o n < / C u s t o m e r N a m e C a p t i o n > - 
-         < C u s t o m e r N o C a p t i o n   E l e m e n t T y p e = " C o l u m n "   E l e m e n t I d = " 1 0 9 8 4 2 4 9 2 2 "   D a t a T y p e = " L a b e l "   O b s o l e t e S t a t e = " P e n d i n g " > C u s t o m e r N o C a p t i o n < / C u s t o m e r N o C a p t i o n > - 
-         < C u s t o m e r O r d e r S u m m a r y C a p t i o n   E l e m e n t T y p e = " C o l u m n "   E l e m e n t I d = " 8 9 2 9 3 8 4 6 7 "   D a t a T y p e = " L a b e l "   O b s o l e t e S t a t e = " P e n d i n g " > C u s t o m e r O r d e r S u m m a r y C a p t i o n < / C u s t o m e r O r d e r S u m m a r y C a p t i o n > - 
-         < N o _ C u s t   E l e m e n t T y p e = " C o l u m n "   E l e m e n t I d = " 6 0 3 9 7 0 8 4 6 "   D a t a T y p e = " C o d e " > N o _ C u s t < / N o _ C u s t > - 
-         < O u t s t a n d i n g O r d e r s C a p t i o n   E l e m e n t T y p e = " C o l u m n "   E l e m e n t I d = " 4 0 2 0 3 5 3 3 2 "   D a t a T y p e = " L a b e l "   O b s o l e t e S t a t e = " P e n d i n g " > O u t s t a n d i n g O r d e r s C a p t i o n < / O u t s t a n d i n g O r d e r s C a p t i o n > - 
-         < P a g e N o C a p t i o n   E l e m e n t T y p e = " C o l u m n "   E l e m e n t I d = " 1 4 6 2 1 0 8 0 8 7 "   D a t a T y p e = " L a b e l "   O b s o l e t e S t a t e = " P e n d i n g " > P a g e N o C a p t i o n < / P a g e N o C a p t i o n > - 
-         < P e r i o d S t a r t D a t e 1   E l e m e n t T y p e = " C o l u m n "   E l e m e n t I d = " 1 9 2 5 9 9 9 9 6 5 "   D a t a T y p e = " S t r i n g " > P e r i o d S t a r t D a t e 1 < / P e r i o d S t a r t D a t e 1 > - 
-         < P e r i o d S t a r t D a t e 2   E l e m e n t T y p e = " C o l u m n "   E l e m e n t I d = " 1 7 3 1 2 7 0 7 1 4 "   D a t a T y p e = " S t r i n g " > P e r i o d S t a r t D a t e 2 < / P e r i o d S t a r t D a t e 2 > - 
-         < P e r i o d S t a r t D a t e 2 1   E l e m e n t T y p e = " C o l u m n "   E l e m e n t I d = " 1 0 5 1 2 7 2 6 2 5 "   D a t a T y p e = " S t r i n g " > P e r i o d S t a r t D a t e 2 1 < / P e r i o d S t a r t D a t e 2 1 > - 
-         < P e r i o d S t a r t D a t e 3   E l e m e n t T y p e = " C o l u m n "   E l e m e n t I d = " 1 0 9 3 5 7 4 0 9 7 "   D a t a T y p e = " S t r i n g " > P e r i o d S t a r t D a t e 3 < / P e r i o d S t a r t D a t e 3 > - 
-         < P e r i o d S t a r t D a t e 3 1   E l e m e n t T y p e = " C o l u m n "   E l e m e n t I d = " 1 1 5 5 5 0 0 6 2 2 "   D a t a T y p e = " S t r i n g " > P e r i o d S t a r t D a t e 3 1 < / P e r i o d S t a r t D a t e 3 1 > - 
-         < P e r i o d S t a r t D a t e 4 1   E l e m e n t T y p e = " C o l u m n "   E l e m e n t I d = " 5 3 6 7 4 4 6 4 9 "   D a t a T y p e = " S t r i n g " > P e r i o d S t a r t D a t e 4 1 < / P e r i o d S t a r t D a t e 4 1 > - 
-         < P r i n t A m o u n t s I n L C Y   E l e m e n t T y p e = " C o l u m n "   E l e m e n t I d = " 8 0 1 2 1 9 2 2 6 "   D a t a T y p e = " B o o l e a n " > P r i n t A m o u n t s I n L C Y < / P r i n t A m o u n t s I n L C Y > - 
-         < S a l e s A m t O n O r d e r L C Y 1   E l e m e n t T y p e = " C o l u m n "   E l e m e n t I d = " 1 5 1 9 0 6 0 1 1 5 "   D a t a T y p e = " D e c i m a l " > S a l e s A m t O n O r d e r L C Y 1 < / S a l e s A m t O n O r d e r L C Y 1 > - 
-         < S a l e s A m t O n O r d e r L C Y 2   E l e m e n t T y p e = " C o l u m n "   E l e m e n t I d = " 8 8 1 3 6 3 4 9 8 "   D a t a T y p e = " D e c i m a l " > S a l e s A m t O n O r d e r L C Y 2 < / S a l e s A m t O n O r d e r L C Y 2 > - 
-         < S a l e s A m t O n O r d e r L C Y 3   E l e m e n t T y p e = " C o l u m n "   E l e m e n t I d = " 2 4 3 6 6 6 8 8 1 "   D a t a T y p e = " D e c i m a l " > S a l e s A m t O n O r d e r L C Y 3 < / S a l e s A m t O n O r d e r L C Y 3 > - 
-         < S a l e s A m t O n O r d e r L C Y 4   E l e m e n t T y p e = " C o l u m n "   E l e m e n t I d = " 4 1 2 5 7 5 9 0 4 "   D a t a T y p e = " D e c i m a l " > S a l e s A m t O n O r d e r L C Y 4 < / S a l e s A m t O n O r d e r L C Y 4 > - 
-         < S a l e s A m t O n O r d e r L C Y 5   E l e m e n t T y p e = " C o l u m n "   E l e m e n t I d = " 2 2 5 1 2 0 7 1 3 "   D a t a T y p e = " D e c i m a l " > S a l e s A m t O n O r d e r L C Y 5 < / S a l e s A m t O n O r d e r L C Y 5 > - 
-         < S a l e s O r d e r A m o u n t L C Y   E l e m e n t T y p e = " C o l u m n "   E l e m e n t I d = " 7 1 8 5 3 0 9 9 3 "   D a t a T y p e = " D e c i m a l " > S a l e s O r d e r A m o u n t L C Y < / S a l e s O r d e r A m o u n t L C Y > - 
-         < T o t a l C a p t i o n   E l e m e n t T y p e = " C o l u m n "   E l e m e n t I d = " 7 0 7 1 0 2 6 9 5 "   D a t a T y p e = " L a b e l " > T o t a l C a p t i o n < / T o t a l C a p t i o n > - 
-         < T o t a l L C Y C a p t i o n   E l e m e n t T y p e = " C o l u m n "   E l e m e n t I d = " 2 2 2 5 1 5 5 6 7 "   D a t a T y p e = " L a b e l "   O b s o l e t e S t a t e = " P e n d i n g " > T o t a l L C Y C a p t i o n < / T o t a l L C Y C a p t i o n > - 
-         < S a l e s _ L i n e   E l e m e n t T y p e = " D a t a I t e m "   E l e m e n t I d = " 1 8 9 4 4 4 2 7 6 4 " > - 
-             < C u r r e n c y C o d e _ S a l e s L i n e   E l e m e n t T y p e = " C o l u m n "   E l e m e n t I d = " 4 5 8 4 1 7 3 0 2 "   D a t a T y p e = " C o d e " > C u r r e n c y C o d e _ S a l e s L i n e < / C u r r e n c y C o d e _ S a l e s L i n e > - 
-             < G r o u p N u m b e r   E l e m e n t T y p e = " C o l u m n "   E l e m e n t I d = " 1 1 2 0 2 1 1 4 0 1 "   D a t a T y p e = " I n t e g e r " > G r o u p N u m b e r < / G r o u p N u m b e r > - 
-             < N a m e _ C u s t   E l e m e n t T y p e = " C o l u m n "   E l e m e n t I d = " 1 3 8 0 5 0 6 7 2 4 "   D a t a T y p e = " T e x t " > N a m e _ C u s t < / N a m e _ C u s t > - 
-             < S a l e s A m t O n O r d e r 1   E l e m e n t T y p e = " C o l u m n "   E l e m e n t I d = " 4 1 2 9 6 8 2 5 3 "   D a t a T y p e = " D e c i m a l " > S a l e s A m t O n O r d e r 1 < / S a l e s A m t O n O r d e r 1 > - 
-             < S a l e s A m t O n O r d e r 2   E l e m e n t T y p e = " C o l u m n "   E l e m e n t I d = " 1 9 6 8 9 0 9 1 9 2 "   D a t a T y p e = " D e c i m a l " > S a l e s A m t O n O r d e r 2 < / S a l e s A m t O n O r d e r 2 > - 
-             < S a l e s A m t O n O r d e r 3   E l e m e n t T y p e = " C o l u m n "   E l e m e n t I d = " 1 6 8 8 3 6 1 4 8 7 "   D a t a T y p e = " D e c i m a l " > S a l e s A m t O n O r d e r 3 < / S a l e s A m t O n O r d e r 3 > - 
-             < S a l e s A m t O n O r d e r 4   E l e m e n t T y p e = " C o l u m n "   E l e m e n t I d = " 1 5 0 0 1 2 1 5 9 8 "   D a t a T y p e = " D e c i m a l " > S a l e s A m t O n O r d e r 4 < / S a l e s A m t O n O r d e r 4 > - 
-             < S a l e s A m t O n O r d e r 5   E l e m e n t T y p e = " C o l u m n "   E l e m e n t I d = " 2 1 3 7 8 1 8 2 1 5 "   D a t a T y p e = " D e c i m a l " > S a l e s A m t O n O r d e r 5 < / S a l e s A m t O n O r d e r 5 > - 
-             < S a l e s L i n e B i l l t o N o _ C u s t o m e r   E l e m e n t T y p e = " C o l u m n "   E l e m e n t I d = " 8 7 8 5 6 1 4 7 3 "   D a t a T y p e = " C o d e " > S a l e s L i n e B i l l t o N o _ C u s t o m e r < / S a l e s L i n e B i l l t o N o _ C u s t o m e r > - 
-             < S a l e s O r d e r A m o u n t   E l e m e n t T y p e = " C o l u m n "   E l e m e n t I d = " 1 8 6 7 1 0 4 9 8 3 "   D a t a T y p e = " D e c i m a l " > S a l e s O r d e r A m o u n t < / S a l e s O r d e r A m o u n t > +     < C u s t o m e r > + 
+         < A f t e r C a p t i o n > A f t e r C a p t i o n < / A f t e r C a p t i o n > + 
+         < A l l a m o u n t s a r e i n L C Y C a p t i o n > A l l a m o u n t s a r e i n L C Y C a p t i o n < / A l l a m o u n t s a r e i n L C Y C a p t i o n > + 
+         < A l l A m o u n t s A r e I n L C Y T x t > A l l A m o u n t s A r e I n L C Y T x t < / A l l A m o u n t s A r e I n L C Y T x t > + 
+         < B e f o r e C a p t i o n > B e f o r e C a p t i o n < / B e f o r e C a p t i o n > + 
+         < C o m p a n y N a m e > C o m p a n y N a m e < / C o m p a n y N a m e > + 
+         < C u s t F i l t e r > C u s t F i l t e r < / C u s t F i l t e r > + 
+         < C u s t F i l t e r 1 > C u s t F i l t e r 1 < / C u s t F i l t e r 1 > + 
+         < C u s t o m e r N a m e C a p t i o n > C u s t o m e r N a m e C a p t i o n < / C u s t o m e r N a m e C a p t i o n > + 
+         < C u s t o m e r N o C a p t i o n > C u s t o m e r N o C a p t i o n < / C u s t o m e r N o C a p t i o n > + 
+         < C u s t o m e r O r d e r S u m m a r y C a p t i o n > C u s t o m e r O r d e r S u m m a r y C a p t i o n < / C u s t o m e r O r d e r S u m m a r y C a p t i o n > + 
+         < N o _ C u s t > N o _ C u s t < / N o _ C u s t > + 
+         < O u t s t a n d i n g O r d e r s C a p t i o n > O u t s t a n d i n g O r d e r s C a p t i o n < / O u t s t a n d i n g O r d e r s C a p t i o n > + 
+         < P a g e N o C a p t i o n > P a g e N o C a p t i o n < / P a g e N o C a p t i o n > + 
+         < P e r i o d S t a r t D a t e 1 > P e r i o d S t a r t D a t e 1 < / P e r i o d S t a r t D a t e 1 > + 
+         < P e r i o d S t a r t D a t e 2 > P e r i o d S t a r t D a t e 2 < / P e r i o d S t a r t D a t e 2 > + 
+         < P e r i o d S t a r t D a t e 2 1 > P e r i o d S t a r t D a t e 2 1 < / P e r i o d S t a r t D a t e 2 1 > + 
+         < P e r i o d S t a r t D a t e 3 > P e r i o d S t a r t D a t e 3 < / P e r i o d S t a r t D a t e 3 > + 
+         < P e r i o d S t a r t D a t e 3 1 > P e r i o d S t a r t D a t e 3 1 < / P e r i o d S t a r t D a t e 3 1 > + 
+         < P e r i o d S t a r t D a t e 4 1 > P e r i o d S t a r t D a t e 4 1 < / P e r i o d S t a r t D a t e 4 1 > + 
+         < P r i n t A m o u n t s I n L C Y > P r i n t A m o u n t s I n L C Y < / P r i n t A m o u n t s I n L C Y > + 
+         < S a l e s A m t O n O r d e r L C Y 1 > S a l e s A m t O n O r d e r L C Y 1 < / S a l e s A m t O n O r d e r L C Y 1 > + 
+         < S a l e s A m t O n O r d e r L C Y 2 > S a l e s A m t O n O r d e r L C Y 2 < / S a l e s A m t O n O r d e r L C Y 2 > + 
+         < S a l e s A m t O n O r d e r L C Y 3 > S a l e s A m t O n O r d e r L C Y 3 < / S a l e s A m t O n O r d e r L C Y 3 > + 
+         < S a l e s A m t O n O r d e r L C Y 4 > S a l e s A m t O n O r d e r L C Y 4 < / S a l e s A m t O n O r d e r L C Y 4 > + 
+         < S a l e s A m t O n O r d e r L C Y 5 > S a l e s A m t O n O r d e r L C Y 5 < / S a l e s A m t O n O r d e r L C Y 5 > + 
+         < S a l e s O r d e r A m o u n t L C Y > S a l e s O r d e r A m o u n t L C Y < / S a l e s O r d e r A m o u n t L C Y > + 
+         < T o t a l C a p t i o n > T o t a l C a p t i o n < / T o t a l C a p t i o n > + 
+         < T o t a l L C Y C a p t i o n > T o t a l L C Y C a p t i o n < / T o t a l L C Y C a p t i o n > + 
+         < S a l e s _ L i n e > + 
+             < C u r r e n c y C o d e _ S a l e s L i n e > C u r r e n c y C o d e _ S a l e s L i n e < / C u r r e n c y C o d e _ S a l e s L i n e > + 
+             < G r o u p N u m b e r > G r o u p N u m b e r < / G r o u p N u m b e r > + 
+             < N a m e _ C u s t > N a m e _ C u s t < / N a m e _ C u s t > + 
+             < S a l e s A m t O n O r d e r 1 > S a l e s A m t O n O r d e r 1 < / S a l e s A m t O n O r d e r 1 > + 
+             < S a l e s A m t O n O r d e r 2 > S a l e s A m t O n O r d e r 2 < / S a l e s A m t O n O r d e r 2 > + 
+             < S a l e s A m t O n O r d e r 3 > S a l e s A m t O n O r d e r 3 < / S a l e s A m t O n O r d e r 3 > + 
+             < S a l e s A m t O n O r d e r 4 > S a l e s A m t O n O r d e r 4 < / S a l e s A m t O n O r d e r 4 > + 
+             < S a l e s A m t O n O r d e r 5 > S a l e s A m t O n O r d e r 5 < / S a l e s A m t O n O r d e r 5 > + 
+             < S a l e s L i n e B i l l t o N o _ C u s t o m e r > S a l e s L i n e B i l l t o N o _ C u s t o m e r < / S a l e s L i n e B i l l t o N o _ C u s t o m e r > + 
+             < S a l e s O r d e r A m o u n t > S a l e s O r d e r A m o u n t < / S a l e s O r d e r A m o u n t >   
          < / S a l e s _ L i n e >   
      < / C u s t o m e r >   
-     < S a l e s L i n e B u f f e r _ I n t e g e r   E l e m e n t T y p e = " D a t a I t e m "   E l e m e n t I d = " 1 5 5 2 1 7 2 1 7 0 " > - 
-         < N u m b e r   E l e m e n t T y p e = " C o l u m n "   E l e m e n t I d = " 1 2 4 8 5 6 7 5 0 "   D a t a T y p e = " I n t e g e r " > N u m b e r < / N u m b e r > - 
-         < S a l e s L i n e B u f f e r _ B i l l t o C u s t o m e r N o   E l e m e n t T y p e = " C o l u m n "   E l e m e n t I d = " 2 8 6 0 4 5 8 0 9 "   D a t a T y p e = " C o d e " > S a l e s L i n e B u f f e r _ B i l l t o C u s t o m e r N o < / S a l e s L i n e B u f f e r _ B i l l t o C u s t o m e r N o > - 
-         < S a l e s L i n e B u f f e r _ C u r r e n c y C o d e   E l e m e n t T y p e = " C o l u m n "   E l e m e n t I d = " 1 2 7 6 7 9 3 1 7 8 "   D a t a T y p e = " C o d e " > S a l e s L i n e B u f f e r _ C u r r e n c y C o d e < / S a l e s L i n e B u f f e r _ C u r r e n c y C o d e > - 
-         < S a l e s L i n e B u f f e r _ C u s t o m e r N a m e   E l e m e n t T y p e = " C o l u m n "   E l e m e n t I d = " 1 3 2 9 6 0 9 3 9 3 "   D a t a T y p e = " T e x t " > S a l e s L i n e B u f f e r _ C u s t o m e r N a m e < / S a l e s L i n e B u f f e r _ C u s t o m e r N a m e > - 
-         < S a l e s L i n e B u f f e r _ S a l e s A m t O n O r d e r 1   E l e m e n t T y p e = " C o l u m n "   E l e m e n t I d = " 1 9 0 3 1 1 5 3 1 8 "   D a t a T y p e = " D e c i m a l " > S a l e s L i n e B u f f e r _ S a l e s A m t O n O r d e r 1 < / S a l e s L i n e B u f f e r _ S a l e s A m t O n O r d e r 1 > - 
-         < S a l e s L i n e B u f f e r _ S a l e s A m t O n O r d e r 2   E l e m e n t T y p e = " C o l u m n "   E l e m e n t I d = " 1 7 5 4 1 5 5 3 6 1 "   D a t a T y p e = " D e c i m a l " > S a l e s L i n e B u f f e r _ S a l e s A m t O n O r d e r 2 < / S a l e s L i n e B u f f e r _ S a l e s A m t O n O r d e r 2 > - 
-         < S a l e s L i n e B u f f e r _ S a l e s A m t O n O r d e r 3   E l e m e n t T y p e = " C o l u m n "   E l e m e n t I d = " 1 1 1 6 4 5 8 7 4 4 "   D a t a T y p e = " D e c i m a l " > S a l e s L i n e B u f f e r _ S a l e s A m t O n O r d e r 3 < / S a l e s L i n e B u f f e r _ S a l e s A m t O n O r d e r 3 > - 
-         < S a l e s L i n e B u f f e r _ S a l e s A m t O n O r d e r 4   E l e m e n t T y p e = " C o l u m n "   E l e m e n t I d = " 1 2 8 5 3 6 7 7 6 7 "   D a t a T y p e = " D e c i m a l " > S a l e s L i n e B u f f e r _ S a l e s A m t O n O r d e r 4 < / S a l e s L i n e B u f f e r _ S a l e s A m t O n O r d e r 4 > - 
-         < S a l e s L i n e B u f f e r _ S a l e s A m t O n O r d e r 5   E l e m e n t T y p e = " C o l u m n "   E l e m e n t I d = " 6 4 7 6 7 1 1 5 0 "   D a t a T y p e = " D e c i m a l " > S a l e s L i n e B u f f e r _ S a l e s A m t O n O r d e r 5 < / S a l e s L i n e B u f f e r _ S a l e s A m t O n O r d e r 5 > - 
-         < S a l e s L i n e B u f f e r _ S a l e s O r d e r A m o u n t   E l e m e n t T y p e = " C o l u m n "   E l e m e n t I d = " 7 8 3 0 0 4 3 9 8 "   D a t a T y p e = " D e c i m a l " > S a l e s L i n e B u f f e r _ S a l e s O r d e r A m o u n t < / S a l e s L i n e B u f f e r _ S a l e s O r d e r A m o u n t > +     < S a l e s L i n e B u f f e r _ I n t e g e r > + 
+         < N u m b e r > N u m b e r < / N u m b e r > + 
+         < S a l e s L i n e B u f f e r _ B i l l t o C u s t o m e r N o > S a l e s L i n e B u f f e r _ B i l l t o C u s t o m e r N o < / S a l e s L i n e B u f f e r _ B i l l t o C u s t o m e r N o > + 
+         < S a l e s L i n e B u f f e r _ C u r r e n c y C o d e > S a l e s L i n e B u f f e r _ C u r r e n c y C o d e < / S a l e s L i n e B u f f e r _ C u r r e n c y C o d e > + 
+         < S a l e s L i n e B u f f e r _ C u s t o m e r N a m e > S a l e s L i n e B u f f e r _ C u s t o m e r N a m e < / S a l e s L i n e B u f f e r _ C u s t o m e r N a m e > + 
+         < S a l e s L i n e B u f f e r _ S a l e s A m t O n O r d e r 1 > S a l e s L i n e B u f f e r _ S a l e s A m t O n O r d e r 1 < / S a l e s L i n e B u f f e r _ S a l e s A m t O n O r d e r 1 > + 
+         < S a l e s L i n e B u f f e r _ S a l e s A m t O n O r d e r 2 > S a l e s L i n e B u f f e r _ S a l e s A m t O n O r d e r 2 < / S a l e s L i n e B u f f e r _ S a l e s A m t O n O r d e r 2 > + 
+         < S a l e s L i n e B u f f e r _ S a l e s A m t O n O r d e r 3 > S a l e s L i n e B u f f e r _ S a l e s A m t O n O r d e r 3 < / S a l e s L i n e B u f f e r _ S a l e s A m t O n O r d e r 3 > + 
+         < S a l e s L i n e B u f f e r _ S a l e s A m t O n O r d e r 4 > S a l e s L i n e B u f f e r _ S a l e s A m t O n O r d e r 4 < / S a l e s L i n e B u f f e r _ S a l e s A m t O n O r d e r 4 > + 
+         < S a l e s L i n e B u f f e r _ S a l e s A m t O n O r d e r 5 > S a l e s L i n e B u f f e r _ S a l e s A m t O n O r d e r 5 < / S a l e s L i n e B u f f e r _ S a l e s A m t O n O r d e r 5 > + 
+         < S a l e s L i n e B u f f e r _ S a l e s O r d e r A m o u n t > S a l e s L i n e B u f f e r _ S a l e s O r d e r A m o u n t < / S a l e s L i n e B u f f e r _ S a l e s O r d e r A m o u n t >   
      < / S a l e s L i n e B u f f e r _ I n t e g e r >   
-     < T o t a l s   E l e m e n t T y p e = " D a t a I t e m "   E l e m e n t I d = " 1 8 2 3 9 5 0 0 4 4 " > - 
-         < T o t a l s _ S a l e s _ A m t _ O n _ O r d e r 1   E l e m e n t T y p e = " C o l u m n "   E l e m e n t I d = " 1 6 0 9 4 9 5 3 6 6 "   D a t a T y p e = " D e c i m a l " > T o t a l s _ S a l e s _ A m t _ O n _ O r d e r 1 < / T o t a l s _ S a l e s _ A m t _ O n _ O r d e r 1 > - 
-         < T o t a l s _ S a l e s _ A m t _ O n _ O r d e r 2   E l e m e n t T y p e = " C o l u m n "   E l e m e n t I d = " 2 0 4 7 7 7 5 3 1 3 "   D a t a T y p e = " D e c i m a l " > T o t a l s _ S a l e s _ A m t _ O n _ O r d e r 2 < / T o t a l s _ S a l e s _ A m t _ O n _ O r d e r 2 > - 
-         < T o t a l s _ S a l e s _ A m t _ O n _ O r d e r 3   E l e m e n t T y p e = " C o l u m n "   E l e m e n t I d = " 1 4 1 0 0 7 8 6 9 6 "   D a t a T y p e = " D e c i m a l " > T o t a l s _ S a l e s _ A m t _ O n _ O r d e r 3 < / T o t a l s _ S a l e s _ A m t _ O n _ O r d e r 3 > - 
-         < T o t a l s _ S a l e s _ A m t _ O n _ O r d e r 4   E l e m e n t T y p e = " C o l u m n "   E l e m e n t I d = " 1 5 7 8 9 8 7 7 1 9 "   D a t a T y p e = " D e c i m a l " > T o t a l s _ S a l e s _ A m t _ O n _ O r d e r 4 < / T o t a l s _ S a l e s _ A m t _ O n _ O r d e r 4 > - 
-         < T o t a l s _ S a l e s _ A m t _ O n _ O r d e r 5   E l e m e n t T y p e = " C o l u m n "   E l e m e n t I d = " 9 4 1 2 9 1 1 0 2 "   D a t a T y p e = " D e c i m a l " > T o t a l s _ S a l e s _ A m t _ O n _ O r d e r 5 < / T o t a l s _ S a l e s _ A m t _ O n _ O r d e r 5 > - 
-         < T o t a l s _ S a l e s _ O r d e r _ A m o u n t   E l e m e n t T y p e = " C o l u m n "   E l e m e n t I d = " 1 8 7 7 0 4 2 9 6 7 "   D a t a T y p e = " D e c i m a l " > T o t a l s _ S a l e s _ O r d e r _ A m o u n t < / T o t a l s _ S a l e s _ O r d e r _ A m o u n t > - 
-         < T o t a l s _ T o t a l T e x t   E l e m e n t T y p e = " C o l u m n "   E l e m e n t I d = " 8 0 3 7 7 1 4 2 8 "   D a t a T y p e = " T e x t " > T o t a l s _ T o t a l T e x t < / T o t a l s _ T o t a l T e x t > +     < T o t a l s > + 
+         < T o t a l s _ S a l e s _ A m t _ O n _ O r d e r 1 > T o t a l s _ S a l e s _ A m t _ O n _ O r d e r 1 < / T o t a l s _ S a l e s _ A m t _ O n _ O r d e r 1 > + 
+         < T o t a l s _ S a l e s _ A m t _ O n _ O r d e r 2 > T o t a l s _ S a l e s _ A m t _ O n _ O r d e r 2 < / T o t a l s _ S a l e s _ A m t _ O n _ O r d e r 2 > + 
+         < T o t a l s _ S a l e s _ A m t _ O n _ O r d e r 3 > T o t a l s _ S a l e s _ A m t _ O n _ O r d e r 3 < / T o t a l s _ S a l e s _ A m t _ O n _ O r d e r 3 > + 
+         < T o t a l s _ S a l e s _ A m t _ O n _ O r d e r 4 > T o t a l s _ S a l e s _ A m t _ O n _ O r d e r 4 < / T o t a l s _ S a l e s _ A m t _ O n _ O r d e r 4 > + 
+         < T o t a l s _ S a l e s _ A m t _ O n _ O r d e r 5 > T o t a l s _ S a l e s _ A m t _ O n _ O r d e r 5 < / T o t a l s _ S a l e s _ A m t _ O n _ O r d e r 5 > + 
+         < T o t a l s _ S a l e s _ O r d e r _ A m o u n t > T o t a l s _ S a l e s _ O r d e r _ A m o u n t < / T o t a l s _ S a l e s _ O r d e r _ A m o u n t > + 
+         < T o t a l s _ T o t a l T e x t > T o t a l s _ T o t a l T e x t < / T o t a l s _ T o t a l T e x t >   
      < / T o t a l s >   
@@ -4310,17 +4313,17 @@
 </file>
 
 <file path=customXml/itemProps1.xml><?xml version="1.0" encoding="utf-8"?>
-<ds:datastoreItem xmlns:ds="http://schemas.openxmlformats.org/officeDocument/2006/customXml" ds:itemID="{935A1A8B-FBD8-496F-9CFA-0DAB10C40436}">
+<ds:datastoreItem xmlns:ds="http://schemas.openxmlformats.org/officeDocument/2006/customXml" ds:itemID="{659A5BF2-D482-4727-BE97-9DA1E04525C4}">
   <ds:schemaRefs>
-    <ds:schemaRef ds:uri="urn:microsoft-dynamics-nav/reports/Customer_Order_Summary/107/"/>
+    <ds:schemaRef ds:uri="urn:microsoft-dynamics-businesscentral/internal/extended/reports/Customer_Order_Summary/107/"/>
   </ds:schemaRefs>
 </ds:datastoreItem>
 </file>
 
 <file path=customXml/itemProps2.xml><?xml version="1.0" encoding="utf-8"?>
-<ds:datastoreItem xmlns:ds="http://schemas.openxmlformats.org/officeDocument/2006/customXml" ds:itemID="{659A5BF2-D482-4727-BE97-9DA1E04525C4}">
+<ds:datastoreItem xmlns:ds="http://schemas.openxmlformats.org/officeDocument/2006/customXml" ds:itemID="{935A1A8B-FBD8-496F-9CFA-0DAB10C40436}">
   <ds:schemaRefs>
-    <ds:schemaRef ds:uri="urn:microsoft-dynamics-businesscentral/internal/extended/reports/Customer_Order_Summary/107/"/>
+    <ds:schemaRef ds:uri="urn:microsoft-dynamics-nav/reports/Customer_Order_Summary/107/"/>
   </ds:schemaRefs>
 </ds:datastoreItem>
 </file>
